--- a/docs/BTC - PHIEU DANG KY DU THI 2026-CAOPHUCTHINH.docx
+++ b/docs/BTC - PHIEU DANG KY DU THI 2026-CAOPHUCTHINH.docx
@@ -819,13 +819,6 @@
         </w:rPr>
         <w:tab/>
       </w:r>
-      <w:r>
-        <w:rPr>
-          <w:sz w:val="28"/>
-          <w:szCs w:val="28"/>
-        </w:rPr>
-        <w:tab/>
-      </w:r>
     </w:p>
     <w:p>
       <w:pPr>
@@ -841,21 +834,94 @@
           <w:szCs w:val="28"/>
         </w:rPr>
         <w:tab/>
-        <w:t>- Trình độ học vấn</w:t>
-      </w:r>
-      <w:r>
-        <w:rPr>
-          <w:sz w:val="28"/>
-          <w:szCs w:val="28"/>
-        </w:rPr>
-        <w:t>/chuyên môn</w:t>
-      </w:r>
+        <w:t xml:space="preserve">- Trình </w:t>
+      </w:r>
+      <w:proofErr w:type="spellStart"/>
+      <w:r>
+        <w:rPr>
+          <w:sz w:val="28"/>
+          <w:szCs w:val="28"/>
+        </w:rPr>
+        <w:t>độ</w:t>
+      </w:r>
+      <w:proofErr w:type="spellEnd"/>
+      <w:r>
+        <w:rPr>
+          <w:sz w:val="28"/>
+          <w:szCs w:val="28"/>
+        </w:rPr>
+        <w:t xml:space="preserve"> </w:t>
+      </w:r>
+      <w:proofErr w:type="spellStart"/>
+      <w:r>
+        <w:rPr>
+          <w:sz w:val="28"/>
+          <w:szCs w:val="28"/>
+        </w:rPr>
+        <w:t>học</w:t>
+      </w:r>
+      <w:proofErr w:type="spellEnd"/>
+      <w:r>
+        <w:rPr>
+          <w:sz w:val="28"/>
+          <w:szCs w:val="28"/>
+        </w:rPr>
+        <w:t xml:space="preserve"> </w:t>
+      </w:r>
+      <w:proofErr w:type="spellStart"/>
+      <w:r>
+        <w:rPr>
+          <w:sz w:val="28"/>
+          <w:szCs w:val="28"/>
+        </w:rPr>
+        <w:t>vấn</w:t>
+      </w:r>
+      <w:proofErr w:type="spellEnd"/>
+      <w:r>
+        <w:rPr>
+          <w:sz w:val="28"/>
+          <w:szCs w:val="28"/>
+        </w:rPr>
+        <w:t>/</w:t>
+      </w:r>
+      <w:proofErr w:type="spellStart"/>
+      <w:r>
+        <w:rPr>
+          <w:sz w:val="28"/>
+          <w:szCs w:val="28"/>
+        </w:rPr>
+        <w:t>chuyên</w:t>
+      </w:r>
+      <w:proofErr w:type="spellEnd"/>
+      <w:r>
+        <w:rPr>
+          <w:sz w:val="28"/>
+          <w:szCs w:val="28"/>
+        </w:rPr>
+        <w:t xml:space="preserve"> </w:t>
+      </w:r>
+      <w:proofErr w:type="spellStart"/>
+      <w:r>
+        <w:rPr>
+          <w:sz w:val="28"/>
+          <w:szCs w:val="28"/>
+        </w:rPr>
+        <w:t>môn</w:t>
+      </w:r>
+      <w:proofErr w:type="spellEnd"/>
       <w:r>
         <w:rPr>
           <w:sz w:val="28"/>
           <w:szCs w:val="28"/>
         </w:rPr>
         <w:t>:</w:t>
+      </w:r>
+      <w:r>
+        <w:rPr>
+          <w:sz w:val="28"/>
+          <w:szCs w:val="28"/>
+        </w:rPr>
+        <w:t xml:space="preserve"> 12/12</w:t>
       </w:r>
     </w:p>
     <w:p>
@@ -1205,51 +1271,146 @@
           <w:szCs w:val="28"/>
         </w:rPr>
         <w:tab/>
-        <w:t>- Họ và tên:</w:t>
-      </w:r>
-      <w:r>
-        <w:rPr>
-          <w:sz w:val="28"/>
-          <w:szCs w:val="28"/>
-        </w:rPr>
-        <w:tab/>
-      </w:r>
-      <w:r>
-        <w:rPr>
-          <w:sz w:val="28"/>
-          <w:szCs w:val="28"/>
-        </w:rPr>
-        <w:tab/>
-      </w:r>
-      <w:r>
-        <w:rPr>
-          <w:sz w:val="28"/>
-          <w:szCs w:val="28"/>
-        </w:rPr>
-        <w:tab/>
-      </w:r>
-      <w:r>
-        <w:rPr>
-          <w:sz w:val="28"/>
-          <w:szCs w:val="28"/>
-        </w:rPr>
-        <w:tab/>
-      </w:r>
-      <w:r>
-        <w:rPr>
-          <w:sz w:val="28"/>
-          <w:szCs w:val="28"/>
-        </w:rPr>
-        <w:tab/>
-      </w:r>
-      <w:r>
-        <w:rPr>
-          <w:sz w:val="28"/>
-          <w:szCs w:val="28"/>
-        </w:rPr>
-        <w:tab/>
-        <w:t>- Giới tính:</w:t>
-      </w:r>
+        <w:t xml:space="preserve">- </w:t>
+      </w:r>
+      <w:proofErr w:type="spellStart"/>
+      <w:r>
+        <w:rPr>
+          <w:sz w:val="28"/>
+          <w:szCs w:val="28"/>
+        </w:rPr>
+        <w:t>Họ</w:t>
+      </w:r>
+      <w:proofErr w:type="spellEnd"/>
+      <w:r>
+        <w:rPr>
+          <w:sz w:val="28"/>
+          <w:szCs w:val="28"/>
+        </w:rPr>
+        <w:t xml:space="preserve"> </w:t>
+      </w:r>
+      <w:proofErr w:type="spellStart"/>
+      <w:r>
+        <w:rPr>
+          <w:sz w:val="28"/>
+          <w:szCs w:val="28"/>
+        </w:rPr>
+        <w:t>và</w:t>
+      </w:r>
+      <w:proofErr w:type="spellEnd"/>
+      <w:r>
+        <w:rPr>
+          <w:sz w:val="28"/>
+          <w:szCs w:val="28"/>
+        </w:rPr>
+        <w:t xml:space="preserve"> </w:t>
+      </w:r>
+      <w:proofErr w:type="spellStart"/>
+      <w:r>
+        <w:rPr>
+          <w:sz w:val="28"/>
+          <w:szCs w:val="28"/>
+        </w:rPr>
+        <w:t>tên</w:t>
+      </w:r>
+      <w:proofErr w:type="spellEnd"/>
+      <w:r>
+        <w:rPr>
+          <w:sz w:val="28"/>
+          <w:szCs w:val="28"/>
+        </w:rPr>
+        <w:t>:</w:t>
+      </w:r>
+      <w:r>
+        <w:rPr>
+          <w:sz w:val="28"/>
+          <w:szCs w:val="28"/>
+        </w:rPr>
+        <w:tab/>
+      </w:r>
+      <w:r>
+        <w:rPr>
+          <w:sz w:val="28"/>
+          <w:szCs w:val="28"/>
+        </w:rPr>
+        <w:t>Mai Ngọc Anh Đào</w:t>
+      </w:r>
+      <w:r>
+        <w:rPr>
+          <w:sz w:val="28"/>
+          <w:szCs w:val="28"/>
+        </w:rPr>
+        <w:tab/>
+      </w:r>
+      <w:r>
+        <w:rPr>
+          <w:sz w:val="28"/>
+          <w:szCs w:val="28"/>
+        </w:rPr>
+        <w:tab/>
+      </w:r>
+      <w:r>
+        <w:rPr>
+          <w:sz w:val="28"/>
+          <w:szCs w:val="28"/>
+        </w:rPr>
+        <w:tab/>
+      </w:r>
+      <w:r>
+        <w:rPr>
+          <w:sz w:val="28"/>
+          <w:szCs w:val="28"/>
+        </w:rPr>
+        <w:t xml:space="preserve">- </w:t>
+      </w:r>
+      <w:proofErr w:type="spellStart"/>
+      <w:r>
+        <w:rPr>
+          <w:sz w:val="28"/>
+          <w:szCs w:val="28"/>
+        </w:rPr>
+        <w:t>Giới</w:t>
+      </w:r>
+      <w:proofErr w:type="spellEnd"/>
+      <w:r>
+        <w:rPr>
+          <w:sz w:val="28"/>
+          <w:szCs w:val="28"/>
+        </w:rPr>
+        <w:t xml:space="preserve"> </w:t>
+      </w:r>
+      <w:proofErr w:type="spellStart"/>
+      <w:r>
+        <w:rPr>
+          <w:sz w:val="28"/>
+          <w:szCs w:val="28"/>
+        </w:rPr>
+        <w:t>tính</w:t>
+      </w:r>
+      <w:proofErr w:type="spellEnd"/>
+      <w:r>
+        <w:rPr>
+          <w:sz w:val="28"/>
+          <w:szCs w:val="28"/>
+        </w:rPr>
+        <w:t>:</w:t>
+      </w:r>
+      <w:r>
+        <w:rPr>
+          <w:sz w:val="28"/>
+          <w:szCs w:val="28"/>
+        </w:rPr>
+        <w:t xml:space="preserve"> </w:t>
+      </w:r>
+      <w:proofErr w:type="spellStart"/>
+      <w:r>
+        <w:rPr>
+          <w:sz w:val="28"/>
+          <w:szCs w:val="28"/>
+        </w:rPr>
+        <w:t>Nữ</w:t>
+      </w:r>
+      <w:proofErr w:type="spellEnd"/>
     </w:p>
     <w:p>
       <w:pPr>
@@ -1272,43 +1433,68 @@
           <w:sz w:val="28"/>
           <w:szCs w:val="28"/>
         </w:rPr>
-        <w:tab/>
-      </w:r>
-      <w:r>
-        <w:rPr>
-          <w:sz w:val="28"/>
-          <w:szCs w:val="28"/>
-        </w:rPr>
-        <w:tab/>
-      </w:r>
-      <w:r>
-        <w:rPr>
-          <w:sz w:val="28"/>
-          <w:szCs w:val="28"/>
-        </w:rPr>
-        <w:tab/>
-      </w:r>
-      <w:r>
-        <w:rPr>
-          <w:sz w:val="28"/>
-          <w:szCs w:val="28"/>
-        </w:rPr>
-        <w:tab/>
-        <w:t>- Năm sinh:</w:t>
-      </w:r>
-      <w:r>
-        <w:rPr>
-          <w:sz w:val="28"/>
-          <w:szCs w:val="28"/>
-        </w:rPr>
-        <w:tab/>
-      </w:r>
-      <w:r>
-        <w:rPr>
-          <w:sz w:val="28"/>
-          <w:szCs w:val="28"/>
-        </w:rPr>
-        <w:tab/>
+        <w:t xml:space="preserve"> 079305031638</w:t>
+      </w:r>
+      <w:r>
+        <w:rPr>
+          <w:sz w:val="28"/>
+          <w:szCs w:val="28"/>
+        </w:rPr>
+        <w:tab/>
+      </w:r>
+      <w:r>
+        <w:rPr>
+          <w:sz w:val="28"/>
+          <w:szCs w:val="28"/>
+        </w:rPr>
+        <w:tab/>
+      </w:r>
+      <w:r>
+        <w:rPr>
+          <w:sz w:val="28"/>
+          <w:szCs w:val="28"/>
+        </w:rPr>
+        <w:tab/>
+        <w:t xml:space="preserve">- </w:t>
+      </w:r>
+      <w:proofErr w:type="spellStart"/>
+      <w:r>
+        <w:rPr>
+          <w:sz w:val="28"/>
+          <w:szCs w:val="28"/>
+        </w:rPr>
+        <w:t>Năm</w:t>
+      </w:r>
+      <w:proofErr w:type="spellEnd"/>
+      <w:r>
+        <w:rPr>
+          <w:sz w:val="28"/>
+          <w:szCs w:val="28"/>
+        </w:rPr>
+        <w:t xml:space="preserve"> </w:t>
+      </w:r>
+      <w:proofErr w:type="spellStart"/>
+      <w:r>
+        <w:rPr>
+          <w:sz w:val="28"/>
+          <w:szCs w:val="28"/>
+        </w:rPr>
+        <w:t>sinh</w:t>
+      </w:r>
+      <w:proofErr w:type="spellEnd"/>
+      <w:r>
+        <w:rPr>
+          <w:sz w:val="28"/>
+          <w:szCs w:val="28"/>
+        </w:rPr>
+        <w:t>:</w:t>
+      </w:r>
+      <w:r>
+        <w:rPr>
+          <w:sz w:val="28"/>
+          <w:szCs w:val="28"/>
+        </w:rPr>
+        <w:t xml:space="preserve"> 2005</w:t>
       </w:r>
       <w:r>
         <w:rPr>
@@ -1349,44 +1535,85 @@
           <w:szCs w:val="28"/>
         </w:rPr>
         <w:tab/>
-        <w:t>- Số đ</w:t>
-      </w:r>
-      <w:r>
-        <w:rPr>
-          <w:sz w:val="28"/>
-          <w:szCs w:val="28"/>
-        </w:rPr>
-        <w:t xml:space="preserve">iện thoại: </w:t>
-      </w:r>
-      <w:r>
-        <w:rPr>
-          <w:sz w:val="28"/>
-          <w:szCs w:val="28"/>
-        </w:rPr>
-        <w:tab/>
-      </w:r>
-      <w:r>
-        <w:rPr>
-          <w:sz w:val="28"/>
-          <w:szCs w:val="28"/>
-        </w:rPr>
-        <w:tab/>
-      </w:r>
-      <w:r>
-        <w:rPr>
-          <w:sz w:val="28"/>
-          <w:szCs w:val="28"/>
-        </w:rPr>
-        <w:tab/>
-      </w:r>
-      <w:r>
-        <w:rPr>
-          <w:sz w:val="28"/>
-          <w:szCs w:val="28"/>
-        </w:rPr>
-        <w:tab/>
         <w:t xml:space="preserve">- </w:t>
       </w:r>
+      <w:proofErr w:type="spellStart"/>
+      <w:r>
+        <w:rPr>
+          <w:sz w:val="28"/>
+          <w:szCs w:val="28"/>
+        </w:rPr>
+        <w:t>Số</w:t>
+      </w:r>
+      <w:proofErr w:type="spellEnd"/>
+      <w:r>
+        <w:rPr>
+          <w:sz w:val="28"/>
+          <w:szCs w:val="28"/>
+        </w:rPr>
+        <w:t xml:space="preserve"> </w:t>
+      </w:r>
+      <w:proofErr w:type="spellStart"/>
+      <w:r>
+        <w:rPr>
+          <w:sz w:val="28"/>
+          <w:szCs w:val="28"/>
+        </w:rPr>
+        <w:t>đ</w:t>
+      </w:r>
+      <w:r>
+        <w:rPr>
+          <w:sz w:val="28"/>
+          <w:szCs w:val="28"/>
+        </w:rPr>
+        <w:t>iện</w:t>
+      </w:r>
+      <w:proofErr w:type="spellEnd"/>
+      <w:r>
+        <w:rPr>
+          <w:sz w:val="28"/>
+          <w:szCs w:val="28"/>
+        </w:rPr>
+        <w:t xml:space="preserve"> </w:t>
+      </w:r>
+      <w:proofErr w:type="spellStart"/>
+      <w:r>
+        <w:rPr>
+          <w:sz w:val="28"/>
+          <w:szCs w:val="28"/>
+        </w:rPr>
+        <w:t>thoại</w:t>
+      </w:r>
+      <w:proofErr w:type="spellEnd"/>
+      <w:r>
+        <w:rPr>
+          <w:sz w:val="28"/>
+          <w:szCs w:val="28"/>
+        </w:rPr>
+        <w:t>:</w:t>
+      </w:r>
+      <w:r>
+        <w:rPr>
+          <w:sz w:val="28"/>
+          <w:szCs w:val="28"/>
+        </w:rPr>
+        <w:t xml:space="preserve"> 0889379022</w:t>
+      </w:r>
+      <w:r>
+        <w:rPr>
+          <w:sz w:val="28"/>
+          <w:szCs w:val="28"/>
+        </w:rPr>
+        <w:t xml:space="preserve"> </w:t>
+      </w:r>
+      <w:r>
+        <w:rPr>
+          <w:sz w:val="28"/>
+          <w:szCs w:val="28"/>
+        </w:rPr>
+        <w:tab/>
+        <w:t xml:space="preserve">- </w:t>
+      </w:r>
       <w:r>
         <w:rPr>
           <w:sz w:val="28"/>
@@ -1394,6 +1621,669 @@
         </w:rPr>
         <w:t xml:space="preserve">Email: </w:t>
       </w:r>
+      <w:r>
+        <w:rPr>
+          <w:sz w:val="28"/>
+          <w:szCs w:val="28"/>
+        </w:rPr>
+        <w:t>dao023101053@@tgu.edu.vn</w:t>
+      </w:r>
+    </w:p>
+    <w:p>
+      <w:pPr>
+        <w:spacing w:after="120" w:line="264" w:lineRule="auto"/>
+        <w:rPr>
+          <w:b/>
+          <w:bCs/>
+          <w:sz w:val="28"/>
+          <w:szCs w:val="28"/>
+        </w:rPr>
+      </w:pPr>
+      <w:r>
+        <w:rPr>
+          <w:b/>
+          <w:bCs/>
+          <w:sz w:val="28"/>
+          <w:szCs w:val="28"/>
+        </w:rPr>
+        <w:t>3</w:t>
+      </w:r>
+      <w:r>
+        <w:rPr>
+          <w:b/>
+          <w:bCs/>
+          <w:sz w:val="28"/>
+          <w:szCs w:val="28"/>
+        </w:rPr>
+        <w:t xml:space="preserve">. Các </w:t>
+      </w:r>
+      <w:proofErr w:type="spellStart"/>
+      <w:r>
+        <w:rPr>
+          <w:b/>
+          <w:bCs/>
+          <w:sz w:val="28"/>
+          <w:szCs w:val="28"/>
+        </w:rPr>
+        <w:t>đồng</w:t>
+      </w:r>
+      <w:proofErr w:type="spellEnd"/>
+      <w:r>
+        <w:rPr>
+          <w:b/>
+          <w:bCs/>
+          <w:sz w:val="28"/>
+          <w:szCs w:val="28"/>
+        </w:rPr>
+        <w:t xml:space="preserve"> </w:t>
+      </w:r>
+      <w:proofErr w:type="spellStart"/>
+      <w:r>
+        <w:rPr>
+          <w:b/>
+          <w:bCs/>
+          <w:sz w:val="28"/>
+          <w:szCs w:val="28"/>
+        </w:rPr>
+        <w:t>sáng</w:t>
+      </w:r>
+      <w:proofErr w:type="spellEnd"/>
+      <w:r>
+        <w:rPr>
+          <w:b/>
+          <w:bCs/>
+          <w:sz w:val="28"/>
+          <w:szCs w:val="28"/>
+        </w:rPr>
+        <w:t xml:space="preserve"> </w:t>
+      </w:r>
+      <w:proofErr w:type="spellStart"/>
+      <w:r>
+        <w:rPr>
+          <w:b/>
+          <w:bCs/>
+          <w:sz w:val="28"/>
+          <w:szCs w:val="28"/>
+        </w:rPr>
+        <w:t>lập</w:t>
+      </w:r>
+      <w:proofErr w:type="spellEnd"/>
+      <w:r>
+        <w:rPr>
+          <w:b/>
+          <w:bCs/>
+          <w:sz w:val="28"/>
+          <w:szCs w:val="28"/>
+        </w:rPr>
+        <w:t xml:space="preserve"> </w:t>
+      </w:r>
+      <w:r>
+        <w:rPr>
+          <w:b/>
+          <w:bCs/>
+          <w:i/>
+          <w:iCs/>
+          <w:sz w:val="28"/>
+          <w:szCs w:val="28"/>
+        </w:rPr>
+        <w:t>(</w:t>
+      </w:r>
+      <w:proofErr w:type="spellStart"/>
+      <w:r>
+        <w:rPr>
+          <w:b/>
+          <w:bCs/>
+          <w:i/>
+          <w:iCs/>
+          <w:sz w:val="28"/>
+          <w:szCs w:val="28"/>
+        </w:rPr>
+        <w:t>nếu</w:t>
+      </w:r>
+      <w:proofErr w:type="spellEnd"/>
+      <w:r>
+        <w:rPr>
+          <w:b/>
+          <w:bCs/>
+          <w:i/>
+          <w:iCs/>
+          <w:sz w:val="28"/>
+          <w:szCs w:val="28"/>
+        </w:rPr>
+        <w:t xml:space="preserve"> </w:t>
+      </w:r>
+      <w:proofErr w:type="spellStart"/>
+      <w:r>
+        <w:rPr>
+          <w:b/>
+          <w:bCs/>
+          <w:i/>
+          <w:iCs/>
+          <w:sz w:val="28"/>
+          <w:szCs w:val="28"/>
+        </w:rPr>
+        <w:t>có</w:t>
+      </w:r>
+      <w:proofErr w:type="spellEnd"/>
+      <w:r>
+        <w:rPr>
+          <w:b/>
+          <w:bCs/>
+          <w:i/>
+          <w:iCs/>
+          <w:sz w:val="28"/>
+          <w:szCs w:val="28"/>
+        </w:rPr>
+        <w:t>)</w:t>
+      </w:r>
+      <w:r>
+        <w:rPr>
+          <w:b/>
+          <w:bCs/>
+          <w:sz w:val="28"/>
+          <w:szCs w:val="28"/>
+        </w:rPr>
+        <w:t>:</w:t>
+      </w:r>
+    </w:p>
+    <w:p>
+      <w:pPr>
+        <w:spacing w:after="120" w:line="264" w:lineRule="auto"/>
+        <w:rPr>
+          <w:sz w:val="28"/>
+          <w:szCs w:val="28"/>
+        </w:rPr>
+      </w:pPr>
+      <w:r>
+        <w:rPr>
+          <w:sz w:val="28"/>
+          <w:szCs w:val="28"/>
+        </w:rPr>
+        <w:tab/>
+        <w:t xml:space="preserve">- </w:t>
+      </w:r>
+      <w:proofErr w:type="spellStart"/>
+      <w:r>
+        <w:rPr>
+          <w:sz w:val="28"/>
+          <w:szCs w:val="28"/>
+        </w:rPr>
+        <w:t>Họ</w:t>
+      </w:r>
+      <w:proofErr w:type="spellEnd"/>
+      <w:r>
+        <w:rPr>
+          <w:sz w:val="28"/>
+          <w:szCs w:val="28"/>
+        </w:rPr>
+        <w:t xml:space="preserve"> </w:t>
+      </w:r>
+      <w:proofErr w:type="spellStart"/>
+      <w:r>
+        <w:rPr>
+          <w:sz w:val="28"/>
+          <w:szCs w:val="28"/>
+        </w:rPr>
+        <w:t>và</w:t>
+      </w:r>
+      <w:proofErr w:type="spellEnd"/>
+      <w:r>
+        <w:rPr>
+          <w:sz w:val="28"/>
+          <w:szCs w:val="28"/>
+        </w:rPr>
+        <w:t xml:space="preserve"> </w:t>
+      </w:r>
+      <w:proofErr w:type="spellStart"/>
+      <w:r>
+        <w:rPr>
+          <w:sz w:val="28"/>
+          <w:szCs w:val="28"/>
+        </w:rPr>
+        <w:t>tên</w:t>
+      </w:r>
+      <w:proofErr w:type="spellEnd"/>
+      <w:r>
+        <w:rPr>
+          <w:sz w:val="28"/>
+          <w:szCs w:val="28"/>
+        </w:rPr>
+        <w:t>:</w:t>
+      </w:r>
+      <w:r>
+        <w:rPr>
+          <w:sz w:val="28"/>
+          <w:szCs w:val="28"/>
+        </w:rPr>
+        <w:tab/>
+      </w:r>
+      <w:r>
+        <w:rPr>
+          <w:sz w:val="28"/>
+          <w:szCs w:val="28"/>
+        </w:rPr>
+        <w:t>Nguyễn Văn Trọng Phúc</w:t>
+      </w:r>
+      <w:r>
+        <w:rPr>
+          <w:sz w:val="28"/>
+          <w:szCs w:val="28"/>
+        </w:rPr>
+        <w:tab/>
+      </w:r>
+      <w:r>
+        <w:rPr>
+          <w:sz w:val="28"/>
+          <w:szCs w:val="28"/>
+        </w:rPr>
+        <w:tab/>
+      </w:r>
+      <w:r>
+        <w:rPr>
+          <w:sz w:val="28"/>
+          <w:szCs w:val="28"/>
+        </w:rPr>
+        <w:tab/>
+        <w:t xml:space="preserve">- </w:t>
+      </w:r>
+      <w:proofErr w:type="spellStart"/>
+      <w:r>
+        <w:rPr>
+          <w:sz w:val="28"/>
+          <w:szCs w:val="28"/>
+        </w:rPr>
+        <w:t>Giới</w:t>
+      </w:r>
+      <w:proofErr w:type="spellEnd"/>
+      <w:r>
+        <w:rPr>
+          <w:sz w:val="28"/>
+          <w:szCs w:val="28"/>
+        </w:rPr>
+        <w:t xml:space="preserve"> </w:t>
+      </w:r>
+      <w:proofErr w:type="spellStart"/>
+      <w:r>
+        <w:rPr>
+          <w:sz w:val="28"/>
+          <w:szCs w:val="28"/>
+        </w:rPr>
+        <w:t>tính</w:t>
+      </w:r>
+      <w:proofErr w:type="spellEnd"/>
+      <w:r>
+        <w:rPr>
+          <w:sz w:val="28"/>
+          <w:szCs w:val="28"/>
+        </w:rPr>
+        <w:t>: N</w:t>
+      </w:r>
+      <w:r>
+        <w:rPr>
+          <w:sz w:val="28"/>
+          <w:szCs w:val="28"/>
+        </w:rPr>
+        <w:t>am</w:t>
+      </w:r>
+    </w:p>
+    <w:p>
+      <w:pPr>
+        <w:spacing w:after="120" w:line="264" w:lineRule="auto"/>
+        <w:rPr>
+          <w:sz w:val="28"/>
+          <w:szCs w:val="28"/>
+        </w:rPr>
+      </w:pPr>
+      <w:r>
+        <w:rPr>
+          <w:sz w:val="28"/>
+          <w:szCs w:val="28"/>
+        </w:rPr>
+        <w:tab/>
+        <w:t xml:space="preserve">- </w:t>
+      </w:r>
+      <w:proofErr w:type="spellStart"/>
+      <w:r>
+        <w:rPr>
+          <w:sz w:val="28"/>
+          <w:szCs w:val="28"/>
+        </w:rPr>
+        <w:t>Số</w:t>
+      </w:r>
+      <w:proofErr w:type="spellEnd"/>
+      <w:r>
+        <w:rPr>
+          <w:sz w:val="28"/>
+          <w:szCs w:val="28"/>
+        </w:rPr>
+        <w:t xml:space="preserve"> CMND/CCCD:</w:t>
+      </w:r>
+      <w:r>
+        <w:rPr>
+          <w:sz w:val="28"/>
+          <w:szCs w:val="28"/>
+        </w:rPr>
+        <w:t xml:space="preserve"> </w:t>
+      </w:r>
+      <w:r>
+        <w:rPr>
+          <w:sz w:val="28"/>
+          <w:szCs w:val="28"/>
+        </w:rPr>
+        <w:t>082205001048</w:t>
+      </w:r>
+      <w:r>
+        <w:rPr>
+          <w:sz w:val="28"/>
+          <w:szCs w:val="28"/>
+        </w:rPr>
+        <w:tab/>
+      </w:r>
+      <w:r>
+        <w:rPr>
+          <w:sz w:val="28"/>
+          <w:szCs w:val="28"/>
+        </w:rPr>
+        <w:tab/>
+      </w:r>
+      <w:r>
+        <w:rPr>
+          <w:sz w:val="28"/>
+          <w:szCs w:val="28"/>
+        </w:rPr>
+        <w:tab/>
+        <w:t xml:space="preserve">- </w:t>
+      </w:r>
+      <w:proofErr w:type="spellStart"/>
+      <w:r>
+        <w:rPr>
+          <w:sz w:val="28"/>
+          <w:szCs w:val="28"/>
+        </w:rPr>
+        <w:t>Năm</w:t>
+      </w:r>
+      <w:proofErr w:type="spellEnd"/>
+      <w:r>
+        <w:rPr>
+          <w:sz w:val="28"/>
+          <w:szCs w:val="28"/>
+        </w:rPr>
+        <w:t xml:space="preserve"> </w:t>
+      </w:r>
+      <w:proofErr w:type="spellStart"/>
+      <w:r>
+        <w:rPr>
+          <w:sz w:val="28"/>
+          <w:szCs w:val="28"/>
+        </w:rPr>
+        <w:t>sinh</w:t>
+      </w:r>
+      <w:proofErr w:type="spellEnd"/>
+      <w:r>
+        <w:rPr>
+          <w:sz w:val="28"/>
+          <w:szCs w:val="28"/>
+        </w:rPr>
+        <w:t>: 2005</w:t>
+      </w:r>
+      <w:r>
+        <w:rPr>
+          <w:sz w:val="28"/>
+          <w:szCs w:val="28"/>
+        </w:rPr>
+        <w:tab/>
+      </w:r>
+    </w:p>
+    <w:p>
+      <w:pPr>
+        <w:spacing w:after="120" w:line="264" w:lineRule="auto"/>
+        <w:rPr>
+          <w:sz w:val="28"/>
+          <w:szCs w:val="28"/>
+        </w:rPr>
+      </w:pPr>
+      <w:r>
+        <w:rPr>
+          <w:sz w:val="28"/>
+          <w:szCs w:val="28"/>
+        </w:rPr>
+        <w:tab/>
+        <w:t xml:space="preserve">- </w:t>
+      </w:r>
+      <w:proofErr w:type="spellStart"/>
+      <w:r>
+        <w:rPr>
+          <w:sz w:val="28"/>
+          <w:szCs w:val="28"/>
+        </w:rPr>
+        <w:t>Trình</w:t>
+      </w:r>
+      <w:proofErr w:type="spellEnd"/>
+      <w:r>
+        <w:rPr>
+          <w:sz w:val="28"/>
+          <w:szCs w:val="28"/>
+        </w:rPr>
+        <w:t xml:space="preserve"> </w:t>
+      </w:r>
+      <w:proofErr w:type="spellStart"/>
+      <w:r>
+        <w:rPr>
+          <w:sz w:val="28"/>
+          <w:szCs w:val="28"/>
+        </w:rPr>
+        <w:t>độ</w:t>
+      </w:r>
+      <w:proofErr w:type="spellEnd"/>
+      <w:r>
+        <w:rPr>
+          <w:sz w:val="28"/>
+          <w:szCs w:val="28"/>
+        </w:rPr>
+        <w:t xml:space="preserve"> </w:t>
+      </w:r>
+      <w:proofErr w:type="spellStart"/>
+      <w:r>
+        <w:rPr>
+          <w:sz w:val="28"/>
+          <w:szCs w:val="28"/>
+        </w:rPr>
+        <w:t>học</w:t>
+      </w:r>
+      <w:proofErr w:type="spellEnd"/>
+      <w:r>
+        <w:rPr>
+          <w:sz w:val="28"/>
+          <w:szCs w:val="28"/>
+        </w:rPr>
+        <w:t xml:space="preserve"> </w:t>
+      </w:r>
+      <w:proofErr w:type="spellStart"/>
+      <w:r>
+        <w:rPr>
+          <w:sz w:val="28"/>
+          <w:szCs w:val="28"/>
+        </w:rPr>
+        <w:t>vấn</w:t>
+      </w:r>
+      <w:proofErr w:type="spellEnd"/>
+      <w:r>
+        <w:rPr>
+          <w:sz w:val="28"/>
+          <w:szCs w:val="28"/>
+        </w:rPr>
+        <w:t>/</w:t>
+      </w:r>
+      <w:proofErr w:type="spellStart"/>
+      <w:r>
+        <w:rPr>
+          <w:sz w:val="28"/>
+          <w:szCs w:val="28"/>
+        </w:rPr>
+        <w:t>chuyên</w:t>
+      </w:r>
+      <w:proofErr w:type="spellEnd"/>
+      <w:r>
+        <w:rPr>
+          <w:sz w:val="28"/>
+          <w:szCs w:val="28"/>
+        </w:rPr>
+        <w:t xml:space="preserve"> </w:t>
+      </w:r>
+      <w:proofErr w:type="spellStart"/>
+      <w:r>
+        <w:rPr>
+          <w:sz w:val="28"/>
+          <w:szCs w:val="28"/>
+        </w:rPr>
+        <w:t>môn</w:t>
+      </w:r>
+      <w:proofErr w:type="spellEnd"/>
+      <w:r>
+        <w:rPr>
+          <w:sz w:val="28"/>
+          <w:szCs w:val="28"/>
+        </w:rPr>
+        <w:t>:</w:t>
+      </w:r>
+    </w:p>
+    <w:p>
+      <w:pPr>
+        <w:spacing w:after="120" w:line="264" w:lineRule="auto"/>
+        <w:rPr>
+          <w:sz w:val="28"/>
+          <w:szCs w:val="28"/>
+        </w:rPr>
+      </w:pPr>
+      <w:r>
+        <w:rPr>
+          <w:sz w:val="28"/>
+          <w:szCs w:val="28"/>
+        </w:rPr>
+        <w:tab/>
+        <w:t xml:space="preserve">- </w:t>
+      </w:r>
+      <w:proofErr w:type="spellStart"/>
+      <w:r>
+        <w:rPr>
+          <w:sz w:val="28"/>
+          <w:szCs w:val="28"/>
+        </w:rPr>
+        <w:t>Số</w:t>
+      </w:r>
+      <w:proofErr w:type="spellEnd"/>
+      <w:r>
+        <w:rPr>
+          <w:sz w:val="28"/>
+          <w:szCs w:val="28"/>
+        </w:rPr>
+        <w:t xml:space="preserve"> </w:t>
+      </w:r>
+      <w:proofErr w:type="spellStart"/>
+      <w:r>
+        <w:rPr>
+          <w:sz w:val="28"/>
+          <w:szCs w:val="28"/>
+        </w:rPr>
+        <w:t>đ</w:t>
+      </w:r>
+      <w:r>
+        <w:rPr>
+          <w:sz w:val="28"/>
+          <w:szCs w:val="28"/>
+        </w:rPr>
+        <w:t>iện</w:t>
+      </w:r>
+      <w:proofErr w:type="spellEnd"/>
+      <w:r>
+        <w:rPr>
+          <w:sz w:val="28"/>
+          <w:szCs w:val="28"/>
+        </w:rPr>
+        <w:t xml:space="preserve"> </w:t>
+      </w:r>
+      <w:proofErr w:type="spellStart"/>
+      <w:r>
+        <w:rPr>
+          <w:sz w:val="28"/>
+          <w:szCs w:val="28"/>
+        </w:rPr>
+        <w:t>thoại</w:t>
+      </w:r>
+      <w:proofErr w:type="spellEnd"/>
+      <w:r>
+        <w:rPr>
+          <w:sz w:val="28"/>
+          <w:szCs w:val="28"/>
+        </w:rPr>
+        <w:t>:</w:t>
+      </w:r>
+      <w:r>
+        <w:rPr>
+          <w:sz w:val="28"/>
+          <w:szCs w:val="28"/>
+        </w:rPr>
+        <w:t xml:space="preserve"> 0362494496</w:t>
+      </w:r>
+      <w:r>
+        <w:rPr>
+          <w:sz w:val="28"/>
+          <w:szCs w:val="28"/>
+        </w:rPr>
+        <w:t xml:space="preserve"> </w:t>
+      </w:r>
+      <w:r>
+        <w:rPr>
+          <w:sz w:val="28"/>
+          <w:szCs w:val="28"/>
+        </w:rPr>
+        <w:tab/>
+        <w:t xml:space="preserve">- </w:t>
+      </w:r>
+      <w:r>
+        <w:rPr>
+          <w:sz w:val="28"/>
+          <w:szCs w:val="28"/>
+        </w:rPr>
+        <w:t xml:space="preserve">Email: </w:t>
+      </w:r>
+      <w:r>
+        <w:rPr>
+          <w:sz w:val="28"/>
+          <w:szCs w:val="28"/>
+        </w:rPr>
+        <w:t>phuc</w:t>
+      </w:r>
+      <w:r>
+        <w:rPr>
+          <w:sz w:val="28"/>
+          <w:szCs w:val="28"/>
+        </w:rPr>
+        <w:t>0231010</w:t>
+      </w:r>
+      <w:r>
+        <w:rPr>
+          <w:sz w:val="28"/>
+          <w:szCs w:val="28"/>
+        </w:rPr>
+        <w:t>0</w:t>
+      </w:r>
+      <w:r>
+        <w:rPr>
+          <w:sz w:val="28"/>
+          <w:szCs w:val="28"/>
+        </w:rPr>
+        <w:t>3@@tgu.edu.vn</w:t>
+      </w:r>
+    </w:p>
+    <w:p>
+      <w:pPr>
+        <w:spacing w:after="120" w:line="264" w:lineRule="auto"/>
+        <w:rPr>
+          <w:sz w:val="28"/>
+          <w:szCs w:val="28"/>
+        </w:rPr>
+      </w:pPr>
     </w:p>
     <w:p>
       <w:pPr>
@@ -1565,6 +2455,7 @@
           <w:szCs w:val="28"/>
           <w:lang w:val="vi-VN"/>
         </w:rPr>
+        <w:lastRenderedPageBreak/>
         <w:t xml:space="preserve">2. </w:t>
       </w:r>
       <w:r>
@@ -1833,7 +2724,6 @@
           <w:sz w:val="28"/>
           <w:szCs w:val="32"/>
         </w:rPr>
-        <w:lastRenderedPageBreak/>
         <w:sym w:font="Wingdings" w:char="F06F"/>
       </w:r>
       <w:r>
@@ -2579,11 +3469,114 @@
       </w:pPr>
       <w:r>
         <w:rPr>
+          <w:noProof/>
+        </w:rPr>
+        <w:drawing>
+          <wp:anchor distT="0" distB="0" distL="114300" distR="114300" simplePos="0" relativeHeight="251660288" behindDoc="1" locked="0" layoutInCell="1" allowOverlap="1" wp14:anchorId="4F604A60" wp14:editId="4B2807E3">
+            <wp:simplePos x="0" y="0"/>
+            <wp:positionH relativeFrom="margin">
+              <wp:align>right</wp:align>
+            </wp:positionH>
+            <wp:positionV relativeFrom="paragraph">
+              <wp:posOffset>220192</wp:posOffset>
+            </wp:positionV>
+            <wp:extent cx="2065472" cy="3156857"/>
+            <wp:effectExtent l="0" t="0" r="0" b="0"/>
+            <wp:wrapNone/>
+            <wp:docPr id="739980720" name="Hình ảnh 2"/>
+            <wp:cNvGraphicFramePr>
+              <a:graphicFrameLocks xmlns:a="http://schemas.openxmlformats.org/drawingml/2006/main" noChangeAspect="1"/>
+            </wp:cNvGraphicFramePr>
+            <a:graphic xmlns:a="http://schemas.openxmlformats.org/drawingml/2006/main">
+              <a:graphicData uri="http://schemas.openxmlformats.org/drawingml/2006/picture">
+                <pic:pic xmlns:pic="http://schemas.openxmlformats.org/drawingml/2006/picture">
+                  <pic:nvPicPr>
+                    <pic:cNvPr id="0" name="Picture 1"/>
+                    <pic:cNvPicPr>
+                      <a:picLocks noChangeAspect="1" noChangeArrowheads="1"/>
+                    </pic:cNvPicPr>
+                  </pic:nvPicPr>
+                  <pic:blipFill>
+                    <a:blip r:embed="rId6">
+                      <a:extLst>
+                        <a:ext uri="{28A0092B-C50C-407E-A947-70E740481C1C}">
+                          <a14:useLocalDpi xmlns:a14="http://schemas.microsoft.com/office/drawing/2010/main" val="0"/>
+                        </a:ext>
+                      </a:extLst>
+                    </a:blip>
+                    <a:srcRect/>
+                    <a:stretch>
+                      <a:fillRect/>
+                    </a:stretch>
+                  </pic:blipFill>
+                  <pic:spPr bwMode="auto">
+                    <a:xfrm rot="5400000" flipH="1" flipV="1">
+                      <a:off x="0" y="0"/>
+                      <a:ext cx="2065472" cy="3156857"/>
+                    </a:xfrm>
+                    <a:prstGeom prst="rect">
+                      <a:avLst/>
+                    </a:prstGeom>
+                    <a:noFill/>
+                    <a:ln>
+                      <a:noFill/>
+                    </a:ln>
+                  </pic:spPr>
+                </pic:pic>
+              </a:graphicData>
+            </a:graphic>
+            <wp14:sizeRelH relativeFrom="margin">
+              <wp14:pctWidth>0</wp14:pctWidth>
+            </wp14:sizeRelH>
+            <wp14:sizeRelV relativeFrom="margin">
+              <wp14:pctHeight>0</wp14:pctHeight>
+            </wp14:sizeRelV>
+          </wp:anchor>
+        </w:drawing>
+      </w:r>
+      <w:r>
+        <w:rPr>
           <w:spacing w:val="4"/>
           <w:sz w:val="28"/>
           <w:szCs w:val="28"/>
         </w:rPr>
-        <w:t xml:space="preserve">- Tôi đồng ý cho Ban Tổ chức công bố </w:t>
+        <w:t xml:space="preserve">- </w:t>
+      </w:r>
+      <w:proofErr w:type="spellStart"/>
+      <w:r>
+        <w:rPr>
+          <w:spacing w:val="4"/>
+          <w:sz w:val="28"/>
+          <w:szCs w:val="28"/>
+        </w:rPr>
+        <w:t>Tôi</w:t>
+      </w:r>
+      <w:proofErr w:type="spellEnd"/>
+      <w:r>
+        <w:rPr>
+          <w:spacing w:val="4"/>
+          <w:sz w:val="28"/>
+          <w:szCs w:val="28"/>
+        </w:rPr>
+        <w:t xml:space="preserve"> </w:t>
+      </w:r>
+      <w:proofErr w:type="spellStart"/>
+      <w:r>
+        <w:rPr>
+          <w:spacing w:val="4"/>
+          <w:sz w:val="28"/>
+          <w:szCs w:val="28"/>
+        </w:rPr>
+        <w:t>đồng</w:t>
+      </w:r>
+      <w:proofErr w:type="spellEnd"/>
+      <w:r>
+        <w:rPr>
+          <w:spacing w:val="4"/>
+          <w:sz w:val="28"/>
+          <w:szCs w:val="28"/>
+        </w:rPr>
+        <w:t xml:space="preserve"> ý cho Ban Tổ chức công bố </w:t>
       </w:r>
       <w:r>
         <w:rPr>
@@ -2766,43 +3759,31 @@
         <w:ind w:left="3600"/>
         <w:jc w:val="center"/>
         <w:rPr>
-          <w:b/>
-          <w:sz w:val="28"/>
-          <w:szCs w:val="28"/>
-        </w:rPr>
-      </w:pPr>
-      <w:r>
-        <w:rPr>
           <w:i/>
           <w:sz w:val="28"/>
           <w:szCs w:val="28"/>
-        </w:rPr>
-        <w:t>(Ký và ghi rõ họ tên)</w:t>
-      </w:r>
+          <w:lang w:val="vi-VN"/>
+        </w:rPr>
+      </w:pPr>
     </w:p>
     <w:p>
       <w:pPr>
         <w:ind w:left="3600"/>
         <w:jc w:val="center"/>
         <w:rPr>
-          <w:iCs/>
-          <w:sz w:val="28"/>
-          <w:szCs w:val="28"/>
-        </w:rPr>
-      </w:pPr>
-      <w:r>
-        <w:rPr>
-          <w:iCs/>
-          <w:sz w:val="28"/>
-          <w:szCs w:val="28"/>
-        </w:rPr>
-        <w:t>Cao Phúc Thịnh</w:t>
-      </w:r>
+          <w:i/>
+          <w:sz w:val="28"/>
+          <w:szCs w:val="28"/>
+          <w:lang w:val="vi-VN"/>
+        </w:rPr>
+      </w:pPr>
     </w:p>
     <w:p>
       <w:pPr>
+        <w:tabs>
+          <w:tab w:val="left" w:pos="6874"/>
+        </w:tabs>
         <w:ind w:left="3600"/>
-        <w:jc w:val="center"/>
         <w:rPr>
           <w:i/>
           <w:sz w:val="28"/>
@@ -2810,30 +3791,15 @@
           <w:lang w:val="vi-VN"/>
         </w:rPr>
       </w:pPr>
-    </w:p>
-    <w:p>
-      <w:pPr>
-        <w:ind w:left="3600"/>
-        <w:jc w:val="center"/>
+      <w:r>
         <w:rPr>
           <w:i/>
           <w:sz w:val="28"/>
           <w:szCs w:val="28"/>
           <w:lang w:val="vi-VN"/>
         </w:rPr>
-      </w:pPr>
-    </w:p>
-    <w:p>
-      <w:pPr>
-        <w:ind w:left="3600"/>
-        <w:jc w:val="center"/>
-        <w:rPr>
-          <w:i/>
-          <w:sz w:val="28"/>
-          <w:szCs w:val="28"/>
-          <w:lang w:val="vi-VN"/>
-        </w:rPr>
-      </w:pPr>
+        <w:tab/>
+      </w:r>
     </w:p>
     <w:p>
       <w:pPr>
@@ -3743,6 +4709,7 @@
   <w:style w:type="character" w:default="1" w:styleId="Phngmcinhcuaoanvn">
     <w:name w:val="Default Paragraph Font"/>
     <w:uiPriority w:val="1"/>
+    <w:semiHidden/>
     <w:unhideWhenUsed/>
   </w:style>
   <w:style w:type="table" w:default="1" w:styleId="BangThngthng">

--- a/docs/BTC - PHIEU DANG KY DU THI 2026-CAOPHUCTHINH.docx
+++ b/docs/BTC - PHIEU DANG KY DU THI 2026-CAOPHUCTHINH.docx
@@ -834,7 +834,23 @@
           <w:szCs w:val="28"/>
         </w:rPr>
         <w:tab/>
-        <w:t xml:space="preserve">- Trình </w:t>
+        <w:t xml:space="preserve">- </w:t>
+      </w:r>
+      <w:proofErr w:type="spellStart"/>
+      <w:r>
+        <w:rPr>
+          <w:sz w:val="28"/>
+          <w:szCs w:val="28"/>
+        </w:rPr>
+        <w:t>Trình</w:t>
+      </w:r>
+      <w:proofErr w:type="spellEnd"/>
+      <w:r>
+        <w:rPr>
+          <w:sz w:val="28"/>
+          <w:szCs w:val="28"/>
+        </w:rPr>
+        <w:t xml:space="preserve"> </w:t>
       </w:r>
       <w:proofErr w:type="spellStart"/>
       <w:r>
@@ -921,7 +937,126 @@
           <w:sz w:val="28"/>
           <w:szCs w:val="28"/>
         </w:rPr>
-        <w:t xml:space="preserve"> 12/12</w:t>
+        <w:t xml:space="preserve"> </w:t>
+      </w:r>
+      <w:r>
+        <w:rPr>
+          <w:sz w:val="28"/>
+          <w:szCs w:val="28"/>
+        </w:rPr>
+        <w:t xml:space="preserve">Sinh </w:t>
+      </w:r>
+      <w:proofErr w:type="spellStart"/>
+      <w:r>
+        <w:rPr>
+          <w:sz w:val="28"/>
+          <w:szCs w:val="28"/>
+        </w:rPr>
+        <w:t>viên</w:t>
+      </w:r>
+      <w:proofErr w:type="spellEnd"/>
+      <w:r>
+        <w:rPr>
+          <w:sz w:val="28"/>
+          <w:szCs w:val="28"/>
+        </w:rPr>
+        <w:t xml:space="preserve"> </w:t>
+      </w:r>
+      <w:proofErr w:type="spellStart"/>
+      <w:r>
+        <w:rPr>
+          <w:sz w:val="28"/>
+          <w:szCs w:val="28"/>
+        </w:rPr>
+        <w:t>năm</w:t>
+      </w:r>
+      <w:proofErr w:type="spellEnd"/>
+      <w:r>
+        <w:rPr>
+          <w:sz w:val="28"/>
+          <w:szCs w:val="28"/>
+        </w:rPr>
+        <w:t xml:space="preserve"> 3 </w:t>
+      </w:r>
+      <w:proofErr w:type="spellStart"/>
+      <w:r>
+        <w:rPr>
+          <w:sz w:val="28"/>
+          <w:szCs w:val="28"/>
+        </w:rPr>
+        <w:t>ngành</w:t>
+      </w:r>
+      <w:proofErr w:type="spellEnd"/>
+      <w:r>
+        <w:rPr>
+          <w:sz w:val="28"/>
+          <w:szCs w:val="28"/>
+        </w:rPr>
+        <w:t xml:space="preserve"> Công </w:t>
+      </w:r>
+      <w:proofErr w:type="spellStart"/>
+      <w:r>
+        <w:rPr>
+          <w:sz w:val="28"/>
+          <w:szCs w:val="28"/>
+        </w:rPr>
+        <w:t>Nghệ</w:t>
+      </w:r>
+      <w:proofErr w:type="spellEnd"/>
+      <w:r>
+        <w:rPr>
+          <w:sz w:val="28"/>
+          <w:szCs w:val="28"/>
+        </w:rPr>
+        <w:t xml:space="preserve"> Thông Tin, Trường </w:t>
+      </w:r>
+      <w:proofErr w:type="spellStart"/>
+      <w:r>
+        <w:rPr>
+          <w:sz w:val="28"/>
+          <w:szCs w:val="28"/>
+        </w:rPr>
+        <w:t>Đại</w:t>
+      </w:r>
+      <w:proofErr w:type="spellEnd"/>
+      <w:r>
+        <w:rPr>
+          <w:sz w:val="28"/>
+          <w:szCs w:val="28"/>
+        </w:rPr>
+        <w:t xml:space="preserve"> </w:t>
+      </w:r>
+      <w:proofErr w:type="spellStart"/>
+      <w:r>
+        <w:rPr>
+          <w:sz w:val="28"/>
+          <w:szCs w:val="28"/>
+        </w:rPr>
+        <w:t>học</w:t>
+      </w:r>
+      <w:proofErr w:type="spellEnd"/>
+      <w:r>
+        <w:rPr>
+          <w:sz w:val="28"/>
+          <w:szCs w:val="28"/>
+        </w:rPr>
+        <w:t xml:space="preserve"> </w:t>
+      </w:r>
+      <w:proofErr w:type="spellStart"/>
+      <w:r>
+        <w:rPr>
+          <w:sz w:val="28"/>
+          <w:szCs w:val="28"/>
+        </w:rPr>
+        <w:t>Tiền</w:t>
+      </w:r>
+      <w:proofErr w:type="spellEnd"/>
+      <w:r>
+        <w:rPr>
+          <w:sz w:val="28"/>
+          <w:szCs w:val="28"/>
+        </w:rPr>
+        <w:t xml:space="preserve"> Giang.</w:t>
       </w:r>
     </w:p>
     <w:p>
@@ -1518,7 +1653,229 @@
           <w:szCs w:val="28"/>
         </w:rPr>
         <w:tab/>
-        <w:t>- Trình độ học vấn/chuyên môn:</w:t>
+        <w:t xml:space="preserve">- </w:t>
+      </w:r>
+      <w:proofErr w:type="spellStart"/>
+      <w:r>
+        <w:rPr>
+          <w:sz w:val="28"/>
+          <w:szCs w:val="28"/>
+        </w:rPr>
+        <w:t>Trình</w:t>
+      </w:r>
+      <w:proofErr w:type="spellEnd"/>
+      <w:r>
+        <w:rPr>
+          <w:sz w:val="28"/>
+          <w:szCs w:val="28"/>
+        </w:rPr>
+        <w:t xml:space="preserve"> </w:t>
+      </w:r>
+      <w:proofErr w:type="spellStart"/>
+      <w:r>
+        <w:rPr>
+          <w:sz w:val="28"/>
+          <w:szCs w:val="28"/>
+        </w:rPr>
+        <w:t>độ</w:t>
+      </w:r>
+      <w:proofErr w:type="spellEnd"/>
+      <w:r>
+        <w:rPr>
+          <w:sz w:val="28"/>
+          <w:szCs w:val="28"/>
+        </w:rPr>
+        <w:t xml:space="preserve"> </w:t>
+      </w:r>
+      <w:proofErr w:type="spellStart"/>
+      <w:r>
+        <w:rPr>
+          <w:sz w:val="28"/>
+          <w:szCs w:val="28"/>
+        </w:rPr>
+        <w:t>học</w:t>
+      </w:r>
+      <w:proofErr w:type="spellEnd"/>
+      <w:r>
+        <w:rPr>
+          <w:sz w:val="28"/>
+          <w:szCs w:val="28"/>
+        </w:rPr>
+        <w:t xml:space="preserve"> </w:t>
+      </w:r>
+      <w:proofErr w:type="spellStart"/>
+      <w:r>
+        <w:rPr>
+          <w:sz w:val="28"/>
+          <w:szCs w:val="28"/>
+        </w:rPr>
+        <w:t>vấn</w:t>
+      </w:r>
+      <w:proofErr w:type="spellEnd"/>
+      <w:r>
+        <w:rPr>
+          <w:sz w:val="28"/>
+          <w:szCs w:val="28"/>
+        </w:rPr>
+        <w:t>/</w:t>
+      </w:r>
+      <w:proofErr w:type="spellStart"/>
+      <w:r>
+        <w:rPr>
+          <w:sz w:val="28"/>
+          <w:szCs w:val="28"/>
+        </w:rPr>
+        <w:t>chuyên</w:t>
+      </w:r>
+      <w:proofErr w:type="spellEnd"/>
+      <w:r>
+        <w:rPr>
+          <w:sz w:val="28"/>
+          <w:szCs w:val="28"/>
+        </w:rPr>
+        <w:t xml:space="preserve"> </w:t>
+      </w:r>
+      <w:proofErr w:type="spellStart"/>
+      <w:r>
+        <w:rPr>
+          <w:sz w:val="28"/>
+          <w:szCs w:val="28"/>
+        </w:rPr>
+        <w:t>môn</w:t>
+      </w:r>
+      <w:proofErr w:type="spellEnd"/>
+      <w:r>
+        <w:rPr>
+          <w:sz w:val="28"/>
+          <w:szCs w:val="28"/>
+        </w:rPr>
+        <w:t>:</w:t>
+      </w:r>
+      <w:r>
+        <w:rPr>
+          <w:sz w:val="28"/>
+          <w:szCs w:val="28"/>
+        </w:rPr>
+        <w:t xml:space="preserve"> </w:t>
+      </w:r>
+      <w:r>
+        <w:rPr>
+          <w:sz w:val="28"/>
+          <w:szCs w:val="28"/>
+        </w:rPr>
+        <w:t xml:space="preserve">Sinh </w:t>
+      </w:r>
+      <w:proofErr w:type="spellStart"/>
+      <w:r>
+        <w:rPr>
+          <w:sz w:val="28"/>
+          <w:szCs w:val="28"/>
+        </w:rPr>
+        <w:t>viên</w:t>
+      </w:r>
+      <w:proofErr w:type="spellEnd"/>
+      <w:r>
+        <w:rPr>
+          <w:sz w:val="28"/>
+          <w:szCs w:val="28"/>
+        </w:rPr>
+        <w:t xml:space="preserve"> </w:t>
+      </w:r>
+      <w:proofErr w:type="spellStart"/>
+      <w:r>
+        <w:rPr>
+          <w:sz w:val="28"/>
+          <w:szCs w:val="28"/>
+        </w:rPr>
+        <w:t>năm</w:t>
+      </w:r>
+      <w:proofErr w:type="spellEnd"/>
+      <w:r>
+        <w:rPr>
+          <w:sz w:val="28"/>
+          <w:szCs w:val="28"/>
+        </w:rPr>
+        <w:t xml:space="preserve"> 3 </w:t>
+      </w:r>
+      <w:proofErr w:type="spellStart"/>
+      <w:r>
+        <w:rPr>
+          <w:sz w:val="28"/>
+          <w:szCs w:val="28"/>
+        </w:rPr>
+        <w:t>ngành</w:t>
+      </w:r>
+      <w:proofErr w:type="spellEnd"/>
+      <w:r>
+        <w:rPr>
+          <w:sz w:val="28"/>
+          <w:szCs w:val="28"/>
+        </w:rPr>
+        <w:t xml:space="preserve"> Công </w:t>
+      </w:r>
+      <w:proofErr w:type="spellStart"/>
+      <w:r>
+        <w:rPr>
+          <w:sz w:val="28"/>
+          <w:szCs w:val="28"/>
+        </w:rPr>
+        <w:t>Nghệ</w:t>
+      </w:r>
+      <w:proofErr w:type="spellEnd"/>
+      <w:r>
+        <w:rPr>
+          <w:sz w:val="28"/>
+          <w:szCs w:val="28"/>
+        </w:rPr>
+        <w:t xml:space="preserve"> Thông Tin, Trường </w:t>
+      </w:r>
+      <w:proofErr w:type="spellStart"/>
+      <w:r>
+        <w:rPr>
+          <w:sz w:val="28"/>
+          <w:szCs w:val="28"/>
+        </w:rPr>
+        <w:t>Đại</w:t>
+      </w:r>
+      <w:proofErr w:type="spellEnd"/>
+      <w:r>
+        <w:rPr>
+          <w:sz w:val="28"/>
+          <w:szCs w:val="28"/>
+        </w:rPr>
+        <w:t xml:space="preserve"> </w:t>
+      </w:r>
+      <w:proofErr w:type="spellStart"/>
+      <w:r>
+        <w:rPr>
+          <w:sz w:val="28"/>
+          <w:szCs w:val="28"/>
+        </w:rPr>
+        <w:t>học</w:t>
+      </w:r>
+      <w:proofErr w:type="spellEnd"/>
+      <w:r>
+        <w:rPr>
+          <w:sz w:val="28"/>
+          <w:szCs w:val="28"/>
+        </w:rPr>
+        <w:t xml:space="preserve"> </w:t>
+      </w:r>
+      <w:proofErr w:type="spellStart"/>
+      <w:r>
+        <w:rPr>
+          <w:sz w:val="28"/>
+          <w:szCs w:val="28"/>
+        </w:rPr>
+        <w:t>Tiền</w:t>
+      </w:r>
+      <w:proofErr w:type="spellEnd"/>
+      <w:r>
+        <w:rPr>
+          <w:sz w:val="28"/>
+          <w:szCs w:val="28"/>
+        </w:rPr>
+        <w:t xml:space="preserve"> Giang.</w:t>
       </w:r>
     </w:p>
     <w:p>
@@ -1856,12 +2213,6 @@
           <w:szCs w:val="28"/>
         </w:rPr>
         <w:tab/>
-      </w:r>
-      <w:r>
-        <w:rPr>
-          <w:sz w:val="28"/>
-          <w:szCs w:val="28"/>
-        </w:rPr>
         <w:t>Nguyễn Văn Trọng Phúc</w:t>
       </w:r>
       <w:r>
@@ -1916,14 +2267,7 @@
           <w:sz w:val="28"/>
           <w:szCs w:val="28"/>
         </w:rPr>
-        <w:t>: N</w:t>
-      </w:r>
-      <w:r>
-        <w:rPr>
-          <w:sz w:val="28"/>
-          <w:szCs w:val="28"/>
-        </w:rPr>
-        <w:t>am</w:t>
+        <w:t>: Nam</w:t>
       </w:r>
     </w:p>
     <w:p>
@@ -1956,14 +2300,7 @@
           <w:sz w:val="28"/>
           <w:szCs w:val="28"/>
         </w:rPr>
-        <w:t xml:space="preserve"> CMND/CCCD:</w:t>
-      </w:r>
-      <w:r>
-        <w:rPr>
-          <w:sz w:val="28"/>
-          <w:szCs w:val="28"/>
-        </w:rPr>
-        <w:t xml:space="preserve"> </w:t>
+        <w:t xml:space="preserve"> CMND/CCCD: </w:t>
       </w:r>
       <w:r>
         <w:rPr>
@@ -2146,6 +2483,141 @@
         </w:rPr>
         <w:t>:</w:t>
       </w:r>
+      <w:r>
+        <w:rPr>
+          <w:sz w:val="28"/>
+          <w:szCs w:val="28"/>
+        </w:rPr>
+        <w:t xml:space="preserve"> </w:t>
+      </w:r>
+      <w:r>
+        <w:rPr>
+          <w:sz w:val="28"/>
+          <w:szCs w:val="28"/>
+        </w:rPr>
+        <w:t xml:space="preserve">Sinh </w:t>
+      </w:r>
+      <w:proofErr w:type="spellStart"/>
+      <w:r>
+        <w:rPr>
+          <w:sz w:val="28"/>
+          <w:szCs w:val="28"/>
+        </w:rPr>
+        <w:t>viên</w:t>
+      </w:r>
+      <w:proofErr w:type="spellEnd"/>
+      <w:r>
+        <w:rPr>
+          <w:sz w:val="28"/>
+          <w:szCs w:val="28"/>
+        </w:rPr>
+        <w:t xml:space="preserve"> </w:t>
+      </w:r>
+      <w:proofErr w:type="spellStart"/>
+      <w:r>
+        <w:rPr>
+          <w:sz w:val="28"/>
+          <w:szCs w:val="28"/>
+        </w:rPr>
+        <w:t>năm</w:t>
+      </w:r>
+      <w:proofErr w:type="spellEnd"/>
+      <w:r>
+        <w:rPr>
+          <w:sz w:val="28"/>
+          <w:szCs w:val="28"/>
+        </w:rPr>
+        <w:t xml:space="preserve"> 3 </w:t>
+      </w:r>
+      <w:proofErr w:type="spellStart"/>
+      <w:r>
+        <w:rPr>
+          <w:sz w:val="28"/>
+          <w:szCs w:val="28"/>
+        </w:rPr>
+        <w:t>ngành</w:t>
+      </w:r>
+      <w:proofErr w:type="spellEnd"/>
+      <w:r>
+        <w:rPr>
+          <w:sz w:val="28"/>
+          <w:szCs w:val="28"/>
+        </w:rPr>
+        <w:t xml:space="preserve"> Công </w:t>
+      </w:r>
+      <w:proofErr w:type="spellStart"/>
+      <w:proofErr w:type="gramStart"/>
+      <w:r>
+        <w:rPr>
+          <w:sz w:val="28"/>
+          <w:szCs w:val="28"/>
+        </w:rPr>
+        <w:t>Nghệ</w:t>
+      </w:r>
+      <w:proofErr w:type="spellEnd"/>
+      <w:r>
+        <w:rPr>
+          <w:sz w:val="28"/>
+          <w:szCs w:val="28"/>
+        </w:rPr>
+        <w:t xml:space="preserve">  Thông</w:t>
+      </w:r>
+      <w:proofErr w:type="gramEnd"/>
+      <w:r>
+        <w:rPr>
+          <w:sz w:val="28"/>
+          <w:szCs w:val="28"/>
+        </w:rPr>
+        <w:t xml:space="preserve"> Tin, Trường </w:t>
+      </w:r>
+      <w:proofErr w:type="spellStart"/>
+      <w:r>
+        <w:rPr>
+          <w:sz w:val="28"/>
+          <w:szCs w:val="28"/>
+        </w:rPr>
+        <w:t>Đại</w:t>
+      </w:r>
+      <w:proofErr w:type="spellEnd"/>
+      <w:r>
+        <w:rPr>
+          <w:sz w:val="28"/>
+          <w:szCs w:val="28"/>
+        </w:rPr>
+        <w:t xml:space="preserve"> </w:t>
+      </w:r>
+      <w:proofErr w:type="spellStart"/>
+      <w:r>
+        <w:rPr>
+          <w:sz w:val="28"/>
+          <w:szCs w:val="28"/>
+        </w:rPr>
+        <w:t>học</w:t>
+      </w:r>
+      <w:proofErr w:type="spellEnd"/>
+      <w:r>
+        <w:rPr>
+          <w:sz w:val="28"/>
+          <w:szCs w:val="28"/>
+        </w:rPr>
+        <w:t xml:space="preserve"> </w:t>
+      </w:r>
+      <w:proofErr w:type="spellStart"/>
+      <w:r>
+        <w:rPr>
+          <w:sz w:val="28"/>
+          <w:szCs w:val="28"/>
+        </w:rPr>
+        <w:t>Tiền</w:t>
+      </w:r>
+      <w:proofErr w:type="spellEnd"/>
+      <w:r>
+        <w:rPr>
+          <w:sz w:val="28"/>
+          <w:szCs w:val="28"/>
+        </w:rPr>
+        <w:t xml:space="preserve"> Giang.</w:t>
+      </w:r>
     </w:p>
     <w:p>
       <w:pPr>
@@ -2252,33 +2724,13 @@
           <w:sz w:val="28"/>
           <w:szCs w:val="28"/>
         </w:rPr>
-        <w:t>phuc</w:t>
-      </w:r>
-      <w:r>
-        <w:rPr>
-          <w:sz w:val="28"/>
-          <w:szCs w:val="28"/>
-        </w:rPr>
-        <w:t>0231010</w:t>
-      </w:r>
-      <w:r>
-        <w:rPr>
-          <w:sz w:val="28"/>
-          <w:szCs w:val="28"/>
-        </w:rPr>
-        <w:t>0</w:t>
-      </w:r>
-      <w:r>
-        <w:rPr>
-          <w:sz w:val="28"/>
-          <w:szCs w:val="28"/>
-        </w:rPr>
-        <w:t>3@@tgu.edu.vn</w:t>
+        <w:t>phuc023101003@@tgu.edu.vn</w:t>
       </w:r>
     </w:p>
     <w:p>
       <w:pPr>
         <w:spacing w:after="120" w:line="264" w:lineRule="auto"/>
+        <w:ind w:firstLine="720"/>
         <w:rPr>
           <w:sz w:val="28"/>
           <w:szCs w:val="28"/>
@@ -2288,57 +2740,77 @@
     <w:p>
       <w:pPr>
         <w:spacing w:after="120" w:line="264" w:lineRule="auto"/>
-        <w:jc w:val="both"/>
-        <w:rPr>
-          <w:b/>
-          <w:sz w:val="28"/>
-          <w:szCs w:val="28"/>
-        </w:rPr>
-      </w:pPr>
-      <w:r>
-        <w:rPr>
-          <w:b/>
-          <w:sz w:val="28"/>
-          <w:szCs w:val="28"/>
-        </w:rPr>
-        <w:t>I</w:t>
-      </w:r>
-      <w:r>
-        <w:rPr>
-          <w:b/>
-          <w:sz w:val="28"/>
-          <w:szCs w:val="28"/>
-        </w:rPr>
-        <w:t>I</w:t>
-      </w:r>
-      <w:r>
-        <w:rPr>
-          <w:b/>
-          <w:sz w:val="28"/>
-          <w:szCs w:val="28"/>
-        </w:rPr>
-        <w:t xml:space="preserve">. </w:t>
-      </w:r>
-      <w:r>
-        <w:rPr>
-          <w:b/>
-          <w:sz w:val="28"/>
-          <w:szCs w:val="28"/>
-        </w:rPr>
-        <w:t>THÔNG TIN DỰ ÁN</w:t>
-      </w:r>
-      <w:r>
-        <w:rPr>
-          <w:b/>
-          <w:sz w:val="28"/>
-          <w:szCs w:val="28"/>
-        </w:rPr>
-        <w:t>:</w:t>
-      </w:r>
+        <w:ind w:firstLine="720"/>
+        <w:rPr>
+          <w:sz w:val="28"/>
+          <w:szCs w:val="28"/>
+        </w:rPr>
+      </w:pPr>
     </w:p>
     <w:p>
       <w:pPr>
         <w:spacing w:after="120" w:line="264" w:lineRule="auto"/>
+        <w:ind w:firstLine="720"/>
+        <w:rPr>
+          <w:sz w:val="28"/>
+          <w:szCs w:val="28"/>
+        </w:rPr>
+      </w:pPr>
+    </w:p>
+    <w:p>
+      <w:pPr>
+        <w:spacing w:after="120" w:line="264" w:lineRule="auto"/>
+        <w:jc w:val="both"/>
+        <w:rPr>
+          <w:b/>
+          <w:sz w:val="28"/>
+          <w:szCs w:val="28"/>
+        </w:rPr>
+      </w:pPr>
+      <w:r>
+        <w:rPr>
+          <w:b/>
+          <w:sz w:val="28"/>
+          <w:szCs w:val="28"/>
+        </w:rPr>
+        <w:t>I</w:t>
+      </w:r>
+      <w:r>
+        <w:rPr>
+          <w:b/>
+          <w:sz w:val="28"/>
+          <w:szCs w:val="28"/>
+        </w:rPr>
+        <w:t>I</w:t>
+      </w:r>
+      <w:r>
+        <w:rPr>
+          <w:b/>
+          <w:sz w:val="28"/>
+          <w:szCs w:val="28"/>
+        </w:rPr>
+        <w:t xml:space="preserve">. </w:t>
+      </w:r>
+      <w:r>
+        <w:rPr>
+          <w:b/>
+          <w:sz w:val="28"/>
+          <w:szCs w:val="28"/>
+        </w:rPr>
+        <w:t>THÔNG TIN DỰ ÁN</w:t>
+      </w:r>
+      <w:r>
+        <w:rPr>
+          <w:b/>
+          <w:sz w:val="28"/>
+          <w:szCs w:val="28"/>
+        </w:rPr>
+        <w:t>:</w:t>
+      </w:r>
+    </w:p>
+    <w:p>
+      <w:pPr>
+        <w:spacing w:after="120" w:line="264" w:lineRule="auto"/>
         <w:rPr>
           <w:sz w:val="28"/>
           <w:szCs w:val="28"/>
@@ -2428,8 +2900,193 @@
           <w:sz w:val="28"/>
           <w:szCs w:val="28"/>
         </w:rPr>
-        <w:t xml:space="preserve"> AI</w:t>
-      </w:r>
+        <w:t xml:space="preserve"> - </w:t>
+      </w:r>
+      <w:proofErr w:type="spellStart"/>
+      <w:r>
+        <w:rPr>
+          <w:sz w:val="28"/>
+          <w:szCs w:val="28"/>
+        </w:rPr>
+        <w:t>Chợ</w:t>
+      </w:r>
+      <w:proofErr w:type="spellEnd"/>
+      <w:r>
+        <w:rPr>
+          <w:sz w:val="28"/>
+          <w:szCs w:val="28"/>
+        </w:rPr>
+        <w:t xml:space="preserve"> </w:t>
+      </w:r>
+      <w:proofErr w:type="spellStart"/>
+      <w:r>
+        <w:rPr>
+          <w:sz w:val="28"/>
+          <w:szCs w:val="28"/>
+        </w:rPr>
+        <w:t>Nhà</w:t>
+      </w:r>
+      <w:proofErr w:type="spellEnd"/>
+      <w:r>
+        <w:rPr>
+          <w:sz w:val="28"/>
+          <w:szCs w:val="28"/>
+        </w:rPr>
+        <w:t xml:space="preserve"> </w:t>
+      </w:r>
+      <w:proofErr w:type="spellStart"/>
+      <w:r>
+        <w:rPr>
+          <w:sz w:val="28"/>
+          <w:szCs w:val="28"/>
+        </w:rPr>
+        <w:t>Nông</w:t>
+      </w:r>
+      <w:proofErr w:type="spellEnd"/>
+      <w:r>
+        <w:rPr>
+          <w:sz w:val="28"/>
+          <w:szCs w:val="28"/>
+        </w:rPr>
+        <w:t xml:space="preserve"> - </w:t>
+      </w:r>
+      <w:proofErr w:type="spellStart"/>
+      <w:r>
+        <w:rPr>
+          <w:sz w:val="28"/>
+          <w:szCs w:val="28"/>
+        </w:rPr>
+        <w:t>Ứng</w:t>
+      </w:r>
+      <w:proofErr w:type="spellEnd"/>
+      <w:r>
+        <w:rPr>
+          <w:sz w:val="28"/>
+          <w:szCs w:val="28"/>
+        </w:rPr>
+        <w:t xml:space="preserve"> </w:t>
+      </w:r>
+      <w:proofErr w:type="spellStart"/>
+      <w:r>
+        <w:rPr>
+          <w:sz w:val="28"/>
+          <w:szCs w:val="28"/>
+        </w:rPr>
+        <w:t>dụng</w:t>
+      </w:r>
+      <w:proofErr w:type="spellEnd"/>
+      <w:r>
+        <w:rPr>
+          <w:sz w:val="28"/>
+          <w:szCs w:val="28"/>
+        </w:rPr>
+        <w:t xml:space="preserve"> AI </w:t>
+      </w:r>
+      <w:proofErr w:type="spellStart"/>
+      <w:r>
+        <w:rPr>
+          <w:sz w:val="28"/>
+          <w:szCs w:val="28"/>
+        </w:rPr>
+        <w:t>định</w:t>
+      </w:r>
+      <w:proofErr w:type="spellEnd"/>
+      <w:r>
+        <w:rPr>
+          <w:sz w:val="28"/>
+          <w:szCs w:val="28"/>
+        </w:rPr>
+        <w:t xml:space="preserve"> </w:t>
+      </w:r>
+      <w:proofErr w:type="spellStart"/>
+      <w:r>
+        <w:rPr>
+          <w:sz w:val="28"/>
+          <w:szCs w:val="28"/>
+        </w:rPr>
+        <w:t>giá</w:t>
+      </w:r>
+      <w:proofErr w:type="spellEnd"/>
+      <w:r>
+        <w:rPr>
+          <w:sz w:val="28"/>
+          <w:szCs w:val="28"/>
+        </w:rPr>
+        <w:t xml:space="preserve"> </w:t>
+      </w:r>
+      <w:proofErr w:type="spellStart"/>
+      <w:r>
+        <w:rPr>
+          <w:sz w:val="28"/>
+          <w:szCs w:val="28"/>
+        </w:rPr>
+        <w:t>và</w:t>
+      </w:r>
+      <w:proofErr w:type="spellEnd"/>
+      <w:r>
+        <w:rPr>
+          <w:sz w:val="28"/>
+          <w:szCs w:val="28"/>
+        </w:rPr>
+        <w:t xml:space="preserve"> </w:t>
+      </w:r>
+      <w:proofErr w:type="spellStart"/>
+      <w:r>
+        <w:rPr>
+          <w:sz w:val="28"/>
+          <w:szCs w:val="28"/>
+        </w:rPr>
+        <w:t>minh</w:t>
+      </w:r>
+      <w:proofErr w:type="spellEnd"/>
+      <w:r>
+        <w:rPr>
+          <w:sz w:val="28"/>
+          <w:szCs w:val="28"/>
+        </w:rPr>
+        <w:t xml:space="preserve"> </w:t>
+      </w:r>
+      <w:proofErr w:type="spellStart"/>
+      <w:r>
+        <w:rPr>
+          <w:sz w:val="28"/>
+          <w:szCs w:val="28"/>
+        </w:rPr>
+        <w:t>bạch</w:t>
+      </w:r>
+      <w:proofErr w:type="spellEnd"/>
+      <w:r>
+        <w:rPr>
+          <w:sz w:val="28"/>
+          <w:szCs w:val="28"/>
+        </w:rPr>
+        <w:t xml:space="preserve"> </w:t>
+      </w:r>
+      <w:proofErr w:type="spellStart"/>
+      <w:r>
+        <w:rPr>
+          <w:sz w:val="28"/>
+          <w:szCs w:val="28"/>
+        </w:rPr>
+        <w:t>nông</w:t>
+      </w:r>
+      <w:proofErr w:type="spellEnd"/>
+      <w:r>
+        <w:rPr>
+          <w:sz w:val="28"/>
+          <w:szCs w:val="28"/>
+        </w:rPr>
+        <w:t xml:space="preserve"> </w:t>
+      </w:r>
+      <w:proofErr w:type="spellStart"/>
+      <w:r>
+        <w:rPr>
+          <w:sz w:val="28"/>
+          <w:szCs w:val="28"/>
+        </w:rPr>
+        <w:t>sản</w:t>
+      </w:r>
+      <w:proofErr w:type="spellEnd"/>
       <w:r>
         <w:rPr>
           <w:sz w:val="28"/>
@@ -2455,7 +3112,6 @@
           <w:szCs w:val="28"/>
           <w:lang w:val="vi-VN"/>
         </w:rPr>
-        <w:lastRenderedPageBreak/>
         <w:t xml:space="preserve">2. </w:t>
       </w:r>
       <w:r>
@@ -2724,7 +3380,7 @@
           <w:sz w:val="28"/>
           <w:szCs w:val="32"/>
         </w:rPr>
-        <w:sym w:font="Wingdings" w:char="F06F"/>
+        <w:sym w:font="Wingdings" w:char="F0FE"/>
       </w:r>
       <w:r>
         <w:rPr>
@@ -3576,7 +4232,25 @@
           <w:sz w:val="28"/>
           <w:szCs w:val="28"/>
         </w:rPr>
-        <w:t xml:space="preserve"> ý cho Ban Tổ chức công bố </w:t>
+        <w:t xml:space="preserve"> ý </w:t>
+      </w:r>
+      <w:proofErr w:type="spellStart"/>
+      <w:r>
+        <w:rPr>
+          <w:spacing w:val="4"/>
+          <w:sz w:val="28"/>
+          <w:szCs w:val="28"/>
+        </w:rPr>
+        <w:t>cho</w:t>
+      </w:r>
+      <w:proofErr w:type="spellEnd"/>
+      <w:r>
+        <w:rPr>
+          <w:spacing w:val="4"/>
+          <w:sz w:val="28"/>
+          <w:szCs w:val="28"/>
+        </w:rPr>
+        <w:t xml:space="preserve"> Ban Tổ chức công bố </w:t>
       </w:r>
       <w:r>
         <w:rPr>
@@ -3798,18 +4472,9 @@
           <w:szCs w:val="28"/>
           <w:lang w:val="vi-VN"/>
         </w:rPr>
+        <w:lastRenderedPageBreak/>
         <w:tab/>
       </w:r>
-    </w:p>
-    <w:p>
-      <w:pPr>
-        <w:rPr>
-          <w:b/>
-          <w:sz w:val="32"/>
-          <w:szCs w:val="32"/>
-          <w:lang w:val="en-GB"/>
-        </w:rPr>
-      </w:pPr>
     </w:p>
     <w:sectPr>
       <w:pgSz w:w="11907" w:h="16840" w:code="9"/>

--- a/docs/BTC - PHIEU DANG KY DU THI 2026-CAOPHUCTHINH.docx
+++ b/docs/BTC - PHIEU DANG KY DU THI 2026-CAOPHUCTHINH.docx
@@ -581,77 +581,230 @@
           <w:szCs w:val="28"/>
         </w:rPr>
         <w:tab/>
+        <w:t>- Họ và tên</w:t>
+      </w:r>
+      <w:r>
+        <w:rPr>
+          <w:sz w:val="28"/>
+          <w:szCs w:val="28"/>
+        </w:rPr>
+        <w:t>: Cao Phúc Thịnh</w:t>
+      </w:r>
+      <w:r>
+        <w:rPr>
+          <w:sz w:val="28"/>
+          <w:szCs w:val="28"/>
+        </w:rPr>
+        <w:tab/>
+      </w:r>
+      <w:r>
+        <w:rPr>
+          <w:sz w:val="28"/>
+          <w:szCs w:val="28"/>
+        </w:rPr>
+        <w:tab/>
+      </w:r>
+      <w:r>
+        <w:rPr>
+          <w:sz w:val="28"/>
+          <w:szCs w:val="28"/>
+        </w:rPr>
+        <w:tab/>
+      </w:r>
+      <w:r>
+        <w:rPr>
+          <w:sz w:val="28"/>
+          <w:szCs w:val="28"/>
+        </w:rPr>
+        <w:tab/>
+        <w:t>- Giới tính:</w:t>
+      </w:r>
+      <w:r>
+        <w:rPr>
+          <w:sz w:val="28"/>
+          <w:szCs w:val="28"/>
+        </w:rPr>
+        <w:t xml:space="preserve"> Nam</w:t>
+      </w:r>
+    </w:p>
+    <w:p>
+      <w:pPr>
+        <w:spacing w:after="120" w:line="264" w:lineRule="auto"/>
+        <w:rPr>
+          <w:sz w:val="28"/>
+          <w:szCs w:val="28"/>
+        </w:rPr>
+      </w:pPr>
+      <w:r>
+        <w:rPr>
+          <w:sz w:val="28"/>
+          <w:szCs w:val="28"/>
+        </w:rPr>
+        <w:tab/>
+      </w:r>
+      <w:r>
+        <w:rPr>
+          <w:sz w:val="28"/>
+          <w:szCs w:val="28"/>
+        </w:rPr>
+        <w:t>- Số CMND/CCCD:</w:t>
+      </w:r>
+      <w:r>
+        <w:rPr>
+          <w:sz w:val="28"/>
+          <w:szCs w:val="28"/>
+        </w:rPr>
+        <w:t xml:space="preserve"> 083205010881</w:t>
+      </w:r>
+      <w:r>
+        <w:rPr>
+          <w:sz w:val="28"/>
+          <w:szCs w:val="28"/>
+        </w:rPr>
+        <w:tab/>
+      </w:r>
+      <w:r>
+        <w:rPr>
+          <w:sz w:val="28"/>
+          <w:szCs w:val="28"/>
+        </w:rPr>
+        <w:tab/>
+      </w:r>
+      <w:r>
+        <w:rPr>
+          <w:sz w:val="28"/>
+          <w:szCs w:val="28"/>
+        </w:rPr>
+        <w:tab/>
+      </w:r>
+      <w:r>
+        <w:rPr>
+          <w:sz w:val="28"/>
+          <w:szCs w:val="28"/>
+        </w:rPr>
+        <w:t>- Năm sinh:</w:t>
+      </w:r>
+      <w:r>
+        <w:rPr>
+          <w:sz w:val="28"/>
+          <w:szCs w:val="28"/>
+        </w:rPr>
+        <w:t xml:space="preserve"> 2005</w:t>
+      </w:r>
+      <w:r>
+        <w:rPr>
+          <w:sz w:val="28"/>
+          <w:szCs w:val="28"/>
+        </w:rPr>
+        <w:tab/>
+      </w:r>
+    </w:p>
+    <w:p>
+      <w:pPr>
+        <w:spacing w:after="120" w:line="264" w:lineRule="auto"/>
+        <w:rPr>
+          <w:sz w:val="28"/>
+          <w:szCs w:val="28"/>
+        </w:rPr>
+      </w:pPr>
+      <w:r>
+        <w:rPr>
+          <w:sz w:val="28"/>
+          <w:szCs w:val="28"/>
+        </w:rPr>
+        <w:tab/>
+        <w:t>- Trình độ học vấn</w:t>
+      </w:r>
+      <w:r>
+        <w:rPr>
+          <w:sz w:val="28"/>
+          <w:szCs w:val="28"/>
+        </w:rPr>
+        <w:t>/chuyên môn</w:t>
+      </w:r>
+      <w:r>
+        <w:rPr>
+          <w:sz w:val="28"/>
+          <w:szCs w:val="28"/>
+        </w:rPr>
+        <w:t>:</w:t>
+      </w:r>
+      <w:r>
+        <w:rPr>
+          <w:sz w:val="28"/>
+          <w:szCs w:val="28"/>
+        </w:rPr>
+        <w:t xml:space="preserve"> </w:t>
+      </w:r>
+      <w:r>
+        <w:rPr>
+          <w:sz w:val="28"/>
+          <w:szCs w:val="28"/>
+        </w:rPr>
+        <w:t>Sinh viên năm 3 ngành Công Nghệ Thông Tin, Trường Đại học Tiền Giang.</w:t>
+      </w:r>
+    </w:p>
+    <w:p>
+      <w:pPr>
+        <w:spacing w:after="120" w:line="264" w:lineRule="auto"/>
+        <w:rPr>
+          <w:sz w:val="28"/>
+          <w:szCs w:val="28"/>
+        </w:rPr>
+      </w:pPr>
+      <w:r>
+        <w:rPr>
+          <w:sz w:val="28"/>
+          <w:szCs w:val="28"/>
+        </w:rPr>
+        <w:tab/>
+        <w:t>- Số đ</w:t>
+      </w:r>
+      <w:r>
+        <w:rPr>
+          <w:sz w:val="28"/>
+          <w:szCs w:val="28"/>
+        </w:rPr>
+        <w:t xml:space="preserve">iện thoại: </w:t>
+      </w:r>
+      <w:r>
+        <w:rPr>
+          <w:sz w:val="28"/>
+          <w:szCs w:val="28"/>
+        </w:rPr>
+        <w:t>0326313224</w:t>
+      </w:r>
+      <w:r>
+        <w:rPr>
+          <w:sz w:val="28"/>
+          <w:szCs w:val="28"/>
+        </w:rPr>
+        <w:tab/>
         <w:t xml:space="preserve">- </w:t>
       </w:r>
-      <w:proofErr w:type="spellStart"/>
-      <w:r>
-        <w:rPr>
-          <w:sz w:val="28"/>
-          <w:szCs w:val="28"/>
-        </w:rPr>
-        <w:t>Họ</w:t>
-      </w:r>
-      <w:proofErr w:type="spellEnd"/>
-      <w:r>
-        <w:rPr>
-          <w:sz w:val="28"/>
-          <w:szCs w:val="28"/>
-        </w:rPr>
-        <w:t xml:space="preserve"> </w:t>
-      </w:r>
-      <w:proofErr w:type="spellStart"/>
-      <w:r>
-        <w:rPr>
-          <w:sz w:val="28"/>
-          <w:szCs w:val="28"/>
-        </w:rPr>
-        <w:t>và</w:t>
-      </w:r>
-      <w:proofErr w:type="spellEnd"/>
-      <w:r>
-        <w:rPr>
-          <w:sz w:val="28"/>
-          <w:szCs w:val="28"/>
-        </w:rPr>
-        <w:t xml:space="preserve"> </w:t>
-      </w:r>
-      <w:proofErr w:type="spellStart"/>
-      <w:r>
-        <w:rPr>
-          <w:sz w:val="28"/>
-          <w:szCs w:val="28"/>
-        </w:rPr>
-        <w:t>tên</w:t>
-      </w:r>
-      <w:proofErr w:type="spellEnd"/>
-      <w:r>
-        <w:rPr>
-          <w:sz w:val="28"/>
-          <w:szCs w:val="28"/>
-        </w:rPr>
-        <w:t>: Cao Phúc Thịnh</w:t>
-      </w:r>
-      <w:r>
-        <w:rPr>
-          <w:sz w:val="28"/>
-          <w:szCs w:val="28"/>
-        </w:rPr>
-        <w:tab/>
-      </w:r>
-      <w:r>
-        <w:rPr>
-          <w:sz w:val="28"/>
-          <w:szCs w:val="28"/>
-        </w:rPr>
-        <w:tab/>
-      </w:r>
-      <w:r>
-        <w:rPr>
-          <w:sz w:val="28"/>
-          <w:szCs w:val="28"/>
-        </w:rPr>
-        <w:tab/>
-      </w:r>
+      <w:r>
+        <w:rPr>
+          <w:sz w:val="28"/>
+          <w:szCs w:val="28"/>
+        </w:rPr>
+        <w:t xml:space="preserve">Email: </w:t>
+      </w:r>
+      <w:r>
+        <w:rPr>
+          <w:sz w:val="28"/>
+          <w:szCs w:val="28"/>
+        </w:rPr>
+        <w:t>thinh023101057@tgu.edu.vn</w:t>
+      </w:r>
+    </w:p>
+    <w:p>
+      <w:pPr>
+        <w:spacing w:after="120" w:line="264" w:lineRule="auto"/>
+        <w:rPr>
+          <w:sz w:val="28"/>
+          <w:szCs w:val="28"/>
+        </w:rPr>
+      </w:pPr>
       <w:r>
         <w:rPr>
           <w:sz w:val="28"/>
@@ -660,649 +813,19 @@
         <w:tab/>
         <w:t xml:space="preserve">- </w:t>
       </w:r>
-      <w:proofErr w:type="spellStart"/>
-      <w:r>
-        <w:rPr>
-          <w:sz w:val="28"/>
-          <w:szCs w:val="28"/>
-        </w:rPr>
-        <w:t>Giới</w:t>
-      </w:r>
-      <w:proofErr w:type="spellEnd"/>
-      <w:r>
-        <w:rPr>
-          <w:sz w:val="28"/>
-          <w:szCs w:val="28"/>
-        </w:rPr>
-        <w:t xml:space="preserve"> </w:t>
-      </w:r>
-      <w:proofErr w:type="spellStart"/>
-      <w:r>
-        <w:rPr>
-          <w:sz w:val="28"/>
-          <w:szCs w:val="28"/>
-        </w:rPr>
-        <w:t>tính</w:t>
-      </w:r>
-      <w:proofErr w:type="spellEnd"/>
-      <w:r>
-        <w:rPr>
-          <w:sz w:val="28"/>
-          <w:szCs w:val="28"/>
-        </w:rPr>
-        <w:t>:</w:t>
-      </w:r>
-      <w:r>
-        <w:rPr>
-          <w:sz w:val="28"/>
-          <w:szCs w:val="28"/>
-        </w:rPr>
-        <w:t xml:space="preserve"> Nam</w:t>
-      </w:r>
-    </w:p>
-    <w:p>
-      <w:pPr>
-        <w:spacing w:after="120" w:line="264" w:lineRule="auto"/>
-        <w:rPr>
-          <w:sz w:val="28"/>
-          <w:szCs w:val="28"/>
-        </w:rPr>
-      </w:pPr>
-      <w:r>
-        <w:rPr>
-          <w:sz w:val="28"/>
-          <w:szCs w:val="28"/>
-        </w:rPr>
-        <w:tab/>
-      </w:r>
-      <w:r>
-        <w:rPr>
-          <w:sz w:val="28"/>
-          <w:szCs w:val="28"/>
-        </w:rPr>
-        <w:t xml:space="preserve">- </w:t>
-      </w:r>
-      <w:proofErr w:type="spellStart"/>
-      <w:r>
-        <w:rPr>
-          <w:sz w:val="28"/>
-          <w:szCs w:val="28"/>
-        </w:rPr>
-        <w:t>Số</w:t>
-      </w:r>
-      <w:proofErr w:type="spellEnd"/>
-      <w:r>
-        <w:rPr>
-          <w:sz w:val="28"/>
-          <w:szCs w:val="28"/>
-        </w:rPr>
-        <w:t xml:space="preserve"> CMND/CCCD:</w:t>
-      </w:r>
-      <w:r>
-        <w:rPr>
-          <w:sz w:val="28"/>
-          <w:szCs w:val="28"/>
-        </w:rPr>
-        <w:t xml:space="preserve"> 083205010881</w:t>
-      </w:r>
-      <w:r>
-        <w:rPr>
-          <w:sz w:val="28"/>
-          <w:szCs w:val="28"/>
-        </w:rPr>
-        <w:tab/>
-      </w:r>
-      <w:r>
-        <w:rPr>
-          <w:sz w:val="28"/>
-          <w:szCs w:val="28"/>
-        </w:rPr>
-        <w:tab/>
-      </w:r>
-      <w:r>
-        <w:rPr>
-          <w:sz w:val="28"/>
-          <w:szCs w:val="28"/>
-        </w:rPr>
-        <w:tab/>
-      </w:r>
-      <w:r>
-        <w:rPr>
-          <w:sz w:val="28"/>
-          <w:szCs w:val="28"/>
-        </w:rPr>
-        <w:t xml:space="preserve">- </w:t>
-      </w:r>
-      <w:proofErr w:type="spellStart"/>
-      <w:r>
-        <w:rPr>
-          <w:sz w:val="28"/>
-          <w:szCs w:val="28"/>
-        </w:rPr>
-        <w:t>Năm</w:t>
-      </w:r>
-      <w:proofErr w:type="spellEnd"/>
-      <w:r>
-        <w:rPr>
-          <w:sz w:val="28"/>
-          <w:szCs w:val="28"/>
-        </w:rPr>
-        <w:t xml:space="preserve"> </w:t>
-      </w:r>
-      <w:proofErr w:type="spellStart"/>
-      <w:r>
-        <w:rPr>
-          <w:sz w:val="28"/>
-          <w:szCs w:val="28"/>
-        </w:rPr>
-        <w:t>sinh</w:t>
-      </w:r>
-      <w:proofErr w:type="spellEnd"/>
-      <w:r>
-        <w:rPr>
-          <w:sz w:val="28"/>
-          <w:szCs w:val="28"/>
-        </w:rPr>
-        <w:t>:</w:t>
-      </w:r>
-      <w:r>
-        <w:rPr>
-          <w:sz w:val="28"/>
-          <w:szCs w:val="28"/>
-        </w:rPr>
-        <w:t xml:space="preserve"> 2005</w:t>
-      </w:r>
-      <w:r>
-        <w:rPr>
-          <w:sz w:val="28"/>
-          <w:szCs w:val="28"/>
-        </w:rPr>
-        <w:tab/>
-      </w:r>
-    </w:p>
-    <w:p>
-      <w:pPr>
-        <w:spacing w:after="120" w:line="264" w:lineRule="auto"/>
-        <w:rPr>
-          <w:sz w:val="28"/>
-          <w:szCs w:val="28"/>
-        </w:rPr>
-      </w:pPr>
-      <w:r>
-        <w:rPr>
-          <w:sz w:val="28"/>
-          <w:szCs w:val="28"/>
-        </w:rPr>
-        <w:tab/>
-        <w:t xml:space="preserve">- </w:t>
-      </w:r>
-      <w:proofErr w:type="spellStart"/>
-      <w:r>
-        <w:rPr>
-          <w:sz w:val="28"/>
-          <w:szCs w:val="28"/>
-        </w:rPr>
-        <w:t>Trình</w:t>
-      </w:r>
-      <w:proofErr w:type="spellEnd"/>
-      <w:r>
-        <w:rPr>
-          <w:sz w:val="28"/>
-          <w:szCs w:val="28"/>
-        </w:rPr>
-        <w:t xml:space="preserve"> </w:t>
-      </w:r>
-      <w:proofErr w:type="spellStart"/>
-      <w:r>
-        <w:rPr>
-          <w:sz w:val="28"/>
-          <w:szCs w:val="28"/>
-        </w:rPr>
-        <w:t>độ</w:t>
-      </w:r>
-      <w:proofErr w:type="spellEnd"/>
-      <w:r>
-        <w:rPr>
-          <w:sz w:val="28"/>
-          <w:szCs w:val="28"/>
-        </w:rPr>
-        <w:t xml:space="preserve"> </w:t>
-      </w:r>
-      <w:proofErr w:type="spellStart"/>
-      <w:r>
-        <w:rPr>
-          <w:sz w:val="28"/>
-          <w:szCs w:val="28"/>
-        </w:rPr>
-        <w:t>học</w:t>
-      </w:r>
-      <w:proofErr w:type="spellEnd"/>
-      <w:r>
-        <w:rPr>
-          <w:sz w:val="28"/>
-          <w:szCs w:val="28"/>
-        </w:rPr>
-        <w:t xml:space="preserve"> </w:t>
-      </w:r>
-      <w:proofErr w:type="spellStart"/>
-      <w:r>
-        <w:rPr>
-          <w:sz w:val="28"/>
-          <w:szCs w:val="28"/>
-        </w:rPr>
-        <w:t>vấn</w:t>
-      </w:r>
-      <w:proofErr w:type="spellEnd"/>
-      <w:r>
-        <w:rPr>
-          <w:sz w:val="28"/>
-          <w:szCs w:val="28"/>
-        </w:rPr>
-        <w:t>/</w:t>
-      </w:r>
-      <w:proofErr w:type="spellStart"/>
-      <w:r>
-        <w:rPr>
-          <w:sz w:val="28"/>
-          <w:szCs w:val="28"/>
-        </w:rPr>
-        <w:t>chuyên</w:t>
-      </w:r>
-      <w:proofErr w:type="spellEnd"/>
-      <w:r>
-        <w:rPr>
-          <w:sz w:val="28"/>
-          <w:szCs w:val="28"/>
-        </w:rPr>
-        <w:t xml:space="preserve"> </w:t>
-      </w:r>
-      <w:proofErr w:type="spellStart"/>
-      <w:r>
-        <w:rPr>
-          <w:sz w:val="28"/>
-          <w:szCs w:val="28"/>
-        </w:rPr>
-        <w:t>môn</w:t>
-      </w:r>
-      <w:proofErr w:type="spellEnd"/>
-      <w:r>
-        <w:rPr>
-          <w:sz w:val="28"/>
-          <w:szCs w:val="28"/>
-        </w:rPr>
-        <w:t>:</w:t>
-      </w:r>
-      <w:r>
-        <w:rPr>
-          <w:sz w:val="28"/>
-          <w:szCs w:val="28"/>
-        </w:rPr>
-        <w:t xml:space="preserve"> </w:t>
-      </w:r>
-      <w:r>
-        <w:rPr>
-          <w:sz w:val="28"/>
-          <w:szCs w:val="28"/>
-        </w:rPr>
-        <w:t xml:space="preserve">Sinh </w:t>
-      </w:r>
-      <w:proofErr w:type="spellStart"/>
-      <w:r>
-        <w:rPr>
-          <w:sz w:val="28"/>
-          <w:szCs w:val="28"/>
-        </w:rPr>
-        <w:t>viên</w:t>
-      </w:r>
-      <w:proofErr w:type="spellEnd"/>
-      <w:r>
-        <w:rPr>
-          <w:sz w:val="28"/>
-          <w:szCs w:val="28"/>
-        </w:rPr>
-        <w:t xml:space="preserve"> </w:t>
-      </w:r>
-      <w:proofErr w:type="spellStart"/>
-      <w:r>
-        <w:rPr>
-          <w:sz w:val="28"/>
-          <w:szCs w:val="28"/>
-        </w:rPr>
-        <w:t>năm</w:t>
-      </w:r>
-      <w:proofErr w:type="spellEnd"/>
-      <w:r>
-        <w:rPr>
-          <w:sz w:val="28"/>
-          <w:szCs w:val="28"/>
-        </w:rPr>
-        <w:t xml:space="preserve"> 3 </w:t>
-      </w:r>
-      <w:proofErr w:type="spellStart"/>
-      <w:r>
-        <w:rPr>
-          <w:sz w:val="28"/>
-          <w:szCs w:val="28"/>
-        </w:rPr>
-        <w:t>ngành</w:t>
-      </w:r>
-      <w:proofErr w:type="spellEnd"/>
-      <w:r>
-        <w:rPr>
-          <w:sz w:val="28"/>
-          <w:szCs w:val="28"/>
-        </w:rPr>
-        <w:t xml:space="preserve"> Công </w:t>
-      </w:r>
-      <w:proofErr w:type="spellStart"/>
-      <w:r>
-        <w:rPr>
-          <w:sz w:val="28"/>
-          <w:szCs w:val="28"/>
-        </w:rPr>
-        <w:t>Nghệ</w:t>
-      </w:r>
-      <w:proofErr w:type="spellEnd"/>
-      <w:r>
-        <w:rPr>
-          <w:sz w:val="28"/>
-          <w:szCs w:val="28"/>
-        </w:rPr>
-        <w:t xml:space="preserve"> Thông Tin, Trường </w:t>
-      </w:r>
-      <w:proofErr w:type="spellStart"/>
-      <w:r>
-        <w:rPr>
-          <w:sz w:val="28"/>
-          <w:szCs w:val="28"/>
-        </w:rPr>
-        <w:t>Đại</w:t>
-      </w:r>
-      <w:proofErr w:type="spellEnd"/>
-      <w:r>
-        <w:rPr>
-          <w:sz w:val="28"/>
-          <w:szCs w:val="28"/>
-        </w:rPr>
-        <w:t xml:space="preserve"> </w:t>
-      </w:r>
-      <w:proofErr w:type="spellStart"/>
-      <w:r>
-        <w:rPr>
-          <w:sz w:val="28"/>
-          <w:szCs w:val="28"/>
-        </w:rPr>
-        <w:t>học</w:t>
-      </w:r>
-      <w:proofErr w:type="spellEnd"/>
-      <w:r>
-        <w:rPr>
-          <w:sz w:val="28"/>
-          <w:szCs w:val="28"/>
-        </w:rPr>
-        <w:t xml:space="preserve"> </w:t>
-      </w:r>
-      <w:proofErr w:type="spellStart"/>
-      <w:r>
-        <w:rPr>
-          <w:sz w:val="28"/>
-          <w:szCs w:val="28"/>
-        </w:rPr>
-        <w:t>Tiền</w:t>
-      </w:r>
-      <w:proofErr w:type="spellEnd"/>
-      <w:r>
-        <w:rPr>
-          <w:sz w:val="28"/>
-          <w:szCs w:val="28"/>
-        </w:rPr>
-        <w:t xml:space="preserve"> Giang.</w:t>
-      </w:r>
-    </w:p>
-    <w:p>
-      <w:pPr>
-        <w:spacing w:after="120" w:line="264" w:lineRule="auto"/>
-        <w:rPr>
-          <w:sz w:val="28"/>
-          <w:szCs w:val="28"/>
-        </w:rPr>
-      </w:pPr>
-      <w:r>
-        <w:rPr>
-          <w:sz w:val="28"/>
-          <w:szCs w:val="28"/>
-        </w:rPr>
-        <w:tab/>
-        <w:t xml:space="preserve">- </w:t>
-      </w:r>
-      <w:proofErr w:type="spellStart"/>
-      <w:r>
-        <w:rPr>
-          <w:sz w:val="28"/>
-          <w:szCs w:val="28"/>
-        </w:rPr>
-        <w:t>Số</w:t>
-      </w:r>
-      <w:proofErr w:type="spellEnd"/>
-      <w:r>
-        <w:rPr>
-          <w:sz w:val="28"/>
-          <w:szCs w:val="28"/>
-        </w:rPr>
-        <w:t xml:space="preserve"> </w:t>
-      </w:r>
-      <w:proofErr w:type="spellStart"/>
-      <w:r>
-        <w:rPr>
-          <w:sz w:val="28"/>
-          <w:szCs w:val="28"/>
-        </w:rPr>
-        <w:t>đ</w:t>
-      </w:r>
-      <w:r>
-        <w:rPr>
-          <w:sz w:val="28"/>
-          <w:szCs w:val="28"/>
-        </w:rPr>
-        <w:t>iện</w:t>
-      </w:r>
-      <w:proofErr w:type="spellEnd"/>
-      <w:r>
-        <w:rPr>
-          <w:sz w:val="28"/>
-          <w:szCs w:val="28"/>
-        </w:rPr>
-        <w:t xml:space="preserve"> </w:t>
-      </w:r>
-      <w:proofErr w:type="spellStart"/>
-      <w:r>
-        <w:rPr>
-          <w:sz w:val="28"/>
-          <w:szCs w:val="28"/>
-        </w:rPr>
-        <w:t>thoại</w:t>
-      </w:r>
-      <w:proofErr w:type="spellEnd"/>
-      <w:r>
-        <w:rPr>
-          <w:sz w:val="28"/>
-          <w:szCs w:val="28"/>
-        </w:rPr>
-        <w:t xml:space="preserve">: </w:t>
-      </w:r>
-      <w:r>
-        <w:rPr>
-          <w:sz w:val="28"/>
-          <w:szCs w:val="28"/>
-        </w:rPr>
-        <w:t>0326313224</w:t>
-      </w:r>
-      <w:r>
-        <w:rPr>
-          <w:sz w:val="28"/>
-          <w:szCs w:val="28"/>
-        </w:rPr>
-        <w:tab/>
-        <w:t xml:space="preserve">- </w:t>
-      </w:r>
-      <w:r>
-        <w:rPr>
-          <w:sz w:val="28"/>
-          <w:szCs w:val="28"/>
-        </w:rPr>
-        <w:t xml:space="preserve">Email: </w:t>
-      </w:r>
-      <w:r>
-        <w:rPr>
-          <w:sz w:val="28"/>
-          <w:szCs w:val="28"/>
-        </w:rPr>
-        <w:t>thinh023101057@tgu.edu.vn</w:t>
-      </w:r>
-    </w:p>
-    <w:p>
-      <w:pPr>
-        <w:spacing w:after="120" w:line="264" w:lineRule="auto"/>
-        <w:rPr>
-          <w:sz w:val="28"/>
-          <w:szCs w:val="28"/>
-        </w:rPr>
-      </w:pPr>
-      <w:r>
-        <w:rPr>
-          <w:sz w:val="28"/>
-          <w:szCs w:val="28"/>
-        </w:rPr>
-        <w:tab/>
-        <w:t xml:space="preserve">- </w:t>
-      </w:r>
-      <w:proofErr w:type="spellStart"/>
-      <w:r>
-        <w:rPr>
-          <w:sz w:val="28"/>
-          <w:szCs w:val="28"/>
-        </w:rPr>
-        <w:t>Địa</w:t>
-      </w:r>
-      <w:proofErr w:type="spellEnd"/>
-      <w:r>
-        <w:rPr>
-          <w:sz w:val="28"/>
-          <w:szCs w:val="28"/>
-        </w:rPr>
-        <w:t xml:space="preserve"> </w:t>
-      </w:r>
-      <w:proofErr w:type="spellStart"/>
-      <w:r>
-        <w:rPr>
-          <w:sz w:val="28"/>
-          <w:szCs w:val="28"/>
-        </w:rPr>
-        <w:t>chỉ</w:t>
-      </w:r>
-      <w:proofErr w:type="spellEnd"/>
-      <w:r>
-        <w:rPr>
-          <w:sz w:val="28"/>
-          <w:szCs w:val="28"/>
-        </w:rPr>
-        <w:t xml:space="preserve">: </w:t>
-      </w:r>
-      <w:proofErr w:type="spellStart"/>
-      <w:r>
-        <w:rPr>
-          <w:sz w:val="28"/>
-          <w:szCs w:val="28"/>
-        </w:rPr>
-        <w:t>số</w:t>
-      </w:r>
-      <w:proofErr w:type="spellEnd"/>
-      <w:r>
-        <w:rPr>
-          <w:sz w:val="28"/>
-          <w:szCs w:val="28"/>
-        </w:rPr>
-        <w:t xml:space="preserve"> 140, </w:t>
-      </w:r>
-      <w:proofErr w:type="spellStart"/>
-      <w:r>
-        <w:rPr>
-          <w:sz w:val="28"/>
-          <w:szCs w:val="28"/>
-        </w:rPr>
-        <w:t>ấp</w:t>
-      </w:r>
-      <w:proofErr w:type="spellEnd"/>
-      <w:r>
-        <w:rPr>
-          <w:sz w:val="28"/>
-          <w:szCs w:val="28"/>
-        </w:rPr>
-        <w:t xml:space="preserve"> Bình Long, </w:t>
-      </w:r>
-      <w:proofErr w:type="spellStart"/>
-      <w:r>
-        <w:rPr>
-          <w:sz w:val="28"/>
-          <w:szCs w:val="28"/>
-        </w:rPr>
-        <w:t>xã</w:t>
-      </w:r>
-      <w:proofErr w:type="spellEnd"/>
-      <w:r>
-        <w:rPr>
-          <w:sz w:val="28"/>
-          <w:szCs w:val="28"/>
-        </w:rPr>
-        <w:t xml:space="preserve"> Châu </w:t>
-      </w:r>
-      <w:proofErr w:type="spellStart"/>
-      <w:r>
-        <w:rPr>
-          <w:sz w:val="28"/>
-          <w:szCs w:val="28"/>
-        </w:rPr>
-        <w:t>Hòa</w:t>
-      </w:r>
-      <w:proofErr w:type="spellEnd"/>
-      <w:r>
-        <w:rPr>
-          <w:sz w:val="28"/>
-          <w:szCs w:val="28"/>
-        </w:rPr>
-        <w:t xml:space="preserve">, </w:t>
-      </w:r>
-      <w:proofErr w:type="spellStart"/>
-      <w:r>
-        <w:rPr>
-          <w:sz w:val="28"/>
-          <w:szCs w:val="28"/>
-        </w:rPr>
-        <w:t>tỉnh</w:t>
-      </w:r>
-      <w:proofErr w:type="spellEnd"/>
-      <w:r>
-        <w:rPr>
-          <w:sz w:val="28"/>
-          <w:szCs w:val="28"/>
-        </w:rPr>
-        <w:t xml:space="preserve"> </w:t>
-      </w:r>
-      <w:proofErr w:type="spellStart"/>
-      <w:r>
-        <w:rPr>
-          <w:sz w:val="28"/>
-          <w:szCs w:val="28"/>
-        </w:rPr>
-        <w:t>Vĩnh</w:t>
-      </w:r>
-      <w:proofErr w:type="spellEnd"/>
-      <w:r>
-        <w:rPr>
-          <w:sz w:val="28"/>
-          <w:szCs w:val="28"/>
-        </w:rPr>
-        <w:t xml:space="preserve"> Long </w:t>
+      <w:r>
+        <w:rPr>
+          <w:sz w:val="28"/>
+          <w:szCs w:val="28"/>
+        </w:rPr>
+        <w:t xml:space="preserve">Địa chỉ: </w:t>
+      </w:r>
+      <w:r>
+        <w:rPr>
+          <w:sz w:val="28"/>
+          <w:szCs w:val="28"/>
+        </w:rPr>
+        <w:t xml:space="preserve">số 140, ấp Bình Long, xã Châu Hòa, tỉnh Vĩnh Long </w:t>
       </w:r>
     </w:p>
     <w:p>
@@ -1406,571 +929,194 @@
           <w:szCs w:val="28"/>
         </w:rPr>
         <w:tab/>
+        <w:t>- Họ và tên:</w:t>
+      </w:r>
+      <w:r>
+        <w:rPr>
+          <w:sz w:val="28"/>
+          <w:szCs w:val="28"/>
+        </w:rPr>
+        <w:tab/>
+      </w:r>
+      <w:r>
+        <w:rPr>
+          <w:sz w:val="28"/>
+          <w:szCs w:val="28"/>
+        </w:rPr>
+        <w:t>Mai Ngọc Anh Đào</w:t>
+      </w:r>
+      <w:r>
+        <w:rPr>
+          <w:sz w:val="28"/>
+          <w:szCs w:val="28"/>
+        </w:rPr>
+        <w:tab/>
+      </w:r>
+      <w:r>
+        <w:rPr>
+          <w:sz w:val="28"/>
+          <w:szCs w:val="28"/>
+        </w:rPr>
+        <w:tab/>
+      </w:r>
+      <w:r>
+        <w:rPr>
+          <w:sz w:val="28"/>
+          <w:szCs w:val="28"/>
+        </w:rPr>
+        <w:tab/>
+      </w:r>
+      <w:r>
+        <w:rPr>
+          <w:sz w:val="28"/>
+          <w:szCs w:val="28"/>
+        </w:rPr>
+        <w:t>- Giới tính:</w:t>
+      </w:r>
+      <w:r>
+        <w:rPr>
+          <w:sz w:val="28"/>
+          <w:szCs w:val="28"/>
+        </w:rPr>
+        <w:t xml:space="preserve"> Nữ</w:t>
+      </w:r>
+    </w:p>
+    <w:p>
+      <w:pPr>
+        <w:spacing w:after="120" w:line="264" w:lineRule="auto"/>
+        <w:rPr>
+          <w:sz w:val="28"/>
+          <w:szCs w:val="28"/>
+        </w:rPr>
+      </w:pPr>
+      <w:r>
+        <w:rPr>
+          <w:sz w:val="28"/>
+          <w:szCs w:val="28"/>
+        </w:rPr>
+        <w:tab/>
+        <w:t>- Số CMND/CCCD:</w:t>
+      </w:r>
+      <w:r>
+        <w:rPr>
+          <w:sz w:val="28"/>
+          <w:szCs w:val="28"/>
+        </w:rPr>
+        <w:t xml:space="preserve"> 079305031638</w:t>
+      </w:r>
+      <w:r>
+        <w:rPr>
+          <w:sz w:val="28"/>
+          <w:szCs w:val="28"/>
+        </w:rPr>
+        <w:tab/>
+      </w:r>
+      <w:r>
+        <w:rPr>
+          <w:sz w:val="28"/>
+          <w:szCs w:val="28"/>
+        </w:rPr>
+        <w:tab/>
+      </w:r>
+      <w:r>
+        <w:rPr>
+          <w:sz w:val="28"/>
+          <w:szCs w:val="28"/>
+        </w:rPr>
+        <w:tab/>
+        <w:t>- Năm sinh:</w:t>
+      </w:r>
+      <w:r>
+        <w:rPr>
+          <w:sz w:val="28"/>
+          <w:szCs w:val="28"/>
+        </w:rPr>
+        <w:t xml:space="preserve"> 2005</w:t>
+      </w:r>
+      <w:r>
+        <w:rPr>
+          <w:sz w:val="28"/>
+          <w:szCs w:val="28"/>
+        </w:rPr>
+        <w:tab/>
+      </w:r>
+    </w:p>
+    <w:p>
+      <w:pPr>
+        <w:spacing w:after="120" w:line="264" w:lineRule="auto"/>
+        <w:rPr>
+          <w:sz w:val="28"/>
+          <w:szCs w:val="28"/>
+        </w:rPr>
+      </w:pPr>
+      <w:r>
+        <w:rPr>
+          <w:sz w:val="28"/>
+          <w:szCs w:val="28"/>
+        </w:rPr>
+        <w:tab/>
+        <w:t>- Trình độ học vấn/chuyên môn:</w:t>
+      </w:r>
+      <w:r>
+        <w:rPr>
+          <w:sz w:val="28"/>
+          <w:szCs w:val="28"/>
+        </w:rPr>
+        <w:t xml:space="preserve"> </w:t>
+      </w:r>
+      <w:r>
+        <w:rPr>
+          <w:sz w:val="28"/>
+          <w:szCs w:val="28"/>
+        </w:rPr>
+        <w:t>Sinh viên năm 3 ngành Công Nghệ Thông Tin, Trường Đại học Tiền Giang.</w:t>
+      </w:r>
+    </w:p>
+    <w:p>
+      <w:pPr>
+        <w:spacing w:after="120" w:line="264" w:lineRule="auto"/>
+        <w:rPr>
+          <w:sz w:val="28"/>
+          <w:szCs w:val="28"/>
+        </w:rPr>
+      </w:pPr>
+      <w:r>
+        <w:rPr>
+          <w:sz w:val="28"/>
+          <w:szCs w:val="28"/>
+        </w:rPr>
+        <w:tab/>
+        <w:t>- Số đ</w:t>
+      </w:r>
+      <w:r>
+        <w:rPr>
+          <w:sz w:val="28"/>
+          <w:szCs w:val="28"/>
+        </w:rPr>
+        <w:t>iện thoại:</w:t>
+      </w:r>
+      <w:r>
+        <w:rPr>
+          <w:sz w:val="28"/>
+          <w:szCs w:val="28"/>
+        </w:rPr>
+        <w:t xml:space="preserve"> 0889379022</w:t>
+      </w:r>
+      <w:r>
+        <w:rPr>
+          <w:sz w:val="28"/>
+          <w:szCs w:val="28"/>
+        </w:rPr>
+        <w:t xml:space="preserve"> </w:t>
+      </w:r>
+      <w:r>
+        <w:rPr>
+          <w:sz w:val="28"/>
+          <w:szCs w:val="28"/>
+        </w:rPr>
+        <w:tab/>
         <w:t xml:space="preserve">- </w:t>
       </w:r>
-      <w:proofErr w:type="spellStart"/>
-      <w:r>
-        <w:rPr>
-          <w:sz w:val="28"/>
-          <w:szCs w:val="28"/>
-        </w:rPr>
-        <w:t>Họ</w:t>
-      </w:r>
-      <w:proofErr w:type="spellEnd"/>
-      <w:r>
-        <w:rPr>
-          <w:sz w:val="28"/>
-          <w:szCs w:val="28"/>
-        </w:rPr>
-        <w:t xml:space="preserve"> </w:t>
-      </w:r>
-      <w:proofErr w:type="spellStart"/>
-      <w:r>
-        <w:rPr>
-          <w:sz w:val="28"/>
-          <w:szCs w:val="28"/>
-        </w:rPr>
-        <w:t>và</w:t>
-      </w:r>
-      <w:proofErr w:type="spellEnd"/>
-      <w:r>
-        <w:rPr>
-          <w:sz w:val="28"/>
-          <w:szCs w:val="28"/>
-        </w:rPr>
-        <w:t xml:space="preserve"> </w:t>
-      </w:r>
-      <w:proofErr w:type="spellStart"/>
-      <w:r>
-        <w:rPr>
-          <w:sz w:val="28"/>
-          <w:szCs w:val="28"/>
-        </w:rPr>
-        <w:t>tên</w:t>
-      </w:r>
-      <w:proofErr w:type="spellEnd"/>
-      <w:r>
-        <w:rPr>
-          <w:sz w:val="28"/>
-          <w:szCs w:val="28"/>
-        </w:rPr>
-        <w:t>:</w:t>
-      </w:r>
-      <w:r>
-        <w:rPr>
-          <w:sz w:val="28"/>
-          <w:szCs w:val="28"/>
-        </w:rPr>
-        <w:tab/>
-      </w:r>
-      <w:r>
-        <w:rPr>
-          <w:sz w:val="28"/>
-          <w:szCs w:val="28"/>
-        </w:rPr>
-        <w:t>Mai Ngọc Anh Đào</w:t>
-      </w:r>
-      <w:r>
-        <w:rPr>
-          <w:sz w:val="28"/>
-          <w:szCs w:val="28"/>
-        </w:rPr>
-        <w:tab/>
-      </w:r>
-      <w:r>
-        <w:rPr>
-          <w:sz w:val="28"/>
-          <w:szCs w:val="28"/>
-        </w:rPr>
-        <w:tab/>
-      </w:r>
-      <w:r>
-        <w:rPr>
-          <w:sz w:val="28"/>
-          <w:szCs w:val="28"/>
-        </w:rPr>
-        <w:tab/>
-      </w:r>
-      <w:r>
-        <w:rPr>
-          <w:sz w:val="28"/>
-          <w:szCs w:val="28"/>
-        </w:rPr>
-        <w:t xml:space="preserve">- </w:t>
-      </w:r>
-      <w:proofErr w:type="spellStart"/>
-      <w:r>
-        <w:rPr>
-          <w:sz w:val="28"/>
-          <w:szCs w:val="28"/>
-        </w:rPr>
-        <w:t>Giới</w:t>
-      </w:r>
-      <w:proofErr w:type="spellEnd"/>
-      <w:r>
-        <w:rPr>
-          <w:sz w:val="28"/>
-          <w:szCs w:val="28"/>
-        </w:rPr>
-        <w:t xml:space="preserve"> </w:t>
-      </w:r>
-      <w:proofErr w:type="spellStart"/>
-      <w:r>
-        <w:rPr>
-          <w:sz w:val="28"/>
-          <w:szCs w:val="28"/>
-        </w:rPr>
-        <w:t>tính</w:t>
-      </w:r>
-      <w:proofErr w:type="spellEnd"/>
-      <w:r>
-        <w:rPr>
-          <w:sz w:val="28"/>
-          <w:szCs w:val="28"/>
-        </w:rPr>
-        <w:t>:</w:t>
-      </w:r>
-      <w:r>
-        <w:rPr>
-          <w:sz w:val="28"/>
-          <w:szCs w:val="28"/>
-        </w:rPr>
-        <w:t xml:space="preserve"> </w:t>
-      </w:r>
-      <w:proofErr w:type="spellStart"/>
-      <w:r>
-        <w:rPr>
-          <w:sz w:val="28"/>
-          <w:szCs w:val="28"/>
-        </w:rPr>
-        <w:t>Nữ</w:t>
-      </w:r>
-      <w:proofErr w:type="spellEnd"/>
-    </w:p>
-    <w:p>
-      <w:pPr>
-        <w:spacing w:after="120" w:line="264" w:lineRule="auto"/>
-        <w:rPr>
-          <w:sz w:val="28"/>
-          <w:szCs w:val="28"/>
-        </w:rPr>
-      </w:pPr>
-      <w:r>
-        <w:rPr>
-          <w:sz w:val="28"/>
-          <w:szCs w:val="28"/>
-        </w:rPr>
-        <w:tab/>
-        <w:t>- Số CMND/CCCD:</w:t>
-      </w:r>
-      <w:r>
-        <w:rPr>
-          <w:sz w:val="28"/>
-          <w:szCs w:val="28"/>
-        </w:rPr>
-        <w:t xml:space="preserve"> 079305031638</w:t>
-      </w:r>
-      <w:r>
-        <w:rPr>
-          <w:sz w:val="28"/>
-          <w:szCs w:val="28"/>
-        </w:rPr>
-        <w:tab/>
-      </w:r>
-      <w:r>
-        <w:rPr>
-          <w:sz w:val="28"/>
-          <w:szCs w:val="28"/>
-        </w:rPr>
-        <w:tab/>
-      </w:r>
-      <w:r>
-        <w:rPr>
-          <w:sz w:val="28"/>
-          <w:szCs w:val="28"/>
-        </w:rPr>
-        <w:tab/>
-        <w:t xml:space="preserve">- </w:t>
-      </w:r>
-      <w:proofErr w:type="spellStart"/>
-      <w:r>
-        <w:rPr>
-          <w:sz w:val="28"/>
-          <w:szCs w:val="28"/>
-        </w:rPr>
-        <w:t>Năm</w:t>
-      </w:r>
-      <w:proofErr w:type="spellEnd"/>
-      <w:r>
-        <w:rPr>
-          <w:sz w:val="28"/>
-          <w:szCs w:val="28"/>
-        </w:rPr>
-        <w:t xml:space="preserve"> </w:t>
-      </w:r>
-      <w:proofErr w:type="spellStart"/>
-      <w:r>
-        <w:rPr>
-          <w:sz w:val="28"/>
-          <w:szCs w:val="28"/>
-        </w:rPr>
-        <w:t>sinh</w:t>
-      </w:r>
-      <w:proofErr w:type="spellEnd"/>
-      <w:r>
-        <w:rPr>
-          <w:sz w:val="28"/>
-          <w:szCs w:val="28"/>
-        </w:rPr>
-        <w:t>:</w:t>
-      </w:r>
-      <w:r>
-        <w:rPr>
-          <w:sz w:val="28"/>
-          <w:szCs w:val="28"/>
-        </w:rPr>
-        <w:t xml:space="preserve"> 2005</w:t>
-      </w:r>
-      <w:r>
-        <w:rPr>
-          <w:sz w:val="28"/>
-          <w:szCs w:val="28"/>
-        </w:rPr>
-        <w:tab/>
-      </w:r>
-    </w:p>
-    <w:p>
-      <w:pPr>
-        <w:spacing w:after="120" w:line="264" w:lineRule="auto"/>
-        <w:rPr>
-          <w:sz w:val="28"/>
-          <w:szCs w:val="28"/>
-        </w:rPr>
-      </w:pPr>
-      <w:r>
-        <w:rPr>
-          <w:sz w:val="28"/>
-          <w:szCs w:val="28"/>
-        </w:rPr>
-        <w:tab/>
-        <w:t xml:space="preserve">- </w:t>
-      </w:r>
-      <w:proofErr w:type="spellStart"/>
-      <w:r>
-        <w:rPr>
-          <w:sz w:val="28"/>
-          <w:szCs w:val="28"/>
-        </w:rPr>
-        <w:t>Trình</w:t>
-      </w:r>
-      <w:proofErr w:type="spellEnd"/>
-      <w:r>
-        <w:rPr>
-          <w:sz w:val="28"/>
-          <w:szCs w:val="28"/>
-        </w:rPr>
-        <w:t xml:space="preserve"> </w:t>
-      </w:r>
-      <w:proofErr w:type="spellStart"/>
-      <w:r>
-        <w:rPr>
-          <w:sz w:val="28"/>
-          <w:szCs w:val="28"/>
-        </w:rPr>
-        <w:t>độ</w:t>
-      </w:r>
-      <w:proofErr w:type="spellEnd"/>
-      <w:r>
-        <w:rPr>
-          <w:sz w:val="28"/>
-          <w:szCs w:val="28"/>
-        </w:rPr>
-        <w:t xml:space="preserve"> </w:t>
-      </w:r>
-      <w:proofErr w:type="spellStart"/>
-      <w:r>
-        <w:rPr>
-          <w:sz w:val="28"/>
-          <w:szCs w:val="28"/>
-        </w:rPr>
-        <w:t>học</w:t>
-      </w:r>
-      <w:proofErr w:type="spellEnd"/>
-      <w:r>
-        <w:rPr>
-          <w:sz w:val="28"/>
-          <w:szCs w:val="28"/>
-        </w:rPr>
-        <w:t xml:space="preserve"> </w:t>
-      </w:r>
-      <w:proofErr w:type="spellStart"/>
-      <w:r>
-        <w:rPr>
-          <w:sz w:val="28"/>
-          <w:szCs w:val="28"/>
-        </w:rPr>
-        <w:t>vấn</w:t>
-      </w:r>
-      <w:proofErr w:type="spellEnd"/>
-      <w:r>
-        <w:rPr>
-          <w:sz w:val="28"/>
-          <w:szCs w:val="28"/>
-        </w:rPr>
-        <w:t>/</w:t>
-      </w:r>
-      <w:proofErr w:type="spellStart"/>
-      <w:r>
-        <w:rPr>
-          <w:sz w:val="28"/>
-          <w:szCs w:val="28"/>
-        </w:rPr>
-        <w:t>chuyên</w:t>
-      </w:r>
-      <w:proofErr w:type="spellEnd"/>
-      <w:r>
-        <w:rPr>
-          <w:sz w:val="28"/>
-          <w:szCs w:val="28"/>
-        </w:rPr>
-        <w:t xml:space="preserve"> </w:t>
-      </w:r>
-      <w:proofErr w:type="spellStart"/>
-      <w:r>
-        <w:rPr>
-          <w:sz w:val="28"/>
-          <w:szCs w:val="28"/>
-        </w:rPr>
-        <w:t>môn</w:t>
-      </w:r>
-      <w:proofErr w:type="spellEnd"/>
-      <w:r>
-        <w:rPr>
-          <w:sz w:val="28"/>
-          <w:szCs w:val="28"/>
-        </w:rPr>
-        <w:t>:</w:t>
-      </w:r>
-      <w:r>
-        <w:rPr>
-          <w:sz w:val="28"/>
-          <w:szCs w:val="28"/>
-        </w:rPr>
-        <w:t xml:space="preserve"> </w:t>
-      </w:r>
-      <w:r>
-        <w:rPr>
-          <w:sz w:val="28"/>
-          <w:szCs w:val="28"/>
-        </w:rPr>
-        <w:t xml:space="preserve">Sinh </w:t>
-      </w:r>
-      <w:proofErr w:type="spellStart"/>
-      <w:r>
-        <w:rPr>
-          <w:sz w:val="28"/>
-          <w:szCs w:val="28"/>
-        </w:rPr>
-        <w:t>viên</w:t>
-      </w:r>
-      <w:proofErr w:type="spellEnd"/>
-      <w:r>
-        <w:rPr>
-          <w:sz w:val="28"/>
-          <w:szCs w:val="28"/>
-        </w:rPr>
-        <w:t xml:space="preserve"> </w:t>
-      </w:r>
-      <w:proofErr w:type="spellStart"/>
-      <w:r>
-        <w:rPr>
-          <w:sz w:val="28"/>
-          <w:szCs w:val="28"/>
-        </w:rPr>
-        <w:t>năm</w:t>
-      </w:r>
-      <w:proofErr w:type="spellEnd"/>
-      <w:r>
-        <w:rPr>
-          <w:sz w:val="28"/>
-          <w:szCs w:val="28"/>
-        </w:rPr>
-        <w:t xml:space="preserve"> 3 </w:t>
-      </w:r>
-      <w:proofErr w:type="spellStart"/>
-      <w:r>
-        <w:rPr>
-          <w:sz w:val="28"/>
-          <w:szCs w:val="28"/>
-        </w:rPr>
-        <w:t>ngành</w:t>
-      </w:r>
-      <w:proofErr w:type="spellEnd"/>
-      <w:r>
-        <w:rPr>
-          <w:sz w:val="28"/>
-          <w:szCs w:val="28"/>
-        </w:rPr>
-        <w:t xml:space="preserve"> Công </w:t>
-      </w:r>
-      <w:proofErr w:type="spellStart"/>
-      <w:r>
-        <w:rPr>
-          <w:sz w:val="28"/>
-          <w:szCs w:val="28"/>
-        </w:rPr>
-        <w:t>Nghệ</w:t>
-      </w:r>
-      <w:proofErr w:type="spellEnd"/>
-      <w:r>
-        <w:rPr>
-          <w:sz w:val="28"/>
-          <w:szCs w:val="28"/>
-        </w:rPr>
-        <w:t xml:space="preserve"> Thông Tin, Trường </w:t>
-      </w:r>
-      <w:proofErr w:type="spellStart"/>
-      <w:r>
-        <w:rPr>
-          <w:sz w:val="28"/>
-          <w:szCs w:val="28"/>
-        </w:rPr>
-        <w:t>Đại</w:t>
-      </w:r>
-      <w:proofErr w:type="spellEnd"/>
-      <w:r>
-        <w:rPr>
-          <w:sz w:val="28"/>
-          <w:szCs w:val="28"/>
-        </w:rPr>
-        <w:t xml:space="preserve"> </w:t>
-      </w:r>
-      <w:proofErr w:type="spellStart"/>
-      <w:r>
-        <w:rPr>
-          <w:sz w:val="28"/>
-          <w:szCs w:val="28"/>
-        </w:rPr>
-        <w:t>học</w:t>
-      </w:r>
-      <w:proofErr w:type="spellEnd"/>
-      <w:r>
-        <w:rPr>
-          <w:sz w:val="28"/>
-          <w:szCs w:val="28"/>
-        </w:rPr>
-        <w:t xml:space="preserve"> </w:t>
-      </w:r>
-      <w:proofErr w:type="spellStart"/>
-      <w:r>
-        <w:rPr>
-          <w:sz w:val="28"/>
-          <w:szCs w:val="28"/>
-        </w:rPr>
-        <w:t>Tiền</w:t>
-      </w:r>
-      <w:proofErr w:type="spellEnd"/>
-      <w:r>
-        <w:rPr>
-          <w:sz w:val="28"/>
-          <w:szCs w:val="28"/>
-        </w:rPr>
-        <w:t xml:space="preserve"> Giang.</w:t>
-      </w:r>
-    </w:p>
-    <w:p>
-      <w:pPr>
-        <w:spacing w:after="120" w:line="264" w:lineRule="auto"/>
-        <w:rPr>
-          <w:sz w:val="28"/>
-          <w:szCs w:val="28"/>
-        </w:rPr>
-      </w:pPr>
-      <w:r>
-        <w:rPr>
-          <w:sz w:val="28"/>
-          <w:szCs w:val="28"/>
-        </w:rPr>
-        <w:tab/>
-        <w:t xml:space="preserve">- </w:t>
-      </w:r>
-      <w:proofErr w:type="spellStart"/>
-      <w:r>
-        <w:rPr>
-          <w:sz w:val="28"/>
-          <w:szCs w:val="28"/>
-        </w:rPr>
-        <w:t>Số</w:t>
-      </w:r>
-      <w:proofErr w:type="spellEnd"/>
-      <w:r>
-        <w:rPr>
-          <w:sz w:val="28"/>
-          <w:szCs w:val="28"/>
-        </w:rPr>
-        <w:t xml:space="preserve"> </w:t>
-      </w:r>
-      <w:proofErr w:type="spellStart"/>
-      <w:r>
-        <w:rPr>
-          <w:sz w:val="28"/>
-          <w:szCs w:val="28"/>
-        </w:rPr>
-        <w:t>đ</w:t>
-      </w:r>
-      <w:r>
-        <w:rPr>
-          <w:sz w:val="28"/>
-          <w:szCs w:val="28"/>
-        </w:rPr>
-        <w:t>iện</w:t>
-      </w:r>
-      <w:proofErr w:type="spellEnd"/>
-      <w:r>
-        <w:rPr>
-          <w:sz w:val="28"/>
-          <w:szCs w:val="28"/>
-        </w:rPr>
-        <w:t xml:space="preserve"> </w:t>
-      </w:r>
-      <w:proofErr w:type="spellStart"/>
-      <w:r>
-        <w:rPr>
-          <w:sz w:val="28"/>
-          <w:szCs w:val="28"/>
-        </w:rPr>
-        <w:t>thoại</w:t>
-      </w:r>
-      <w:proofErr w:type="spellEnd"/>
-      <w:r>
-        <w:rPr>
-          <w:sz w:val="28"/>
-          <w:szCs w:val="28"/>
-        </w:rPr>
-        <w:t>:</w:t>
-      </w:r>
-      <w:r>
-        <w:rPr>
-          <w:sz w:val="28"/>
-          <w:szCs w:val="28"/>
-        </w:rPr>
-        <w:t xml:space="preserve"> 0889379022</w:t>
-      </w:r>
-      <w:r>
-        <w:rPr>
-          <w:sz w:val="28"/>
-          <w:szCs w:val="28"/>
-        </w:rPr>
-        <w:t xml:space="preserve"> </w:t>
-      </w:r>
-      <w:r>
-        <w:rPr>
-          <w:sz w:val="28"/>
-          <w:szCs w:val="28"/>
-        </w:rPr>
-        <w:tab/>
-        <w:t xml:space="preserve">- </w:t>
-      </w:r>
       <w:r>
         <w:rPr>
           <w:sz w:val="28"/>
@@ -2012,67 +1158,7 @@
           <w:sz w:val="28"/>
           <w:szCs w:val="28"/>
         </w:rPr>
-        <w:t xml:space="preserve">. Các </w:t>
-      </w:r>
-      <w:proofErr w:type="spellStart"/>
-      <w:r>
-        <w:rPr>
-          <w:b/>
-          <w:bCs/>
-          <w:sz w:val="28"/>
-          <w:szCs w:val="28"/>
-        </w:rPr>
-        <w:t>đồng</w:t>
-      </w:r>
-      <w:proofErr w:type="spellEnd"/>
-      <w:r>
-        <w:rPr>
-          <w:b/>
-          <w:bCs/>
-          <w:sz w:val="28"/>
-          <w:szCs w:val="28"/>
-        </w:rPr>
-        <w:t xml:space="preserve"> </w:t>
-      </w:r>
-      <w:proofErr w:type="spellStart"/>
-      <w:r>
-        <w:rPr>
-          <w:b/>
-          <w:bCs/>
-          <w:sz w:val="28"/>
-          <w:szCs w:val="28"/>
-        </w:rPr>
-        <w:t>sáng</w:t>
-      </w:r>
-      <w:proofErr w:type="spellEnd"/>
-      <w:r>
-        <w:rPr>
-          <w:b/>
-          <w:bCs/>
-          <w:sz w:val="28"/>
-          <w:szCs w:val="28"/>
-        </w:rPr>
-        <w:t xml:space="preserve"> </w:t>
-      </w:r>
-      <w:proofErr w:type="spellStart"/>
-      <w:r>
-        <w:rPr>
-          <w:b/>
-          <w:bCs/>
-          <w:sz w:val="28"/>
-          <w:szCs w:val="28"/>
-        </w:rPr>
-        <w:t>lập</w:t>
-      </w:r>
-      <w:proofErr w:type="spellEnd"/>
-      <w:r>
-        <w:rPr>
-          <w:b/>
-          <w:bCs/>
-          <w:sz w:val="28"/>
-          <w:szCs w:val="28"/>
-        </w:rPr>
-        <w:t xml:space="preserve"> </w:t>
+        <w:t xml:space="preserve">. Các đồng sáng lập </w:t>
       </w:r>
       <w:r>
         <w:rPr>
@@ -2083,9 +1169,261 @@
           <w:sz w:val="28"/>
           <w:szCs w:val="28"/>
         </w:rPr>
-        <w:t>(</w:t>
-      </w:r>
-      <w:proofErr w:type="spellStart"/>
+        <w:t>(nếu có)</w:t>
+      </w:r>
+      <w:r>
+        <w:rPr>
+          <w:b/>
+          <w:bCs/>
+          <w:sz w:val="28"/>
+          <w:szCs w:val="28"/>
+        </w:rPr>
+        <w:t>:</w:t>
+      </w:r>
+    </w:p>
+    <w:p>
+      <w:pPr>
+        <w:spacing w:after="120" w:line="264" w:lineRule="auto"/>
+        <w:rPr>
+          <w:sz w:val="28"/>
+          <w:szCs w:val="28"/>
+        </w:rPr>
+      </w:pPr>
+      <w:r>
+        <w:rPr>
+          <w:sz w:val="28"/>
+          <w:szCs w:val="28"/>
+        </w:rPr>
+        <w:tab/>
+        <w:t>- Họ và tên:</w:t>
+      </w:r>
+      <w:r>
+        <w:rPr>
+          <w:sz w:val="28"/>
+          <w:szCs w:val="28"/>
+        </w:rPr>
+        <w:tab/>
+        <w:t>Nguyễn Văn Trọng Phúc</w:t>
+      </w:r>
+      <w:r>
+        <w:rPr>
+          <w:sz w:val="28"/>
+          <w:szCs w:val="28"/>
+        </w:rPr>
+        <w:tab/>
+      </w:r>
+      <w:r>
+        <w:rPr>
+          <w:sz w:val="28"/>
+          <w:szCs w:val="28"/>
+        </w:rPr>
+        <w:tab/>
+      </w:r>
+      <w:r>
+        <w:rPr>
+          <w:sz w:val="28"/>
+          <w:szCs w:val="28"/>
+        </w:rPr>
+        <w:tab/>
+        <w:t>- Giới tính: Nam</w:t>
+      </w:r>
+    </w:p>
+    <w:p>
+      <w:pPr>
+        <w:spacing w:after="120" w:line="264" w:lineRule="auto"/>
+        <w:rPr>
+          <w:sz w:val="28"/>
+          <w:szCs w:val="28"/>
+        </w:rPr>
+      </w:pPr>
+      <w:r>
+        <w:rPr>
+          <w:sz w:val="28"/>
+          <w:szCs w:val="28"/>
+        </w:rPr>
+        <w:tab/>
+        <w:t xml:space="preserve">- Số CMND/CCCD: </w:t>
+      </w:r>
+      <w:r>
+        <w:rPr>
+          <w:sz w:val="28"/>
+          <w:szCs w:val="28"/>
+        </w:rPr>
+        <w:t>082205001048</w:t>
+      </w:r>
+      <w:r>
+        <w:rPr>
+          <w:sz w:val="28"/>
+          <w:szCs w:val="28"/>
+        </w:rPr>
+        <w:tab/>
+      </w:r>
+      <w:r>
+        <w:rPr>
+          <w:sz w:val="28"/>
+          <w:szCs w:val="28"/>
+        </w:rPr>
+        <w:tab/>
+      </w:r>
+      <w:r>
+        <w:rPr>
+          <w:sz w:val="28"/>
+          <w:szCs w:val="28"/>
+        </w:rPr>
+        <w:tab/>
+        <w:t>- Năm sinh: 2005</w:t>
+      </w:r>
+      <w:r>
+        <w:rPr>
+          <w:sz w:val="28"/>
+          <w:szCs w:val="28"/>
+        </w:rPr>
+        <w:tab/>
+      </w:r>
+    </w:p>
+    <w:p>
+      <w:pPr>
+        <w:spacing w:after="120" w:line="264" w:lineRule="auto"/>
+        <w:rPr>
+          <w:sz w:val="28"/>
+          <w:szCs w:val="28"/>
+        </w:rPr>
+      </w:pPr>
+      <w:r>
+        <w:rPr>
+          <w:sz w:val="28"/>
+          <w:szCs w:val="28"/>
+        </w:rPr>
+        <w:tab/>
+        <w:t>- Trình độ học vấn/chuyên môn:</w:t>
+      </w:r>
+      <w:r>
+        <w:rPr>
+          <w:sz w:val="28"/>
+          <w:szCs w:val="28"/>
+        </w:rPr>
+        <w:t xml:space="preserve"> </w:t>
+      </w:r>
+      <w:r>
+        <w:rPr>
+          <w:sz w:val="28"/>
+          <w:szCs w:val="28"/>
+        </w:rPr>
+        <w:t>Sinh viên năm 3 ngành Công Nghệ  Thông Tin, Trường Đại học Tiền Giang.</w:t>
+      </w:r>
+    </w:p>
+    <w:p>
+      <w:pPr>
+        <w:spacing w:after="120" w:line="264" w:lineRule="auto"/>
+        <w:rPr>
+          <w:sz w:val="28"/>
+          <w:szCs w:val="28"/>
+        </w:rPr>
+      </w:pPr>
+      <w:r>
+        <w:rPr>
+          <w:sz w:val="28"/>
+          <w:szCs w:val="28"/>
+        </w:rPr>
+        <w:tab/>
+        <w:t>- Số đ</w:t>
+      </w:r>
+      <w:r>
+        <w:rPr>
+          <w:sz w:val="28"/>
+          <w:szCs w:val="28"/>
+        </w:rPr>
+        <w:t>iện thoại:</w:t>
+      </w:r>
+      <w:r>
+        <w:rPr>
+          <w:sz w:val="28"/>
+          <w:szCs w:val="28"/>
+        </w:rPr>
+        <w:t xml:space="preserve"> 0362494496</w:t>
+      </w:r>
+      <w:r>
+        <w:rPr>
+          <w:sz w:val="28"/>
+          <w:szCs w:val="28"/>
+        </w:rPr>
+        <w:t xml:space="preserve"> </w:t>
+      </w:r>
+      <w:r>
+        <w:rPr>
+          <w:sz w:val="28"/>
+          <w:szCs w:val="28"/>
+        </w:rPr>
+        <w:tab/>
+        <w:t xml:space="preserve">- </w:t>
+      </w:r>
+      <w:r>
+        <w:rPr>
+          <w:sz w:val="28"/>
+          <w:szCs w:val="28"/>
+        </w:rPr>
+        <w:t xml:space="preserve">Email: </w:t>
+      </w:r>
+      <w:r>
+        <w:rPr>
+          <w:sz w:val="28"/>
+          <w:szCs w:val="28"/>
+        </w:rPr>
+        <w:t>phuc023101003</w:t>
+      </w:r>
+      <w:r>
+        <w:rPr>
+          <w:sz w:val="28"/>
+          <w:szCs w:val="28"/>
+        </w:rPr>
+        <w:t>@</w:t>
+      </w:r>
+      <w:r>
+        <w:rPr>
+          <w:sz w:val="28"/>
+          <w:szCs w:val="28"/>
+        </w:rPr>
+        <w:t>tgu.edu.vn</w:t>
+      </w:r>
+    </w:p>
+    <w:p>
+      <w:pPr>
+        <w:spacing w:after="120" w:line="264" w:lineRule="auto"/>
+        <w:rPr>
+          <w:sz w:val="28"/>
+          <w:szCs w:val="28"/>
+        </w:rPr>
+      </w:pPr>
+    </w:p>
+    <w:p>
+      <w:pPr>
+        <w:spacing w:after="120" w:line="264" w:lineRule="auto"/>
+        <w:rPr>
+          <w:b/>
+          <w:bCs/>
+          <w:sz w:val="28"/>
+          <w:szCs w:val="28"/>
+        </w:rPr>
+      </w:pPr>
+      <w:r>
+        <w:rPr>
+          <w:b/>
+          <w:bCs/>
+          <w:sz w:val="28"/>
+          <w:szCs w:val="28"/>
+        </w:rPr>
+        <w:lastRenderedPageBreak/>
+        <w:t>4</w:t>
+      </w:r>
+      <w:r>
+        <w:rPr>
+          <w:b/>
+          <w:bCs/>
+          <w:sz w:val="28"/>
+          <w:szCs w:val="28"/>
+        </w:rPr>
+        <w:t xml:space="preserve">. Các đồng sáng lập </w:t>
+      </w:r>
       <w:r>
         <w:rPr>
           <w:b/>
@@ -2095,48 +1433,270 @@
           <w:sz w:val="28"/>
           <w:szCs w:val="28"/>
         </w:rPr>
-        <w:t>nếu</w:t>
-      </w:r>
-      <w:proofErr w:type="spellEnd"/>
+        <w:t>(nếu có)</w:t>
+      </w:r>
       <w:r>
         <w:rPr>
           <w:b/>
           <w:bCs/>
-          <w:i/>
-          <w:iCs/>
+          <w:sz w:val="28"/>
+          <w:szCs w:val="28"/>
+        </w:rPr>
+        <w:t>:</w:t>
+      </w:r>
+    </w:p>
+    <w:p>
+      <w:pPr>
+        <w:spacing w:after="120" w:line="264" w:lineRule="auto"/>
+        <w:rPr>
+          <w:sz w:val="28"/>
+          <w:szCs w:val="28"/>
+        </w:rPr>
+      </w:pPr>
+      <w:r>
+        <w:rPr>
+          <w:sz w:val="28"/>
+          <w:szCs w:val="28"/>
+        </w:rPr>
+        <w:tab/>
+        <w:t>- Họ và tên:</w:t>
+      </w:r>
+      <w:r>
+        <w:rPr>
+          <w:sz w:val="28"/>
+          <w:szCs w:val="28"/>
+        </w:rPr>
+        <w:tab/>
+        <w:t>Nguyễn Văn Trọng Phúc</w:t>
+      </w:r>
+      <w:r>
+        <w:rPr>
+          <w:sz w:val="28"/>
+          <w:szCs w:val="28"/>
+        </w:rPr>
+        <w:tab/>
+      </w:r>
+      <w:r>
+        <w:rPr>
+          <w:sz w:val="28"/>
+          <w:szCs w:val="28"/>
+        </w:rPr>
+        <w:tab/>
+      </w:r>
+      <w:r>
+        <w:rPr>
+          <w:sz w:val="28"/>
+          <w:szCs w:val="28"/>
+        </w:rPr>
+        <w:tab/>
+        <w:t>- Giới tính: Nam</w:t>
+      </w:r>
+    </w:p>
+    <w:p>
+      <w:pPr>
+        <w:spacing w:after="120" w:line="264" w:lineRule="auto"/>
+        <w:rPr>
+          <w:sz w:val="28"/>
+          <w:szCs w:val="28"/>
+        </w:rPr>
+      </w:pPr>
+      <w:r>
+        <w:rPr>
+          <w:sz w:val="28"/>
+          <w:szCs w:val="28"/>
+        </w:rPr>
+        <w:tab/>
+        <w:t>- Số CMND/CCCD: 082205001048</w:t>
+      </w:r>
+      <w:r>
+        <w:rPr>
+          <w:sz w:val="28"/>
+          <w:szCs w:val="28"/>
+        </w:rPr>
+        <w:tab/>
+      </w:r>
+      <w:r>
+        <w:rPr>
+          <w:sz w:val="28"/>
+          <w:szCs w:val="28"/>
+        </w:rPr>
+        <w:tab/>
+      </w:r>
+      <w:r>
+        <w:rPr>
+          <w:sz w:val="28"/>
+          <w:szCs w:val="28"/>
+        </w:rPr>
+        <w:tab/>
+        <w:t>- Năm sinh: 2005</w:t>
+      </w:r>
+      <w:r>
+        <w:rPr>
+          <w:sz w:val="28"/>
+          <w:szCs w:val="28"/>
+        </w:rPr>
+        <w:tab/>
+      </w:r>
+    </w:p>
+    <w:p>
+      <w:pPr>
+        <w:spacing w:after="120" w:line="264" w:lineRule="auto"/>
+        <w:rPr>
+          <w:sz w:val="28"/>
+          <w:szCs w:val="28"/>
+        </w:rPr>
+      </w:pPr>
+      <w:r>
+        <w:rPr>
+          <w:sz w:val="28"/>
+          <w:szCs w:val="28"/>
+        </w:rPr>
+        <w:tab/>
+        <w:t xml:space="preserve">- Trình độ học vấn/chuyên môn: </w:t>
+      </w:r>
+      <w:r>
+        <w:rPr>
+          <w:sz w:val="28"/>
+          <w:szCs w:val="28"/>
+        </w:rPr>
+        <w:t>Sinh viên năm 3 ngành Công Nghệ  Thông Tin, Trường Đại học Tiền Giang.</w:t>
+      </w:r>
+    </w:p>
+    <w:p>
+      <w:pPr>
+        <w:spacing w:after="120" w:line="264" w:lineRule="auto"/>
+        <w:rPr>
+          <w:sz w:val="28"/>
+          <w:szCs w:val="28"/>
+        </w:rPr>
+      </w:pPr>
+      <w:r>
+        <w:rPr>
+          <w:sz w:val="28"/>
+          <w:szCs w:val="28"/>
+        </w:rPr>
+        <w:tab/>
+        <w:t>- Số đ</w:t>
+      </w:r>
+      <w:r>
+        <w:rPr>
+          <w:sz w:val="28"/>
+          <w:szCs w:val="28"/>
+        </w:rPr>
+        <w:t>iện thoại:</w:t>
+      </w:r>
+      <w:r>
+        <w:rPr>
+          <w:sz w:val="28"/>
+          <w:szCs w:val="28"/>
+        </w:rPr>
+        <w:t xml:space="preserve"> 0362494496</w:t>
+      </w:r>
+      <w:r>
+        <w:rPr>
           <w:sz w:val="28"/>
           <w:szCs w:val="28"/>
         </w:rPr>
         <w:t xml:space="preserve"> </w:t>
       </w:r>
-      <w:proofErr w:type="spellStart"/>
-      <w:r>
-        <w:rPr>
-          <w:b/>
-          <w:bCs/>
-          <w:i/>
-          <w:iCs/>
-          <w:sz w:val="28"/>
-          <w:szCs w:val="28"/>
-        </w:rPr>
-        <w:t>có</w:t>
-      </w:r>
-      <w:proofErr w:type="spellEnd"/>
-      <w:r>
-        <w:rPr>
-          <w:b/>
-          <w:bCs/>
-          <w:i/>
-          <w:iCs/>
-          <w:sz w:val="28"/>
-          <w:szCs w:val="28"/>
-        </w:rPr>
-        <w:t>)</w:t>
-      </w:r>
-      <w:r>
-        <w:rPr>
-          <w:b/>
-          <w:bCs/>
+      <w:r>
+        <w:rPr>
+          <w:sz w:val="28"/>
+          <w:szCs w:val="28"/>
+        </w:rPr>
+        <w:tab/>
+        <w:t xml:space="preserve">- </w:t>
+      </w:r>
+      <w:r>
+        <w:rPr>
+          <w:sz w:val="28"/>
+          <w:szCs w:val="28"/>
+        </w:rPr>
+        <w:t xml:space="preserve">Email: </w:t>
+      </w:r>
+      <w:r>
+        <w:rPr>
+          <w:sz w:val="28"/>
+          <w:szCs w:val="28"/>
+        </w:rPr>
+        <w:t>phuc023101003@@tgu.edu.vn</w:t>
+      </w:r>
+    </w:p>
+    <w:p>
+      <w:pPr>
+        <w:spacing w:after="120" w:line="264" w:lineRule="auto"/>
+        <w:ind w:firstLine="720"/>
+        <w:rPr>
+          <w:sz w:val="28"/>
+          <w:szCs w:val="28"/>
+        </w:rPr>
+      </w:pPr>
+    </w:p>
+    <w:p>
+      <w:pPr>
+        <w:spacing w:after="120" w:line="264" w:lineRule="auto"/>
+        <w:ind w:firstLine="720"/>
+        <w:rPr>
+          <w:sz w:val="28"/>
+          <w:szCs w:val="28"/>
+        </w:rPr>
+      </w:pPr>
+    </w:p>
+    <w:p>
+      <w:pPr>
+        <w:spacing w:after="120" w:line="264" w:lineRule="auto"/>
+        <w:ind w:firstLine="720"/>
+        <w:rPr>
+          <w:sz w:val="28"/>
+          <w:szCs w:val="28"/>
+        </w:rPr>
+      </w:pPr>
+    </w:p>
+    <w:p>
+      <w:pPr>
+        <w:spacing w:after="120" w:line="264" w:lineRule="auto"/>
+        <w:jc w:val="both"/>
+        <w:rPr>
+          <w:b/>
+          <w:sz w:val="28"/>
+          <w:szCs w:val="28"/>
+        </w:rPr>
+      </w:pPr>
+      <w:r>
+        <w:rPr>
+          <w:b/>
+          <w:sz w:val="28"/>
+          <w:szCs w:val="28"/>
+        </w:rPr>
+        <w:t>I</w:t>
+      </w:r>
+      <w:r>
+        <w:rPr>
+          <w:b/>
+          <w:sz w:val="28"/>
+          <w:szCs w:val="28"/>
+        </w:rPr>
+        <w:t>I</w:t>
+      </w:r>
+      <w:r>
+        <w:rPr>
+          <w:b/>
+          <w:sz w:val="28"/>
+          <w:szCs w:val="28"/>
+        </w:rPr>
+        <w:t xml:space="preserve">. </w:t>
+      </w:r>
+      <w:r>
+        <w:rPr>
+          <w:b/>
+          <w:sz w:val="28"/>
+          <w:szCs w:val="28"/>
+        </w:rPr>
+        <w:t>THÔNG TIN DỰ ÁN</w:t>
+      </w:r>
+      <w:r>
+        <w:rPr>
+          <w:b/>
           <w:sz w:val="28"/>
           <w:szCs w:val="28"/>
         </w:rPr>
@@ -2153,21 +1713,45 @@
       </w:pPr>
       <w:r>
         <w:rPr>
-          <w:sz w:val="28"/>
-          <w:szCs w:val="28"/>
-        </w:rPr>
-        <w:tab/>
-        <w:t xml:space="preserve">- </w:t>
-      </w:r>
-      <w:proofErr w:type="spellStart"/>
-      <w:r>
-        <w:rPr>
-          <w:sz w:val="28"/>
-          <w:szCs w:val="28"/>
-        </w:rPr>
-        <w:t>Họ</w:t>
-      </w:r>
-      <w:proofErr w:type="spellEnd"/>
+          <w:b/>
+          <w:sz w:val="28"/>
+          <w:szCs w:val="28"/>
+          <w:lang w:val="vi-VN"/>
+        </w:rPr>
+        <w:t xml:space="preserve">1. </w:t>
+      </w:r>
+      <w:r>
+        <w:rPr>
+          <w:b/>
+          <w:sz w:val="28"/>
+          <w:szCs w:val="28"/>
+        </w:rPr>
+        <w:t xml:space="preserve">Tên </w:t>
+      </w:r>
+      <w:r>
+        <w:rPr>
+          <w:b/>
+          <w:sz w:val="28"/>
+          <w:szCs w:val="28"/>
+        </w:rPr>
+        <w:t>dự</w:t>
+      </w:r>
+      <w:r>
+        <w:rPr>
+          <w:b/>
+          <w:sz w:val="28"/>
+          <w:szCs w:val="28"/>
+        </w:rPr>
+        <w:t xml:space="preserve"> án</w:t>
+      </w:r>
+      <w:r>
+        <w:rPr>
+          <w:b/>
+          <w:sz w:val="28"/>
+          <w:szCs w:val="28"/>
+        </w:rPr>
+        <w:t>:</w:t>
+      </w:r>
       <w:r>
         <w:rPr>
           <w:sz w:val="28"/>
@@ -2175,918 +1759,13 @@
         </w:rPr>
         <w:t xml:space="preserve"> </w:t>
       </w:r>
-      <w:proofErr w:type="spellStart"/>
-      <w:r>
-        <w:rPr>
-          <w:sz w:val="28"/>
-          <w:szCs w:val="28"/>
-        </w:rPr>
-        <w:t>và</w:t>
-      </w:r>
-      <w:proofErr w:type="spellEnd"/>
-      <w:r>
-        <w:rPr>
-          <w:sz w:val="28"/>
-          <w:szCs w:val="28"/>
-        </w:rPr>
-        <w:t xml:space="preserve"> </w:t>
-      </w:r>
-      <w:proofErr w:type="spellStart"/>
-      <w:r>
-        <w:rPr>
-          <w:sz w:val="28"/>
-          <w:szCs w:val="28"/>
-        </w:rPr>
-        <w:t>tên</w:t>
-      </w:r>
-      <w:proofErr w:type="spellEnd"/>
-      <w:r>
-        <w:rPr>
-          <w:sz w:val="28"/>
-          <w:szCs w:val="28"/>
-        </w:rPr>
-        <w:t>:</w:t>
-      </w:r>
-      <w:r>
-        <w:rPr>
-          <w:sz w:val="28"/>
-          <w:szCs w:val="28"/>
-        </w:rPr>
-        <w:tab/>
-        <w:t>Nguyễn Văn Trọng Phúc</w:t>
-      </w:r>
-      <w:r>
-        <w:rPr>
-          <w:sz w:val="28"/>
-          <w:szCs w:val="28"/>
-        </w:rPr>
-        <w:tab/>
-      </w:r>
-      <w:r>
-        <w:rPr>
-          <w:sz w:val="28"/>
-          <w:szCs w:val="28"/>
-        </w:rPr>
-        <w:tab/>
-      </w:r>
-      <w:r>
-        <w:rPr>
-          <w:sz w:val="28"/>
-          <w:szCs w:val="28"/>
-        </w:rPr>
-        <w:tab/>
-        <w:t xml:space="preserve">- </w:t>
-      </w:r>
-      <w:proofErr w:type="spellStart"/>
-      <w:r>
-        <w:rPr>
-          <w:sz w:val="28"/>
-          <w:szCs w:val="28"/>
-        </w:rPr>
-        <w:t>Giới</w:t>
-      </w:r>
-      <w:proofErr w:type="spellEnd"/>
-      <w:r>
-        <w:rPr>
-          <w:sz w:val="28"/>
-          <w:szCs w:val="28"/>
-        </w:rPr>
-        <w:t xml:space="preserve"> </w:t>
-      </w:r>
-      <w:proofErr w:type="spellStart"/>
-      <w:r>
-        <w:rPr>
-          <w:sz w:val="28"/>
-          <w:szCs w:val="28"/>
-        </w:rPr>
-        <w:t>tính</w:t>
-      </w:r>
-      <w:proofErr w:type="spellEnd"/>
-      <w:r>
-        <w:rPr>
-          <w:sz w:val="28"/>
-          <w:szCs w:val="28"/>
-        </w:rPr>
-        <w:t>: Nam</w:t>
-      </w:r>
-    </w:p>
-    <w:p>
-      <w:pPr>
-        <w:spacing w:after="120" w:line="264" w:lineRule="auto"/>
-        <w:rPr>
-          <w:sz w:val="28"/>
-          <w:szCs w:val="28"/>
-        </w:rPr>
-      </w:pPr>
-      <w:r>
-        <w:rPr>
-          <w:sz w:val="28"/>
-          <w:szCs w:val="28"/>
-        </w:rPr>
-        <w:tab/>
-        <w:t xml:space="preserve">- </w:t>
-      </w:r>
-      <w:proofErr w:type="spellStart"/>
-      <w:r>
-        <w:rPr>
-          <w:sz w:val="28"/>
-          <w:szCs w:val="28"/>
-        </w:rPr>
-        <w:t>Số</w:t>
-      </w:r>
-      <w:proofErr w:type="spellEnd"/>
-      <w:r>
-        <w:rPr>
-          <w:sz w:val="28"/>
-          <w:szCs w:val="28"/>
-        </w:rPr>
-        <w:t xml:space="preserve"> CMND/CCCD: </w:t>
-      </w:r>
-      <w:r>
-        <w:rPr>
-          <w:sz w:val="28"/>
-          <w:szCs w:val="28"/>
-        </w:rPr>
-        <w:t>082205001048</w:t>
-      </w:r>
-      <w:r>
-        <w:rPr>
-          <w:sz w:val="28"/>
-          <w:szCs w:val="28"/>
-        </w:rPr>
-        <w:tab/>
-      </w:r>
-      <w:r>
-        <w:rPr>
-          <w:sz w:val="28"/>
-          <w:szCs w:val="28"/>
-        </w:rPr>
-        <w:tab/>
-      </w:r>
-      <w:r>
-        <w:rPr>
-          <w:sz w:val="28"/>
-          <w:szCs w:val="28"/>
-        </w:rPr>
-        <w:tab/>
-        <w:t xml:space="preserve">- </w:t>
-      </w:r>
-      <w:proofErr w:type="spellStart"/>
-      <w:r>
-        <w:rPr>
-          <w:sz w:val="28"/>
-          <w:szCs w:val="28"/>
-        </w:rPr>
-        <w:t>Năm</w:t>
-      </w:r>
-      <w:proofErr w:type="spellEnd"/>
-      <w:r>
-        <w:rPr>
-          <w:sz w:val="28"/>
-          <w:szCs w:val="28"/>
-        </w:rPr>
-        <w:t xml:space="preserve"> </w:t>
-      </w:r>
-      <w:proofErr w:type="spellStart"/>
-      <w:r>
-        <w:rPr>
-          <w:sz w:val="28"/>
-          <w:szCs w:val="28"/>
-        </w:rPr>
-        <w:t>sinh</w:t>
-      </w:r>
-      <w:proofErr w:type="spellEnd"/>
-      <w:r>
-        <w:rPr>
-          <w:sz w:val="28"/>
-          <w:szCs w:val="28"/>
-        </w:rPr>
-        <w:t>: 2005</w:t>
-      </w:r>
-      <w:r>
-        <w:rPr>
-          <w:sz w:val="28"/>
-          <w:szCs w:val="28"/>
-        </w:rPr>
-        <w:tab/>
-      </w:r>
-    </w:p>
-    <w:p>
-      <w:pPr>
-        <w:spacing w:after="120" w:line="264" w:lineRule="auto"/>
-        <w:rPr>
-          <w:sz w:val="28"/>
-          <w:szCs w:val="28"/>
-        </w:rPr>
-      </w:pPr>
-      <w:r>
-        <w:rPr>
-          <w:sz w:val="28"/>
-          <w:szCs w:val="28"/>
-        </w:rPr>
-        <w:tab/>
-        <w:t xml:space="preserve">- </w:t>
-      </w:r>
-      <w:proofErr w:type="spellStart"/>
-      <w:r>
-        <w:rPr>
-          <w:sz w:val="28"/>
-          <w:szCs w:val="28"/>
-        </w:rPr>
-        <w:t>Trình</w:t>
-      </w:r>
-      <w:proofErr w:type="spellEnd"/>
-      <w:r>
-        <w:rPr>
-          <w:sz w:val="28"/>
-          <w:szCs w:val="28"/>
-        </w:rPr>
-        <w:t xml:space="preserve"> </w:t>
-      </w:r>
-      <w:proofErr w:type="spellStart"/>
-      <w:r>
-        <w:rPr>
-          <w:sz w:val="28"/>
-          <w:szCs w:val="28"/>
-        </w:rPr>
-        <w:t>độ</w:t>
-      </w:r>
-      <w:proofErr w:type="spellEnd"/>
-      <w:r>
-        <w:rPr>
-          <w:sz w:val="28"/>
-          <w:szCs w:val="28"/>
-        </w:rPr>
-        <w:t xml:space="preserve"> </w:t>
-      </w:r>
-      <w:proofErr w:type="spellStart"/>
-      <w:r>
-        <w:rPr>
-          <w:sz w:val="28"/>
-          <w:szCs w:val="28"/>
-        </w:rPr>
-        <w:t>học</w:t>
-      </w:r>
-      <w:proofErr w:type="spellEnd"/>
-      <w:r>
-        <w:rPr>
-          <w:sz w:val="28"/>
-          <w:szCs w:val="28"/>
-        </w:rPr>
-        <w:t xml:space="preserve"> </w:t>
-      </w:r>
-      <w:proofErr w:type="spellStart"/>
-      <w:r>
-        <w:rPr>
-          <w:sz w:val="28"/>
-          <w:szCs w:val="28"/>
-        </w:rPr>
-        <w:t>vấn</w:t>
-      </w:r>
-      <w:proofErr w:type="spellEnd"/>
-      <w:r>
-        <w:rPr>
-          <w:sz w:val="28"/>
-          <w:szCs w:val="28"/>
-        </w:rPr>
-        <w:t>/</w:t>
-      </w:r>
-      <w:proofErr w:type="spellStart"/>
-      <w:r>
-        <w:rPr>
-          <w:sz w:val="28"/>
-          <w:szCs w:val="28"/>
-        </w:rPr>
-        <w:t>chuyên</w:t>
-      </w:r>
-      <w:proofErr w:type="spellEnd"/>
-      <w:r>
-        <w:rPr>
-          <w:sz w:val="28"/>
-          <w:szCs w:val="28"/>
-        </w:rPr>
-        <w:t xml:space="preserve"> </w:t>
-      </w:r>
-      <w:proofErr w:type="spellStart"/>
-      <w:r>
-        <w:rPr>
-          <w:sz w:val="28"/>
-          <w:szCs w:val="28"/>
-        </w:rPr>
-        <w:t>môn</w:t>
-      </w:r>
-      <w:proofErr w:type="spellEnd"/>
-      <w:r>
-        <w:rPr>
-          <w:sz w:val="28"/>
-          <w:szCs w:val="28"/>
-        </w:rPr>
-        <w:t>:</w:t>
-      </w:r>
-      <w:r>
-        <w:rPr>
-          <w:sz w:val="28"/>
-          <w:szCs w:val="28"/>
-        </w:rPr>
-        <w:t xml:space="preserve"> </w:t>
-      </w:r>
-      <w:r>
-        <w:rPr>
-          <w:sz w:val="28"/>
-          <w:szCs w:val="28"/>
-        </w:rPr>
-        <w:t xml:space="preserve">Sinh </w:t>
-      </w:r>
-      <w:proofErr w:type="spellStart"/>
-      <w:r>
-        <w:rPr>
-          <w:sz w:val="28"/>
-          <w:szCs w:val="28"/>
-        </w:rPr>
-        <w:t>viên</w:t>
-      </w:r>
-      <w:proofErr w:type="spellEnd"/>
-      <w:r>
-        <w:rPr>
-          <w:sz w:val="28"/>
-          <w:szCs w:val="28"/>
-        </w:rPr>
-        <w:t xml:space="preserve"> </w:t>
-      </w:r>
-      <w:proofErr w:type="spellStart"/>
-      <w:r>
-        <w:rPr>
-          <w:sz w:val="28"/>
-          <w:szCs w:val="28"/>
-        </w:rPr>
-        <w:t>năm</w:t>
-      </w:r>
-      <w:proofErr w:type="spellEnd"/>
-      <w:r>
-        <w:rPr>
-          <w:sz w:val="28"/>
-          <w:szCs w:val="28"/>
-        </w:rPr>
-        <w:t xml:space="preserve"> 3 </w:t>
-      </w:r>
-      <w:proofErr w:type="spellStart"/>
-      <w:r>
-        <w:rPr>
-          <w:sz w:val="28"/>
-          <w:szCs w:val="28"/>
-        </w:rPr>
-        <w:t>ngành</w:t>
-      </w:r>
-      <w:proofErr w:type="spellEnd"/>
-      <w:r>
-        <w:rPr>
-          <w:sz w:val="28"/>
-          <w:szCs w:val="28"/>
-        </w:rPr>
-        <w:t xml:space="preserve"> Công </w:t>
-      </w:r>
-      <w:proofErr w:type="spellStart"/>
-      <w:proofErr w:type="gramStart"/>
-      <w:r>
-        <w:rPr>
-          <w:sz w:val="28"/>
-          <w:szCs w:val="28"/>
-        </w:rPr>
-        <w:t>Nghệ</w:t>
-      </w:r>
-      <w:proofErr w:type="spellEnd"/>
-      <w:r>
-        <w:rPr>
-          <w:sz w:val="28"/>
-          <w:szCs w:val="28"/>
-        </w:rPr>
-        <w:t xml:space="preserve">  Thông</w:t>
-      </w:r>
-      <w:proofErr w:type="gramEnd"/>
-      <w:r>
-        <w:rPr>
-          <w:sz w:val="28"/>
-          <w:szCs w:val="28"/>
-        </w:rPr>
-        <w:t xml:space="preserve"> Tin, Trường </w:t>
-      </w:r>
-      <w:proofErr w:type="spellStart"/>
-      <w:r>
-        <w:rPr>
-          <w:sz w:val="28"/>
-          <w:szCs w:val="28"/>
-        </w:rPr>
-        <w:t>Đại</w:t>
-      </w:r>
-      <w:proofErr w:type="spellEnd"/>
-      <w:r>
-        <w:rPr>
-          <w:sz w:val="28"/>
-          <w:szCs w:val="28"/>
-        </w:rPr>
-        <w:t xml:space="preserve"> </w:t>
-      </w:r>
-      <w:proofErr w:type="spellStart"/>
-      <w:r>
-        <w:rPr>
-          <w:sz w:val="28"/>
-          <w:szCs w:val="28"/>
-        </w:rPr>
-        <w:t>học</w:t>
-      </w:r>
-      <w:proofErr w:type="spellEnd"/>
-      <w:r>
-        <w:rPr>
-          <w:sz w:val="28"/>
-          <w:szCs w:val="28"/>
-        </w:rPr>
-        <w:t xml:space="preserve"> </w:t>
-      </w:r>
-      <w:proofErr w:type="spellStart"/>
-      <w:r>
-        <w:rPr>
-          <w:sz w:val="28"/>
-          <w:szCs w:val="28"/>
-        </w:rPr>
-        <w:t>Tiền</w:t>
-      </w:r>
-      <w:proofErr w:type="spellEnd"/>
-      <w:r>
-        <w:rPr>
-          <w:sz w:val="28"/>
-          <w:szCs w:val="28"/>
-        </w:rPr>
-        <w:t xml:space="preserve"> Giang.</w:t>
-      </w:r>
-    </w:p>
-    <w:p>
-      <w:pPr>
-        <w:spacing w:after="120" w:line="264" w:lineRule="auto"/>
-        <w:rPr>
-          <w:sz w:val="28"/>
-          <w:szCs w:val="28"/>
-        </w:rPr>
-      </w:pPr>
-      <w:r>
-        <w:rPr>
-          <w:sz w:val="28"/>
-          <w:szCs w:val="28"/>
-        </w:rPr>
-        <w:tab/>
-        <w:t xml:space="preserve">- </w:t>
-      </w:r>
-      <w:proofErr w:type="spellStart"/>
-      <w:r>
-        <w:rPr>
-          <w:sz w:val="28"/>
-          <w:szCs w:val="28"/>
-        </w:rPr>
-        <w:t>Số</w:t>
-      </w:r>
-      <w:proofErr w:type="spellEnd"/>
-      <w:r>
-        <w:rPr>
-          <w:sz w:val="28"/>
-          <w:szCs w:val="28"/>
-        </w:rPr>
-        <w:t xml:space="preserve"> </w:t>
-      </w:r>
-      <w:proofErr w:type="spellStart"/>
-      <w:r>
-        <w:rPr>
-          <w:sz w:val="28"/>
-          <w:szCs w:val="28"/>
-        </w:rPr>
-        <w:t>đ</w:t>
-      </w:r>
-      <w:r>
-        <w:rPr>
-          <w:sz w:val="28"/>
-          <w:szCs w:val="28"/>
-        </w:rPr>
-        <w:t>iện</w:t>
-      </w:r>
-      <w:proofErr w:type="spellEnd"/>
-      <w:r>
-        <w:rPr>
-          <w:sz w:val="28"/>
-          <w:szCs w:val="28"/>
-        </w:rPr>
-        <w:t xml:space="preserve"> </w:t>
-      </w:r>
-      <w:proofErr w:type="spellStart"/>
-      <w:r>
-        <w:rPr>
-          <w:sz w:val="28"/>
-          <w:szCs w:val="28"/>
-        </w:rPr>
-        <w:t>thoại</w:t>
-      </w:r>
-      <w:proofErr w:type="spellEnd"/>
-      <w:r>
-        <w:rPr>
-          <w:sz w:val="28"/>
-          <w:szCs w:val="28"/>
-        </w:rPr>
-        <w:t>:</w:t>
-      </w:r>
-      <w:r>
-        <w:rPr>
-          <w:sz w:val="28"/>
-          <w:szCs w:val="28"/>
-        </w:rPr>
-        <w:t xml:space="preserve"> 0362494496</w:t>
-      </w:r>
-      <w:r>
-        <w:rPr>
-          <w:sz w:val="28"/>
-          <w:szCs w:val="28"/>
-        </w:rPr>
-        <w:t xml:space="preserve"> </w:t>
-      </w:r>
-      <w:r>
-        <w:rPr>
-          <w:sz w:val="28"/>
-          <w:szCs w:val="28"/>
-        </w:rPr>
-        <w:tab/>
-        <w:t xml:space="preserve">- </w:t>
-      </w:r>
-      <w:r>
-        <w:rPr>
-          <w:sz w:val="28"/>
-          <w:szCs w:val="28"/>
-        </w:rPr>
-        <w:t xml:space="preserve">Email: </w:t>
-      </w:r>
-      <w:r>
-        <w:rPr>
-          <w:sz w:val="28"/>
-          <w:szCs w:val="28"/>
-        </w:rPr>
-        <w:t>phuc023101003@@tgu.edu.vn</w:t>
-      </w:r>
-    </w:p>
-    <w:p>
-      <w:pPr>
-        <w:spacing w:after="120" w:line="264" w:lineRule="auto"/>
-        <w:ind w:firstLine="720"/>
-        <w:rPr>
-          <w:sz w:val="28"/>
-          <w:szCs w:val="28"/>
-        </w:rPr>
-      </w:pPr>
-    </w:p>
-    <w:p>
-      <w:pPr>
-        <w:spacing w:after="120" w:line="264" w:lineRule="auto"/>
-        <w:ind w:firstLine="720"/>
-        <w:rPr>
-          <w:sz w:val="28"/>
-          <w:szCs w:val="28"/>
-        </w:rPr>
-      </w:pPr>
-    </w:p>
-    <w:p>
-      <w:pPr>
-        <w:spacing w:after="120" w:line="264" w:lineRule="auto"/>
-        <w:ind w:firstLine="720"/>
-        <w:rPr>
-          <w:sz w:val="28"/>
-          <w:szCs w:val="28"/>
-        </w:rPr>
-      </w:pPr>
-    </w:p>
-    <w:p>
-      <w:pPr>
-        <w:spacing w:after="120" w:line="264" w:lineRule="auto"/>
-        <w:jc w:val="both"/>
-        <w:rPr>
-          <w:b/>
-          <w:sz w:val="28"/>
-          <w:szCs w:val="28"/>
-        </w:rPr>
-      </w:pPr>
-      <w:r>
-        <w:rPr>
-          <w:b/>
-          <w:sz w:val="28"/>
-          <w:szCs w:val="28"/>
-        </w:rPr>
-        <w:t>I</w:t>
-      </w:r>
-      <w:r>
-        <w:rPr>
-          <w:b/>
-          <w:sz w:val="28"/>
-          <w:szCs w:val="28"/>
-        </w:rPr>
-        <w:t>I</w:t>
-      </w:r>
-      <w:r>
-        <w:rPr>
-          <w:b/>
-          <w:sz w:val="28"/>
-          <w:szCs w:val="28"/>
-        </w:rPr>
-        <w:t xml:space="preserve">. </w:t>
-      </w:r>
-      <w:r>
-        <w:rPr>
-          <w:b/>
-          <w:sz w:val="28"/>
-          <w:szCs w:val="28"/>
-        </w:rPr>
-        <w:t>THÔNG TIN DỰ ÁN</w:t>
-      </w:r>
-      <w:r>
-        <w:rPr>
-          <w:b/>
-          <w:sz w:val="28"/>
-          <w:szCs w:val="28"/>
-        </w:rPr>
-        <w:t>:</w:t>
-      </w:r>
-    </w:p>
-    <w:p>
-      <w:pPr>
-        <w:spacing w:after="120" w:line="264" w:lineRule="auto"/>
-        <w:rPr>
-          <w:sz w:val="28"/>
-          <w:szCs w:val="28"/>
-        </w:rPr>
-      </w:pPr>
-      <w:r>
-        <w:rPr>
-          <w:b/>
-          <w:sz w:val="28"/>
-          <w:szCs w:val="28"/>
-          <w:lang w:val="vi-VN"/>
-        </w:rPr>
-        <w:t xml:space="preserve">1. </w:t>
-      </w:r>
-      <w:proofErr w:type="spellStart"/>
-      <w:r>
-        <w:rPr>
-          <w:b/>
-          <w:sz w:val="28"/>
-          <w:szCs w:val="28"/>
-        </w:rPr>
-        <w:t>Tên</w:t>
-      </w:r>
-      <w:proofErr w:type="spellEnd"/>
-      <w:r>
-        <w:rPr>
-          <w:b/>
-          <w:sz w:val="28"/>
-          <w:szCs w:val="28"/>
-        </w:rPr>
-        <w:t xml:space="preserve"> </w:t>
-      </w:r>
-      <w:proofErr w:type="spellStart"/>
-      <w:r>
-        <w:rPr>
-          <w:b/>
-          <w:sz w:val="28"/>
-          <w:szCs w:val="28"/>
-        </w:rPr>
-        <w:t>dự</w:t>
-      </w:r>
-      <w:proofErr w:type="spellEnd"/>
-      <w:r>
-        <w:rPr>
-          <w:b/>
-          <w:sz w:val="28"/>
-          <w:szCs w:val="28"/>
-        </w:rPr>
-        <w:t xml:space="preserve"> </w:t>
-      </w:r>
-      <w:proofErr w:type="spellStart"/>
-      <w:r>
-        <w:rPr>
-          <w:b/>
-          <w:sz w:val="28"/>
-          <w:szCs w:val="28"/>
-        </w:rPr>
-        <w:t>án</w:t>
-      </w:r>
-      <w:proofErr w:type="spellEnd"/>
-      <w:r>
-        <w:rPr>
-          <w:b/>
-          <w:sz w:val="28"/>
-          <w:szCs w:val="28"/>
-        </w:rPr>
-        <w:t>:</w:t>
-      </w:r>
-      <w:r>
-        <w:rPr>
-          <w:sz w:val="28"/>
-          <w:szCs w:val="28"/>
-        </w:rPr>
-        <w:t xml:space="preserve"> </w:t>
-      </w:r>
-      <w:proofErr w:type="spellStart"/>
-      <w:r>
-        <w:rPr>
-          <w:sz w:val="28"/>
-          <w:szCs w:val="28"/>
-        </w:rPr>
-        <w:t>AgriSen</w:t>
-      </w:r>
-      <w:proofErr w:type="spellEnd"/>
-      <w:r>
-        <w:rPr>
-          <w:sz w:val="28"/>
-          <w:szCs w:val="28"/>
-        </w:rPr>
-        <w:t xml:space="preserve"> - </w:t>
-      </w:r>
-      <w:proofErr w:type="spellStart"/>
-      <w:r>
-        <w:rPr>
-          <w:sz w:val="28"/>
-          <w:szCs w:val="28"/>
-        </w:rPr>
-        <w:t>Chợ</w:t>
-      </w:r>
-      <w:proofErr w:type="spellEnd"/>
-      <w:r>
-        <w:rPr>
-          <w:sz w:val="28"/>
-          <w:szCs w:val="28"/>
-        </w:rPr>
-        <w:t xml:space="preserve"> </w:t>
-      </w:r>
-      <w:proofErr w:type="spellStart"/>
-      <w:r>
-        <w:rPr>
-          <w:sz w:val="28"/>
-          <w:szCs w:val="28"/>
-        </w:rPr>
-        <w:t>Nhà</w:t>
-      </w:r>
-      <w:proofErr w:type="spellEnd"/>
-      <w:r>
-        <w:rPr>
-          <w:sz w:val="28"/>
-          <w:szCs w:val="28"/>
-        </w:rPr>
-        <w:t xml:space="preserve"> </w:t>
-      </w:r>
-      <w:proofErr w:type="spellStart"/>
-      <w:r>
-        <w:rPr>
-          <w:sz w:val="28"/>
-          <w:szCs w:val="28"/>
-        </w:rPr>
-        <w:t>Nông</w:t>
-      </w:r>
-      <w:proofErr w:type="spellEnd"/>
-      <w:r>
-        <w:rPr>
-          <w:sz w:val="28"/>
-          <w:szCs w:val="28"/>
-        </w:rPr>
-        <w:t xml:space="preserve"> - </w:t>
-      </w:r>
-      <w:proofErr w:type="spellStart"/>
-      <w:r>
-        <w:rPr>
-          <w:sz w:val="28"/>
-          <w:szCs w:val="28"/>
-        </w:rPr>
-        <w:t>Ứng</w:t>
-      </w:r>
-      <w:proofErr w:type="spellEnd"/>
-      <w:r>
-        <w:rPr>
-          <w:sz w:val="28"/>
-          <w:szCs w:val="28"/>
-        </w:rPr>
-        <w:t xml:space="preserve"> </w:t>
-      </w:r>
-      <w:proofErr w:type="spellStart"/>
-      <w:r>
-        <w:rPr>
-          <w:sz w:val="28"/>
-          <w:szCs w:val="28"/>
-        </w:rPr>
-        <w:t>dụng</w:t>
-      </w:r>
-      <w:proofErr w:type="spellEnd"/>
-      <w:r>
-        <w:rPr>
-          <w:sz w:val="28"/>
-          <w:szCs w:val="28"/>
-        </w:rPr>
-        <w:t xml:space="preserve"> AI </w:t>
-      </w:r>
-      <w:proofErr w:type="spellStart"/>
-      <w:r>
-        <w:rPr>
-          <w:sz w:val="28"/>
-          <w:szCs w:val="28"/>
-        </w:rPr>
-        <w:t>định</w:t>
-      </w:r>
-      <w:proofErr w:type="spellEnd"/>
-      <w:r>
-        <w:rPr>
-          <w:sz w:val="28"/>
-          <w:szCs w:val="28"/>
-        </w:rPr>
-        <w:t xml:space="preserve"> </w:t>
-      </w:r>
-      <w:proofErr w:type="spellStart"/>
-      <w:r>
-        <w:rPr>
-          <w:sz w:val="28"/>
-          <w:szCs w:val="28"/>
-        </w:rPr>
-        <w:t>giá</w:t>
-      </w:r>
-      <w:proofErr w:type="spellEnd"/>
-      <w:r>
-        <w:rPr>
-          <w:sz w:val="28"/>
-          <w:szCs w:val="28"/>
-        </w:rPr>
-        <w:t xml:space="preserve"> </w:t>
-      </w:r>
-      <w:proofErr w:type="spellStart"/>
-      <w:r>
-        <w:rPr>
-          <w:sz w:val="28"/>
-          <w:szCs w:val="28"/>
-        </w:rPr>
-        <w:t>và</w:t>
-      </w:r>
-      <w:proofErr w:type="spellEnd"/>
-      <w:r>
-        <w:rPr>
-          <w:sz w:val="28"/>
-          <w:szCs w:val="28"/>
-        </w:rPr>
-        <w:t xml:space="preserve"> </w:t>
-      </w:r>
-      <w:proofErr w:type="spellStart"/>
-      <w:r>
-        <w:rPr>
-          <w:sz w:val="28"/>
-          <w:szCs w:val="28"/>
-        </w:rPr>
-        <w:t>minh</w:t>
-      </w:r>
-      <w:proofErr w:type="spellEnd"/>
-      <w:r>
-        <w:rPr>
-          <w:sz w:val="28"/>
-          <w:szCs w:val="28"/>
-        </w:rPr>
-        <w:t xml:space="preserve"> </w:t>
-      </w:r>
-      <w:proofErr w:type="spellStart"/>
-      <w:r>
-        <w:rPr>
-          <w:sz w:val="28"/>
-          <w:szCs w:val="28"/>
-        </w:rPr>
-        <w:t>bạch</w:t>
-      </w:r>
-      <w:proofErr w:type="spellEnd"/>
-      <w:r>
-        <w:rPr>
-          <w:sz w:val="28"/>
-          <w:szCs w:val="28"/>
-        </w:rPr>
-        <w:t xml:space="preserve"> </w:t>
-      </w:r>
-      <w:proofErr w:type="spellStart"/>
-      <w:r>
-        <w:rPr>
-          <w:sz w:val="28"/>
-          <w:szCs w:val="28"/>
-        </w:rPr>
-        <w:t>nông</w:t>
-      </w:r>
-      <w:proofErr w:type="spellEnd"/>
-      <w:r>
-        <w:rPr>
-          <w:sz w:val="28"/>
-          <w:szCs w:val="28"/>
-        </w:rPr>
-        <w:t xml:space="preserve"> </w:t>
-      </w:r>
-      <w:proofErr w:type="spellStart"/>
-      <w:r>
-        <w:rPr>
-          <w:sz w:val="28"/>
-          <w:szCs w:val="28"/>
-        </w:rPr>
-        <w:t>sản</w:t>
-      </w:r>
-      <w:proofErr w:type="spellEnd"/>
+      <w:r>
+        <w:rPr>
+          <w:sz w:val="28"/>
+          <w:szCs w:val="28"/>
+        </w:rPr>
+        <w:t>AgriSen - Chợ Nhà Nông - Ứng dụng AI định giá và minh bạch nông sản</w:t>
+      </w:r>
       <w:r>
         <w:rPr>
           <w:sz w:val="28"/>
@@ -4127,6 +2806,7 @@
         <w:rPr>
           <w:noProof/>
         </w:rPr>
+        <w:lastRenderedPageBreak/>
         <w:drawing>
           <wp:anchor distT="0" distB="0" distL="114300" distR="114300" simplePos="0" relativeHeight="251660288" behindDoc="1" locked="0" layoutInCell="1" allowOverlap="1" wp14:anchorId="4F604A60" wp14:editId="4B2807E3">
             <wp:simplePos x="0" y="0"/>
@@ -4196,61 +2876,7 @@
           <w:sz w:val="28"/>
           <w:szCs w:val="28"/>
         </w:rPr>
-        <w:t xml:space="preserve">- </w:t>
-      </w:r>
-      <w:proofErr w:type="spellStart"/>
-      <w:r>
-        <w:rPr>
-          <w:spacing w:val="4"/>
-          <w:sz w:val="28"/>
-          <w:szCs w:val="28"/>
-        </w:rPr>
-        <w:t>Tôi</w:t>
-      </w:r>
-      <w:proofErr w:type="spellEnd"/>
-      <w:r>
-        <w:rPr>
-          <w:spacing w:val="4"/>
-          <w:sz w:val="28"/>
-          <w:szCs w:val="28"/>
-        </w:rPr>
-        <w:t xml:space="preserve"> </w:t>
-      </w:r>
-      <w:proofErr w:type="spellStart"/>
-      <w:r>
-        <w:rPr>
-          <w:spacing w:val="4"/>
-          <w:sz w:val="28"/>
-          <w:szCs w:val="28"/>
-        </w:rPr>
-        <w:t>đồng</w:t>
-      </w:r>
-      <w:proofErr w:type="spellEnd"/>
-      <w:r>
-        <w:rPr>
-          <w:spacing w:val="4"/>
-          <w:sz w:val="28"/>
-          <w:szCs w:val="28"/>
-        </w:rPr>
-        <w:t xml:space="preserve"> ý </w:t>
-      </w:r>
-      <w:proofErr w:type="spellStart"/>
-      <w:r>
-        <w:rPr>
-          <w:spacing w:val="4"/>
-          <w:sz w:val="28"/>
-          <w:szCs w:val="28"/>
-        </w:rPr>
-        <w:t>cho</w:t>
-      </w:r>
-      <w:proofErr w:type="spellEnd"/>
-      <w:r>
-        <w:rPr>
-          <w:spacing w:val="4"/>
-          <w:sz w:val="28"/>
-          <w:szCs w:val="28"/>
-        </w:rPr>
-        <w:t xml:space="preserve"> Ban Tổ chức công bố </w:t>
+        <w:t xml:space="preserve">- Tôi đồng ý cho Ban Tổ chức công bố </w:t>
       </w:r>
       <w:r>
         <w:rPr>
@@ -4321,7 +2947,6 @@
           <w:szCs w:val="28"/>
         </w:rPr>
       </w:pPr>
-      <w:proofErr w:type="spellStart"/>
       <w:r>
         <w:rPr>
           <w:i/>
@@ -4330,7 +2955,6 @@
         </w:rPr>
         <w:t>Ngày</w:t>
       </w:r>
-      <w:proofErr w:type="spellEnd"/>
       <w:r>
         <w:rPr>
           <w:i/>
@@ -4347,23 +2971,21 @@
         </w:rPr>
         <w:t xml:space="preserve">9 </w:t>
       </w:r>
-      <w:proofErr w:type="spellStart"/>
       <w:r>
         <w:rPr>
           <w:i/>
           <w:sz w:val="28"/>
           <w:szCs w:val="28"/>
         </w:rPr>
-        <w:t>tháng</w:t>
-      </w:r>
-      <w:proofErr w:type="spellEnd"/>
+        <w:t xml:space="preserve">tháng </w:t>
+      </w:r>
       <w:r>
         <w:rPr>
           <w:i/>
           <w:sz w:val="28"/>
           <w:szCs w:val="28"/>
         </w:rPr>
-        <w:t xml:space="preserve"> </w:t>
+        <w:t xml:space="preserve">7 </w:t>
       </w:r>
       <w:r>
         <w:rPr>
@@ -4371,25 +2993,7 @@
           <w:sz w:val="28"/>
           <w:szCs w:val="28"/>
         </w:rPr>
-        <w:t xml:space="preserve">7 </w:t>
-      </w:r>
-      <w:proofErr w:type="spellStart"/>
-      <w:r>
-        <w:rPr>
-          <w:i/>
-          <w:sz w:val="28"/>
-          <w:szCs w:val="28"/>
-        </w:rPr>
-        <w:t>năm</w:t>
-      </w:r>
-      <w:proofErr w:type="spellEnd"/>
-      <w:r>
-        <w:rPr>
-          <w:i/>
-          <w:sz w:val="28"/>
-          <w:szCs w:val="28"/>
-        </w:rPr>
-        <w:t xml:space="preserve"> </w:t>
+        <w:t xml:space="preserve">năm </w:t>
       </w:r>
       <w:r>
         <w:rPr>
@@ -4472,7 +3076,6 @@
           <w:szCs w:val="28"/>
           <w:lang w:val="vi-VN"/>
         </w:rPr>
-        <w:lastRenderedPageBreak/>
         <w:tab/>
       </w:r>
     </w:p>

--- a/docs/BTC - PHIEU DANG KY DU THI 2026-CAOPHUCTHINH.docx
+++ b/docs/BTC - PHIEU DANG KY DU THI 2026-CAOPHUCTHINH.docx
@@ -199,6 +199,7 @@
                 <w:szCs w:val="28"/>
               </w:rPr>
             </w:pPr>
+            <w:proofErr w:type="spellStart"/>
             <w:r>
               <w:rPr>
                 <w:rFonts w:eastAsia="Arial Unicode MS"/>
@@ -206,7 +207,77 @@
                 <w:sz w:val="28"/>
                 <w:szCs w:val="28"/>
               </w:rPr>
-              <w:t>Độc lập - Tự do - Hạnh phúc</w:t>
+              <w:t>Độc</w:t>
+            </w:r>
+            <w:proofErr w:type="spellEnd"/>
+            <w:r>
+              <w:rPr>
+                <w:rFonts w:eastAsia="Arial Unicode MS"/>
+                <w:b/>
+                <w:sz w:val="28"/>
+                <w:szCs w:val="28"/>
+              </w:rPr>
+              <w:t xml:space="preserve"> </w:t>
+            </w:r>
+            <w:proofErr w:type="spellStart"/>
+            <w:r>
+              <w:rPr>
+                <w:rFonts w:eastAsia="Arial Unicode MS"/>
+                <w:b/>
+                <w:sz w:val="28"/>
+                <w:szCs w:val="28"/>
+              </w:rPr>
+              <w:t>lập</w:t>
+            </w:r>
+            <w:proofErr w:type="spellEnd"/>
+            <w:r>
+              <w:rPr>
+                <w:rFonts w:eastAsia="Arial Unicode MS"/>
+                <w:b/>
+                <w:sz w:val="28"/>
+                <w:szCs w:val="28"/>
+              </w:rPr>
+              <w:t xml:space="preserve"> - </w:t>
+            </w:r>
+            <w:proofErr w:type="spellStart"/>
+            <w:r>
+              <w:rPr>
+                <w:rFonts w:eastAsia="Arial Unicode MS"/>
+                <w:b/>
+                <w:sz w:val="28"/>
+                <w:szCs w:val="28"/>
+              </w:rPr>
+              <w:t>Tự</w:t>
+            </w:r>
+            <w:proofErr w:type="spellEnd"/>
+            <w:r>
+              <w:rPr>
+                <w:rFonts w:eastAsia="Arial Unicode MS"/>
+                <w:b/>
+                <w:sz w:val="28"/>
+                <w:szCs w:val="28"/>
+              </w:rPr>
+              <w:t xml:space="preserve"> do - </w:t>
+            </w:r>
+            <w:proofErr w:type="spellStart"/>
+            <w:r>
+              <w:rPr>
+                <w:rFonts w:eastAsia="Arial Unicode MS"/>
+                <w:b/>
+                <w:sz w:val="28"/>
+                <w:szCs w:val="28"/>
+              </w:rPr>
+              <w:t>Hạnh</w:t>
+            </w:r>
+            <w:proofErr w:type="spellEnd"/>
+            <w:r>
+              <w:rPr>
+                <w:rFonts w:eastAsia="Arial Unicode MS"/>
+                <w:b/>
+                <w:sz w:val="28"/>
+                <w:szCs w:val="28"/>
+              </w:rPr>
+              <w:t xml:space="preserve"> phúc</w:t>
             </w:r>
           </w:p>
           <w:p>
@@ -548,6 +619,7 @@
         </w:rPr>
         <w:t xml:space="preserve">1. </w:t>
       </w:r>
+      <w:proofErr w:type="spellStart"/>
       <w:r>
         <w:rPr>
           <w:b/>
@@ -555,8 +627,89 @@
           <w:sz w:val="28"/>
           <w:szCs w:val="28"/>
         </w:rPr>
-        <w:t>Đại diện Chủ dự án</w:t>
-      </w:r>
+        <w:t>Đại</w:t>
+      </w:r>
+      <w:proofErr w:type="spellEnd"/>
+      <w:r>
+        <w:rPr>
+          <w:b/>
+          <w:bCs/>
+          <w:sz w:val="28"/>
+          <w:szCs w:val="28"/>
+        </w:rPr>
+        <w:t xml:space="preserve"> </w:t>
+      </w:r>
+      <w:proofErr w:type="spellStart"/>
+      <w:r>
+        <w:rPr>
+          <w:b/>
+          <w:bCs/>
+          <w:sz w:val="28"/>
+          <w:szCs w:val="28"/>
+        </w:rPr>
+        <w:t>diện</w:t>
+      </w:r>
+      <w:proofErr w:type="spellEnd"/>
+      <w:r>
+        <w:rPr>
+          <w:b/>
+          <w:bCs/>
+          <w:sz w:val="28"/>
+          <w:szCs w:val="28"/>
+        </w:rPr>
+        <w:t xml:space="preserve"> </w:t>
+      </w:r>
+      <w:proofErr w:type="spellStart"/>
+      <w:r>
+        <w:rPr>
+          <w:b/>
+          <w:bCs/>
+          <w:sz w:val="28"/>
+          <w:szCs w:val="28"/>
+        </w:rPr>
+        <w:t>Chủ</w:t>
+      </w:r>
+      <w:proofErr w:type="spellEnd"/>
+      <w:r>
+        <w:rPr>
+          <w:b/>
+          <w:bCs/>
+          <w:sz w:val="28"/>
+          <w:szCs w:val="28"/>
+        </w:rPr>
+        <w:t xml:space="preserve"> </w:t>
+      </w:r>
+      <w:proofErr w:type="spellStart"/>
+      <w:r>
+        <w:rPr>
+          <w:b/>
+          <w:bCs/>
+          <w:sz w:val="28"/>
+          <w:szCs w:val="28"/>
+        </w:rPr>
+        <w:t>dự</w:t>
+      </w:r>
+      <w:proofErr w:type="spellEnd"/>
+      <w:r>
+        <w:rPr>
+          <w:b/>
+          <w:bCs/>
+          <w:sz w:val="28"/>
+          <w:szCs w:val="28"/>
+        </w:rPr>
+        <w:t xml:space="preserve"> </w:t>
+      </w:r>
+      <w:proofErr w:type="spellStart"/>
+      <w:r>
+        <w:rPr>
+          <w:b/>
+          <w:bCs/>
+          <w:sz w:val="28"/>
+          <w:szCs w:val="28"/>
+        </w:rPr>
+        <w:t>án</w:t>
+      </w:r>
+      <w:proofErr w:type="spellEnd"/>
       <w:r>
         <w:rPr>
           <w:b/>
@@ -581,8 +734,49 @@
           <w:szCs w:val="28"/>
         </w:rPr>
         <w:tab/>
-        <w:t>- Họ và tên</w:t>
-      </w:r>
+        <w:t xml:space="preserve">- </w:t>
+      </w:r>
+      <w:proofErr w:type="spellStart"/>
+      <w:r>
+        <w:rPr>
+          <w:sz w:val="28"/>
+          <w:szCs w:val="28"/>
+        </w:rPr>
+        <w:t>Họ</w:t>
+      </w:r>
+      <w:proofErr w:type="spellEnd"/>
+      <w:r>
+        <w:rPr>
+          <w:sz w:val="28"/>
+          <w:szCs w:val="28"/>
+        </w:rPr>
+        <w:t xml:space="preserve"> </w:t>
+      </w:r>
+      <w:proofErr w:type="spellStart"/>
+      <w:r>
+        <w:rPr>
+          <w:sz w:val="28"/>
+          <w:szCs w:val="28"/>
+        </w:rPr>
+        <w:t>và</w:t>
+      </w:r>
+      <w:proofErr w:type="spellEnd"/>
+      <w:r>
+        <w:rPr>
+          <w:sz w:val="28"/>
+          <w:szCs w:val="28"/>
+        </w:rPr>
+        <w:t xml:space="preserve"> </w:t>
+      </w:r>
+      <w:proofErr w:type="spellStart"/>
+      <w:r>
+        <w:rPr>
+          <w:sz w:val="28"/>
+          <w:szCs w:val="28"/>
+        </w:rPr>
+        <w:t>tên</w:t>
+      </w:r>
+      <w:proofErr w:type="spellEnd"/>
       <w:r>
         <w:rPr>
           <w:sz w:val="28"/>
@@ -617,7 +811,39 @@
           <w:szCs w:val="28"/>
         </w:rPr>
         <w:tab/>
-        <w:t>- Giới tính:</w:t>
+        <w:t xml:space="preserve">- </w:t>
+      </w:r>
+      <w:proofErr w:type="spellStart"/>
+      <w:r>
+        <w:rPr>
+          <w:sz w:val="28"/>
+          <w:szCs w:val="28"/>
+        </w:rPr>
+        <w:t>Giới</w:t>
+      </w:r>
+      <w:proofErr w:type="spellEnd"/>
+      <w:r>
+        <w:rPr>
+          <w:sz w:val="28"/>
+          <w:szCs w:val="28"/>
+        </w:rPr>
+        <w:t xml:space="preserve"> </w:t>
+      </w:r>
+      <w:proofErr w:type="spellStart"/>
+      <w:r>
+        <w:rPr>
+          <w:sz w:val="28"/>
+          <w:szCs w:val="28"/>
+        </w:rPr>
+        <w:t>tính</w:t>
+      </w:r>
+      <w:proofErr w:type="spellEnd"/>
+      <w:r>
+        <w:rPr>
+          <w:sz w:val="28"/>
+          <w:szCs w:val="28"/>
+        </w:rPr>
+        <w:t>:</w:t>
       </w:r>
       <w:r>
         <w:rPr>
@@ -647,7 +873,23 @@
           <w:sz w:val="28"/>
           <w:szCs w:val="28"/>
         </w:rPr>
-        <w:t>- Số CMND/CCCD:</w:t>
+        <w:t xml:space="preserve">- </w:t>
+      </w:r>
+      <w:proofErr w:type="spellStart"/>
+      <w:r>
+        <w:rPr>
+          <w:sz w:val="28"/>
+          <w:szCs w:val="28"/>
+        </w:rPr>
+        <w:t>Số</w:t>
+      </w:r>
+      <w:proofErr w:type="spellEnd"/>
+      <w:r>
+        <w:rPr>
+          <w:sz w:val="28"/>
+          <w:szCs w:val="28"/>
+        </w:rPr>
+        <w:t xml:space="preserve"> CMND/CCCD:</w:t>
       </w:r>
       <w:r>
         <w:rPr>
@@ -682,7 +924,39 @@
           <w:sz w:val="28"/>
           <w:szCs w:val="28"/>
         </w:rPr>
-        <w:t>- Năm sinh:</w:t>
+        <w:t xml:space="preserve">- </w:t>
+      </w:r>
+      <w:proofErr w:type="spellStart"/>
+      <w:r>
+        <w:rPr>
+          <w:sz w:val="28"/>
+          <w:szCs w:val="28"/>
+        </w:rPr>
+        <w:t>Năm</w:t>
+      </w:r>
+      <w:proofErr w:type="spellEnd"/>
+      <w:r>
+        <w:rPr>
+          <w:sz w:val="28"/>
+          <w:szCs w:val="28"/>
+        </w:rPr>
+        <w:t xml:space="preserve"> </w:t>
+      </w:r>
+      <w:proofErr w:type="spellStart"/>
+      <w:r>
+        <w:rPr>
+          <w:sz w:val="28"/>
+          <w:szCs w:val="28"/>
+        </w:rPr>
+        <w:t>sinh</w:t>
+      </w:r>
+      <w:proofErr w:type="spellEnd"/>
+      <w:r>
+        <w:rPr>
+          <w:sz w:val="28"/>
+          <w:szCs w:val="28"/>
+        </w:rPr>
+        <w:t>:</w:t>
       </w:r>
       <w:r>
         <w:rPr>
@@ -713,15 +987,97 @@
           <w:szCs w:val="28"/>
         </w:rPr>
         <w:tab/>
-        <w:t>- Trình độ học vấn</w:t>
-      </w:r>
-      <w:r>
-        <w:rPr>
-          <w:sz w:val="28"/>
-          <w:szCs w:val="28"/>
-        </w:rPr>
-        <w:t>/chuyên môn</w:t>
-      </w:r>
+        <w:t xml:space="preserve">- </w:t>
+      </w:r>
+      <w:proofErr w:type="spellStart"/>
+      <w:r>
+        <w:rPr>
+          <w:sz w:val="28"/>
+          <w:szCs w:val="28"/>
+        </w:rPr>
+        <w:t>Trình</w:t>
+      </w:r>
+      <w:proofErr w:type="spellEnd"/>
+      <w:r>
+        <w:rPr>
+          <w:sz w:val="28"/>
+          <w:szCs w:val="28"/>
+        </w:rPr>
+        <w:t xml:space="preserve"> </w:t>
+      </w:r>
+      <w:proofErr w:type="spellStart"/>
+      <w:r>
+        <w:rPr>
+          <w:sz w:val="28"/>
+          <w:szCs w:val="28"/>
+        </w:rPr>
+        <w:t>độ</w:t>
+      </w:r>
+      <w:proofErr w:type="spellEnd"/>
+      <w:r>
+        <w:rPr>
+          <w:sz w:val="28"/>
+          <w:szCs w:val="28"/>
+        </w:rPr>
+        <w:t xml:space="preserve"> </w:t>
+      </w:r>
+      <w:proofErr w:type="spellStart"/>
+      <w:r>
+        <w:rPr>
+          <w:sz w:val="28"/>
+          <w:szCs w:val="28"/>
+        </w:rPr>
+        <w:t>học</w:t>
+      </w:r>
+      <w:proofErr w:type="spellEnd"/>
+      <w:r>
+        <w:rPr>
+          <w:sz w:val="28"/>
+          <w:szCs w:val="28"/>
+        </w:rPr>
+        <w:t xml:space="preserve"> </w:t>
+      </w:r>
+      <w:proofErr w:type="spellStart"/>
+      <w:r>
+        <w:rPr>
+          <w:sz w:val="28"/>
+          <w:szCs w:val="28"/>
+        </w:rPr>
+        <w:t>vấn</w:t>
+      </w:r>
+      <w:proofErr w:type="spellEnd"/>
+      <w:r>
+        <w:rPr>
+          <w:sz w:val="28"/>
+          <w:szCs w:val="28"/>
+        </w:rPr>
+        <w:t>/</w:t>
+      </w:r>
+      <w:proofErr w:type="spellStart"/>
+      <w:r>
+        <w:rPr>
+          <w:sz w:val="28"/>
+          <w:szCs w:val="28"/>
+        </w:rPr>
+        <w:t>chuyên</w:t>
+      </w:r>
+      <w:proofErr w:type="spellEnd"/>
+      <w:r>
+        <w:rPr>
+          <w:sz w:val="28"/>
+          <w:szCs w:val="28"/>
+        </w:rPr>
+        <w:t xml:space="preserve"> </w:t>
+      </w:r>
+      <w:proofErr w:type="spellStart"/>
+      <w:r>
+        <w:rPr>
+          <w:sz w:val="28"/>
+          <w:szCs w:val="28"/>
+        </w:rPr>
+        <w:t>môn</w:t>
+      </w:r>
+      <w:proofErr w:type="spellEnd"/>
       <w:r>
         <w:rPr>
           <w:sz w:val="28"/>
@@ -741,7 +1097,119 @@
           <w:sz w:val="28"/>
           <w:szCs w:val="28"/>
         </w:rPr>
-        <w:t>Sinh viên năm 3 ngành Công Nghệ Thông Tin, Trường Đại học Tiền Giang.</w:t>
+        <w:t xml:space="preserve">Sinh </w:t>
+      </w:r>
+      <w:proofErr w:type="spellStart"/>
+      <w:r>
+        <w:rPr>
+          <w:sz w:val="28"/>
+          <w:szCs w:val="28"/>
+        </w:rPr>
+        <w:t>viên</w:t>
+      </w:r>
+      <w:proofErr w:type="spellEnd"/>
+      <w:r>
+        <w:rPr>
+          <w:sz w:val="28"/>
+          <w:szCs w:val="28"/>
+        </w:rPr>
+        <w:t xml:space="preserve"> </w:t>
+      </w:r>
+      <w:proofErr w:type="spellStart"/>
+      <w:r>
+        <w:rPr>
+          <w:sz w:val="28"/>
+          <w:szCs w:val="28"/>
+        </w:rPr>
+        <w:t>năm</w:t>
+      </w:r>
+      <w:proofErr w:type="spellEnd"/>
+      <w:r>
+        <w:rPr>
+          <w:sz w:val="28"/>
+          <w:szCs w:val="28"/>
+        </w:rPr>
+        <w:t xml:space="preserve"> 3 </w:t>
+      </w:r>
+      <w:proofErr w:type="spellStart"/>
+      <w:r>
+        <w:rPr>
+          <w:sz w:val="28"/>
+          <w:szCs w:val="28"/>
+        </w:rPr>
+        <w:t>ngành</w:t>
+      </w:r>
+      <w:proofErr w:type="spellEnd"/>
+      <w:r>
+        <w:rPr>
+          <w:sz w:val="28"/>
+          <w:szCs w:val="28"/>
+        </w:rPr>
+        <w:t xml:space="preserve"> Công </w:t>
+      </w:r>
+      <w:proofErr w:type="spellStart"/>
+      <w:r>
+        <w:rPr>
+          <w:sz w:val="28"/>
+          <w:szCs w:val="28"/>
+        </w:rPr>
+        <w:t>Nghệ</w:t>
+      </w:r>
+      <w:proofErr w:type="spellEnd"/>
+      <w:r>
+        <w:rPr>
+          <w:sz w:val="28"/>
+          <w:szCs w:val="28"/>
+        </w:rPr>
+        <w:t xml:space="preserve"> Thông Tin, Trường </w:t>
+      </w:r>
+      <w:proofErr w:type="spellStart"/>
+      <w:r>
+        <w:rPr>
+          <w:sz w:val="28"/>
+          <w:szCs w:val="28"/>
+        </w:rPr>
+        <w:t>Đại</w:t>
+      </w:r>
+      <w:proofErr w:type="spellEnd"/>
+      <w:r>
+        <w:rPr>
+          <w:sz w:val="28"/>
+          <w:szCs w:val="28"/>
+        </w:rPr>
+        <w:t xml:space="preserve"> </w:t>
+      </w:r>
+      <w:proofErr w:type="spellStart"/>
+      <w:r>
+        <w:rPr>
+          <w:sz w:val="28"/>
+          <w:szCs w:val="28"/>
+        </w:rPr>
+        <w:t>học</w:t>
+      </w:r>
+      <w:proofErr w:type="spellEnd"/>
+      <w:r>
+        <w:rPr>
+          <w:sz w:val="28"/>
+          <w:szCs w:val="28"/>
+        </w:rPr>
+        <w:t xml:space="preserve"> </w:t>
+      </w:r>
+      <w:proofErr w:type="spellStart"/>
+      <w:r>
+        <w:rPr>
+          <w:sz w:val="28"/>
+          <w:szCs w:val="28"/>
+        </w:rPr>
+        <w:t>Tiền</w:t>
+      </w:r>
+      <w:proofErr w:type="spellEnd"/>
+      <w:r>
+        <w:rPr>
+          <w:sz w:val="28"/>
+          <w:szCs w:val="28"/>
+        </w:rPr>
+        <w:t xml:space="preserve"> Giang.</w:t>
       </w:r>
     </w:p>
     <w:p>
@@ -758,14 +1226,62 @@
           <w:szCs w:val="28"/>
         </w:rPr>
         <w:tab/>
-        <w:t>- Số đ</w:t>
-      </w:r>
-      <w:r>
-        <w:rPr>
-          <w:sz w:val="28"/>
-          <w:szCs w:val="28"/>
-        </w:rPr>
-        <w:t xml:space="preserve">iện thoại: </w:t>
+        <w:t xml:space="preserve">- </w:t>
+      </w:r>
+      <w:proofErr w:type="spellStart"/>
+      <w:r>
+        <w:rPr>
+          <w:sz w:val="28"/>
+          <w:szCs w:val="28"/>
+        </w:rPr>
+        <w:t>Số</w:t>
+      </w:r>
+      <w:proofErr w:type="spellEnd"/>
+      <w:r>
+        <w:rPr>
+          <w:sz w:val="28"/>
+          <w:szCs w:val="28"/>
+        </w:rPr>
+        <w:t xml:space="preserve"> </w:t>
+      </w:r>
+      <w:proofErr w:type="spellStart"/>
+      <w:r>
+        <w:rPr>
+          <w:sz w:val="28"/>
+          <w:szCs w:val="28"/>
+        </w:rPr>
+        <w:t>đ</w:t>
+      </w:r>
+      <w:r>
+        <w:rPr>
+          <w:sz w:val="28"/>
+          <w:szCs w:val="28"/>
+        </w:rPr>
+        <w:t>iện</w:t>
+      </w:r>
+      <w:proofErr w:type="spellEnd"/>
+      <w:r>
+        <w:rPr>
+          <w:sz w:val="28"/>
+          <w:szCs w:val="28"/>
+        </w:rPr>
+        <w:t xml:space="preserve"> </w:t>
+      </w:r>
+      <w:proofErr w:type="spellStart"/>
+      <w:r>
+        <w:rPr>
+          <w:sz w:val="28"/>
+          <w:szCs w:val="28"/>
+        </w:rPr>
+        <w:t>thoại</w:t>
+      </w:r>
+      <w:proofErr w:type="spellEnd"/>
+      <w:r>
+        <w:rPr>
+          <w:sz w:val="28"/>
+          <w:szCs w:val="28"/>
+        </w:rPr>
+        <w:t xml:space="preserve">: </w:t>
       </w:r>
       <w:r>
         <w:rPr>
@@ -813,19 +1329,133 @@
         <w:tab/>
         <w:t xml:space="preserve">- </w:t>
       </w:r>
-      <w:r>
-        <w:rPr>
-          <w:sz w:val="28"/>
-          <w:szCs w:val="28"/>
-        </w:rPr>
-        <w:t xml:space="preserve">Địa chỉ: </w:t>
-      </w:r>
-      <w:r>
-        <w:rPr>
-          <w:sz w:val="28"/>
-          <w:szCs w:val="28"/>
-        </w:rPr>
-        <w:t xml:space="preserve">số 140, ấp Bình Long, xã Châu Hòa, tỉnh Vĩnh Long </w:t>
+      <w:proofErr w:type="spellStart"/>
+      <w:r>
+        <w:rPr>
+          <w:sz w:val="28"/>
+          <w:szCs w:val="28"/>
+        </w:rPr>
+        <w:t>Địa</w:t>
+      </w:r>
+      <w:proofErr w:type="spellEnd"/>
+      <w:r>
+        <w:rPr>
+          <w:sz w:val="28"/>
+          <w:szCs w:val="28"/>
+        </w:rPr>
+        <w:t xml:space="preserve"> </w:t>
+      </w:r>
+      <w:proofErr w:type="spellStart"/>
+      <w:r>
+        <w:rPr>
+          <w:sz w:val="28"/>
+          <w:szCs w:val="28"/>
+        </w:rPr>
+        <w:t>chỉ</w:t>
+      </w:r>
+      <w:proofErr w:type="spellEnd"/>
+      <w:r>
+        <w:rPr>
+          <w:sz w:val="28"/>
+          <w:szCs w:val="28"/>
+        </w:rPr>
+        <w:t xml:space="preserve">: </w:t>
+      </w:r>
+      <w:proofErr w:type="spellStart"/>
+      <w:r>
+        <w:rPr>
+          <w:sz w:val="28"/>
+          <w:szCs w:val="28"/>
+        </w:rPr>
+        <w:t>số</w:t>
+      </w:r>
+      <w:proofErr w:type="spellEnd"/>
+      <w:r>
+        <w:rPr>
+          <w:sz w:val="28"/>
+          <w:szCs w:val="28"/>
+        </w:rPr>
+        <w:t xml:space="preserve"> 140, </w:t>
+      </w:r>
+      <w:proofErr w:type="spellStart"/>
+      <w:r>
+        <w:rPr>
+          <w:sz w:val="28"/>
+          <w:szCs w:val="28"/>
+        </w:rPr>
+        <w:t>ấp</w:t>
+      </w:r>
+      <w:proofErr w:type="spellEnd"/>
+      <w:r>
+        <w:rPr>
+          <w:sz w:val="28"/>
+          <w:szCs w:val="28"/>
+        </w:rPr>
+        <w:t xml:space="preserve"> Bình Long, </w:t>
+      </w:r>
+      <w:proofErr w:type="spellStart"/>
+      <w:r>
+        <w:rPr>
+          <w:sz w:val="28"/>
+          <w:szCs w:val="28"/>
+        </w:rPr>
+        <w:t>xã</w:t>
+      </w:r>
+      <w:proofErr w:type="spellEnd"/>
+      <w:r>
+        <w:rPr>
+          <w:sz w:val="28"/>
+          <w:szCs w:val="28"/>
+        </w:rPr>
+        <w:t xml:space="preserve"> Châu </w:t>
+      </w:r>
+      <w:proofErr w:type="spellStart"/>
+      <w:r>
+        <w:rPr>
+          <w:sz w:val="28"/>
+          <w:szCs w:val="28"/>
+        </w:rPr>
+        <w:t>Hòa</w:t>
+      </w:r>
+      <w:proofErr w:type="spellEnd"/>
+      <w:r>
+        <w:rPr>
+          <w:sz w:val="28"/>
+          <w:szCs w:val="28"/>
+        </w:rPr>
+        <w:t xml:space="preserve">, </w:t>
+      </w:r>
+      <w:proofErr w:type="spellStart"/>
+      <w:r>
+        <w:rPr>
+          <w:sz w:val="28"/>
+          <w:szCs w:val="28"/>
+        </w:rPr>
+        <w:t>tỉnh</w:t>
+      </w:r>
+      <w:proofErr w:type="spellEnd"/>
+      <w:r>
+        <w:rPr>
+          <w:sz w:val="28"/>
+          <w:szCs w:val="28"/>
+        </w:rPr>
+        <w:t xml:space="preserve"> </w:t>
+      </w:r>
+      <w:proofErr w:type="spellStart"/>
+      <w:r>
+        <w:rPr>
+          <w:sz w:val="28"/>
+          <w:szCs w:val="28"/>
+        </w:rPr>
+        <w:t>Vĩnh</w:t>
+      </w:r>
+      <w:proofErr w:type="spellEnd"/>
+      <w:r>
+        <w:rPr>
+          <w:sz w:val="28"/>
+          <w:szCs w:val="28"/>
+        </w:rPr>
+        <w:t xml:space="preserve"> Long </w:t>
       </w:r>
     </w:p>
     <w:p>
@@ -852,12 +1482,37 @@
         </w:rPr>
         <w:t xml:space="preserve"> </w:t>
       </w:r>
-      <w:r>
-        <w:rPr>
-          <w:sz w:val="28"/>
-          <w:szCs w:val="28"/>
-        </w:rPr>
-        <w:t>Tên Doanh nghiệp/CSSX/HKD</w:t>
+      <w:proofErr w:type="spellStart"/>
+      <w:r>
+        <w:rPr>
+          <w:sz w:val="28"/>
+          <w:szCs w:val="28"/>
+        </w:rPr>
+        <w:t>Tên</w:t>
+      </w:r>
+      <w:proofErr w:type="spellEnd"/>
+      <w:r>
+        <w:rPr>
+          <w:sz w:val="28"/>
+          <w:szCs w:val="28"/>
+        </w:rPr>
+        <w:t xml:space="preserve"> Doanh </w:t>
+      </w:r>
+      <w:proofErr w:type="spellStart"/>
+      <w:r>
+        <w:rPr>
+          <w:sz w:val="28"/>
+          <w:szCs w:val="28"/>
+        </w:rPr>
+        <w:t>nghiệp</w:t>
+      </w:r>
+      <w:proofErr w:type="spellEnd"/>
+      <w:r>
+        <w:rPr>
+          <w:sz w:val="28"/>
+          <w:szCs w:val="28"/>
+        </w:rPr>
+        <w:t>/CSSX/HKD</w:t>
       </w:r>
       <w:r>
         <w:rPr>
@@ -872,7 +1527,43 @@
           <w:sz w:val="28"/>
           <w:szCs w:val="28"/>
         </w:rPr>
-        <w:t>(nếu có):</w:t>
+        <w:t>(</w:t>
+      </w:r>
+      <w:proofErr w:type="spellStart"/>
+      <w:r>
+        <w:rPr>
+          <w:i/>
+          <w:sz w:val="28"/>
+          <w:szCs w:val="28"/>
+        </w:rPr>
+        <w:t>nếu</w:t>
+      </w:r>
+      <w:proofErr w:type="spellEnd"/>
+      <w:r>
+        <w:rPr>
+          <w:i/>
+          <w:sz w:val="28"/>
+          <w:szCs w:val="28"/>
+        </w:rPr>
+        <w:t xml:space="preserve"> </w:t>
+      </w:r>
+      <w:proofErr w:type="spellStart"/>
+      <w:r>
+        <w:rPr>
+          <w:i/>
+          <w:sz w:val="28"/>
+          <w:szCs w:val="28"/>
+        </w:rPr>
+        <w:t>có</w:t>
+      </w:r>
+      <w:proofErr w:type="spellEnd"/>
+      <w:r>
+        <w:rPr>
+          <w:i/>
+          <w:sz w:val="28"/>
+          <w:szCs w:val="28"/>
+        </w:rPr>
+        <w:t>):</w:t>
       </w:r>
     </w:p>
     <w:p>
@@ -892,7 +1583,67 @@
           <w:sz w:val="28"/>
           <w:szCs w:val="28"/>
         </w:rPr>
-        <w:t xml:space="preserve">2. Các đồng sáng lập </w:t>
+        <w:t xml:space="preserve">2. Các </w:t>
+      </w:r>
+      <w:proofErr w:type="spellStart"/>
+      <w:r>
+        <w:rPr>
+          <w:b/>
+          <w:bCs/>
+          <w:sz w:val="28"/>
+          <w:szCs w:val="28"/>
+        </w:rPr>
+        <w:t>đồng</w:t>
+      </w:r>
+      <w:proofErr w:type="spellEnd"/>
+      <w:r>
+        <w:rPr>
+          <w:b/>
+          <w:bCs/>
+          <w:sz w:val="28"/>
+          <w:szCs w:val="28"/>
+        </w:rPr>
+        <w:t xml:space="preserve"> </w:t>
+      </w:r>
+      <w:proofErr w:type="spellStart"/>
+      <w:r>
+        <w:rPr>
+          <w:b/>
+          <w:bCs/>
+          <w:sz w:val="28"/>
+          <w:szCs w:val="28"/>
+        </w:rPr>
+        <w:t>sáng</w:t>
+      </w:r>
+      <w:proofErr w:type="spellEnd"/>
+      <w:r>
+        <w:rPr>
+          <w:b/>
+          <w:bCs/>
+          <w:sz w:val="28"/>
+          <w:szCs w:val="28"/>
+        </w:rPr>
+        <w:t xml:space="preserve"> </w:t>
+      </w:r>
+      <w:proofErr w:type="spellStart"/>
+      <w:r>
+        <w:rPr>
+          <w:b/>
+          <w:bCs/>
+          <w:sz w:val="28"/>
+          <w:szCs w:val="28"/>
+        </w:rPr>
+        <w:t>lập</w:t>
+      </w:r>
+      <w:proofErr w:type="spellEnd"/>
+      <w:r>
+        <w:rPr>
+          <w:b/>
+          <w:bCs/>
+          <w:sz w:val="28"/>
+          <w:szCs w:val="28"/>
+        </w:rPr>
+        <w:t xml:space="preserve"> </w:t>
       </w:r>
       <w:r>
         <w:rPr>
@@ -903,7 +1654,55 @@
           <w:sz w:val="28"/>
           <w:szCs w:val="28"/>
         </w:rPr>
-        <w:t>(nếu có)</w:t>
+        <w:t>(</w:t>
+      </w:r>
+      <w:proofErr w:type="spellStart"/>
+      <w:r>
+        <w:rPr>
+          <w:b/>
+          <w:bCs/>
+          <w:i/>
+          <w:iCs/>
+          <w:sz w:val="28"/>
+          <w:szCs w:val="28"/>
+        </w:rPr>
+        <w:t>nếu</w:t>
+      </w:r>
+      <w:proofErr w:type="spellEnd"/>
+      <w:r>
+        <w:rPr>
+          <w:b/>
+          <w:bCs/>
+          <w:i/>
+          <w:iCs/>
+          <w:sz w:val="28"/>
+          <w:szCs w:val="28"/>
+        </w:rPr>
+        <w:t xml:space="preserve"> </w:t>
+      </w:r>
+      <w:proofErr w:type="spellStart"/>
+      <w:r>
+        <w:rPr>
+          <w:b/>
+          <w:bCs/>
+          <w:i/>
+          <w:iCs/>
+          <w:sz w:val="28"/>
+          <w:szCs w:val="28"/>
+        </w:rPr>
+        <w:t>có</w:t>
+      </w:r>
+      <w:proofErr w:type="spellEnd"/>
+      <w:r>
+        <w:rPr>
+          <w:b/>
+          <w:bCs/>
+          <w:i/>
+          <w:iCs/>
+          <w:sz w:val="28"/>
+          <w:szCs w:val="28"/>
+        </w:rPr>
+        <w:t>)</w:t>
       </w:r>
       <w:r>
         <w:rPr>
@@ -929,7 +1728,55 @@
           <w:szCs w:val="28"/>
         </w:rPr>
         <w:tab/>
-        <w:t>- Họ và tên:</w:t>
+        <w:t xml:space="preserve">- </w:t>
+      </w:r>
+      <w:proofErr w:type="spellStart"/>
+      <w:r>
+        <w:rPr>
+          <w:sz w:val="28"/>
+          <w:szCs w:val="28"/>
+        </w:rPr>
+        <w:t>Họ</w:t>
+      </w:r>
+      <w:proofErr w:type="spellEnd"/>
+      <w:r>
+        <w:rPr>
+          <w:sz w:val="28"/>
+          <w:szCs w:val="28"/>
+        </w:rPr>
+        <w:t xml:space="preserve"> </w:t>
+      </w:r>
+      <w:proofErr w:type="spellStart"/>
+      <w:r>
+        <w:rPr>
+          <w:sz w:val="28"/>
+          <w:szCs w:val="28"/>
+        </w:rPr>
+        <w:t>và</w:t>
+      </w:r>
+      <w:proofErr w:type="spellEnd"/>
+      <w:r>
+        <w:rPr>
+          <w:sz w:val="28"/>
+          <w:szCs w:val="28"/>
+        </w:rPr>
+        <w:t xml:space="preserve"> </w:t>
+      </w:r>
+      <w:proofErr w:type="spellStart"/>
+      <w:r>
+        <w:rPr>
+          <w:sz w:val="28"/>
+          <w:szCs w:val="28"/>
+        </w:rPr>
+        <w:t>tên</w:t>
+      </w:r>
+      <w:proofErr w:type="spellEnd"/>
+      <w:r>
+        <w:rPr>
+          <w:sz w:val="28"/>
+          <w:szCs w:val="28"/>
+        </w:rPr>
+        <w:t>:</w:t>
       </w:r>
       <w:r>
         <w:rPr>
@@ -971,15 +1818,56 @@
           <w:sz w:val="28"/>
           <w:szCs w:val="28"/>
         </w:rPr>
-        <w:t>- Giới tính:</w:t>
-      </w:r>
-      <w:r>
-        <w:rPr>
-          <w:sz w:val="28"/>
-          <w:szCs w:val="28"/>
-        </w:rPr>
-        <w:t xml:space="preserve"> Nữ</w:t>
-      </w:r>
+        <w:t xml:space="preserve">- </w:t>
+      </w:r>
+      <w:proofErr w:type="spellStart"/>
+      <w:r>
+        <w:rPr>
+          <w:sz w:val="28"/>
+          <w:szCs w:val="28"/>
+        </w:rPr>
+        <w:t>Giới</w:t>
+      </w:r>
+      <w:proofErr w:type="spellEnd"/>
+      <w:r>
+        <w:rPr>
+          <w:sz w:val="28"/>
+          <w:szCs w:val="28"/>
+        </w:rPr>
+        <w:t xml:space="preserve"> </w:t>
+      </w:r>
+      <w:proofErr w:type="spellStart"/>
+      <w:r>
+        <w:rPr>
+          <w:sz w:val="28"/>
+          <w:szCs w:val="28"/>
+        </w:rPr>
+        <w:t>tính</w:t>
+      </w:r>
+      <w:proofErr w:type="spellEnd"/>
+      <w:r>
+        <w:rPr>
+          <w:sz w:val="28"/>
+          <w:szCs w:val="28"/>
+        </w:rPr>
+        <w:t>:</w:t>
+      </w:r>
+      <w:r>
+        <w:rPr>
+          <w:sz w:val="28"/>
+          <w:szCs w:val="28"/>
+        </w:rPr>
+        <w:t xml:space="preserve"> </w:t>
+      </w:r>
+      <w:proofErr w:type="spellStart"/>
+      <w:r>
+        <w:rPr>
+          <w:sz w:val="28"/>
+          <w:szCs w:val="28"/>
+        </w:rPr>
+        <w:t>Nữ</w:t>
+      </w:r>
+      <w:proofErr w:type="spellEnd"/>
     </w:p>
     <w:p>
       <w:pPr>
@@ -995,7 +1883,23 @@
           <w:szCs w:val="28"/>
         </w:rPr>
         <w:tab/>
-        <w:t>- Số CMND/CCCD:</w:t>
+        <w:t xml:space="preserve">- </w:t>
+      </w:r>
+      <w:proofErr w:type="spellStart"/>
+      <w:r>
+        <w:rPr>
+          <w:sz w:val="28"/>
+          <w:szCs w:val="28"/>
+        </w:rPr>
+        <w:t>Số</w:t>
+      </w:r>
+      <w:proofErr w:type="spellEnd"/>
+      <w:r>
+        <w:rPr>
+          <w:sz w:val="28"/>
+          <w:szCs w:val="28"/>
+        </w:rPr>
+        <w:t xml:space="preserve"> CMND/CCCD:</w:t>
       </w:r>
       <w:r>
         <w:rPr>
@@ -1024,7 +1928,39 @@
           <w:szCs w:val="28"/>
         </w:rPr>
         <w:tab/>
-        <w:t>- Năm sinh:</w:t>
+        <w:t xml:space="preserve">- </w:t>
+      </w:r>
+      <w:proofErr w:type="spellStart"/>
+      <w:r>
+        <w:rPr>
+          <w:sz w:val="28"/>
+          <w:szCs w:val="28"/>
+        </w:rPr>
+        <w:t>Năm</w:t>
+      </w:r>
+      <w:proofErr w:type="spellEnd"/>
+      <w:r>
+        <w:rPr>
+          <w:sz w:val="28"/>
+          <w:szCs w:val="28"/>
+        </w:rPr>
+        <w:t xml:space="preserve"> </w:t>
+      </w:r>
+      <w:proofErr w:type="spellStart"/>
+      <w:r>
+        <w:rPr>
+          <w:sz w:val="28"/>
+          <w:szCs w:val="28"/>
+        </w:rPr>
+        <w:t>sinh</w:t>
+      </w:r>
+      <w:proofErr w:type="spellEnd"/>
+      <w:r>
+        <w:rPr>
+          <w:sz w:val="28"/>
+          <w:szCs w:val="28"/>
+        </w:rPr>
+        <w:t>:</w:t>
       </w:r>
       <w:r>
         <w:rPr>
@@ -1055,21 +1991,229 @@
           <w:szCs w:val="28"/>
         </w:rPr>
         <w:tab/>
-        <w:t>- Trình độ học vấn/chuyên môn:</w:t>
-      </w:r>
-      <w:r>
-        <w:rPr>
-          <w:sz w:val="28"/>
-          <w:szCs w:val="28"/>
-        </w:rPr>
-        <w:t xml:space="preserve"> </w:t>
-      </w:r>
-      <w:r>
-        <w:rPr>
-          <w:sz w:val="28"/>
-          <w:szCs w:val="28"/>
-        </w:rPr>
-        <w:t>Sinh viên năm 3 ngành Công Nghệ Thông Tin, Trường Đại học Tiền Giang.</w:t>
+        <w:t xml:space="preserve">- </w:t>
+      </w:r>
+      <w:proofErr w:type="spellStart"/>
+      <w:r>
+        <w:rPr>
+          <w:sz w:val="28"/>
+          <w:szCs w:val="28"/>
+        </w:rPr>
+        <w:t>Trình</w:t>
+      </w:r>
+      <w:proofErr w:type="spellEnd"/>
+      <w:r>
+        <w:rPr>
+          <w:sz w:val="28"/>
+          <w:szCs w:val="28"/>
+        </w:rPr>
+        <w:t xml:space="preserve"> </w:t>
+      </w:r>
+      <w:proofErr w:type="spellStart"/>
+      <w:r>
+        <w:rPr>
+          <w:sz w:val="28"/>
+          <w:szCs w:val="28"/>
+        </w:rPr>
+        <w:t>độ</w:t>
+      </w:r>
+      <w:proofErr w:type="spellEnd"/>
+      <w:r>
+        <w:rPr>
+          <w:sz w:val="28"/>
+          <w:szCs w:val="28"/>
+        </w:rPr>
+        <w:t xml:space="preserve"> </w:t>
+      </w:r>
+      <w:proofErr w:type="spellStart"/>
+      <w:r>
+        <w:rPr>
+          <w:sz w:val="28"/>
+          <w:szCs w:val="28"/>
+        </w:rPr>
+        <w:t>học</w:t>
+      </w:r>
+      <w:proofErr w:type="spellEnd"/>
+      <w:r>
+        <w:rPr>
+          <w:sz w:val="28"/>
+          <w:szCs w:val="28"/>
+        </w:rPr>
+        <w:t xml:space="preserve"> </w:t>
+      </w:r>
+      <w:proofErr w:type="spellStart"/>
+      <w:r>
+        <w:rPr>
+          <w:sz w:val="28"/>
+          <w:szCs w:val="28"/>
+        </w:rPr>
+        <w:t>vấn</w:t>
+      </w:r>
+      <w:proofErr w:type="spellEnd"/>
+      <w:r>
+        <w:rPr>
+          <w:sz w:val="28"/>
+          <w:szCs w:val="28"/>
+        </w:rPr>
+        <w:t>/</w:t>
+      </w:r>
+      <w:proofErr w:type="spellStart"/>
+      <w:r>
+        <w:rPr>
+          <w:sz w:val="28"/>
+          <w:szCs w:val="28"/>
+        </w:rPr>
+        <w:t>chuyên</w:t>
+      </w:r>
+      <w:proofErr w:type="spellEnd"/>
+      <w:r>
+        <w:rPr>
+          <w:sz w:val="28"/>
+          <w:szCs w:val="28"/>
+        </w:rPr>
+        <w:t xml:space="preserve"> </w:t>
+      </w:r>
+      <w:proofErr w:type="spellStart"/>
+      <w:r>
+        <w:rPr>
+          <w:sz w:val="28"/>
+          <w:szCs w:val="28"/>
+        </w:rPr>
+        <w:t>môn</w:t>
+      </w:r>
+      <w:proofErr w:type="spellEnd"/>
+      <w:r>
+        <w:rPr>
+          <w:sz w:val="28"/>
+          <w:szCs w:val="28"/>
+        </w:rPr>
+        <w:t>:</w:t>
+      </w:r>
+      <w:r>
+        <w:rPr>
+          <w:sz w:val="28"/>
+          <w:szCs w:val="28"/>
+        </w:rPr>
+        <w:t xml:space="preserve"> </w:t>
+      </w:r>
+      <w:r>
+        <w:rPr>
+          <w:sz w:val="28"/>
+          <w:szCs w:val="28"/>
+        </w:rPr>
+        <w:t xml:space="preserve">Sinh </w:t>
+      </w:r>
+      <w:proofErr w:type="spellStart"/>
+      <w:r>
+        <w:rPr>
+          <w:sz w:val="28"/>
+          <w:szCs w:val="28"/>
+        </w:rPr>
+        <w:t>viên</w:t>
+      </w:r>
+      <w:proofErr w:type="spellEnd"/>
+      <w:r>
+        <w:rPr>
+          <w:sz w:val="28"/>
+          <w:szCs w:val="28"/>
+        </w:rPr>
+        <w:t xml:space="preserve"> </w:t>
+      </w:r>
+      <w:proofErr w:type="spellStart"/>
+      <w:r>
+        <w:rPr>
+          <w:sz w:val="28"/>
+          <w:szCs w:val="28"/>
+        </w:rPr>
+        <w:t>năm</w:t>
+      </w:r>
+      <w:proofErr w:type="spellEnd"/>
+      <w:r>
+        <w:rPr>
+          <w:sz w:val="28"/>
+          <w:szCs w:val="28"/>
+        </w:rPr>
+        <w:t xml:space="preserve"> 3 </w:t>
+      </w:r>
+      <w:proofErr w:type="spellStart"/>
+      <w:r>
+        <w:rPr>
+          <w:sz w:val="28"/>
+          <w:szCs w:val="28"/>
+        </w:rPr>
+        <w:t>ngành</w:t>
+      </w:r>
+      <w:proofErr w:type="spellEnd"/>
+      <w:r>
+        <w:rPr>
+          <w:sz w:val="28"/>
+          <w:szCs w:val="28"/>
+        </w:rPr>
+        <w:t xml:space="preserve"> Công </w:t>
+      </w:r>
+      <w:proofErr w:type="spellStart"/>
+      <w:r>
+        <w:rPr>
+          <w:sz w:val="28"/>
+          <w:szCs w:val="28"/>
+        </w:rPr>
+        <w:t>Nghệ</w:t>
+      </w:r>
+      <w:proofErr w:type="spellEnd"/>
+      <w:r>
+        <w:rPr>
+          <w:sz w:val="28"/>
+          <w:szCs w:val="28"/>
+        </w:rPr>
+        <w:t xml:space="preserve"> Thông Tin, Trường </w:t>
+      </w:r>
+      <w:proofErr w:type="spellStart"/>
+      <w:r>
+        <w:rPr>
+          <w:sz w:val="28"/>
+          <w:szCs w:val="28"/>
+        </w:rPr>
+        <w:t>Đại</w:t>
+      </w:r>
+      <w:proofErr w:type="spellEnd"/>
+      <w:r>
+        <w:rPr>
+          <w:sz w:val="28"/>
+          <w:szCs w:val="28"/>
+        </w:rPr>
+        <w:t xml:space="preserve"> </w:t>
+      </w:r>
+      <w:proofErr w:type="spellStart"/>
+      <w:r>
+        <w:rPr>
+          <w:sz w:val="28"/>
+          <w:szCs w:val="28"/>
+        </w:rPr>
+        <w:t>học</w:t>
+      </w:r>
+      <w:proofErr w:type="spellEnd"/>
+      <w:r>
+        <w:rPr>
+          <w:sz w:val="28"/>
+          <w:szCs w:val="28"/>
+        </w:rPr>
+        <w:t xml:space="preserve"> </w:t>
+      </w:r>
+      <w:proofErr w:type="spellStart"/>
+      <w:r>
+        <w:rPr>
+          <w:sz w:val="28"/>
+          <w:szCs w:val="28"/>
+        </w:rPr>
+        <w:t>Tiền</w:t>
+      </w:r>
+      <w:proofErr w:type="spellEnd"/>
+      <w:r>
+        <w:rPr>
+          <w:sz w:val="28"/>
+          <w:szCs w:val="28"/>
+        </w:rPr>
+        <w:t xml:space="preserve"> Giang.</w:t>
       </w:r>
     </w:p>
     <w:p>
@@ -1086,14 +2230,62 @@
           <w:szCs w:val="28"/>
         </w:rPr>
         <w:tab/>
-        <w:t>- Số đ</w:t>
-      </w:r>
-      <w:r>
-        <w:rPr>
-          <w:sz w:val="28"/>
-          <w:szCs w:val="28"/>
-        </w:rPr>
-        <w:t>iện thoại:</w:t>
+        <w:t xml:space="preserve">- </w:t>
+      </w:r>
+      <w:proofErr w:type="spellStart"/>
+      <w:r>
+        <w:rPr>
+          <w:sz w:val="28"/>
+          <w:szCs w:val="28"/>
+        </w:rPr>
+        <w:t>Số</w:t>
+      </w:r>
+      <w:proofErr w:type="spellEnd"/>
+      <w:r>
+        <w:rPr>
+          <w:sz w:val="28"/>
+          <w:szCs w:val="28"/>
+        </w:rPr>
+        <w:t xml:space="preserve"> </w:t>
+      </w:r>
+      <w:proofErr w:type="spellStart"/>
+      <w:r>
+        <w:rPr>
+          <w:sz w:val="28"/>
+          <w:szCs w:val="28"/>
+        </w:rPr>
+        <w:t>đ</w:t>
+      </w:r>
+      <w:r>
+        <w:rPr>
+          <w:sz w:val="28"/>
+          <w:szCs w:val="28"/>
+        </w:rPr>
+        <w:t>iện</w:t>
+      </w:r>
+      <w:proofErr w:type="spellEnd"/>
+      <w:r>
+        <w:rPr>
+          <w:sz w:val="28"/>
+          <w:szCs w:val="28"/>
+        </w:rPr>
+        <w:t xml:space="preserve"> </w:t>
+      </w:r>
+      <w:proofErr w:type="spellStart"/>
+      <w:r>
+        <w:rPr>
+          <w:sz w:val="28"/>
+          <w:szCs w:val="28"/>
+        </w:rPr>
+        <w:t>thoại</w:t>
+      </w:r>
+      <w:proofErr w:type="spellEnd"/>
+      <w:r>
+        <w:rPr>
+          <w:sz w:val="28"/>
+          <w:szCs w:val="28"/>
+        </w:rPr>
+        <w:t>:</w:t>
       </w:r>
       <w:r>
         <w:rPr>
@@ -1129,7 +2321,7 @@
           <w:sz w:val="28"/>
           <w:szCs w:val="28"/>
         </w:rPr>
-        <w:t>dao023101053@@tgu.edu.vn</w:t>
+        <w:t>dao023101053@tgu.edu.vn</w:t>
       </w:r>
     </w:p>
     <w:p>
@@ -1158,7 +2350,67 @@
           <w:sz w:val="28"/>
           <w:szCs w:val="28"/>
         </w:rPr>
-        <w:t xml:space="preserve">. Các đồng sáng lập </w:t>
+        <w:t xml:space="preserve">. Các </w:t>
+      </w:r>
+      <w:proofErr w:type="spellStart"/>
+      <w:r>
+        <w:rPr>
+          <w:b/>
+          <w:bCs/>
+          <w:sz w:val="28"/>
+          <w:szCs w:val="28"/>
+        </w:rPr>
+        <w:t>đồng</w:t>
+      </w:r>
+      <w:proofErr w:type="spellEnd"/>
+      <w:r>
+        <w:rPr>
+          <w:b/>
+          <w:bCs/>
+          <w:sz w:val="28"/>
+          <w:szCs w:val="28"/>
+        </w:rPr>
+        <w:t xml:space="preserve"> </w:t>
+      </w:r>
+      <w:proofErr w:type="spellStart"/>
+      <w:r>
+        <w:rPr>
+          <w:b/>
+          <w:bCs/>
+          <w:sz w:val="28"/>
+          <w:szCs w:val="28"/>
+        </w:rPr>
+        <w:t>sáng</w:t>
+      </w:r>
+      <w:proofErr w:type="spellEnd"/>
+      <w:r>
+        <w:rPr>
+          <w:b/>
+          <w:bCs/>
+          <w:sz w:val="28"/>
+          <w:szCs w:val="28"/>
+        </w:rPr>
+        <w:t xml:space="preserve"> </w:t>
+      </w:r>
+      <w:proofErr w:type="spellStart"/>
+      <w:r>
+        <w:rPr>
+          <w:b/>
+          <w:bCs/>
+          <w:sz w:val="28"/>
+          <w:szCs w:val="28"/>
+        </w:rPr>
+        <w:t>lập</w:t>
+      </w:r>
+      <w:proofErr w:type="spellEnd"/>
+      <w:r>
+        <w:rPr>
+          <w:b/>
+          <w:bCs/>
+          <w:sz w:val="28"/>
+          <w:szCs w:val="28"/>
+        </w:rPr>
+        <w:t xml:space="preserve"> </w:t>
       </w:r>
       <w:r>
         <w:rPr>
@@ -1169,7 +2421,55 @@
           <w:sz w:val="28"/>
           <w:szCs w:val="28"/>
         </w:rPr>
-        <w:t>(nếu có)</w:t>
+        <w:t>(</w:t>
+      </w:r>
+      <w:proofErr w:type="spellStart"/>
+      <w:r>
+        <w:rPr>
+          <w:b/>
+          <w:bCs/>
+          <w:i/>
+          <w:iCs/>
+          <w:sz w:val="28"/>
+          <w:szCs w:val="28"/>
+        </w:rPr>
+        <w:t>nếu</w:t>
+      </w:r>
+      <w:proofErr w:type="spellEnd"/>
+      <w:r>
+        <w:rPr>
+          <w:b/>
+          <w:bCs/>
+          <w:i/>
+          <w:iCs/>
+          <w:sz w:val="28"/>
+          <w:szCs w:val="28"/>
+        </w:rPr>
+        <w:t xml:space="preserve"> </w:t>
+      </w:r>
+      <w:proofErr w:type="spellStart"/>
+      <w:r>
+        <w:rPr>
+          <w:b/>
+          <w:bCs/>
+          <w:i/>
+          <w:iCs/>
+          <w:sz w:val="28"/>
+          <w:szCs w:val="28"/>
+        </w:rPr>
+        <w:t>có</w:t>
+      </w:r>
+      <w:proofErr w:type="spellEnd"/>
+      <w:r>
+        <w:rPr>
+          <w:b/>
+          <w:bCs/>
+          <w:i/>
+          <w:iCs/>
+          <w:sz w:val="28"/>
+          <w:szCs w:val="28"/>
+        </w:rPr>
+        <w:t>)</w:t>
       </w:r>
       <w:r>
         <w:rPr>
@@ -1195,7 +2495,55 @@
           <w:szCs w:val="28"/>
         </w:rPr>
         <w:tab/>
-        <w:t>- Họ và tên:</w:t>
+        <w:t xml:space="preserve">- </w:t>
+      </w:r>
+      <w:proofErr w:type="spellStart"/>
+      <w:r>
+        <w:rPr>
+          <w:sz w:val="28"/>
+          <w:szCs w:val="28"/>
+        </w:rPr>
+        <w:t>Họ</w:t>
+      </w:r>
+      <w:proofErr w:type="spellEnd"/>
+      <w:r>
+        <w:rPr>
+          <w:sz w:val="28"/>
+          <w:szCs w:val="28"/>
+        </w:rPr>
+        <w:t xml:space="preserve"> </w:t>
+      </w:r>
+      <w:proofErr w:type="spellStart"/>
+      <w:r>
+        <w:rPr>
+          <w:sz w:val="28"/>
+          <w:szCs w:val="28"/>
+        </w:rPr>
+        <w:t>và</w:t>
+      </w:r>
+      <w:proofErr w:type="spellEnd"/>
+      <w:r>
+        <w:rPr>
+          <w:sz w:val="28"/>
+          <w:szCs w:val="28"/>
+        </w:rPr>
+        <w:t xml:space="preserve"> </w:t>
+      </w:r>
+      <w:proofErr w:type="spellStart"/>
+      <w:r>
+        <w:rPr>
+          <w:sz w:val="28"/>
+          <w:szCs w:val="28"/>
+        </w:rPr>
+        <w:t>tên</w:t>
+      </w:r>
+      <w:proofErr w:type="spellEnd"/>
+      <w:r>
+        <w:rPr>
+          <w:sz w:val="28"/>
+          <w:szCs w:val="28"/>
+        </w:rPr>
+        <w:t>:</w:t>
       </w:r>
       <w:r>
         <w:rPr>
@@ -1225,7 +2573,39 @@
           <w:szCs w:val="28"/>
         </w:rPr>
         <w:tab/>
-        <w:t>- Giới tính: Nam</w:t>
+        <w:t xml:space="preserve">- </w:t>
+      </w:r>
+      <w:proofErr w:type="spellStart"/>
+      <w:r>
+        <w:rPr>
+          <w:sz w:val="28"/>
+          <w:szCs w:val="28"/>
+        </w:rPr>
+        <w:t>Giới</w:t>
+      </w:r>
+      <w:proofErr w:type="spellEnd"/>
+      <w:r>
+        <w:rPr>
+          <w:sz w:val="28"/>
+          <w:szCs w:val="28"/>
+        </w:rPr>
+        <w:t xml:space="preserve"> </w:t>
+      </w:r>
+      <w:proofErr w:type="spellStart"/>
+      <w:r>
+        <w:rPr>
+          <w:sz w:val="28"/>
+          <w:szCs w:val="28"/>
+        </w:rPr>
+        <w:t>tính</w:t>
+      </w:r>
+      <w:proofErr w:type="spellEnd"/>
+      <w:r>
+        <w:rPr>
+          <w:sz w:val="28"/>
+          <w:szCs w:val="28"/>
+        </w:rPr>
+        <w:t>: Nam</w:t>
       </w:r>
     </w:p>
     <w:p>
@@ -1242,7 +2622,23 @@
           <w:szCs w:val="28"/>
         </w:rPr>
         <w:tab/>
-        <w:t xml:space="preserve">- Số CMND/CCCD: </w:t>
+        <w:t xml:space="preserve">- </w:t>
+      </w:r>
+      <w:proofErr w:type="spellStart"/>
+      <w:r>
+        <w:rPr>
+          <w:sz w:val="28"/>
+          <w:szCs w:val="28"/>
+        </w:rPr>
+        <w:t>Số</w:t>
+      </w:r>
+      <w:proofErr w:type="spellEnd"/>
+      <w:r>
+        <w:rPr>
+          <w:sz w:val="28"/>
+          <w:szCs w:val="28"/>
+        </w:rPr>
+        <w:t xml:space="preserve"> CMND/CCCD: </w:t>
       </w:r>
       <w:r>
         <w:rPr>
@@ -1271,7 +2667,39 @@
           <w:szCs w:val="28"/>
         </w:rPr>
         <w:tab/>
-        <w:t>- Năm sinh: 2005</w:t>
+        <w:t xml:space="preserve">- </w:t>
+      </w:r>
+      <w:proofErr w:type="spellStart"/>
+      <w:r>
+        <w:rPr>
+          <w:sz w:val="28"/>
+          <w:szCs w:val="28"/>
+        </w:rPr>
+        <w:t>Năm</w:t>
+      </w:r>
+      <w:proofErr w:type="spellEnd"/>
+      <w:r>
+        <w:rPr>
+          <w:sz w:val="28"/>
+          <w:szCs w:val="28"/>
+        </w:rPr>
+        <w:t xml:space="preserve"> </w:t>
+      </w:r>
+      <w:proofErr w:type="spellStart"/>
+      <w:r>
+        <w:rPr>
+          <w:sz w:val="28"/>
+          <w:szCs w:val="28"/>
+        </w:rPr>
+        <w:t>sinh</w:t>
+      </w:r>
+      <w:proofErr w:type="spellEnd"/>
+      <w:r>
+        <w:rPr>
+          <w:sz w:val="28"/>
+          <w:szCs w:val="28"/>
+        </w:rPr>
+        <w:t>: 2005</w:t>
       </w:r>
       <w:r>
         <w:rPr>
@@ -1295,21 +2723,229 @@
           <w:szCs w:val="28"/>
         </w:rPr>
         <w:tab/>
-        <w:t>- Trình độ học vấn/chuyên môn:</w:t>
-      </w:r>
-      <w:r>
-        <w:rPr>
-          <w:sz w:val="28"/>
-          <w:szCs w:val="28"/>
-        </w:rPr>
-        <w:t xml:space="preserve"> </w:t>
-      </w:r>
-      <w:r>
-        <w:rPr>
-          <w:sz w:val="28"/>
-          <w:szCs w:val="28"/>
-        </w:rPr>
-        <w:t>Sinh viên năm 3 ngành Công Nghệ  Thông Tin, Trường Đại học Tiền Giang.</w:t>
+        <w:t xml:space="preserve">- </w:t>
+      </w:r>
+      <w:proofErr w:type="spellStart"/>
+      <w:r>
+        <w:rPr>
+          <w:sz w:val="28"/>
+          <w:szCs w:val="28"/>
+        </w:rPr>
+        <w:t>Trình</w:t>
+      </w:r>
+      <w:proofErr w:type="spellEnd"/>
+      <w:r>
+        <w:rPr>
+          <w:sz w:val="28"/>
+          <w:szCs w:val="28"/>
+        </w:rPr>
+        <w:t xml:space="preserve"> </w:t>
+      </w:r>
+      <w:proofErr w:type="spellStart"/>
+      <w:r>
+        <w:rPr>
+          <w:sz w:val="28"/>
+          <w:szCs w:val="28"/>
+        </w:rPr>
+        <w:t>độ</w:t>
+      </w:r>
+      <w:proofErr w:type="spellEnd"/>
+      <w:r>
+        <w:rPr>
+          <w:sz w:val="28"/>
+          <w:szCs w:val="28"/>
+        </w:rPr>
+        <w:t xml:space="preserve"> </w:t>
+      </w:r>
+      <w:proofErr w:type="spellStart"/>
+      <w:r>
+        <w:rPr>
+          <w:sz w:val="28"/>
+          <w:szCs w:val="28"/>
+        </w:rPr>
+        <w:t>học</w:t>
+      </w:r>
+      <w:proofErr w:type="spellEnd"/>
+      <w:r>
+        <w:rPr>
+          <w:sz w:val="28"/>
+          <w:szCs w:val="28"/>
+        </w:rPr>
+        <w:t xml:space="preserve"> </w:t>
+      </w:r>
+      <w:proofErr w:type="spellStart"/>
+      <w:r>
+        <w:rPr>
+          <w:sz w:val="28"/>
+          <w:szCs w:val="28"/>
+        </w:rPr>
+        <w:t>vấn</w:t>
+      </w:r>
+      <w:proofErr w:type="spellEnd"/>
+      <w:r>
+        <w:rPr>
+          <w:sz w:val="28"/>
+          <w:szCs w:val="28"/>
+        </w:rPr>
+        <w:t>/</w:t>
+      </w:r>
+      <w:proofErr w:type="spellStart"/>
+      <w:r>
+        <w:rPr>
+          <w:sz w:val="28"/>
+          <w:szCs w:val="28"/>
+        </w:rPr>
+        <w:t>chuyên</w:t>
+      </w:r>
+      <w:proofErr w:type="spellEnd"/>
+      <w:r>
+        <w:rPr>
+          <w:sz w:val="28"/>
+          <w:szCs w:val="28"/>
+        </w:rPr>
+        <w:t xml:space="preserve"> </w:t>
+      </w:r>
+      <w:proofErr w:type="spellStart"/>
+      <w:r>
+        <w:rPr>
+          <w:sz w:val="28"/>
+          <w:szCs w:val="28"/>
+        </w:rPr>
+        <w:t>môn</w:t>
+      </w:r>
+      <w:proofErr w:type="spellEnd"/>
+      <w:r>
+        <w:rPr>
+          <w:sz w:val="28"/>
+          <w:szCs w:val="28"/>
+        </w:rPr>
+        <w:t>:</w:t>
+      </w:r>
+      <w:r>
+        <w:rPr>
+          <w:sz w:val="28"/>
+          <w:szCs w:val="28"/>
+        </w:rPr>
+        <w:t xml:space="preserve"> </w:t>
+      </w:r>
+      <w:r>
+        <w:rPr>
+          <w:sz w:val="28"/>
+          <w:szCs w:val="28"/>
+        </w:rPr>
+        <w:t xml:space="preserve">Sinh </w:t>
+      </w:r>
+      <w:proofErr w:type="spellStart"/>
+      <w:r>
+        <w:rPr>
+          <w:sz w:val="28"/>
+          <w:szCs w:val="28"/>
+        </w:rPr>
+        <w:t>viên</w:t>
+      </w:r>
+      <w:proofErr w:type="spellEnd"/>
+      <w:r>
+        <w:rPr>
+          <w:sz w:val="28"/>
+          <w:szCs w:val="28"/>
+        </w:rPr>
+        <w:t xml:space="preserve"> </w:t>
+      </w:r>
+      <w:proofErr w:type="spellStart"/>
+      <w:r>
+        <w:rPr>
+          <w:sz w:val="28"/>
+          <w:szCs w:val="28"/>
+        </w:rPr>
+        <w:t>năm</w:t>
+      </w:r>
+      <w:proofErr w:type="spellEnd"/>
+      <w:r>
+        <w:rPr>
+          <w:sz w:val="28"/>
+          <w:szCs w:val="28"/>
+        </w:rPr>
+        <w:t xml:space="preserve"> 3 </w:t>
+      </w:r>
+      <w:proofErr w:type="spellStart"/>
+      <w:r>
+        <w:rPr>
+          <w:sz w:val="28"/>
+          <w:szCs w:val="28"/>
+        </w:rPr>
+        <w:t>ngành</w:t>
+      </w:r>
+      <w:proofErr w:type="spellEnd"/>
+      <w:r>
+        <w:rPr>
+          <w:sz w:val="28"/>
+          <w:szCs w:val="28"/>
+        </w:rPr>
+        <w:t xml:space="preserve"> Công </w:t>
+      </w:r>
+      <w:proofErr w:type="spellStart"/>
+      <w:r>
+        <w:rPr>
+          <w:sz w:val="28"/>
+          <w:szCs w:val="28"/>
+        </w:rPr>
+        <w:t>Nghệ</w:t>
+      </w:r>
+      <w:proofErr w:type="spellEnd"/>
+      <w:r>
+        <w:rPr>
+          <w:sz w:val="28"/>
+          <w:szCs w:val="28"/>
+        </w:rPr>
+        <w:t xml:space="preserve">  Thông Tin, Trường </w:t>
+      </w:r>
+      <w:proofErr w:type="spellStart"/>
+      <w:r>
+        <w:rPr>
+          <w:sz w:val="28"/>
+          <w:szCs w:val="28"/>
+        </w:rPr>
+        <w:t>Đại</w:t>
+      </w:r>
+      <w:proofErr w:type="spellEnd"/>
+      <w:r>
+        <w:rPr>
+          <w:sz w:val="28"/>
+          <w:szCs w:val="28"/>
+        </w:rPr>
+        <w:t xml:space="preserve"> </w:t>
+      </w:r>
+      <w:proofErr w:type="spellStart"/>
+      <w:r>
+        <w:rPr>
+          <w:sz w:val="28"/>
+          <w:szCs w:val="28"/>
+        </w:rPr>
+        <w:t>học</w:t>
+      </w:r>
+      <w:proofErr w:type="spellEnd"/>
+      <w:r>
+        <w:rPr>
+          <w:sz w:val="28"/>
+          <w:szCs w:val="28"/>
+        </w:rPr>
+        <w:t xml:space="preserve"> </w:t>
+      </w:r>
+      <w:proofErr w:type="spellStart"/>
+      <w:r>
+        <w:rPr>
+          <w:sz w:val="28"/>
+          <w:szCs w:val="28"/>
+        </w:rPr>
+        <w:t>Tiền</w:t>
+      </w:r>
+      <w:proofErr w:type="spellEnd"/>
+      <w:r>
+        <w:rPr>
+          <w:sz w:val="28"/>
+          <w:szCs w:val="28"/>
+        </w:rPr>
+        <w:t xml:space="preserve"> Giang.</w:t>
       </w:r>
     </w:p>
     <w:p>
@@ -1326,14 +2962,62 @@
           <w:szCs w:val="28"/>
         </w:rPr>
         <w:tab/>
-        <w:t>- Số đ</w:t>
-      </w:r>
-      <w:r>
-        <w:rPr>
-          <w:sz w:val="28"/>
-          <w:szCs w:val="28"/>
-        </w:rPr>
-        <w:t>iện thoại:</w:t>
+        <w:t xml:space="preserve">- </w:t>
+      </w:r>
+      <w:proofErr w:type="spellStart"/>
+      <w:r>
+        <w:rPr>
+          <w:sz w:val="28"/>
+          <w:szCs w:val="28"/>
+        </w:rPr>
+        <w:t>Số</w:t>
+      </w:r>
+      <w:proofErr w:type="spellEnd"/>
+      <w:r>
+        <w:rPr>
+          <w:sz w:val="28"/>
+          <w:szCs w:val="28"/>
+        </w:rPr>
+        <w:t xml:space="preserve"> </w:t>
+      </w:r>
+      <w:proofErr w:type="spellStart"/>
+      <w:r>
+        <w:rPr>
+          <w:sz w:val="28"/>
+          <w:szCs w:val="28"/>
+        </w:rPr>
+        <w:t>đ</w:t>
+      </w:r>
+      <w:r>
+        <w:rPr>
+          <w:sz w:val="28"/>
+          <w:szCs w:val="28"/>
+        </w:rPr>
+        <w:t>iện</w:t>
+      </w:r>
+      <w:proofErr w:type="spellEnd"/>
+      <w:r>
+        <w:rPr>
+          <w:sz w:val="28"/>
+          <w:szCs w:val="28"/>
+        </w:rPr>
+        <w:t xml:space="preserve"> </w:t>
+      </w:r>
+      <w:proofErr w:type="spellStart"/>
+      <w:r>
+        <w:rPr>
+          <w:sz w:val="28"/>
+          <w:szCs w:val="28"/>
+        </w:rPr>
+        <w:t>thoại</w:t>
+      </w:r>
+      <w:proofErr w:type="spellEnd"/>
+      <w:r>
+        <w:rPr>
+          <w:sz w:val="28"/>
+          <w:szCs w:val="28"/>
+        </w:rPr>
+        <w:t>:</w:t>
       </w:r>
       <w:r>
         <w:rPr>
@@ -1422,7 +3106,67 @@
           <w:sz w:val="28"/>
           <w:szCs w:val="28"/>
         </w:rPr>
-        <w:t xml:space="preserve">. Các đồng sáng lập </w:t>
+        <w:t xml:space="preserve">. Các </w:t>
+      </w:r>
+      <w:proofErr w:type="spellStart"/>
+      <w:r>
+        <w:rPr>
+          <w:b/>
+          <w:bCs/>
+          <w:sz w:val="28"/>
+          <w:szCs w:val="28"/>
+        </w:rPr>
+        <w:t>đồng</w:t>
+      </w:r>
+      <w:proofErr w:type="spellEnd"/>
+      <w:r>
+        <w:rPr>
+          <w:b/>
+          <w:bCs/>
+          <w:sz w:val="28"/>
+          <w:szCs w:val="28"/>
+        </w:rPr>
+        <w:t xml:space="preserve"> </w:t>
+      </w:r>
+      <w:proofErr w:type="spellStart"/>
+      <w:r>
+        <w:rPr>
+          <w:b/>
+          <w:bCs/>
+          <w:sz w:val="28"/>
+          <w:szCs w:val="28"/>
+        </w:rPr>
+        <w:t>sáng</w:t>
+      </w:r>
+      <w:proofErr w:type="spellEnd"/>
+      <w:r>
+        <w:rPr>
+          <w:b/>
+          <w:bCs/>
+          <w:sz w:val="28"/>
+          <w:szCs w:val="28"/>
+        </w:rPr>
+        <w:t xml:space="preserve"> </w:t>
+      </w:r>
+      <w:proofErr w:type="spellStart"/>
+      <w:r>
+        <w:rPr>
+          <w:b/>
+          <w:bCs/>
+          <w:sz w:val="28"/>
+          <w:szCs w:val="28"/>
+        </w:rPr>
+        <w:t>lập</w:t>
+      </w:r>
+      <w:proofErr w:type="spellEnd"/>
+      <w:r>
+        <w:rPr>
+          <w:b/>
+          <w:bCs/>
+          <w:sz w:val="28"/>
+          <w:szCs w:val="28"/>
+        </w:rPr>
+        <w:t xml:space="preserve"> </w:t>
       </w:r>
       <w:r>
         <w:rPr>
@@ -1433,7 +3177,55 @@
           <w:sz w:val="28"/>
           <w:szCs w:val="28"/>
         </w:rPr>
-        <w:t>(nếu có)</w:t>
+        <w:t>(</w:t>
+      </w:r>
+      <w:proofErr w:type="spellStart"/>
+      <w:r>
+        <w:rPr>
+          <w:b/>
+          <w:bCs/>
+          <w:i/>
+          <w:iCs/>
+          <w:sz w:val="28"/>
+          <w:szCs w:val="28"/>
+        </w:rPr>
+        <w:t>nếu</w:t>
+      </w:r>
+      <w:proofErr w:type="spellEnd"/>
+      <w:r>
+        <w:rPr>
+          <w:b/>
+          <w:bCs/>
+          <w:i/>
+          <w:iCs/>
+          <w:sz w:val="28"/>
+          <w:szCs w:val="28"/>
+        </w:rPr>
+        <w:t xml:space="preserve"> </w:t>
+      </w:r>
+      <w:proofErr w:type="spellStart"/>
+      <w:r>
+        <w:rPr>
+          <w:b/>
+          <w:bCs/>
+          <w:i/>
+          <w:iCs/>
+          <w:sz w:val="28"/>
+          <w:szCs w:val="28"/>
+        </w:rPr>
+        <w:t>có</w:t>
+      </w:r>
+      <w:proofErr w:type="spellEnd"/>
+      <w:r>
+        <w:rPr>
+          <w:b/>
+          <w:bCs/>
+          <w:i/>
+          <w:iCs/>
+          <w:sz w:val="28"/>
+          <w:szCs w:val="28"/>
+        </w:rPr>
+        <w:t>)</w:t>
       </w:r>
       <w:r>
         <w:rPr>
@@ -1459,7 +3251,55 @@
           <w:szCs w:val="28"/>
         </w:rPr>
         <w:tab/>
-        <w:t>- Họ và tên:</w:t>
+        <w:t xml:space="preserve">- </w:t>
+      </w:r>
+      <w:proofErr w:type="spellStart"/>
+      <w:r>
+        <w:rPr>
+          <w:sz w:val="28"/>
+          <w:szCs w:val="28"/>
+        </w:rPr>
+        <w:t>Họ</w:t>
+      </w:r>
+      <w:proofErr w:type="spellEnd"/>
+      <w:r>
+        <w:rPr>
+          <w:sz w:val="28"/>
+          <w:szCs w:val="28"/>
+        </w:rPr>
+        <w:t xml:space="preserve"> </w:t>
+      </w:r>
+      <w:proofErr w:type="spellStart"/>
+      <w:r>
+        <w:rPr>
+          <w:sz w:val="28"/>
+          <w:szCs w:val="28"/>
+        </w:rPr>
+        <w:t>và</w:t>
+      </w:r>
+      <w:proofErr w:type="spellEnd"/>
+      <w:r>
+        <w:rPr>
+          <w:sz w:val="28"/>
+          <w:szCs w:val="28"/>
+        </w:rPr>
+        <w:t xml:space="preserve"> </w:t>
+      </w:r>
+      <w:proofErr w:type="spellStart"/>
+      <w:r>
+        <w:rPr>
+          <w:sz w:val="28"/>
+          <w:szCs w:val="28"/>
+        </w:rPr>
+        <w:t>tên</w:t>
+      </w:r>
+      <w:proofErr w:type="spellEnd"/>
+      <w:r>
+        <w:rPr>
+          <w:sz w:val="28"/>
+          <w:szCs w:val="28"/>
+        </w:rPr>
+        <w:t>:</w:t>
       </w:r>
       <w:r>
         <w:rPr>
@@ -1467,8 +3307,32 @@
           <w:szCs w:val="28"/>
         </w:rPr>
         <w:tab/>
-        <w:t>Nguyễn Văn Trọng Phúc</w:t>
-      </w:r>
+      </w:r>
+      <w:proofErr w:type="spellStart"/>
+      <w:r>
+        <w:rPr>
+          <w:sz w:val="28"/>
+          <w:szCs w:val="28"/>
+        </w:rPr>
+        <w:t>Trần</w:t>
+      </w:r>
+      <w:proofErr w:type="spellEnd"/>
+      <w:r>
+        <w:rPr>
+          <w:sz w:val="28"/>
+          <w:szCs w:val="28"/>
+        </w:rPr>
+        <w:t xml:space="preserve"> Thị </w:t>
+      </w:r>
+      <w:proofErr w:type="spellStart"/>
+      <w:r>
+        <w:rPr>
+          <w:sz w:val="28"/>
+          <w:szCs w:val="28"/>
+        </w:rPr>
+        <w:t>Hân</w:t>
+      </w:r>
+      <w:proofErr w:type="spellEnd"/>
       <w:r>
         <w:rPr>
           <w:sz w:val="28"/>
@@ -1489,8 +3353,62 @@
           <w:szCs w:val="28"/>
         </w:rPr>
         <w:tab/>
-        <w:t>- Giới tính: Nam</w:t>
-      </w:r>
+      </w:r>
+      <w:r>
+        <w:rPr>
+          <w:sz w:val="28"/>
+          <w:szCs w:val="28"/>
+        </w:rPr>
+        <w:tab/>
+      </w:r>
+      <w:r>
+        <w:rPr>
+          <w:sz w:val="28"/>
+          <w:szCs w:val="28"/>
+        </w:rPr>
+        <w:t xml:space="preserve">- </w:t>
+      </w:r>
+      <w:proofErr w:type="spellStart"/>
+      <w:r>
+        <w:rPr>
+          <w:sz w:val="28"/>
+          <w:szCs w:val="28"/>
+        </w:rPr>
+        <w:t>Giới</w:t>
+      </w:r>
+      <w:proofErr w:type="spellEnd"/>
+      <w:r>
+        <w:rPr>
+          <w:sz w:val="28"/>
+          <w:szCs w:val="28"/>
+        </w:rPr>
+        <w:t xml:space="preserve"> </w:t>
+      </w:r>
+      <w:proofErr w:type="spellStart"/>
+      <w:r>
+        <w:rPr>
+          <w:sz w:val="28"/>
+          <w:szCs w:val="28"/>
+        </w:rPr>
+        <w:t>tính</w:t>
+      </w:r>
+      <w:proofErr w:type="spellEnd"/>
+      <w:r>
+        <w:rPr>
+          <w:sz w:val="28"/>
+          <w:szCs w:val="28"/>
+        </w:rPr>
+        <w:t xml:space="preserve">: </w:t>
+      </w:r>
+      <w:proofErr w:type="spellStart"/>
+      <w:r>
+        <w:rPr>
+          <w:sz w:val="28"/>
+          <w:szCs w:val="28"/>
+        </w:rPr>
+        <w:t>Nữ</w:t>
+      </w:r>
+      <w:proofErr w:type="spellEnd"/>
     </w:p>
     <w:p>
       <w:pPr>
@@ -1506,7 +3424,30 @@
           <w:szCs w:val="28"/>
         </w:rPr>
         <w:tab/>
-        <w:t>- Số CMND/CCCD: 082205001048</w:t>
+        <w:t xml:space="preserve">- </w:t>
+      </w:r>
+      <w:proofErr w:type="spellStart"/>
+      <w:r>
+        <w:rPr>
+          <w:sz w:val="28"/>
+          <w:szCs w:val="28"/>
+        </w:rPr>
+        <w:t>Số</w:t>
+      </w:r>
+      <w:proofErr w:type="spellEnd"/>
+      <w:r>
+        <w:rPr>
+          <w:sz w:val="28"/>
+          <w:szCs w:val="28"/>
+        </w:rPr>
+        <w:t xml:space="preserve"> CMND/CCCD:</w:t>
+      </w:r>
+      <w:r>
+        <w:rPr>
+          <w:sz w:val="28"/>
+          <w:szCs w:val="28"/>
+        </w:rPr>
+        <w:t>082305013111</w:t>
       </w:r>
       <w:r>
         <w:rPr>
@@ -1528,7 +3469,39 @@
           <w:szCs w:val="28"/>
         </w:rPr>
         <w:tab/>
-        <w:t>- Năm sinh: 2005</w:t>
+        <w:t xml:space="preserve">- </w:t>
+      </w:r>
+      <w:proofErr w:type="spellStart"/>
+      <w:r>
+        <w:rPr>
+          <w:sz w:val="28"/>
+          <w:szCs w:val="28"/>
+        </w:rPr>
+        <w:t>Năm</w:t>
+      </w:r>
+      <w:proofErr w:type="spellEnd"/>
+      <w:r>
+        <w:rPr>
+          <w:sz w:val="28"/>
+          <w:szCs w:val="28"/>
+        </w:rPr>
+        <w:t xml:space="preserve"> </w:t>
+      </w:r>
+      <w:proofErr w:type="spellStart"/>
+      <w:r>
+        <w:rPr>
+          <w:sz w:val="28"/>
+          <w:szCs w:val="28"/>
+        </w:rPr>
+        <w:t>sinh</w:t>
+      </w:r>
+      <w:proofErr w:type="spellEnd"/>
+      <w:r>
+        <w:rPr>
+          <w:sz w:val="28"/>
+          <w:szCs w:val="28"/>
+        </w:rPr>
+        <w:t>: 2005</w:t>
       </w:r>
       <w:r>
         <w:rPr>
@@ -1552,14 +3525,222 @@
           <w:szCs w:val="28"/>
         </w:rPr>
         <w:tab/>
-        <w:t xml:space="preserve">- Trình độ học vấn/chuyên môn: </w:t>
-      </w:r>
-      <w:r>
-        <w:rPr>
-          <w:sz w:val="28"/>
-          <w:szCs w:val="28"/>
-        </w:rPr>
-        <w:t>Sinh viên năm 3 ngành Công Nghệ  Thông Tin, Trường Đại học Tiền Giang.</w:t>
+        <w:t xml:space="preserve">- </w:t>
+      </w:r>
+      <w:proofErr w:type="spellStart"/>
+      <w:r>
+        <w:rPr>
+          <w:sz w:val="28"/>
+          <w:szCs w:val="28"/>
+        </w:rPr>
+        <w:t>Trình</w:t>
+      </w:r>
+      <w:proofErr w:type="spellEnd"/>
+      <w:r>
+        <w:rPr>
+          <w:sz w:val="28"/>
+          <w:szCs w:val="28"/>
+        </w:rPr>
+        <w:t xml:space="preserve"> </w:t>
+      </w:r>
+      <w:proofErr w:type="spellStart"/>
+      <w:r>
+        <w:rPr>
+          <w:sz w:val="28"/>
+          <w:szCs w:val="28"/>
+        </w:rPr>
+        <w:t>độ</w:t>
+      </w:r>
+      <w:proofErr w:type="spellEnd"/>
+      <w:r>
+        <w:rPr>
+          <w:sz w:val="28"/>
+          <w:szCs w:val="28"/>
+        </w:rPr>
+        <w:t xml:space="preserve"> </w:t>
+      </w:r>
+      <w:proofErr w:type="spellStart"/>
+      <w:r>
+        <w:rPr>
+          <w:sz w:val="28"/>
+          <w:szCs w:val="28"/>
+        </w:rPr>
+        <w:t>học</w:t>
+      </w:r>
+      <w:proofErr w:type="spellEnd"/>
+      <w:r>
+        <w:rPr>
+          <w:sz w:val="28"/>
+          <w:szCs w:val="28"/>
+        </w:rPr>
+        <w:t xml:space="preserve"> </w:t>
+      </w:r>
+      <w:proofErr w:type="spellStart"/>
+      <w:r>
+        <w:rPr>
+          <w:sz w:val="28"/>
+          <w:szCs w:val="28"/>
+        </w:rPr>
+        <w:t>vấn</w:t>
+      </w:r>
+      <w:proofErr w:type="spellEnd"/>
+      <w:r>
+        <w:rPr>
+          <w:sz w:val="28"/>
+          <w:szCs w:val="28"/>
+        </w:rPr>
+        <w:t>/</w:t>
+      </w:r>
+      <w:proofErr w:type="spellStart"/>
+      <w:r>
+        <w:rPr>
+          <w:sz w:val="28"/>
+          <w:szCs w:val="28"/>
+        </w:rPr>
+        <w:t>chuyên</w:t>
+      </w:r>
+      <w:proofErr w:type="spellEnd"/>
+      <w:r>
+        <w:rPr>
+          <w:sz w:val="28"/>
+          <w:szCs w:val="28"/>
+        </w:rPr>
+        <w:t xml:space="preserve"> </w:t>
+      </w:r>
+      <w:proofErr w:type="spellStart"/>
+      <w:r>
+        <w:rPr>
+          <w:sz w:val="28"/>
+          <w:szCs w:val="28"/>
+        </w:rPr>
+        <w:t>môn</w:t>
+      </w:r>
+      <w:proofErr w:type="spellEnd"/>
+      <w:r>
+        <w:rPr>
+          <w:sz w:val="28"/>
+          <w:szCs w:val="28"/>
+        </w:rPr>
+        <w:t xml:space="preserve">: </w:t>
+      </w:r>
+      <w:r>
+        <w:rPr>
+          <w:sz w:val="28"/>
+          <w:szCs w:val="28"/>
+        </w:rPr>
+        <w:t xml:space="preserve">Sinh </w:t>
+      </w:r>
+      <w:proofErr w:type="spellStart"/>
+      <w:r>
+        <w:rPr>
+          <w:sz w:val="28"/>
+          <w:szCs w:val="28"/>
+        </w:rPr>
+        <w:t>viên</w:t>
+      </w:r>
+      <w:proofErr w:type="spellEnd"/>
+      <w:r>
+        <w:rPr>
+          <w:sz w:val="28"/>
+          <w:szCs w:val="28"/>
+        </w:rPr>
+        <w:t xml:space="preserve"> </w:t>
+      </w:r>
+      <w:proofErr w:type="spellStart"/>
+      <w:r>
+        <w:rPr>
+          <w:sz w:val="28"/>
+          <w:szCs w:val="28"/>
+        </w:rPr>
+        <w:t>năm</w:t>
+      </w:r>
+      <w:proofErr w:type="spellEnd"/>
+      <w:r>
+        <w:rPr>
+          <w:sz w:val="28"/>
+          <w:szCs w:val="28"/>
+        </w:rPr>
+        <w:t xml:space="preserve"> 3 </w:t>
+      </w:r>
+      <w:proofErr w:type="spellStart"/>
+      <w:r>
+        <w:rPr>
+          <w:sz w:val="28"/>
+          <w:szCs w:val="28"/>
+        </w:rPr>
+        <w:t>ngành</w:t>
+      </w:r>
+      <w:proofErr w:type="spellEnd"/>
+      <w:r>
+        <w:rPr>
+          <w:sz w:val="28"/>
+          <w:szCs w:val="28"/>
+        </w:rPr>
+        <w:t xml:space="preserve"> Công </w:t>
+      </w:r>
+      <w:proofErr w:type="spellStart"/>
+      <w:r>
+        <w:rPr>
+          <w:sz w:val="28"/>
+          <w:szCs w:val="28"/>
+        </w:rPr>
+        <w:t>Nghệ</w:t>
+      </w:r>
+      <w:proofErr w:type="spellEnd"/>
+      <w:r>
+        <w:rPr>
+          <w:sz w:val="28"/>
+          <w:szCs w:val="28"/>
+        </w:rPr>
+        <w:t xml:space="preserve">  Thông Tin, Trường </w:t>
+      </w:r>
+      <w:proofErr w:type="spellStart"/>
+      <w:r>
+        <w:rPr>
+          <w:sz w:val="28"/>
+          <w:szCs w:val="28"/>
+        </w:rPr>
+        <w:t>Đại</w:t>
+      </w:r>
+      <w:proofErr w:type="spellEnd"/>
+      <w:r>
+        <w:rPr>
+          <w:sz w:val="28"/>
+          <w:szCs w:val="28"/>
+        </w:rPr>
+        <w:t xml:space="preserve"> </w:t>
+      </w:r>
+      <w:proofErr w:type="spellStart"/>
+      <w:r>
+        <w:rPr>
+          <w:sz w:val="28"/>
+          <w:szCs w:val="28"/>
+        </w:rPr>
+        <w:t>học</w:t>
+      </w:r>
+      <w:proofErr w:type="spellEnd"/>
+      <w:r>
+        <w:rPr>
+          <w:sz w:val="28"/>
+          <w:szCs w:val="28"/>
+        </w:rPr>
+        <w:t xml:space="preserve"> </w:t>
+      </w:r>
+      <w:proofErr w:type="spellStart"/>
+      <w:r>
+        <w:rPr>
+          <w:sz w:val="28"/>
+          <w:szCs w:val="28"/>
+        </w:rPr>
+        <w:t>Tiền</w:t>
+      </w:r>
+      <w:proofErr w:type="spellEnd"/>
+      <w:r>
+        <w:rPr>
+          <w:sz w:val="28"/>
+          <w:szCs w:val="28"/>
+        </w:rPr>
+        <w:t xml:space="preserve"> Giang.</w:t>
       </w:r>
     </w:p>
     <w:p>
@@ -1576,21 +3757,53 @@
           <w:szCs w:val="28"/>
         </w:rPr>
         <w:tab/>
-        <w:t>- Số đ</w:t>
-      </w:r>
-      <w:r>
-        <w:rPr>
-          <w:sz w:val="28"/>
-          <w:szCs w:val="28"/>
-        </w:rPr>
-        <w:t>iện thoại:</w:t>
-      </w:r>
-      <w:r>
-        <w:rPr>
-          <w:sz w:val="28"/>
-          <w:szCs w:val="28"/>
-        </w:rPr>
-        <w:t xml:space="preserve"> 0362494496</w:t>
+        <w:t xml:space="preserve">- </w:t>
+      </w:r>
+      <w:proofErr w:type="spellStart"/>
+      <w:r>
+        <w:rPr>
+          <w:sz w:val="28"/>
+          <w:szCs w:val="28"/>
+        </w:rPr>
+        <w:t>Số</w:t>
+      </w:r>
+      <w:proofErr w:type="spellEnd"/>
+      <w:r>
+        <w:rPr>
+          <w:sz w:val="28"/>
+          <w:szCs w:val="28"/>
+        </w:rPr>
+        <w:t xml:space="preserve"> </w:t>
+      </w:r>
+      <w:proofErr w:type="spellStart"/>
+      <w:r>
+        <w:rPr>
+          <w:sz w:val="28"/>
+          <w:szCs w:val="28"/>
+        </w:rPr>
+        <w:t>đ</w:t>
+      </w:r>
+      <w:r>
+        <w:rPr>
+          <w:sz w:val="28"/>
+          <w:szCs w:val="28"/>
+        </w:rPr>
+        <w:t>iện</w:t>
+      </w:r>
+      <w:proofErr w:type="spellEnd"/>
+      <w:r>
+        <w:rPr>
+          <w:sz w:val="28"/>
+          <w:szCs w:val="28"/>
+        </w:rPr>
+        <w:t xml:space="preserve"> thoại:</w:t>
+      </w:r>
+      <w:r>
+        <w:rPr>
+          <w:sz w:val="28"/>
+          <w:szCs w:val="28"/>
+        </w:rPr>
+        <w:t>0356807109</w:t>
       </w:r>
       <w:r>
         <w:rPr>
@@ -1619,38 +3832,794 @@
           <w:sz w:val="28"/>
           <w:szCs w:val="28"/>
         </w:rPr>
-        <w:t>phuc023101003@@tgu.edu.vn</w:t>
+        <w:t>han023101102@</w:t>
+      </w:r>
+      <w:r>
+        <w:rPr>
+          <w:sz w:val="28"/>
+          <w:szCs w:val="28"/>
+        </w:rPr>
+        <w:t>tgu.edu.vn</w:t>
       </w:r>
     </w:p>
     <w:p>
       <w:pPr>
         <w:spacing w:after="120" w:line="264" w:lineRule="auto"/>
-        <w:ind w:firstLine="720"/>
-        <w:rPr>
+        <w:rPr>
+          <w:b/>
+          <w:bCs/>
           <w:sz w:val="28"/>
           <w:szCs w:val="28"/>
         </w:rPr>
       </w:pPr>
+      <w:r>
+        <w:rPr>
+          <w:b/>
+          <w:bCs/>
+          <w:sz w:val="28"/>
+          <w:szCs w:val="28"/>
+        </w:rPr>
+        <w:t>5</w:t>
+      </w:r>
+      <w:r>
+        <w:rPr>
+          <w:b/>
+          <w:bCs/>
+          <w:sz w:val="28"/>
+          <w:szCs w:val="28"/>
+        </w:rPr>
+        <w:t xml:space="preserve">. Các </w:t>
+      </w:r>
+      <w:proofErr w:type="spellStart"/>
+      <w:r>
+        <w:rPr>
+          <w:b/>
+          <w:bCs/>
+          <w:sz w:val="28"/>
+          <w:szCs w:val="28"/>
+        </w:rPr>
+        <w:t>đồng</w:t>
+      </w:r>
+      <w:proofErr w:type="spellEnd"/>
+      <w:r>
+        <w:rPr>
+          <w:b/>
+          <w:bCs/>
+          <w:sz w:val="28"/>
+          <w:szCs w:val="28"/>
+        </w:rPr>
+        <w:t xml:space="preserve"> </w:t>
+      </w:r>
+      <w:proofErr w:type="spellStart"/>
+      <w:r>
+        <w:rPr>
+          <w:b/>
+          <w:bCs/>
+          <w:sz w:val="28"/>
+          <w:szCs w:val="28"/>
+        </w:rPr>
+        <w:t>sáng</w:t>
+      </w:r>
+      <w:proofErr w:type="spellEnd"/>
+      <w:r>
+        <w:rPr>
+          <w:b/>
+          <w:bCs/>
+          <w:sz w:val="28"/>
+          <w:szCs w:val="28"/>
+        </w:rPr>
+        <w:t xml:space="preserve"> </w:t>
+      </w:r>
+      <w:proofErr w:type="spellStart"/>
+      <w:r>
+        <w:rPr>
+          <w:b/>
+          <w:bCs/>
+          <w:sz w:val="28"/>
+          <w:szCs w:val="28"/>
+        </w:rPr>
+        <w:t>lập</w:t>
+      </w:r>
+      <w:proofErr w:type="spellEnd"/>
+      <w:r>
+        <w:rPr>
+          <w:b/>
+          <w:bCs/>
+          <w:sz w:val="28"/>
+          <w:szCs w:val="28"/>
+        </w:rPr>
+        <w:t xml:space="preserve"> </w:t>
+      </w:r>
+      <w:r>
+        <w:rPr>
+          <w:b/>
+          <w:bCs/>
+          <w:i/>
+          <w:iCs/>
+          <w:sz w:val="28"/>
+          <w:szCs w:val="28"/>
+        </w:rPr>
+        <w:t>(</w:t>
+      </w:r>
+      <w:proofErr w:type="spellStart"/>
+      <w:r>
+        <w:rPr>
+          <w:b/>
+          <w:bCs/>
+          <w:i/>
+          <w:iCs/>
+          <w:sz w:val="28"/>
+          <w:szCs w:val="28"/>
+        </w:rPr>
+        <w:t>nếu</w:t>
+      </w:r>
+      <w:proofErr w:type="spellEnd"/>
+      <w:r>
+        <w:rPr>
+          <w:b/>
+          <w:bCs/>
+          <w:i/>
+          <w:iCs/>
+          <w:sz w:val="28"/>
+          <w:szCs w:val="28"/>
+        </w:rPr>
+        <w:t xml:space="preserve"> </w:t>
+      </w:r>
+      <w:proofErr w:type="spellStart"/>
+      <w:r>
+        <w:rPr>
+          <w:b/>
+          <w:bCs/>
+          <w:i/>
+          <w:iCs/>
+          <w:sz w:val="28"/>
+          <w:szCs w:val="28"/>
+        </w:rPr>
+        <w:t>có</w:t>
+      </w:r>
+      <w:proofErr w:type="spellEnd"/>
+      <w:r>
+        <w:rPr>
+          <w:b/>
+          <w:bCs/>
+          <w:i/>
+          <w:iCs/>
+          <w:sz w:val="28"/>
+          <w:szCs w:val="28"/>
+        </w:rPr>
+        <w:t>)</w:t>
+      </w:r>
+      <w:r>
+        <w:rPr>
+          <w:b/>
+          <w:bCs/>
+          <w:sz w:val="28"/>
+          <w:szCs w:val="28"/>
+        </w:rPr>
+        <w:t>:</w:t>
+      </w:r>
     </w:p>
     <w:p>
       <w:pPr>
         <w:spacing w:after="120" w:line="264" w:lineRule="auto"/>
-        <w:ind w:firstLine="720"/>
         <w:rPr>
           <w:sz w:val="28"/>
           <w:szCs w:val="28"/>
         </w:rPr>
       </w:pPr>
+      <w:r>
+        <w:rPr>
+          <w:sz w:val="28"/>
+          <w:szCs w:val="28"/>
+        </w:rPr>
+        <w:tab/>
+        <w:t xml:space="preserve">- </w:t>
+      </w:r>
+      <w:proofErr w:type="spellStart"/>
+      <w:r>
+        <w:rPr>
+          <w:sz w:val="28"/>
+          <w:szCs w:val="28"/>
+        </w:rPr>
+        <w:t>Họ</w:t>
+      </w:r>
+      <w:proofErr w:type="spellEnd"/>
+      <w:r>
+        <w:rPr>
+          <w:sz w:val="28"/>
+          <w:szCs w:val="28"/>
+        </w:rPr>
+        <w:t xml:space="preserve"> </w:t>
+      </w:r>
+      <w:proofErr w:type="spellStart"/>
+      <w:r>
+        <w:rPr>
+          <w:sz w:val="28"/>
+          <w:szCs w:val="28"/>
+        </w:rPr>
+        <w:t>và</w:t>
+      </w:r>
+      <w:proofErr w:type="spellEnd"/>
+      <w:r>
+        <w:rPr>
+          <w:sz w:val="28"/>
+          <w:szCs w:val="28"/>
+        </w:rPr>
+        <w:t xml:space="preserve"> </w:t>
+      </w:r>
+      <w:proofErr w:type="spellStart"/>
+      <w:r>
+        <w:rPr>
+          <w:sz w:val="28"/>
+          <w:szCs w:val="28"/>
+        </w:rPr>
+        <w:t>tên</w:t>
+      </w:r>
+      <w:proofErr w:type="spellEnd"/>
+      <w:r>
+        <w:rPr>
+          <w:sz w:val="28"/>
+          <w:szCs w:val="28"/>
+        </w:rPr>
+        <w:t>:</w:t>
+      </w:r>
+      <w:r>
+        <w:rPr>
+          <w:sz w:val="28"/>
+          <w:szCs w:val="28"/>
+        </w:rPr>
+        <w:tab/>
+      </w:r>
+      <w:proofErr w:type="spellStart"/>
+      <w:r>
+        <w:rPr>
+          <w:sz w:val="28"/>
+          <w:szCs w:val="28"/>
+        </w:rPr>
+        <w:t>Trần</w:t>
+      </w:r>
+      <w:proofErr w:type="spellEnd"/>
+      <w:r>
+        <w:rPr>
+          <w:sz w:val="28"/>
+          <w:szCs w:val="28"/>
+        </w:rPr>
+        <w:t xml:space="preserve"> Nguyễn Kim Cương</w:t>
+      </w:r>
+      <w:r>
+        <w:rPr>
+          <w:sz w:val="28"/>
+          <w:szCs w:val="28"/>
+        </w:rPr>
+        <w:tab/>
+      </w:r>
+      <w:r>
+        <w:rPr>
+          <w:sz w:val="28"/>
+          <w:szCs w:val="28"/>
+        </w:rPr>
+        <w:tab/>
+        <w:t xml:space="preserve">- </w:t>
+      </w:r>
+      <w:proofErr w:type="spellStart"/>
+      <w:r>
+        <w:rPr>
+          <w:sz w:val="28"/>
+          <w:szCs w:val="28"/>
+        </w:rPr>
+        <w:t>Giới</w:t>
+      </w:r>
+      <w:proofErr w:type="spellEnd"/>
+      <w:r>
+        <w:rPr>
+          <w:sz w:val="28"/>
+          <w:szCs w:val="28"/>
+        </w:rPr>
+        <w:t xml:space="preserve"> </w:t>
+      </w:r>
+      <w:proofErr w:type="spellStart"/>
+      <w:r>
+        <w:rPr>
+          <w:sz w:val="28"/>
+          <w:szCs w:val="28"/>
+        </w:rPr>
+        <w:t>tính</w:t>
+      </w:r>
+      <w:proofErr w:type="spellEnd"/>
+      <w:r>
+        <w:rPr>
+          <w:sz w:val="28"/>
+          <w:szCs w:val="28"/>
+        </w:rPr>
+        <w:t xml:space="preserve">: </w:t>
+      </w:r>
+      <w:proofErr w:type="spellStart"/>
+      <w:r>
+        <w:rPr>
+          <w:sz w:val="28"/>
+          <w:szCs w:val="28"/>
+        </w:rPr>
+        <w:t>N</w:t>
+      </w:r>
+      <w:r>
+        <w:rPr>
+          <w:sz w:val="28"/>
+          <w:szCs w:val="28"/>
+        </w:rPr>
+        <w:t>ữ</w:t>
+      </w:r>
+      <w:proofErr w:type="spellEnd"/>
     </w:p>
     <w:p>
       <w:pPr>
         <w:spacing w:after="120" w:line="264" w:lineRule="auto"/>
-        <w:ind w:firstLine="720"/>
         <w:rPr>
           <w:sz w:val="28"/>
           <w:szCs w:val="28"/>
         </w:rPr>
       </w:pPr>
+      <w:r>
+        <w:rPr>
+          <w:sz w:val="28"/>
+          <w:szCs w:val="28"/>
+        </w:rPr>
+        <w:tab/>
+        <w:t xml:space="preserve">- </w:t>
+      </w:r>
+      <w:proofErr w:type="spellStart"/>
+      <w:r>
+        <w:rPr>
+          <w:sz w:val="28"/>
+          <w:szCs w:val="28"/>
+        </w:rPr>
+        <w:t>Số</w:t>
+      </w:r>
+      <w:proofErr w:type="spellEnd"/>
+      <w:r>
+        <w:rPr>
+          <w:sz w:val="28"/>
+          <w:szCs w:val="28"/>
+        </w:rPr>
+        <w:t xml:space="preserve"> CMND/CCCD: </w:t>
+      </w:r>
+      <w:r>
+        <w:rPr>
+          <w:sz w:val="28"/>
+          <w:szCs w:val="28"/>
+        </w:rPr>
+        <w:t>082307017135</w:t>
+      </w:r>
+      <w:r>
+        <w:rPr>
+          <w:sz w:val="28"/>
+          <w:szCs w:val="28"/>
+        </w:rPr>
+        <w:tab/>
+      </w:r>
+      <w:r>
+        <w:rPr>
+          <w:sz w:val="28"/>
+          <w:szCs w:val="28"/>
+        </w:rPr>
+        <w:tab/>
+      </w:r>
+      <w:r>
+        <w:rPr>
+          <w:sz w:val="28"/>
+          <w:szCs w:val="28"/>
+        </w:rPr>
+        <w:tab/>
+        <w:t xml:space="preserve">- </w:t>
+      </w:r>
+      <w:proofErr w:type="spellStart"/>
+      <w:r>
+        <w:rPr>
+          <w:sz w:val="28"/>
+          <w:szCs w:val="28"/>
+        </w:rPr>
+        <w:t>Năm</w:t>
+      </w:r>
+      <w:proofErr w:type="spellEnd"/>
+      <w:r>
+        <w:rPr>
+          <w:sz w:val="28"/>
+          <w:szCs w:val="28"/>
+        </w:rPr>
+        <w:t xml:space="preserve"> </w:t>
+      </w:r>
+      <w:proofErr w:type="spellStart"/>
+      <w:r>
+        <w:rPr>
+          <w:sz w:val="28"/>
+          <w:szCs w:val="28"/>
+        </w:rPr>
+        <w:t>sinh</w:t>
+      </w:r>
+      <w:proofErr w:type="spellEnd"/>
+      <w:r>
+        <w:rPr>
+          <w:sz w:val="28"/>
+          <w:szCs w:val="28"/>
+        </w:rPr>
+        <w:t xml:space="preserve">: </w:t>
+      </w:r>
+      <w:r>
+        <w:rPr>
+          <w:sz w:val="28"/>
+          <w:szCs w:val="28"/>
+        </w:rPr>
+        <w:t>2007</w:t>
+      </w:r>
+      <w:r>
+        <w:rPr>
+          <w:sz w:val="28"/>
+          <w:szCs w:val="28"/>
+        </w:rPr>
+        <w:tab/>
+      </w:r>
+    </w:p>
+    <w:p>
+      <w:pPr>
+        <w:spacing w:after="120" w:line="264" w:lineRule="auto"/>
+        <w:rPr>
+          <w:sz w:val="28"/>
+          <w:szCs w:val="28"/>
+        </w:rPr>
+      </w:pPr>
+      <w:r>
+        <w:rPr>
+          <w:sz w:val="28"/>
+          <w:szCs w:val="28"/>
+        </w:rPr>
+        <w:tab/>
+        <w:t xml:space="preserve">- </w:t>
+      </w:r>
+      <w:proofErr w:type="spellStart"/>
+      <w:r>
+        <w:rPr>
+          <w:sz w:val="28"/>
+          <w:szCs w:val="28"/>
+        </w:rPr>
+        <w:t>Trình</w:t>
+      </w:r>
+      <w:proofErr w:type="spellEnd"/>
+      <w:r>
+        <w:rPr>
+          <w:sz w:val="28"/>
+          <w:szCs w:val="28"/>
+        </w:rPr>
+        <w:t xml:space="preserve"> </w:t>
+      </w:r>
+      <w:proofErr w:type="spellStart"/>
+      <w:r>
+        <w:rPr>
+          <w:sz w:val="28"/>
+          <w:szCs w:val="28"/>
+        </w:rPr>
+        <w:t>độ</w:t>
+      </w:r>
+      <w:proofErr w:type="spellEnd"/>
+      <w:r>
+        <w:rPr>
+          <w:sz w:val="28"/>
+          <w:szCs w:val="28"/>
+        </w:rPr>
+        <w:t xml:space="preserve"> </w:t>
+      </w:r>
+      <w:proofErr w:type="spellStart"/>
+      <w:r>
+        <w:rPr>
+          <w:sz w:val="28"/>
+          <w:szCs w:val="28"/>
+        </w:rPr>
+        <w:t>học</w:t>
+      </w:r>
+      <w:proofErr w:type="spellEnd"/>
+      <w:r>
+        <w:rPr>
+          <w:sz w:val="28"/>
+          <w:szCs w:val="28"/>
+        </w:rPr>
+        <w:t xml:space="preserve"> </w:t>
+      </w:r>
+      <w:proofErr w:type="spellStart"/>
+      <w:r>
+        <w:rPr>
+          <w:sz w:val="28"/>
+          <w:szCs w:val="28"/>
+        </w:rPr>
+        <w:t>vấn</w:t>
+      </w:r>
+      <w:proofErr w:type="spellEnd"/>
+      <w:r>
+        <w:rPr>
+          <w:sz w:val="28"/>
+          <w:szCs w:val="28"/>
+        </w:rPr>
+        <w:t>/</w:t>
+      </w:r>
+      <w:proofErr w:type="spellStart"/>
+      <w:r>
+        <w:rPr>
+          <w:sz w:val="28"/>
+          <w:szCs w:val="28"/>
+        </w:rPr>
+        <w:t>chuyên</w:t>
+      </w:r>
+      <w:proofErr w:type="spellEnd"/>
+      <w:r>
+        <w:rPr>
+          <w:sz w:val="28"/>
+          <w:szCs w:val="28"/>
+        </w:rPr>
+        <w:t xml:space="preserve"> </w:t>
+      </w:r>
+      <w:proofErr w:type="spellStart"/>
+      <w:r>
+        <w:rPr>
+          <w:sz w:val="28"/>
+          <w:szCs w:val="28"/>
+        </w:rPr>
+        <w:t>môn</w:t>
+      </w:r>
+      <w:proofErr w:type="spellEnd"/>
+      <w:r>
+        <w:rPr>
+          <w:sz w:val="28"/>
+          <w:szCs w:val="28"/>
+        </w:rPr>
+        <w:t xml:space="preserve">: </w:t>
+      </w:r>
+      <w:r>
+        <w:rPr>
+          <w:sz w:val="28"/>
+          <w:szCs w:val="28"/>
+        </w:rPr>
+        <w:t>S</w:t>
+      </w:r>
+      <w:r>
+        <w:rPr>
+          <w:sz w:val="28"/>
+          <w:szCs w:val="28"/>
+        </w:rPr>
+        <w:t xml:space="preserve">inh </w:t>
+      </w:r>
+      <w:proofErr w:type="spellStart"/>
+      <w:r>
+        <w:rPr>
+          <w:sz w:val="28"/>
+          <w:szCs w:val="28"/>
+        </w:rPr>
+        <w:t>viên</w:t>
+      </w:r>
+      <w:proofErr w:type="spellEnd"/>
+      <w:r>
+        <w:rPr>
+          <w:sz w:val="28"/>
+          <w:szCs w:val="28"/>
+        </w:rPr>
+        <w:t xml:space="preserve"> </w:t>
+      </w:r>
+      <w:proofErr w:type="spellStart"/>
+      <w:r>
+        <w:rPr>
+          <w:sz w:val="28"/>
+          <w:szCs w:val="28"/>
+        </w:rPr>
+        <w:t>năm</w:t>
+      </w:r>
+      <w:proofErr w:type="spellEnd"/>
+      <w:r>
+        <w:rPr>
+          <w:sz w:val="28"/>
+          <w:szCs w:val="28"/>
+        </w:rPr>
+        <w:t xml:space="preserve"> 2 </w:t>
+      </w:r>
+      <w:proofErr w:type="spellStart"/>
+      <w:r>
+        <w:rPr>
+          <w:sz w:val="28"/>
+          <w:szCs w:val="28"/>
+        </w:rPr>
+        <w:t>ngành</w:t>
+      </w:r>
+      <w:proofErr w:type="spellEnd"/>
+      <w:r>
+        <w:rPr>
+          <w:sz w:val="28"/>
+          <w:szCs w:val="28"/>
+        </w:rPr>
+        <w:t xml:space="preserve"> Tài </w:t>
+      </w:r>
+      <w:proofErr w:type="spellStart"/>
+      <w:r>
+        <w:rPr>
+          <w:sz w:val="28"/>
+          <w:szCs w:val="28"/>
+        </w:rPr>
+        <w:t>chính</w:t>
+      </w:r>
+      <w:proofErr w:type="spellEnd"/>
+      <w:r>
+        <w:rPr>
+          <w:sz w:val="28"/>
+          <w:szCs w:val="28"/>
+        </w:rPr>
+        <w:t xml:space="preserve"> - Ngân </w:t>
+      </w:r>
+      <w:proofErr w:type="spellStart"/>
+      <w:r>
+        <w:rPr>
+          <w:sz w:val="28"/>
+          <w:szCs w:val="28"/>
+        </w:rPr>
+        <w:t>hàng</w:t>
+      </w:r>
+      <w:proofErr w:type="spellEnd"/>
+      <w:r>
+        <w:rPr>
+          <w:sz w:val="28"/>
+          <w:szCs w:val="28"/>
+        </w:rPr>
+        <w:t xml:space="preserve">, Trường </w:t>
+      </w:r>
+      <w:proofErr w:type="spellStart"/>
+      <w:r>
+        <w:rPr>
+          <w:sz w:val="28"/>
+          <w:szCs w:val="28"/>
+        </w:rPr>
+        <w:t>Đại</w:t>
+      </w:r>
+      <w:proofErr w:type="spellEnd"/>
+      <w:r>
+        <w:rPr>
+          <w:sz w:val="28"/>
+          <w:szCs w:val="28"/>
+        </w:rPr>
+        <w:t xml:space="preserve"> </w:t>
+      </w:r>
+      <w:proofErr w:type="spellStart"/>
+      <w:r>
+        <w:rPr>
+          <w:sz w:val="28"/>
+          <w:szCs w:val="28"/>
+        </w:rPr>
+        <w:t>học</w:t>
+      </w:r>
+      <w:proofErr w:type="spellEnd"/>
+      <w:r>
+        <w:rPr>
+          <w:sz w:val="28"/>
+          <w:szCs w:val="28"/>
+        </w:rPr>
+        <w:t xml:space="preserve"> </w:t>
+      </w:r>
+      <w:proofErr w:type="spellStart"/>
+      <w:r>
+        <w:rPr>
+          <w:sz w:val="28"/>
+          <w:szCs w:val="28"/>
+        </w:rPr>
+        <w:t>Tiền</w:t>
+      </w:r>
+      <w:proofErr w:type="spellEnd"/>
+      <w:r>
+        <w:rPr>
+          <w:sz w:val="28"/>
+          <w:szCs w:val="28"/>
+        </w:rPr>
+        <w:t xml:space="preserve"> Giang.</w:t>
+      </w:r>
+    </w:p>
+    <w:p>
+      <w:pPr>
+        <w:spacing w:after="120" w:line="264" w:lineRule="auto"/>
+        <w:rPr>
+          <w:sz w:val="28"/>
+          <w:szCs w:val="28"/>
+        </w:rPr>
+      </w:pPr>
+      <w:r>
+        <w:rPr>
+          <w:sz w:val="28"/>
+          <w:szCs w:val="28"/>
+        </w:rPr>
+        <w:tab/>
+        <w:t xml:space="preserve">- </w:t>
+      </w:r>
+      <w:proofErr w:type="spellStart"/>
+      <w:r>
+        <w:rPr>
+          <w:sz w:val="28"/>
+          <w:szCs w:val="28"/>
+        </w:rPr>
+        <w:t>Số</w:t>
+      </w:r>
+      <w:proofErr w:type="spellEnd"/>
+      <w:r>
+        <w:rPr>
+          <w:sz w:val="28"/>
+          <w:szCs w:val="28"/>
+        </w:rPr>
+        <w:t xml:space="preserve"> </w:t>
+      </w:r>
+      <w:proofErr w:type="spellStart"/>
+      <w:r>
+        <w:rPr>
+          <w:sz w:val="28"/>
+          <w:szCs w:val="28"/>
+        </w:rPr>
+        <w:t>đ</w:t>
+      </w:r>
+      <w:r>
+        <w:rPr>
+          <w:sz w:val="28"/>
+          <w:szCs w:val="28"/>
+        </w:rPr>
+        <w:t>iện</w:t>
+      </w:r>
+      <w:proofErr w:type="spellEnd"/>
+      <w:r>
+        <w:rPr>
+          <w:sz w:val="28"/>
+          <w:szCs w:val="28"/>
+        </w:rPr>
+        <w:t xml:space="preserve"> </w:t>
+      </w:r>
+      <w:proofErr w:type="spellStart"/>
+      <w:r>
+        <w:rPr>
+          <w:sz w:val="28"/>
+          <w:szCs w:val="28"/>
+        </w:rPr>
+        <w:t>thoại</w:t>
+      </w:r>
+      <w:proofErr w:type="spellEnd"/>
+      <w:r>
+        <w:rPr>
+          <w:sz w:val="28"/>
+          <w:szCs w:val="28"/>
+        </w:rPr>
+        <w:t>:</w:t>
+      </w:r>
+      <w:r>
+        <w:rPr>
+          <w:sz w:val="28"/>
+          <w:szCs w:val="28"/>
+        </w:rPr>
+        <w:t xml:space="preserve"> </w:t>
+      </w:r>
+      <w:r>
+        <w:rPr>
+          <w:sz w:val="28"/>
+          <w:szCs w:val="28"/>
+        </w:rPr>
+        <w:t>0948111206</w:t>
+      </w:r>
+      <w:r>
+        <w:rPr>
+          <w:sz w:val="28"/>
+          <w:szCs w:val="28"/>
+        </w:rPr>
+        <w:tab/>
+        <w:t xml:space="preserve">- </w:t>
+      </w:r>
+      <w:r>
+        <w:rPr>
+          <w:sz w:val="28"/>
+          <w:szCs w:val="28"/>
+        </w:rPr>
+        <w:t xml:space="preserve">Email: </w:t>
+      </w:r>
+      <w:r>
+        <w:rPr>
+          <w:sz w:val="28"/>
+          <w:szCs w:val="28"/>
+        </w:rPr>
+        <w:t>cuong025148062@tgu.edu.vn</w:t>
+      </w:r>
     </w:p>
     <w:p>
       <w:pPr>
@@ -1720,14 +4689,25 @@
         </w:rPr>
         <w:t xml:space="preserve">1. </w:t>
       </w:r>
-      <w:r>
-        <w:rPr>
-          <w:b/>
-          <w:sz w:val="28"/>
-          <w:szCs w:val="28"/>
-        </w:rPr>
-        <w:t xml:space="preserve">Tên </w:t>
-      </w:r>
+      <w:proofErr w:type="spellStart"/>
+      <w:r>
+        <w:rPr>
+          <w:b/>
+          <w:sz w:val="28"/>
+          <w:szCs w:val="28"/>
+        </w:rPr>
+        <w:t>Tên</w:t>
+      </w:r>
+      <w:proofErr w:type="spellEnd"/>
+      <w:r>
+        <w:rPr>
+          <w:b/>
+          <w:sz w:val="28"/>
+          <w:szCs w:val="28"/>
+        </w:rPr>
+        <w:t xml:space="preserve"> </w:t>
+      </w:r>
+      <w:proofErr w:type="spellStart"/>
       <w:r>
         <w:rPr>
           <w:b/>
@@ -1736,14 +4716,25 @@
         </w:rPr>
         <w:t>dự</w:t>
       </w:r>
-      <w:r>
-        <w:rPr>
-          <w:b/>
-          <w:sz w:val="28"/>
-          <w:szCs w:val="28"/>
-        </w:rPr>
-        <w:t xml:space="preserve"> án</w:t>
-      </w:r>
+      <w:proofErr w:type="spellEnd"/>
+      <w:r>
+        <w:rPr>
+          <w:b/>
+          <w:sz w:val="28"/>
+          <w:szCs w:val="28"/>
+        </w:rPr>
+        <w:t xml:space="preserve"> </w:t>
+      </w:r>
+      <w:proofErr w:type="spellStart"/>
+      <w:r>
+        <w:rPr>
+          <w:b/>
+          <w:sz w:val="28"/>
+          <w:szCs w:val="28"/>
+        </w:rPr>
+        <w:t>án</w:t>
+      </w:r>
+      <w:proofErr w:type="spellEnd"/>
       <w:r>
         <w:rPr>
           <w:b/>
@@ -1759,13 +4750,207 @@
         </w:rPr>
         <w:t xml:space="preserve"> </w:t>
       </w:r>
-      <w:r>
-        <w:rPr>
-          <w:sz w:val="28"/>
-          <w:szCs w:val="28"/>
-        </w:rPr>
-        <w:t>AgriSen - Chợ Nhà Nông - Ứng dụng AI định giá và minh bạch nông sản</w:t>
-      </w:r>
+      <w:proofErr w:type="spellStart"/>
+      <w:r>
+        <w:rPr>
+          <w:sz w:val="28"/>
+          <w:szCs w:val="28"/>
+        </w:rPr>
+        <w:t>AgriSen</w:t>
+      </w:r>
+      <w:proofErr w:type="spellEnd"/>
+      <w:r>
+        <w:rPr>
+          <w:sz w:val="28"/>
+          <w:szCs w:val="28"/>
+        </w:rPr>
+        <w:t xml:space="preserve"> - </w:t>
+      </w:r>
+      <w:proofErr w:type="spellStart"/>
+      <w:r>
+        <w:rPr>
+          <w:sz w:val="28"/>
+          <w:szCs w:val="28"/>
+        </w:rPr>
+        <w:t>Chợ</w:t>
+      </w:r>
+      <w:proofErr w:type="spellEnd"/>
+      <w:r>
+        <w:rPr>
+          <w:sz w:val="28"/>
+          <w:szCs w:val="28"/>
+        </w:rPr>
+        <w:t xml:space="preserve"> </w:t>
+      </w:r>
+      <w:proofErr w:type="spellStart"/>
+      <w:r>
+        <w:rPr>
+          <w:sz w:val="28"/>
+          <w:szCs w:val="28"/>
+        </w:rPr>
+        <w:t>Nhà</w:t>
+      </w:r>
+      <w:proofErr w:type="spellEnd"/>
+      <w:r>
+        <w:rPr>
+          <w:sz w:val="28"/>
+          <w:szCs w:val="28"/>
+        </w:rPr>
+        <w:t xml:space="preserve"> </w:t>
+      </w:r>
+      <w:proofErr w:type="spellStart"/>
+      <w:r>
+        <w:rPr>
+          <w:sz w:val="28"/>
+          <w:szCs w:val="28"/>
+        </w:rPr>
+        <w:t>Nông</w:t>
+      </w:r>
+      <w:proofErr w:type="spellEnd"/>
+      <w:r>
+        <w:rPr>
+          <w:sz w:val="28"/>
+          <w:szCs w:val="28"/>
+        </w:rPr>
+        <w:t xml:space="preserve"> - </w:t>
+      </w:r>
+      <w:proofErr w:type="spellStart"/>
+      <w:r>
+        <w:rPr>
+          <w:sz w:val="28"/>
+          <w:szCs w:val="28"/>
+        </w:rPr>
+        <w:t>Ứng</w:t>
+      </w:r>
+      <w:proofErr w:type="spellEnd"/>
+      <w:r>
+        <w:rPr>
+          <w:sz w:val="28"/>
+          <w:szCs w:val="28"/>
+        </w:rPr>
+        <w:t xml:space="preserve"> </w:t>
+      </w:r>
+      <w:proofErr w:type="spellStart"/>
+      <w:r>
+        <w:rPr>
+          <w:sz w:val="28"/>
+          <w:szCs w:val="28"/>
+        </w:rPr>
+        <w:t>dụng</w:t>
+      </w:r>
+      <w:proofErr w:type="spellEnd"/>
+      <w:r>
+        <w:rPr>
+          <w:sz w:val="28"/>
+          <w:szCs w:val="28"/>
+        </w:rPr>
+        <w:t xml:space="preserve"> AI </w:t>
+      </w:r>
+      <w:proofErr w:type="spellStart"/>
+      <w:r>
+        <w:rPr>
+          <w:sz w:val="28"/>
+          <w:szCs w:val="28"/>
+        </w:rPr>
+        <w:t>định</w:t>
+      </w:r>
+      <w:proofErr w:type="spellEnd"/>
+      <w:r>
+        <w:rPr>
+          <w:sz w:val="28"/>
+          <w:szCs w:val="28"/>
+        </w:rPr>
+        <w:t xml:space="preserve"> </w:t>
+      </w:r>
+      <w:proofErr w:type="spellStart"/>
+      <w:r>
+        <w:rPr>
+          <w:sz w:val="28"/>
+          <w:szCs w:val="28"/>
+        </w:rPr>
+        <w:t>giá</w:t>
+      </w:r>
+      <w:proofErr w:type="spellEnd"/>
+      <w:r>
+        <w:rPr>
+          <w:sz w:val="28"/>
+          <w:szCs w:val="28"/>
+        </w:rPr>
+        <w:t xml:space="preserve"> </w:t>
+      </w:r>
+      <w:proofErr w:type="spellStart"/>
+      <w:r>
+        <w:rPr>
+          <w:sz w:val="28"/>
+          <w:szCs w:val="28"/>
+        </w:rPr>
+        <w:t>và</w:t>
+      </w:r>
+      <w:proofErr w:type="spellEnd"/>
+      <w:r>
+        <w:rPr>
+          <w:sz w:val="28"/>
+          <w:szCs w:val="28"/>
+        </w:rPr>
+        <w:t xml:space="preserve"> </w:t>
+      </w:r>
+      <w:proofErr w:type="spellStart"/>
+      <w:r>
+        <w:rPr>
+          <w:sz w:val="28"/>
+          <w:szCs w:val="28"/>
+        </w:rPr>
+        <w:t>minh</w:t>
+      </w:r>
+      <w:proofErr w:type="spellEnd"/>
+      <w:r>
+        <w:rPr>
+          <w:sz w:val="28"/>
+          <w:szCs w:val="28"/>
+        </w:rPr>
+        <w:t xml:space="preserve"> </w:t>
+      </w:r>
+      <w:proofErr w:type="spellStart"/>
+      <w:r>
+        <w:rPr>
+          <w:sz w:val="28"/>
+          <w:szCs w:val="28"/>
+        </w:rPr>
+        <w:t>bạch</w:t>
+      </w:r>
+      <w:proofErr w:type="spellEnd"/>
+      <w:r>
+        <w:rPr>
+          <w:sz w:val="28"/>
+          <w:szCs w:val="28"/>
+        </w:rPr>
+        <w:t xml:space="preserve"> </w:t>
+      </w:r>
+      <w:proofErr w:type="spellStart"/>
+      <w:r>
+        <w:rPr>
+          <w:sz w:val="28"/>
+          <w:szCs w:val="28"/>
+        </w:rPr>
+        <w:t>nông</w:t>
+      </w:r>
+      <w:proofErr w:type="spellEnd"/>
+      <w:r>
+        <w:rPr>
+          <w:sz w:val="28"/>
+          <w:szCs w:val="28"/>
+        </w:rPr>
+        <w:t xml:space="preserve"> </w:t>
+      </w:r>
+      <w:proofErr w:type="spellStart"/>
+      <w:r>
+        <w:rPr>
+          <w:sz w:val="28"/>
+          <w:szCs w:val="28"/>
+        </w:rPr>
+        <w:t>sản</w:t>
+      </w:r>
+      <w:proofErr w:type="spellEnd"/>
       <w:r>
         <w:rPr>
           <w:sz w:val="28"/>
@@ -1793,13 +4978,31 @@
         </w:rPr>
         <w:t xml:space="preserve">2. </w:t>
       </w:r>
-      <w:r>
-        <w:rPr>
-          <w:b/>
-          <w:szCs w:val="28"/>
-        </w:rPr>
-        <w:t>Lĩnh vực</w:t>
-      </w:r>
+      <w:proofErr w:type="spellStart"/>
+      <w:r>
+        <w:rPr>
+          <w:b/>
+          <w:szCs w:val="28"/>
+        </w:rPr>
+        <w:t>Lĩnh</w:t>
+      </w:r>
+      <w:proofErr w:type="spellEnd"/>
+      <w:r>
+        <w:rPr>
+          <w:b/>
+          <w:szCs w:val="28"/>
+        </w:rPr>
+        <w:t xml:space="preserve"> </w:t>
+      </w:r>
+      <w:proofErr w:type="spellStart"/>
+      <w:r>
+        <w:rPr>
+          <w:b/>
+          <w:szCs w:val="28"/>
+        </w:rPr>
+        <w:t>vực</w:t>
+      </w:r>
+      <w:proofErr w:type="spellEnd"/>
       <w:r>
         <w:rPr>
           <w:b/>
@@ -1849,13 +5052,31 @@
         </w:rPr>
         <w:t xml:space="preserve">1. </w:t>
       </w:r>
-      <w:r>
-        <w:rPr>
-          <w:sz w:val="28"/>
-          <w:szCs w:val="32"/>
-        </w:rPr>
-        <w:t>Nông nghiệp</w:t>
-      </w:r>
+      <w:proofErr w:type="spellStart"/>
+      <w:r>
+        <w:rPr>
+          <w:sz w:val="28"/>
+          <w:szCs w:val="32"/>
+        </w:rPr>
+        <w:t>Nông</w:t>
+      </w:r>
+      <w:proofErr w:type="spellEnd"/>
+      <w:r>
+        <w:rPr>
+          <w:sz w:val="28"/>
+          <w:szCs w:val="32"/>
+        </w:rPr>
+        <w:t xml:space="preserve"> </w:t>
+      </w:r>
+      <w:proofErr w:type="spellStart"/>
+      <w:r>
+        <w:rPr>
+          <w:sz w:val="28"/>
+          <w:szCs w:val="32"/>
+        </w:rPr>
+        <w:t>nghiệp</w:t>
+      </w:r>
+      <w:proofErr w:type="spellEnd"/>
       <w:r>
         <w:rPr>
           <w:sz w:val="28"/>
@@ -1906,13 +5127,31 @@
         </w:rPr>
         <w:t xml:space="preserve">2. </w:t>
       </w:r>
-      <w:r>
-        <w:rPr>
-          <w:sz w:val="28"/>
-          <w:szCs w:val="32"/>
-        </w:rPr>
-        <w:t>Sản xuất</w:t>
-      </w:r>
+      <w:proofErr w:type="spellStart"/>
+      <w:r>
+        <w:rPr>
+          <w:sz w:val="28"/>
+          <w:szCs w:val="32"/>
+        </w:rPr>
+        <w:t>Sản</w:t>
+      </w:r>
+      <w:proofErr w:type="spellEnd"/>
+      <w:r>
+        <w:rPr>
+          <w:sz w:val="28"/>
+          <w:szCs w:val="32"/>
+        </w:rPr>
+        <w:t xml:space="preserve"> </w:t>
+      </w:r>
+      <w:proofErr w:type="spellStart"/>
+      <w:r>
+        <w:rPr>
+          <w:sz w:val="28"/>
+          <w:szCs w:val="32"/>
+        </w:rPr>
+        <w:t>xuất</w:t>
+      </w:r>
+      <w:proofErr w:type="spellEnd"/>
       <w:r>
         <w:rPr>
           <w:sz w:val="28"/>
@@ -1920,12 +5159,37 @@
         </w:rPr>
         <w:t xml:space="preserve"> - </w:t>
       </w:r>
-      <w:r>
-        <w:rPr>
-          <w:sz w:val="28"/>
-          <w:szCs w:val="32"/>
-        </w:rPr>
-        <w:t>chế biến.</w:t>
+      <w:proofErr w:type="spellStart"/>
+      <w:r>
+        <w:rPr>
+          <w:sz w:val="28"/>
+          <w:szCs w:val="32"/>
+        </w:rPr>
+        <w:t>chế</w:t>
+      </w:r>
+      <w:proofErr w:type="spellEnd"/>
+      <w:r>
+        <w:rPr>
+          <w:sz w:val="28"/>
+          <w:szCs w:val="32"/>
+        </w:rPr>
+        <w:t xml:space="preserve"> </w:t>
+      </w:r>
+      <w:proofErr w:type="spellStart"/>
+      <w:r>
+        <w:rPr>
+          <w:sz w:val="28"/>
+          <w:szCs w:val="32"/>
+        </w:rPr>
+        <w:t>biến</w:t>
+      </w:r>
+      <w:proofErr w:type="spellEnd"/>
+      <w:r>
+        <w:rPr>
+          <w:sz w:val="28"/>
+          <w:szCs w:val="32"/>
+        </w:rPr>
+        <w:t>.</w:t>
       </w:r>
       <w:r>
         <w:rPr>
@@ -1969,12 +5233,69 @@
         </w:rPr>
         <w:t xml:space="preserve">3. </w:t>
       </w:r>
-      <w:r>
-        <w:rPr>
-          <w:sz w:val="28"/>
-          <w:szCs w:val="32"/>
-        </w:rPr>
-        <w:t>Thủ công mỹ nghệ.</w:t>
+      <w:proofErr w:type="spellStart"/>
+      <w:r>
+        <w:rPr>
+          <w:sz w:val="28"/>
+          <w:szCs w:val="32"/>
+        </w:rPr>
+        <w:t>Thủ</w:t>
+      </w:r>
+      <w:proofErr w:type="spellEnd"/>
+      <w:r>
+        <w:rPr>
+          <w:sz w:val="28"/>
+          <w:szCs w:val="32"/>
+        </w:rPr>
+        <w:t xml:space="preserve"> </w:t>
+      </w:r>
+      <w:proofErr w:type="spellStart"/>
+      <w:r>
+        <w:rPr>
+          <w:sz w:val="28"/>
+          <w:szCs w:val="32"/>
+        </w:rPr>
+        <w:t>công</w:t>
+      </w:r>
+      <w:proofErr w:type="spellEnd"/>
+      <w:r>
+        <w:rPr>
+          <w:sz w:val="28"/>
+          <w:szCs w:val="32"/>
+        </w:rPr>
+        <w:t xml:space="preserve"> </w:t>
+      </w:r>
+      <w:proofErr w:type="spellStart"/>
+      <w:r>
+        <w:rPr>
+          <w:sz w:val="28"/>
+          <w:szCs w:val="32"/>
+        </w:rPr>
+        <w:t>mỹ</w:t>
+      </w:r>
+      <w:proofErr w:type="spellEnd"/>
+      <w:r>
+        <w:rPr>
+          <w:sz w:val="28"/>
+          <w:szCs w:val="32"/>
+        </w:rPr>
+        <w:t xml:space="preserve"> </w:t>
+      </w:r>
+      <w:proofErr w:type="spellStart"/>
+      <w:r>
+        <w:rPr>
+          <w:sz w:val="28"/>
+          <w:szCs w:val="32"/>
+        </w:rPr>
+        <w:t>nghệ</w:t>
+      </w:r>
+      <w:proofErr w:type="spellEnd"/>
+      <w:r>
+        <w:rPr>
+          <w:sz w:val="28"/>
+          <w:szCs w:val="32"/>
+        </w:rPr>
+        <w:t>.</w:t>
       </w:r>
     </w:p>
     <w:p>
@@ -2019,13 +5340,31 @@
         </w:rPr>
         <w:t>D</w:t>
       </w:r>
-      <w:r>
-        <w:rPr>
-          <w:sz w:val="28"/>
-          <w:szCs w:val="32"/>
-        </w:rPr>
-        <w:t>ịch vụ</w:t>
-      </w:r>
+      <w:proofErr w:type="spellStart"/>
+      <w:r>
+        <w:rPr>
+          <w:sz w:val="28"/>
+          <w:szCs w:val="32"/>
+        </w:rPr>
+        <w:t>ịch</w:t>
+      </w:r>
+      <w:proofErr w:type="spellEnd"/>
+      <w:r>
+        <w:rPr>
+          <w:sz w:val="28"/>
+          <w:szCs w:val="32"/>
+        </w:rPr>
+        <w:t xml:space="preserve"> </w:t>
+      </w:r>
+      <w:proofErr w:type="spellStart"/>
+      <w:r>
+        <w:rPr>
+          <w:sz w:val="28"/>
+          <w:szCs w:val="32"/>
+        </w:rPr>
+        <w:t>vụ</w:t>
+      </w:r>
+      <w:proofErr w:type="spellEnd"/>
       <w:r>
         <w:rPr>
           <w:sz w:val="28"/>
@@ -2038,7 +5377,23 @@
           <w:sz w:val="28"/>
           <w:szCs w:val="32"/>
         </w:rPr>
-        <w:t>du lịch.</w:t>
+        <w:t xml:space="preserve">du </w:t>
+      </w:r>
+      <w:proofErr w:type="spellStart"/>
+      <w:r>
+        <w:rPr>
+          <w:sz w:val="28"/>
+          <w:szCs w:val="32"/>
+        </w:rPr>
+        <w:t>lịch</w:t>
+      </w:r>
+      <w:proofErr w:type="spellEnd"/>
+      <w:r>
+        <w:rPr>
+          <w:sz w:val="28"/>
+          <w:szCs w:val="32"/>
+        </w:rPr>
+        <w:t>.</w:t>
       </w:r>
     </w:p>
     <w:p>
@@ -2080,7 +5435,39 @@
           <w:sz w:val="28"/>
           <w:szCs w:val="32"/>
         </w:rPr>
-        <w:t>Công nghệ thông tin</w:t>
+        <w:t xml:space="preserve">Công </w:t>
+      </w:r>
+      <w:proofErr w:type="spellStart"/>
+      <w:r>
+        <w:rPr>
+          <w:sz w:val="28"/>
+          <w:szCs w:val="32"/>
+        </w:rPr>
+        <w:t>nghệ</w:t>
+      </w:r>
+      <w:proofErr w:type="spellEnd"/>
+      <w:r>
+        <w:rPr>
+          <w:sz w:val="28"/>
+          <w:szCs w:val="32"/>
+        </w:rPr>
+        <w:t xml:space="preserve"> </w:t>
+      </w:r>
+      <w:proofErr w:type="spellStart"/>
+      <w:r>
+        <w:rPr>
+          <w:sz w:val="28"/>
+          <w:szCs w:val="32"/>
+        </w:rPr>
+        <w:t>thông</w:t>
+      </w:r>
+      <w:proofErr w:type="spellEnd"/>
+      <w:r>
+        <w:rPr>
+          <w:sz w:val="28"/>
+          <w:szCs w:val="32"/>
+        </w:rPr>
+        <w:t xml:space="preserve"> tin</w:t>
       </w:r>
       <w:r>
         <w:rPr>
@@ -2089,6 +5476,7 @@
         </w:rPr>
         <w:t xml:space="preserve"> - </w:t>
       </w:r>
+      <w:proofErr w:type="spellStart"/>
       <w:r>
         <w:rPr>
           <w:sz w:val="28"/>
@@ -2101,8 +5489,41 @@
           <w:sz w:val="28"/>
           <w:szCs w:val="32"/>
         </w:rPr>
-        <w:t>huyển đổi số</w:t>
-      </w:r>
+        <w:t>huyển</w:t>
+      </w:r>
+      <w:proofErr w:type="spellEnd"/>
+      <w:r>
+        <w:rPr>
+          <w:sz w:val="28"/>
+          <w:szCs w:val="32"/>
+        </w:rPr>
+        <w:t xml:space="preserve"> </w:t>
+      </w:r>
+      <w:proofErr w:type="spellStart"/>
+      <w:r>
+        <w:rPr>
+          <w:sz w:val="28"/>
+          <w:szCs w:val="32"/>
+        </w:rPr>
+        <w:t>đổi</w:t>
+      </w:r>
+      <w:proofErr w:type="spellEnd"/>
+      <w:r>
+        <w:rPr>
+          <w:sz w:val="28"/>
+          <w:szCs w:val="32"/>
+        </w:rPr>
+        <w:t xml:space="preserve"> </w:t>
+      </w:r>
+      <w:proofErr w:type="spellStart"/>
+      <w:r>
+        <w:rPr>
+          <w:sz w:val="28"/>
+          <w:szCs w:val="32"/>
+        </w:rPr>
+        <w:t>số</w:t>
+      </w:r>
+      <w:proofErr w:type="spellEnd"/>
       <w:r>
         <w:rPr>
           <w:sz w:val="28"/>
@@ -2168,13 +5589,31 @@
         </w:rPr>
         <w:t xml:space="preserve">6. </w:t>
       </w:r>
-      <w:r>
-        <w:rPr>
-          <w:sz w:val="28"/>
-          <w:szCs w:val="32"/>
-        </w:rPr>
-        <w:t>Giải pháp</w:t>
-      </w:r>
+      <w:proofErr w:type="spellStart"/>
+      <w:r>
+        <w:rPr>
+          <w:sz w:val="28"/>
+          <w:szCs w:val="32"/>
+        </w:rPr>
+        <w:t>Giải</w:t>
+      </w:r>
+      <w:proofErr w:type="spellEnd"/>
+      <w:r>
+        <w:rPr>
+          <w:sz w:val="28"/>
+          <w:szCs w:val="32"/>
+        </w:rPr>
+        <w:t xml:space="preserve"> </w:t>
+      </w:r>
+      <w:proofErr w:type="spellStart"/>
+      <w:r>
+        <w:rPr>
+          <w:sz w:val="28"/>
+          <w:szCs w:val="32"/>
+        </w:rPr>
+        <w:t>pháp</w:t>
+      </w:r>
+      <w:proofErr w:type="spellEnd"/>
       <w:r>
         <w:rPr>
           <w:sz w:val="28"/>
@@ -2182,20 +5621,86 @@
         </w:rPr>
         <w:t xml:space="preserve">, </w:t>
       </w:r>
-      <w:r>
-        <w:rPr>
-          <w:sz w:val="28"/>
-          <w:szCs w:val="32"/>
-        </w:rPr>
-        <w:t xml:space="preserve">Ứng dụng </w:t>
-      </w:r>
-      <w:r>
-        <w:rPr>
-          <w:sz w:val="28"/>
-          <w:szCs w:val="32"/>
-        </w:rPr>
-        <w:t>khoa học – công nghệ</w:t>
-      </w:r>
+      <w:proofErr w:type="spellStart"/>
+      <w:r>
+        <w:rPr>
+          <w:sz w:val="28"/>
+          <w:szCs w:val="32"/>
+        </w:rPr>
+        <w:t>Ứng</w:t>
+      </w:r>
+      <w:proofErr w:type="spellEnd"/>
+      <w:r>
+        <w:rPr>
+          <w:sz w:val="28"/>
+          <w:szCs w:val="32"/>
+        </w:rPr>
+        <w:t xml:space="preserve"> </w:t>
+      </w:r>
+      <w:proofErr w:type="spellStart"/>
+      <w:r>
+        <w:rPr>
+          <w:sz w:val="28"/>
+          <w:szCs w:val="32"/>
+        </w:rPr>
+        <w:t>dụng</w:t>
+      </w:r>
+      <w:proofErr w:type="spellEnd"/>
+      <w:r>
+        <w:rPr>
+          <w:sz w:val="28"/>
+          <w:szCs w:val="32"/>
+        </w:rPr>
+        <w:t xml:space="preserve"> </w:t>
+      </w:r>
+      <w:r>
+        <w:rPr>
+          <w:sz w:val="28"/>
+          <w:szCs w:val="32"/>
+        </w:rPr>
+        <w:t xml:space="preserve">khoa </w:t>
+      </w:r>
+      <w:proofErr w:type="spellStart"/>
+      <w:r>
+        <w:rPr>
+          <w:sz w:val="28"/>
+          <w:szCs w:val="32"/>
+        </w:rPr>
+        <w:t>học</w:t>
+      </w:r>
+      <w:proofErr w:type="spellEnd"/>
+      <w:r>
+        <w:rPr>
+          <w:sz w:val="28"/>
+          <w:szCs w:val="32"/>
+        </w:rPr>
+        <w:t xml:space="preserve"> – </w:t>
+      </w:r>
+      <w:proofErr w:type="spellStart"/>
+      <w:r>
+        <w:rPr>
+          <w:sz w:val="28"/>
+          <w:szCs w:val="32"/>
+        </w:rPr>
+        <w:t>công</w:t>
+      </w:r>
+      <w:proofErr w:type="spellEnd"/>
+      <w:r>
+        <w:rPr>
+          <w:sz w:val="28"/>
+          <w:szCs w:val="32"/>
+        </w:rPr>
+        <w:t xml:space="preserve"> </w:t>
+      </w:r>
+      <w:proofErr w:type="spellStart"/>
+      <w:r>
+        <w:rPr>
+          <w:sz w:val="28"/>
+          <w:szCs w:val="32"/>
+        </w:rPr>
+        <w:t>nghệ</w:t>
+      </w:r>
+      <w:proofErr w:type="spellEnd"/>
       <w:r>
         <w:rPr>
           <w:sz w:val="28"/>
@@ -2238,12 +5743,45 @@
         </w:rPr>
         <w:t xml:space="preserve">7. </w:t>
       </w:r>
-      <w:r>
-        <w:rPr>
-          <w:sz w:val="28"/>
-          <w:szCs w:val="32"/>
-        </w:rPr>
-        <w:t>Lĩnh vực k</w:t>
+      <w:proofErr w:type="spellStart"/>
+      <w:r>
+        <w:rPr>
+          <w:sz w:val="28"/>
+          <w:szCs w:val="32"/>
+        </w:rPr>
+        <w:t>Lĩnh</w:t>
+      </w:r>
+      <w:proofErr w:type="spellEnd"/>
+      <w:r>
+        <w:rPr>
+          <w:sz w:val="28"/>
+          <w:szCs w:val="32"/>
+        </w:rPr>
+        <w:t xml:space="preserve"> </w:t>
+      </w:r>
+      <w:proofErr w:type="spellStart"/>
+      <w:r>
+        <w:rPr>
+          <w:sz w:val="28"/>
+          <w:szCs w:val="32"/>
+        </w:rPr>
+        <w:t>vực</w:t>
+      </w:r>
+      <w:proofErr w:type="spellEnd"/>
+      <w:r>
+        <w:rPr>
+          <w:sz w:val="28"/>
+          <w:szCs w:val="32"/>
+        </w:rPr>
+        <w:t xml:space="preserve"> </w:t>
+      </w:r>
+      <w:proofErr w:type="spellStart"/>
+      <w:r>
+        <w:rPr>
+          <w:sz w:val="28"/>
+          <w:szCs w:val="32"/>
+        </w:rPr>
+        <w:t>k</w:t>
       </w:r>
       <w:r>
         <w:rPr>
@@ -2252,6 +5790,7 @@
         </w:rPr>
         <w:t>hác</w:t>
       </w:r>
+      <w:proofErr w:type="spellEnd"/>
       <w:r>
         <w:rPr>
           <w:sz w:val="28"/>
@@ -2266,7 +5805,47 @@
           <w:sz w:val="28"/>
           <w:szCs w:val="32"/>
         </w:rPr>
-        <w:t>(mô tả):</w:t>
+        <w:t>(</w:t>
+      </w:r>
+      <w:proofErr w:type="spellStart"/>
+      <w:r>
+        <w:rPr>
+          <w:i/>
+          <w:iCs/>
+          <w:sz w:val="28"/>
+          <w:szCs w:val="32"/>
+        </w:rPr>
+        <w:t>mô</w:t>
+      </w:r>
+      <w:proofErr w:type="spellEnd"/>
+      <w:r>
+        <w:rPr>
+          <w:i/>
+          <w:iCs/>
+          <w:sz w:val="28"/>
+          <w:szCs w:val="32"/>
+        </w:rPr>
+        <w:t xml:space="preserve"> </w:t>
+      </w:r>
+      <w:proofErr w:type="spellStart"/>
+      <w:r>
+        <w:rPr>
+          <w:i/>
+          <w:iCs/>
+          <w:sz w:val="28"/>
+          <w:szCs w:val="32"/>
+        </w:rPr>
+        <w:t>tả</w:t>
+      </w:r>
+      <w:proofErr w:type="spellEnd"/>
+      <w:r>
+        <w:rPr>
+          <w:i/>
+          <w:iCs/>
+          <w:sz w:val="28"/>
+          <w:szCs w:val="32"/>
+        </w:rPr>
+        <w:t>):</w:t>
       </w:r>
       <w:r>
         <w:rPr>
@@ -2371,6 +5950,7 @@
         </w:rPr>
         <w:t>G</w:t>
       </w:r>
+      <w:proofErr w:type="spellStart"/>
       <w:r>
         <w:rPr>
           <w:b/>
@@ -2378,7 +5958,17 @@
           <w:szCs w:val="28"/>
           <w:lang w:val="vi-VN"/>
         </w:rPr>
-        <w:t>iai đoạn phát triển</w:t>
+        <w:t>iai</w:t>
+      </w:r>
+      <w:proofErr w:type="spellEnd"/>
+      <w:r>
+        <w:rPr>
+          <w:b/>
+          <w:sz w:val="28"/>
+          <w:szCs w:val="28"/>
+          <w:lang w:val="vi-VN"/>
+        </w:rPr>
+        <w:t xml:space="preserve"> đoạn phát triển</w:t>
       </w:r>
       <w:r>
         <w:rPr>
@@ -2464,12 +6054,85 @@
         </w:rPr>
         <w:t xml:space="preserve">1. </w:t>
       </w:r>
-      <w:r>
-        <w:rPr>
-          <w:sz w:val="28"/>
-          <w:szCs w:val="32"/>
-        </w:rPr>
-        <w:t xml:space="preserve">Đang xây dựng sản phẩm       </w:t>
+      <w:proofErr w:type="spellStart"/>
+      <w:r>
+        <w:rPr>
+          <w:sz w:val="28"/>
+          <w:szCs w:val="32"/>
+        </w:rPr>
+        <w:t>Đang</w:t>
+      </w:r>
+      <w:proofErr w:type="spellEnd"/>
+      <w:r>
+        <w:rPr>
+          <w:sz w:val="28"/>
+          <w:szCs w:val="32"/>
+        </w:rPr>
+        <w:t xml:space="preserve"> </w:t>
+      </w:r>
+      <w:proofErr w:type="spellStart"/>
+      <w:r>
+        <w:rPr>
+          <w:sz w:val="28"/>
+          <w:szCs w:val="32"/>
+        </w:rPr>
+        <w:t>xây</w:t>
+      </w:r>
+      <w:proofErr w:type="spellEnd"/>
+      <w:r>
+        <w:rPr>
+          <w:sz w:val="28"/>
+          <w:szCs w:val="32"/>
+        </w:rPr>
+        <w:t xml:space="preserve"> </w:t>
+      </w:r>
+      <w:proofErr w:type="spellStart"/>
+      <w:r>
+        <w:rPr>
+          <w:sz w:val="28"/>
+          <w:szCs w:val="32"/>
+        </w:rPr>
+        <w:t>dựng</w:t>
+      </w:r>
+      <w:proofErr w:type="spellEnd"/>
+      <w:r>
+        <w:rPr>
+          <w:sz w:val="28"/>
+          <w:szCs w:val="32"/>
+        </w:rPr>
+        <w:t xml:space="preserve"> </w:t>
+      </w:r>
+      <w:proofErr w:type="spellStart"/>
+      <w:r>
+        <w:rPr>
+          <w:sz w:val="28"/>
+          <w:szCs w:val="32"/>
+        </w:rPr>
+        <w:t>sản</w:t>
+      </w:r>
+      <w:proofErr w:type="spellEnd"/>
+      <w:r>
+        <w:rPr>
+          <w:sz w:val="28"/>
+          <w:szCs w:val="32"/>
+        </w:rPr>
+        <w:t xml:space="preserve"> </w:t>
+      </w:r>
+      <w:proofErr w:type="spellStart"/>
+      <w:r>
+        <w:rPr>
+          <w:sz w:val="28"/>
+          <w:szCs w:val="32"/>
+        </w:rPr>
+        <w:t>phẩm</w:t>
+      </w:r>
+      <w:proofErr w:type="spellEnd"/>
+      <w:r>
+        <w:rPr>
+          <w:sz w:val="28"/>
+          <w:szCs w:val="32"/>
+        </w:rPr>
+        <w:t xml:space="preserve">       </w:t>
       </w:r>
     </w:p>
     <w:p>
@@ -2511,12 +6174,85 @@
         </w:rPr>
         <w:t xml:space="preserve">2. </w:t>
       </w:r>
-      <w:r>
-        <w:rPr>
-          <w:sz w:val="28"/>
-          <w:szCs w:val="32"/>
-        </w:rPr>
-        <w:t xml:space="preserve">Đã có sản phẩm mẫu </w:t>
+      <w:proofErr w:type="spellStart"/>
+      <w:r>
+        <w:rPr>
+          <w:sz w:val="28"/>
+          <w:szCs w:val="32"/>
+        </w:rPr>
+        <w:t>Đã</w:t>
+      </w:r>
+      <w:proofErr w:type="spellEnd"/>
+      <w:r>
+        <w:rPr>
+          <w:sz w:val="28"/>
+          <w:szCs w:val="32"/>
+        </w:rPr>
+        <w:t xml:space="preserve"> </w:t>
+      </w:r>
+      <w:proofErr w:type="spellStart"/>
+      <w:r>
+        <w:rPr>
+          <w:sz w:val="28"/>
+          <w:szCs w:val="32"/>
+        </w:rPr>
+        <w:t>có</w:t>
+      </w:r>
+      <w:proofErr w:type="spellEnd"/>
+      <w:r>
+        <w:rPr>
+          <w:sz w:val="28"/>
+          <w:szCs w:val="32"/>
+        </w:rPr>
+        <w:t xml:space="preserve"> </w:t>
+      </w:r>
+      <w:proofErr w:type="spellStart"/>
+      <w:r>
+        <w:rPr>
+          <w:sz w:val="28"/>
+          <w:szCs w:val="32"/>
+        </w:rPr>
+        <w:t>sản</w:t>
+      </w:r>
+      <w:proofErr w:type="spellEnd"/>
+      <w:r>
+        <w:rPr>
+          <w:sz w:val="28"/>
+          <w:szCs w:val="32"/>
+        </w:rPr>
+        <w:t xml:space="preserve"> </w:t>
+      </w:r>
+      <w:proofErr w:type="spellStart"/>
+      <w:r>
+        <w:rPr>
+          <w:sz w:val="28"/>
+          <w:szCs w:val="32"/>
+        </w:rPr>
+        <w:t>phẩm</w:t>
+      </w:r>
+      <w:proofErr w:type="spellEnd"/>
+      <w:r>
+        <w:rPr>
+          <w:sz w:val="28"/>
+          <w:szCs w:val="32"/>
+        </w:rPr>
+        <w:t xml:space="preserve"> </w:t>
+      </w:r>
+      <w:proofErr w:type="spellStart"/>
+      <w:r>
+        <w:rPr>
+          <w:sz w:val="28"/>
+          <w:szCs w:val="32"/>
+        </w:rPr>
+        <w:t>mẫu</w:t>
+      </w:r>
+      <w:proofErr w:type="spellEnd"/>
+      <w:r>
+        <w:rPr>
+          <w:sz w:val="28"/>
+          <w:szCs w:val="32"/>
+        </w:rPr>
+        <w:t xml:space="preserve"> </w:t>
       </w:r>
       <w:r>
         <w:rPr>
@@ -2566,12 +6302,117 @@
         </w:rPr>
         <w:t xml:space="preserve">3. </w:t>
       </w:r>
-      <w:r>
-        <w:rPr>
-          <w:sz w:val="28"/>
-          <w:szCs w:val="32"/>
-        </w:rPr>
-        <w:t xml:space="preserve">Sản phẩm bắt đầu có người dùng </w:t>
+      <w:proofErr w:type="spellStart"/>
+      <w:r>
+        <w:rPr>
+          <w:sz w:val="28"/>
+          <w:szCs w:val="32"/>
+        </w:rPr>
+        <w:t>Sản</w:t>
+      </w:r>
+      <w:proofErr w:type="spellEnd"/>
+      <w:r>
+        <w:rPr>
+          <w:sz w:val="28"/>
+          <w:szCs w:val="32"/>
+        </w:rPr>
+        <w:t xml:space="preserve"> </w:t>
+      </w:r>
+      <w:proofErr w:type="spellStart"/>
+      <w:r>
+        <w:rPr>
+          <w:sz w:val="28"/>
+          <w:szCs w:val="32"/>
+        </w:rPr>
+        <w:t>phẩm</w:t>
+      </w:r>
+      <w:proofErr w:type="spellEnd"/>
+      <w:r>
+        <w:rPr>
+          <w:sz w:val="28"/>
+          <w:szCs w:val="32"/>
+        </w:rPr>
+        <w:t xml:space="preserve"> </w:t>
+      </w:r>
+      <w:proofErr w:type="spellStart"/>
+      <w:r>
+        <w:rPr>
+          <w:sz w:val="28"/>
+          <w:szCs w:val="32"/>
+        </w:rPr>
+        <w:t>bắt</w:t>
+      </w:r>
+      <w:proofErr w:type="spellEnd"/>
+      <w:r>
+        <w:rPr>
+          <w:sz w:val="28"/>
+          <w:szCs w:val="32"/>
+        </w:rPr>
+        <w:t xml:space="preserve"> </w:t>
+      </w:r>
+      <w:proofErr w:type="spellStart"/>
+      <w:r>
+        <w:rPr>
+          <w:sz w:val="28"/>
+          <w:szCs w:val="32"/>
+        </w:rPr>
+        <w:t>đầu</w:t>
+      </w:r>
+      <w:proofErr w:type="spellEnd"/>
+      <w:r>
+        <w:rPr>
+          <w:sz w:val="28"/>
+          <w:szCs w:val="32"/>
+        </w:rPr>
+        <w:t xml:space="preserve"> </w:t>
+      </w:r>
+      <w:proofErr w:type="spellStart"/>
+      <w:r>
+        <w:rPr>
+          <w:sz w:val="28"/>
+          <w:szCs w:val="32"/>
+        </w:rPr>
+        <w:t>có</w:t>
+      </w:r>
+      <w:proofErr w:type="spellEnd"/>
+      <w:r>
+        <w:rPr>
+          <w:sz w:val="28"/>
+          <w:szCs w:val="32"/>
+        </w:rPr>
+        <w:t xml:space="preserve"> </w:t>
+      </w:r>
+      <w:proofErr w:type="spellStart"/>
+      <w:r>
+        <w:rPr>
+          <w:sz w:val="28"/>
+          <w:szCs w:val="32"/>
+        </w:rPr>
+        <w:t>người</w:t>
+      </w:r>
+      <w:proofErr w:type="spellEnd"/>
+      <w:r>
+        <w:rPr>
+          <w:sz w:val="28"/>
+          <w:szCs w:val="32"/>
+        </w:rPr>
+        <w:t xml:space="preserve"> </w:t>
+      </w:r>
+      <w:proofErr w:type="spellStart"/>
+      <w:r>
+        <w:rPr>
+          <w:sz w:val="28"/>
+          <w:szCs w:val="32"/>
+        </w:rPr>
+        <w:t>dùng</w:t>
+      </w:r>
+      <w:proofErr w:type="spellEnd"/>
+      <w:r>
+        <w:rPr>
+          <w:sz w:val="28"/>
+          <w:szCs w:val="32"/>
+        </w:rPr>
+        <w:t xml:space="preserve"> </w:t>
       </w:r>
       <w:r>
         <w:rPr>
@@ -2580,7 +6421,127 @@
           <w:sz w:val="28"/>
           <w:szCs w:val="32"/>
         </w:rPr>
-        <w:t>(giai đoạn thử nghiệm, hoàn thiện)</w:t>
+        <w:t>(</w:t>
+      </w:r>
+      <w:proofErr w:type="spellStart"/>
+      <w:r>
+        <w:rPr>
+          <w:i/>
+          <w:iCs/>
+          <w:sz w:val="28"/>
+          <w:szCs w:val="32"/>
+        </w:rPr>
+        <w:t>giai</w:t>
+      </w:r>
+      <w:proofErr w:type="spellEnd"/>
+      <w:r>
+        <w:rPr>
+          <w:i/>
+          <w:iCs/>
+          <w:sz w:val="28"/>
+          <w:szCs w:val="32"/>
+        </w:rPr>
+        <w:t xml:space="preserve"> </w:t>
+      </w:r>
+      <w:proofErr w:type="spellStart"/>
+      <w:r>
+        <w:rPr>
+          <w:i/>
+          <w:iCs/>
+          <w:sz w:val="28"/>
+          <w:szCs w:val="32"/>
+        </w:rPr>
+        <w:t>đoạn</w:t>
+      </w:r>
+      <w:proofErr w:type="spellEnd"/>
+      <w:r>
+        <w:rPr>
+          <w:i/>
+          <w:iCs/>
+          <w:sz w:val="28"/>
+          <w:szCs w:val="32"/>
+        </w:rPr>
+        <w:t xml:space="preserve"> </w:t>
+      </w:r>
+      <w:proofErr w:type="spellStart"/>
+      <w:r>
+        <w:rPr>
+          <w:i/>
+          <w:iCs/>
+          <w:sz w:val="28"/>
+          <w:szCs w:val="32"/>
+        </w:rPr>
+        <w:t>thử</w:t>
+      </w:r>
+      <w:proofErr w:type="spellEnd"/>
+      <w:r>
+        <w:rPr>
+          <w:i/>
+          <w:iCs/>
+          <w:sz w:val="28"/>
+          <w:szCs w:val="32"/>
+        </w:rPr>
+        <w:t xml:space="preserve"> </w:t>
+      </w:r>
+      <w:proofErr w:type="spellStart"/>
+      <w:r>
+        <w:rPr>
+          <w:i/>
+          <w:iCs/>
+          <w:sz w:val="28"/>
+          <w:szCs w:val="32"/>
+        </w:rPr>
+        <w:t>nghiệm</w:t>
+      </w:r>
+      <w:proofErr w:type="spellEnd"/>
+      <w:r>
+        <w:rPr>
+          <w:i/>
+          <w:iCs/>
+          <w:sz w:val="28"/>
+          <w:szCs w:val="32"/>
+        </w:rPr>
+        <w:t xml:space="preserve">, </w:t>
+      </w:r>
+      <w:proofErr w:type="spellStart"/>
+      <w:r>
+        <w:rPr>
+          <w:i/>
+          <w:iCs/>
+          <w:sz w:val="28"/>
+          <w:szCs w:val="32"/>
+        </w:rPr>
+        <w:t>hoàn</w:t>
+      </w:r>
+      <w:proofErr w:type="spellEnd"/>
+      <w:r>
+        <w:rPr>
+          <w:i/>
+          <w:iCs/>
+          <w:sz w:val="28"/>
+          <w:szCs w:val="32"/>
+        </w:rPr>
+        <w:t xml:space="preserve"> </w:t>
+      </w:r>
+      <w:proofErr w:type="spellStart"/>
+      <w:r>
+        <w:rPr>
+          <w:i/>
+          <w:iCs/>
+          <w:sz w:val="28"/>
+          <w:szCs w:val="32"/>
+        </w:rPr>
+        <w:t>thiện</w:t>
+      </w:r>
+      <w:proofErr w:type="spellEnd"/>
+      <w:r>
+        <w:rPr>
+          <w:i/>
+          <w:iCs/>
+          <w:sz w:val="28"/>
+          <w:szCs w:val="32"/>
+        </w:rPr>
+        <w:t>)</w:t>
       </w:r>
       <w:r>
         <w:rPr>
@@ -2628,12 +6589,165 @@
         </w:rPr>
         <w:t xml:space="preserve">4. </w:t>
       </w:r>
-      <w:r>
-        <w:rPr>
-          <w:sz w:val="28"/>
-          <w:szCs w:val="32"/>
-        </w:rPr>
-        <w:t xml:space="preserve">Sản phẩm đã có thị trường và đang phát triển </w:t>
+      <w:proofErr w:type="spellStart"/>
+      <w:r>
+        <w:rPr>
+          <w:sz w:val="28"/>
+          <w:szCs w:val="32"/>
+        </w:rPr>
+        <w:t>Sản</w:t>
+      </w:r>
+      <w:proofErr w:type="spellEnd"/>
+      <w:r>
+        <w:rPr>
+          <w:sz w:val="28"/>
+          <w:szCs w:val="32"/>
+        </w:rPr>
+        <w:t xml:space="preserve"> </w:t>
+      </w:r>
+      <w:proofErr w:type="spellStart"/>
+      <w:r>
+        <w:rPr>
+          <w:sz w:val="28"/>
+          <w:szCs w:val="32"/>
+        </w:rPr>
+        <w:t>phẩm</w:t>
+      </w:r>
+      <w:proofErr w:type="spellEnd"/>
+      <w:r>
+        <w:rPr>
+          <w:sz w:val="28"/>
+          <w:szCs w:val="32"/>
+        </w:rPr>
+        <w:t xml:space="preserve"> </w:t>
+      </w:r>
+      <w:proofErr w:type="spellStart"/>
+      <w:r>
+        <w:rPr>
+          <w:sz w:val="28"/>
+          <w:szCs w:val="32"/>
+        </w:rPr>
+        <w:t>đã</w:t>
+      </w:r>
+      <w:proofErr w:type="spellEnd"/>
+      <w:r>
+        <w:rPr>
+          <w:sz w:val="28"/>
+          <w:szCs w:val="32"/>
+        </w:rPr>
+        <w:t xml:space="preserve"> </w:t>
+      </w:r>
+      <w:proofErr w:type="spellStart"/>
+      <w:r>
+        <w:rPr>
+          <w:sz w:val="28"/>
+          <w:szCs w:val="32"/>
+        </w:rPr>
+        <w:t>có</w:t>
+      </w:r>
+      <w:proofErr w:type="spellEnd"/>
+      <w:r>
+        <w:rPr>
+          <w:sz w:val="28"/>
+          <w:szCs w:val="32"/>
+        </w:rPr>
+        <w:t xml:space="preserve"> </w:t>
+      </w:r>
+      <w:proofErr w:type="spellStart"/>
+      <w:r>
+        <w:rPr>
+          <w:sz w:val="28"/>
+          <w:szCs w:val="32"/>
+        </w:rPr>
+        <w:t>thị</w:t>
+      </w:r>
+      <w:proofErr w:type="spellEnd"/>
+      <w:r>
+        <w:rPr>
+          <w:sz w:val="28"/>
+          <w:szCs w:val="32"/>
+        </w:rPr>
+        <w:t xml:space="preserve"> </w:t>
+      </w:r>
+      <w:proofErr w:type="spellStart"/>
+      <w:r>
+        <w:rPr>
+          <w:sz w:val="28"/>
+          <w:szCs w:val="32"/>
+        </w:rPr>
+        <w:t>trường</w:t>
+      </w:r>
+      <w:proofErr w:type="spellEnd"/>
+      <w:r>
+        <w:rPr>
+          <w:sz w:val="28"/>
+          <w:szCs w:val="32"/>
+        </w:rPr>
+        <w:t xml:space="preserve"> </w:t>
+      </w:r>
+      <w:proofErr w:type="spellStart"/>
+      <w:r>
+        <w:rPr>
+          <w:sz w:val="28"/>
+          <w:szCs w:val="32"/>
+        </w:rPr>
+        <w:t>và</w:t>
+      </w:r>
+      <w:proofErr w:type="spellEnd"/>
+      <w:r>
+        <w:rPr>
+          <w:sz w:val="28"/>
+          <w:szCs w:val="32"/>
+        </w:rPr>
+        <w:t xml:space="preserve"> </w:t>
+      </w:r>
+      <w:proofErr w:type="spellStart"/>
+      <w:r>
+        <w:rPr>
+          <w:sz w:val="28"/>
+          <w:szCs w:val="32"/>
+        </w:rPr>
+        <w:t>đang</w:t>
+      </w:r>
+      <w:proofErr w:type="spellEnd"/>
+      <w:r>
+        <w:rPr>
+          <w:sz w:val="28"/>
+          <w:szCs w:val="32"/>
+        </w:rPr>
+        <w:t xml:space="preserve"> </w:t>
+      </w:r>
+      <w:proofErr w:type="spellStart"/>
+      <w:r>
+        <w:rPr>
+          <w:sz w:val="28"/>
+          <w:szCs w:val="32"/>
+        </w:rPr>
+        <w:t>phát</w:t>
+      </w:r>
+      <w:proofErr w:type="spellEnd"/>
+      <w:r>
+        <w:rPr>
+          <w:sz w:val="28"/>
+          <w:szCs w:val="32"/>
+        </w:rPr>
+        <w:t xml:space="preserve"> </w:t>
+      </w:r>
+      <w:proofErr w:type="spellStart"/>
+      <w:r>
+        <w:rPr>
+          <w:sz w:val="28"/>
+          <w:szCs w:val="32"/>
+        </w:rPr>
+        <w:t>triển</w:t>
+      </w:r>
+      <w:proofErr w:type="spellEnd"/>
+      <w:r>
+        <w:rPr>
+          <w:sz w:val="28"/>
+          <w:szCs w:val="32"/>
+        </w:rPr>
+        <w:t xml:space="preserve"> </w:t>
       </w:r>
       <w:r>
         <w:rPr>
@@ -2642,7 +6756,87 @@
           <w:sz w:val="28"/>
           <w:szCs w:val="32"/>
         </w:rPr>
-        <w:t>(giai đoạn tăng trưởng)</w:t>
+        <w:t>(</w:t>
+      </w:r>
+      <w:proofErr w:type="spellStart"/>
+      <w:r>
+        <w:rPr>
+          <w:i/>
+          <w:iCs/>
+          <w:sz w:val="28"/>
+          <w:szCs w:val="32"/>
+        </w:rPr>
+        <w:t>giai</w:t>
+      </w:r>
+      <w:proofErr w:type="spellEnd"/>
+      <w:r>
+        <w:rPr>
+          <w:i/>
+          <w:iCs/>
+          <w:sz w:val="28"/>
+          <w:szCs w:val="32"/>
+        </w:rPr>
+        <w:t xml:space="preserve"> </w:t>
+      </w:r>
+      <w:proofErr w:type="spellStart"/>
+      <w:r>
+        <w:rPr>
+          <w:i/>
+          <w:iCs/>
+          <w:sz w:val="28"/>
+          <w:szCs w:val="32"/>
+        </w:rPr>
+        <w:t>đoạn</w:t>
+      </w:r>
+      <w:proofErr w:type="spellEnd"/>
+      <w:r>
+        <w:rPr>
+          <w:i/>
+          <w:iCs/>
+          <w:sz w:val="28"/>
+          <w:szCs w:val="32"/>
+        </w:rPr>
+        <w:t xml:space="preserve"> </w:t>
+      </w:r>
+      <w:proofErr w:type="spellStart"/>
+      <w:r>
+        <w:rPr>
+          <w:i/>
+          <w:iCs/>
+          <w:sz w:val="28"/>
+          <w:szCs w:val="32"/>
+        </w:rPr>
+        <w:t>tăng</w:t>
+      </w:r>
+      <w:proofErr w:type="spellEnd"/>
+      <w:r>
+        <w:rPr>
+          <w:i/>
+          <w:iCs/>
+          <w:sz w:val="28"/>
+          <w:szCs w:val="32"/>
+        </w:rPr>
+        <w:t xml:space="preserve"> </w:t>
+      </w:r>
+      <w:proofErr w:type="spellStart"/>
+      <w:r>
+        <w:rPr>
+          <w:i/>
+          <w:iCs/>
+          <w:sz w:val="28"/>
+          <w:szCs w:val="32"/>
+        </w:rPr>
+        <w:t>trưởng</w:t>
+      </w:r>
+      <w:proofErr w:type="spellEnd"/>
+      <w:r>
+        <w:rPr>
+          <w:i/>
+          <w:iCs/>
+          <w:sz w:val="28"/>
+          <w:szCs w:val="32"/>
+        </w:rPr>
+        <w:t>)</w:t>
       </w:r>
       <w:r>
         <w:rPr>
@@ -2671,6 +6865,7 @@
           <w:sz w:val="28"/>
           <w:szCs w:val="28"/>
         </w:rPr>
+        <w:lastRenderedPageBreak/>
         <w:t>III</w:t>
       </w:r>
       <w:r>
@@ -2700,7 +6895,25 @@
           <w:sz w:val="28"/>
           <w:szCs w:val="28"/>
         </w:rPr>
-        <w:t xml:space="preserve">- Tôi cam </w:t>
+        <w:t xml:space="preserve">- </w:t>
+      </w:r>
+      <w:proofErr w:type="spellStart"/>
+      <w:r>
+        <w:rPr>
+          <w:spacing w:val="4"/>
+          <w:sz w:val="28"/>
+          <w:szCs w:val="28"/>
+        </w:rPr>
+        <w:t>Tôi</w:t>
+      </w:r>
+      <w:proofErr w:type="spellEnd"/>
+      <w:r>
+        <w:rPr>
+          <w:spacing w:val="4"/>
+          <w:sz w:val="28"/>
+          <w:szCs w:val="28"/>
+        </w:rPr>
+        <w:t xml:space="preserve"> cam </w:t>
       </w:r>
       <w:r>
         <w:rPr>
@@ -2717,7 +6930,88 @@
           <w:sz w:val="28"/>
           <w:szCs w:val="28"/>
         </w:rPr>
-        <w:t xml:space="preserve"> dự án trên thuộc qu</w:t>
+        <w:t xml:space="preserve"> </w:t>
+      </w:r>
+      <w:proofErr w:type="spellStart"/>
+      <w:r>
+        <w:rPr>
+          <w:spacing w:val="4"/>
+          <w:sz w:val="28"/>
+          <w:szCs w:val="28"/>
+        </w:rPr>
+        <w:t>dự</w:t>
+      </w:r>
+      <w:proofErr w:type="spellEnd"/>
+      <w:r>
+        <w:rPr>
+          <w:spacing w:val="4"/>
+          <w:sz w:val="28"/>
+          <w:szCs w:val="28"/>
+        </w:rPr>
+        <w:t xml:space="preserve"> </w:t>
+      </w:r>
+      <w:proofErr w:type="spellStart"/>
+      <w:r>
+        <w:rPr>
+          <w:spacing w:val="4"/>
+          <w:sz w:val="28"/>
+          <w:szCs w:val="28"/>
+        </w:rPr>
+        <w:t>án</w:t>
+      </w:r>
+      <w:proofErr w:type="spellEnd"/>
+      <w:r>
+        <w:rPr>
+          <w:spacing w:val="4"/>
+          <w:sz w:val="28"/>
+          <w:szCs w:val="28"/>
+        </w:rPr>
+        <w:t xml:space="preserve"> </w:t>
+      </w:r>
+      <w:proofErr w:type="spellStart"/>
+      <w:r>
+        <w:rPr>
+          <w:spacing w:val="4"/>
+          <w:sz w:val="28"/>
+          <w:szCs w:val="28"/>
+        </w:rPr>
+        <w:t>trên</w:t>
+      </w:r>
+      <w:proofErr w:type="spellEnd"/>
+      <w:r>
+        <w:rPr>
+          <w:spacing w:val="4"/>
+          <w:sz w:val="28"/>
+          <w:szCs w:val="28"/>
+        </w:rPr>
+        <w:t xml:space="preserve"> </w:t>
+      </w:r>
+      <w:proofErr w:type="spellStart"/>
+      <w:r>
+        <w:rPr>
+          <w:spacing w:val="4"/>
+          <w:sz w:val="28"/>
+          <w:szCs w:val="28"/>
+        </w:rPr>
+        <w:t>thuộc</w:t>
+      </w:r>
+      <w:proofErr w:type="spellEnd"/>
+      <w:r>
+        <w:rPr>
+          <w:spacing w:val="4"/>
+          <w:sz w:val="28"/>
+          <w:szCs w:val="28"/>
+        </w:rPr>
+        <w:t xml:space="preserve"> </w:t>
+      </w:r>
+      <w:proofErr w:type="spellStart"/>
+      <w:r>
+        <w:rPr>
+          <w:spacing w:val="4"/>
+          <w:sz w:val="28"/>
+          <w:szCs w:val="28"/>
+        </w:rPr>
+        <w:t>qu</w:t>
       </w:r>
       <w:r>
         <w:rPr>
@@ -2733,8 +7027,117 @@
           <w:sz w:val="28"/>
           <w:szCs w:val="28"/>
         </w:rPr>
-        <w:t>ền sở hữu của cá nhân tôi</w:t>
-      </w:r>
+        <w:t>ền</w:t>
+      </w:r>
+      <w:proofErr w:type="spellEnd"/>
+      <w:r>
+        <w:rPr>
+          <w:spacing w:val="4"/>
+          <w:sz w:val="28"/>
+          <w:szCs w:val="28"/>
+        </w:rPr>
+        <w:t xml:space="preserve"> </w:t>
+      </w:r>
+      <w:proofErr w:type="spellStart"/>
+      <w:r>
+        <w:rPr>
+          <w:spacing w:val="4"/>
+          <w:sz w:val="28"/>
+          <w:szCs w:val="28"/>
+        </w:rPr>
+        <w:t>sở</w:t>
+      </w:r>
+      <w:proofErr w:type="spellEnd"/>
+      <w:r>
+        <w:rPr>
+          <w:spacing w:val="4"/>
+          <w:sz w:val="28"/>
+          <w:szCs w:val="28"/>
+        </w:rPr>
+        <w:t xml:space="preserve"> </w:t>
+      </w:r>
+      <w:proofErr w:type="spellStart"/>
+      <w:r>
+        <w:rPr>
+          <w:spacing w:val="4"/>
+          <w:sz w:val="28"/>
+          <w:szCs w:val="28"/>
+        </w:rPr>
+        <w:t>hữu</w:t>
+      </w:r>
+      <w:proofErr w:type="spellEnd"/>
+      <w:r>
+        <w:rPr>
+          <w:spacing w:val="4"/>
+          <w:sz w:val="28"/>
+          <w:szCs w:val="28"/>
+        </w:rPr>
+        <w:t xml:space="preserve"> </w:t>
+      </w:r>
+      <w:proofErr w:type="spellStart"/>
+      <w:r>
+        <w:rPr>
+          <w:spacing w:val="4"/>
+          <w:sz w:val="28"/>
+          <w:szCs w:val="28"/>
+        </w:rPr>
+        <w:t>của</w:t>
+      </w:r>
+      <w:proofErr w:type="spellEnd"/>
+      <w:r>
+        <w:rPr>
+          <w:spacing w:val="4"/>
+          <w:sz w:val="28"/>
+          <w:szCs w:val="28"/>
+        </w:rPr>
+        <w:t xml:space="preserve"> </w:t>
+      </w:r>
+      <w:proofErr w:type="spellStart"/>
+      <w:r>
+        <w:rPr>
+          <w:spacing w:val="4"/>
+          <w:sz w:val="28"/>
+          <w:szCs w:val="28"/>
+        </w:rPr>
+        <w:t>cá</w:t>
+      </w:r>
+      <w:proofErr w:type="spellEnd"/>
+      <w:r>
+        <w:rPr>
+          <w:spacing w:val="4"/>
+          <w:sz w:val="28"/>
+          <w:szCs w:val="28"/>
+        </w:rPr>
+        <w:t xml:space="preserve"> </w:t>
+      </w:r>
+      <w:proofErr w:type="spellStart"/>
+      <w:r>
+        <w:rPr>
+          <w:spacing w:val="4"/>
+          <w:sz w:val="28"/>
+          <w:szCs w:val="28"/>
+        </w:rPr>
+        <w:t>nhân</w:t>
+      </w:r>
+      <w:proofErr w:type="spellEnd"/>
+      <w:r>
+        <w:rPr>
+          <w:spacing w:val="4"/>
+          <w:sz w:val="28"/>
+          <w:szCs w:val="28"/>
+        </w:rPr>
+        <w:t xml:space="preserve"> </w:t>
+      </w:r>
+      <w:proofErr w:type="spellStart"/>
+      <w:r>
+        <w:rPr>
+          <w:spacing w:val="4"/>
+          <w:sz w:val="28"/>
+          <w:szCs w:val="28"/>
+        </w:rPr>
+        <w:t>tôi</w:t>
+      </w:r>
+      <w:proofErr w:type="spellEnd"/>
       <w:r>
         <w:rPr>
           <w:spacing w:val="4"/>
@@ -2751,8 +7154,9 @@
           <w:sz w:val="28"/>
           <w:szCs w:val="28"/>
         </w:rPr>
-        <w:t>(và các</w:t>
-      </w:r>
+        <w:t>(</w:t>
+      </w:r>
+      <w:proofErr w:type="spellStart"/>
       <w:r>
         <w:rPr>
           <w:i/>
@@ -2761,8 +7165,9 @@
           <w:sz w:val="28"/>
           <w:szCs w:val="28"/>
         </w:rPr>
-        <w:br/>
-      </w:r>
+        <w:t>và</w:t>
+      </w:r>
+      <w:proofErr w:type="spellEnd"/>
       <w:r>
         <w:rPr>
           <w:i/>
@@ -2771,16 +7176,438 @@
           <w:sz w:val="28"/>
           <w:szCs w:val="28"/>
         </w:rPr>
-        <w:t>đồng sáng lập)</w:t>
-      </w:r>
-      <w:r>
-        <w:rPr>
-          <w:spacing w:val="4"/>
-          <w:sz w:val="28"/>
-          <w:szCs w:val="28"/>
-        </w:rPr>
-        <w:t>. Tôi sẽ là người chịu trách nhiệm với mọi tranh chấp liên quan đến quyền sở hữu Dự án</w:t>
-      </w:r>
+        <w:t xml:space="preserve"> </w:t>
+      </w:r>
+      <w:proofErr w:type="spellStart"/>
+      <w:r>
+        <w:rPr>
+          <w:i/>
+          <w:iCs/>
+          <w:spacing w:val="4"/>
+          <w:sz w:val="28"/>
+          <w:szCs w:val="28"/>
+        </w:rPr>
+        <w:t>các</w:t>
+      </w:r>
+      <w:proofErr w:type="spellEnd"/>
+      <w:r>
+        <w:rPr>
+          <w:i/>
+          <w:iCs/>
+          <w:spacing w:val="4"/>
+          <w:sz w:val="28"/>
+          <w:szCs w:val="28"/>
+        </w:rPr>
+        <w:br/>
+      </w:r>
+      <w:proofErr w:type="spellStart"/>
+      <w:r>
+        <w:rPr>
+          <w:i/>
+          <w:iCs/>
+          <w:spacing w:val="4"/>
+          <w:sz w:val="28"/>
+          <w:szCs w:val="28"/>
+        </w:rPr>
+        <w:t>đồng</w:t>
+      </w:r>
+      <w:proofErr w:type="spellEnd"/>
+      <w:r>
+        <w:rPr>
+          <w:i/>
+          <w:iCs/>
+          <w:spacing w:val="4"/>
+          <w:sz w:val="28"/>
+          <w:szCs w:val="28"/>
+        </w:rPr>
+        <w:t xml:space="preserve"> </w:t>
+      </w:r>
+      <w:proofErr w:type="spellStart"/>
+      <w:r>
+        <w:rPr>
+          <w:i/>
+          <w:iCs/>
+          <w:spacing w:val="4"/>
+          <w:sz w:val="28"/>
+          <w:szCs w:val="28"/>
+        </w:rPr>
+        <w:t>sáng</w:t>
+      </w:r>
+      <w:proofErr w:type="spellEnd"/>
+      <w:r>
+        <w:rPr>
+          <w:i/>
+          <w:iCs/>
+          <w:spacing w:val="4"/>
+          <w:sz w:val="28"/>
+          <w:szCs w:val="28"/>
+        </w:rPr>
+        <w:t xml:space="preserve"> </w:t>
+      </w:r>
+      <w:proofErr w:type="spellStart"/>
+      <w:r>
+        <w:rPr>
+          <w:i/>
+          <w:iCs/>
+          <w:spacing w:val="4"/>
+          <w:sz w:val="28"/>
+          <w:szCs w:val="28"/>
+        </w:rPr>
+        <w:t>lập</w:t>
+      </w:r>
+      <w:proofErr w:type="spellEnd"/>
+      <w:r>
+        <w:rPr>
+          <w:i/>
+          <w:iCs/>
+          <w:spacing w:val="4"/>
+          <w:sz w:val="28"/>
+          <w:szCs w:val="28"/>
+        </w:rPr>
+        <w:t>)</w:t>
+      </w:r>
+      <w:r>
+        <w:rPr>
+          <w:spacing w:val="4"/>
+          <w:sz w:val="28"/>
+          <w:szCs w:val="28"/>
+        </w:rPr>
+        <w:t xml:space="preserve">. </w:t>
+      </w:r>
+      <w:proofErr w:type="spellStart"/>
+      <w:r>
+        <w:rPr>
+          <w:spacing w:val="4"/>
+          <w:sz w:val="28"/>
+          <w:szCs w:val="28"/>
+        </w:rPr>
+        <w:t>Tôi</w:t>
+      </w:r>
+      <w:proofErr w:type="spellEnd"/>
+      <w:r>
+        <w:rPr>
+          <w:spacing w:val="4"/>
+          <w:sz w:val="28"/>
+          <w:szCs w:val="28"/>
+        </w:rPr>
+        <w:t xml:space="preserve"> </w:t>
+      </w:r>
+      <w:proofErr w:type="spellStart"/>
+      <w:r>
+        <w:rPr>
+          <w:spacing w:val="4"/>
+          <w:sz w:val="28"/>
+          <w:szCs w:val="28"/>
+        </w:rPr>
+        <w:t>sẽ</w:t>
+      </w:r>
+      <w:proofErr w:type="spellEnd"/>
+      <w:r>
+        <w:rPr>
+          <w:spacing w:val="4"/>
+          <w:sz w:val="28"/>
+          <w:szCs w:val="28"/>
+        </w:rPr>
+        <w:t xml:space="preserve"> </w:t>
+      </w:r>
+      <w:proofErr w:type="spellStart"/>
+      <w:r>
+        <w:rPr>
+          <w:spacing w:val="4"/>
+          <w:sz w:val="28"/>
+          <w:szCs w:val="28"/>
+        </w:rPr>
+        <w:t>là</w:t>
+      </w:r>
+      <w:proofErr w:type="spellEnd"/>
+      <w:r>
+        <w:rPr>
+          <w:spacing w:val="4"/>
+          <w:sz w:val="28"/>
+          <w:szCs w:val="28"/>
+        </w:rPr>
+        <w:t xml:space="preserve"> </w:t>
+      </w:r>
+      <w:proofErr w:type="spellStart"/>
+      <w:r>
+        <w:rPr>
+          <w:spacing w:val="4"/>
+          <w:sz w:val="28"/>
+          <w:szCs w:val="28"/>
+        </w:rPr>
+        <w:t>người</w:t>
+      </w:r>
+      <w:proofErr w:type="spellEnd"/>
+      <w:r>
+        <w:rPr>
+          <w:spacing w:val="4"/>
+          <w:sz w:val="28"/>
+          <w:szCs w:val="28"/>
+        </w:rPr>
+        <w:t xml:space="preserve"> </w:t>
+      </w:r>
+      <w:proofErr w:type="spellStart"/>
+      <w:r>
+        <w:rPr>
+          <w:spacing w:val="4"/>
+          <w:sz w:val="28"/>
+          <w:szCs w:val="28"/>
+        </w:rPr>
+        <w:t>chịu</w:t>
+      </w:r>
+      <w:proofErr w:type="spellEnd"/>
+      <w:r>
+        <w:rPr>
+          <w:spacing w:val="4"/>
+          <w:sz w:val="28"/>
+          <w:szCs w:val="28"/>
+        </w:rPr>
+        <w:t xml:space="preserve"> </w:t>
+      </w:r>
+      <w:proofErr w:type="spellStart"/>
+      <w:r>
+        <w:rPr>
+          <w:spacing w:val="4"/>
+          <w:sz w:val="28"/>
+          <w:szCs w:val="28"/>
+        </w:rPr>
+        <w:t>trách</w:t>
+      </w:r>
+      <w:proofErr w:type="spellEnd"/>
+      <w:r>
+        <w:rPr>
+          <w:spacing w:val="4"/>
+          <w:sz w:val="28"/>
+          <w:szCs w:val="28"/>
+        </w:rPr>
+        <w:t xml:space="preserve"> </w:t>
+      </w:r>
+      <w:proofErr w:type="spellStart"/>
+      <w:r>
+        <w:rPr>
+          <w:spacing w:val="4"/>
+          <w:sz w:val="28"/>
+          <w:szCs w:val="28"/>
+        </w:rPr>
+        <w:t>nhiệm</w:t>
+      </w:r>
+      <w:proofErr w:type="spellEnd"/>
+      <w:r>
+        <w:rPr>
+          <w:spacing w:val="4"/>
+          <w:sz w:val="28"/>
+          <w:szCs w:val="28"/>
+        </w:rPr>
+        <w:t xml:space="preserve"> </w:t>
+      </w:r>
+      <w:proofErr w:type="spellStart"/>
+      <w:r>
+        <w:rPr>
+          <w:spacing w:val="4"/>
+          <w:sz w:val="28"/>
+          <w:szCs w:val="28"/>
+        </w:rPr>
+        <w:t>với</w:t>
+      </w:r>
+      <w:proofErr w:type="spellEnd"/>
+      <w:r>
+        <w:rPr>
+          <w:spacing w:val="4"/>
+          <w:sz w:val="28"/>
+          <w:szCs w:val="28"/>
+        </w:rPr>
+        <w:t xml:space="preserve"> </w:t>
+      </w:r>
+      <w:proofErr w:type="spellStart"/>
+      <w:r>
+        <w:rPr>
+          <w:spacing w:val="4"/>
+          <w:sz w:val="28"/>
+          <w:szCs w:val="28"/>
+        </w:rPr>
+        <w:t>mọi</w:t>
+      </w:r>
+      <w:proofErr w:type="spellEnd"/>
+      <w:r>
+        <w:rPr>
+          <w:spacing w:val="4"/>
+          <w:sz w:val="28"/>
+          <w:szCs w:val="28"/>
+        </w:rPr>
+        <w:t xml:space="preserve"> </w:t>
+      </w:r>
+      <w:proofErr w:type="spellStart"/>
+      <w:r>
+        <w:rPr>
+          <w:spacing w:val="4"/>
+          <w:sz w:val="28"/>
+          <w:szCs w:val="28"/>
+        </w:rPr>
+        <w:t>tranh</w:t>
+      </w:r>
+      <w:proofErr w:type="spellEnd"/>
+      <w:r>
+        <w:rPr>
+          <w:spacing w:val="4"/>
+          <w:sz w:val="28"/>
+          <w:szCs w:val="28"/>
+        </w:rPr>
+        <w:t xml:space="preserve"> </w:t>
+      </w:r>
+      <w:proofErr w:type="spellStart"/>
+      <w:r>
+        <w:rPr>
+          <w:spacing w:val="4"/>
+          <w:sz w:val="28"/>
+          <w:szCs w:val="28"/>
+        </w:rPr>
+        <w:t>chấp</w:t>
+      </w:r>
+      <w:proofErr w:type="spellEnd"/>
+      <w:r>
+        <w:rPr>
+          <w:spacing w:val="4"/>
+          <w:sz w:val="28"/>
+          <w:szCs w:val="28"/>
+        </w:rPr>
+        <w:t xml:space="preserve"> </w:t>
+      </w:r>
+      <w:proofErr w:type="spellStart"/>
+      <w:r>
+        <w:rPr>
+          <w:spacing w:val="4"/>
+          <w:sz w:val="28"/>
+          <w:szCs w:val="28"/>
+        </w:rPr>
+        <w:t>liên</w:t>
+      </w:r>
+      <w:proofErr w:type="spellEnd"/>
+      <w:r>
+        <w:rPr>
+          <w:spacing w:val="4"/>
+          <w:sz w:val="28"/>
+          <w:szCs w:val="28"/>
+        </w:rPr>
+        <w:t xml:space="preserve"> </w:t>
+      </w:r>
+      <w:proofErr w:type="spellStart"/>
+      <w:r>
+        <w:rPr>
+          <w:spacing w:val="4"/>
+          <w:sz w:val="28"/>
+          <w:szCs w:val="28"/>
+        </w:rPr>
+        <w:t>quan</w:t>
+      </w:r>
+      <w:proofErr w:type="spellEnd"/>
+      <w:r>
+        <w:rPr>
+          <w:spacing w:val="4"/>
+          <w:sz w:val="28"/>
+          <w:szCs w:val="28"/>
+        </w:rPr>
+        <w:t xml:space="preserve"> </w:t>
+      </w:r>
+      <w:proofErr w:type="spellStart"/>
+      <w:r>
+        <w:rPr>
+          <w:spacing w:val="4"/>
+          <w:sz w:val="28"/>
+          <w:szCs w:val="28"/>
+        </w:rPr>
+        <w:t>đến</w:t>
+      </w:r>
+      <w:proofErr w:type="spellEnd"/>
+      <w:r>
+        <w:rPr>
+          <w:spacing w:val="4"/>
+          <w:sz w:val="28"/>
+          <w:szCs w:val="28"/>
+        </w:rPr>
+        <w:t xml:space="preserve"> </w:t>
+      </w:r>
+      <w:proofErr w:type="spellStart"/>
+      <w:r>
+        <w:rPr>
+          <w:spacing w:val="4"/>
+          <w:sz w:val="28"/>
+          <w:szCs w:val="28"/>
+        </w:rPr>
+        <w:t>quyền</w:t>
+      </w:r>
+      <w:proofErr w:type="spellEnd"/>
+      <w:r>
+        <w:rPr>
+          <w:spacing w:val="4"/>
+          <w:sz w:val="28"/>
+          <w:szCs w:val="28"/>
+        </w:rPr>
+        <w:t xml:space="preserve"> </w:t>
+      </w:r>
+      <w:proofErr w:type="spellStart"/>
+      <w:r>
+        <w:rPr>
+          <w:spacing w:val="4"/>
+          <w:sz w:val="28"/>
+          <w:szCs w:val="28"/>
+        </w:rPr>
+        <w:t>sở</w:t>
+      </w:r>
+      <w:proofErr w:type="spellEnd"/>
+      <w:r>
+        <w:rPr>
+          <w:spacing w:val="4"/>
+          <w:sz w:val="28"/>
+          <w:szCs w:val="28"/>
+        </w:rPr>
+        <w:t xml:space="preserve"> </w:t>
+      </w:r>
+      <w:proofErr w:type="spellStart"/>
+      <w:r>
+        <w:rPr>
+          <w:spacing w:val="4"/>
+          <w:sz w:val="28"/>
+          <w:szCs w:val="28"/>
+        </w:rPr>
+        <w:t>hữu</w:t>
+      </w:r>
+      <w:proofErr w:type="spellEnd"/>
+      <w:r>
+        <w:rPr>
+          <w:spacing w:val="4"/>
+          <w:sz w:val="28"/>
+          <w:szCs w:val="28"/>
+        </w:rPr>
+        <w:t xml:space="preserve"> </w:t>
+      </w:r>
+      <w:proofErr w:type="spellStart"/>
+      <w:r>
+        <w:rPr>
+          <w:spacing w:val="4"/>
+          <w:sz w:val="28"/>
+          <w:szCs w:val="28"/>
+        </w:rPr>
+        <w:t>Dự</w:t>
+      </w:r>
+      <w:proofErr w:type="spellEnd"/>
+      <w:r>
+        <w:rPr>
+          <w:spacing w:val="4"/>
+          <w:sz w:val="28"/>
+          <w:szCs w:val="28"/>
+        </w:rPr>
+        <w:t xml:space="preserve"> </w:t>
+      </w:r>
+      <w:proofErr w:type="spellStart"/>
+      <w:r>
+        <w:rPr>
+          <w:spacing w:val="4"/>
+          <w:sz w:val="28"/>
+          <w:szCs w:val="28"/>
+        </w:rPr>
+        <w:t>án</w:t>
+      </w:r>
+      <w:proofErr w:type="spellEnd"/>
       <w:r>
         <w:rPr>
           <w:spacing w:val="4"/>
@@ -2806,15 +7633,14 @@
         <w:rPr>
           <w:noProof/>
         </w:rPr>
-        <w:lastRenderedPageBreak/>
         <w:drawing>
-          <wp:anchor distT="0" distB="0" distL="114300" distR="114300" simplePos="0" relativeHeight="251660288" behindDoc="1" locked="0" layoutInCell="1" allowOverlap="1" wp14:anchorId="4F604A60" wp14:editId="4B2807E3">
+          <wp:anchor distT="0" distB="0" distL="114300" distR="114300" simplePos="0" relativeHeight="251660288" behindDoc="1" locked="0" layoutInCell="1" allowOverlap="1" wp14:anchorId="4F604A60" wp14:editId="74434D1B">
             <wp:simplePos x="0" y="0"/>
             <wp:positionH relativeFrom="margin">
-              <wp:align>right</wp:align>
+              <wp:posOffset>3149918</wp:posOffset>
             </wp:positionH>
             <wp:positionV relativeFrom="paragraph">
-              <wp:posOffset>220192</wp:posOffset>
+              <wp:posOffset>578802</wp:posOffset>
             </wp:positionV>
             <wp:extent cx="2065472" cy="3156857"/>
             <wp:effectExtent l="0" t="0" r="0" b="0"/>
@@ -2876,23 +7702,241 @@
           <w:sz w:val="28"/>
           <w:szCs w:val="28"/>
         </w:rPr>
-        <w:t xml:space="preserve">- Tôi đồng ý cho Ban Tổ chức công bố </w:t>
-      </w:r>
-      <w:r>
-        <w:rPr>
-          <w:spacing w:val="4"/>
-          <w:sz w:val="28"/>
-          <w:szCs w:val="28"/>
-        </w:rPr>
-        <w:t xml:space="preserve">thông tin </w:t>
-      </w:r>
-      <w:r>
-        <w:rPr>
-          <w:spacing w:val="4"/>
-          <w:sz w:val="28"/>
-          <w:szCs w:val="28"/>
-        </w:rPr>
-        <w:t xml:space="preserve">dự án của mình trên </w:t>
+        <w:t xml:space="preserve">- </w:t>
+      </w:r>
+      <w:proofErr w:type="spellStart"/>
+      <w:r>
+        <w:rPr>
+          <w:spacing w:val="4"/>
+          <w:sz w:val="28"/>
+          <w:szCs w:val="28"/>
+        </w:rPr>
+        <w:t>Tôi</w:t>
+      </w:r>
+      <w:proofErr w:type="spellEnd"/>
+      <w:r>
+        <w:rPr>
+          <w:spacing w:val="4"/>
+          <w:sz w:val="28"/>
+          <w:szCs w:val="28"/>
+        </w:rPr>
+        <w:t xml:space="preserve"> </w:t>
+      </w:r>
+      <w:proofErr w:type="spellStart"/>
+      <w:r>
+        <w:rPr>
+          <w:spacing w:val="4"/>
+          <w:sz w:val="28"/>
+          <w:szCs w:val="28"/>
+        </w:rPr>
+        <w:t>đồng</w:t>
+      </w:r>
+      <w:proofErr w:type="spellEnd"/>
+      <w:r>
+        <w:rPr>
+          <w:spacing w:val="4"/>
+          <w:sz w:val="28"/>
+          <w:szCs w:val="28"/>
+        </w:rPr>
+        <w:t xml:space="preserve"> ý </w:t>
+      </w:r>
+      <w:proofErr w:type="spellStart"/>
+      <w:r>
+        <w:rPr>
+          <w:spacing w:val="4"/>
+          <w:sz w:val="28"/>
+          <w:szCs w:val="28"/>
+        </w:rPr>
+        <w:t>cho</w:t>
+      </w:r>
+      <w:proofErr w:type="spellEnd"/>
+      <w:r>
+        <w:rPr>
+          <w:spacing w:val="4"/>
+          <w:sz w:val="28"/>
+          <w:szCs w:val="28"/>
+        </w:rPr>
+        <w:t xml:space="preserve"> Ban </w:t>
+      </w:r>
+      <w:proofErr w:type="spellStart"/>
+      <w:r>
+        <w:rPr>
+          <w:spacing w:val="4"/>
+          <w:sz w:val="28"/>
+          <w:szCs w:val="28"/>
+        </w:rPr>
+        <w:t>Tổ</w:t>
+      </w:r>
+      <w:proofErr w:type="spellEnd"/>
+      <w:r>
+        <w:rPr>
+          <w:spacing w:val="4"/>
+          <w:sz w:val="28"/>
+          <w:szCs w:val="28"/>
+        </w:rPr>
+        <w:t xml:space="preserve"> </w:t>
+      </w:r>
+      <w:proofErr w:type="spellStart"/>
+      <w:r>
+        <w:rPr>
+          <w:spacing w:val="4"/>
+          <w:sz w:val="28"/>
+          <w:szCs w:val="28"/>
+        </w:rPr>
+        <w:t>chức</w:t>
+      </w:r>
+      <w:proofErr w:type="spellEnd"/>
+      <w:r>
+        <w:rPr>
+          <w:spacing w:val="4"/>
+          <w:sz w:val="28"/>
+          <w:szCs w:val="28"/>
+        </w:rPr>
+        <w:t xml:space="preserve"> </w:t>
+      </w:r>
+      <w:proofErr w:type="spellStart"/>
+      <w:r>
+        <w:rPr>
+          <w:spacing w:val="4"/>
+          <w:sz w:val="28"/>
+          <w:szCs w:val="28"/>
+        </w:rPr>
+        <w:t>công</w:t>
+      </w:r>
+      <w:proofErr w:type="spellEnd"/>
+      <w:r>
+        <w:rPr>
+          <w:spacing w:val="4"/>
+          <w:sz w:val="28"/>
+          <w:szCs w:val="28"/>
+        </w:rPr>
+        <w:t xml:space="preserve"> </w:t>
+      </w:r>
+      <w:proofErr w:type="spellStart"/>
+      <w:r>
+        <w:rPr>
+          <w:spacing w:val="4"/>
+          <w:sz w:val="28"/>
+          <w:szCs w:val="28"/>
+        </w:rPr>
+        <w:t>bố</w:t>
+      </w:r>
+      <w:proofErr w:type="spellEnd"/>
+      <w:r>
+        <w:rPr>
+          <w:spacing w:val="4"/>
+          <w:sz w:val="28"/>
+          <w:szCs w:val="28"/>
+        </w:rPr>
+        <w:t xml:space="preserve"> </w:t>
+      </w:r>
+      <w:proofErr w:type="spellStart"/>
+      <w:r>
+        <w:rPr>
+          <w:spacing w:val="4"/>
+          <w:sz w:val="28"/>
+          <w:szCs w:val="28"/>
+        </w:rPr>
+        <w:t>thông</w:t>
+      </w:r>
+      <w:proofErr w:type="spellEnd"/>
+      <w:r>
+        <w:rPr>
+          <w:spacing w:val="4"/>
+          <w:sz w:val="28"/>
+          <w:szCs w:val="28"/>
+        </w:rPr>
+        <w:t xml:space="preserve"> tin </w:t>
+      </w:r>
+      <w:proofErr w:type="spellStart"/>
+      <w:r>
+        <w:rPr>
+          <w:spacing w:val="4"/>
+          <w:sz w:val="28"/>
+          <w:szCs w:val="28"/>
+        </w:rPr>
+        <w:t>dự</w:t>
+      </w:r>
+      <w:proofErr w:type="spellEnd"/>
+      <w:r>
+        <w:rPr>
+          <w:spacing w:val="4"/>
+          <w:sz w:val="28"/>
+          <w:szCs w:val="28"/>
+        </w:rPr>
+        <w:t xml:space="preserve"> </w:t>
+      </w:r>
+      <w:proofErr w:type="spellStart"/>
+      <w:r>
+        <w:rPr>
+          <w:spacing w:val="4"/>
+          <w:sz w:val="28"/>
+          <w:szCs w:val="28"/>
+        </w:rPr>
+        <w:t>án</w:t>
+      </w:r>
+      <w:proofErr w:type="spellEnd"/>
+      <w:r>
+        <w:rPr>
+          <w:spacing w:val="4"/>
+          <w:sz w:val="28"/>
+          <w:szCs w:val="28"/>
+        </w:rPr>
+        <w:t xml:space="preserve"> </w:t>
+      </w:r>
+      <w:proofErr w:type="spellStart"/>
+      <w:r>
+        <w:rPr>
+          <w:spacing w:val="4"/>
+          <w:sz w:val="28"/>
+          <w:szCs w:val="28"/>
+        </w:rPr>
+        <w:t>của</w:t>
+      </w:r>
+      <w:proofErr w:type="spellEnd"/>
+      <w:r>
+        <w:rPr>
+          <w:spacing w:val="4"/>
+          <w:sz w:val="28"/>
+          <w:szCs w:val="28"/>
+        </w:rPr>
+        <w:t xml:space="preserve"> </w:t>
+      </w:r>
+      <w:proofErr w:type="spellStart"/>
+      <w:r>
+        <w:rPr>
+          <w:spacing w:val="4"/>
+          <w:sz w:val="28"/>
+          <w:szCs w:val="28"/>
+        </w:rPr>
+        <w:t>mình</w:t>
+      </w:r>
+      <w:proofErr w:type="spellEnd"/>
+      <w:r>
+        <w:rPr>
+          <w:spacing w:val="4"/>
+          <w:sz w:val="28"/>
+          <w:szCs w:val="28"/>
+        </w:rPr>
+        <w:t xml:space="preserve"> </w:t>
+      </w:r>
+      <w:proofErr w:type="spellStart"/>
+      <w:r>
+        <w:rPr>
+          <w:spacing w:val="4"/>
+          <w:sz w:val="28"/>
+          <w:szCs w:val="28"/>
+        </w:rPr>
+        <w:t>trên</w:t>
+      </w:r>
+      <w:proofErr w:type="spellEnd"/>
+      <w:r>
+        <w:rPr>
+          <w:spacing w:val="4"/>
+          <w:sz w:val="28"/>
+          <w:szCs w:val="28"/>
+        </w:rPr>
+        <w:t xml:space="preserve"> </w:t>
       </w:r>
       <w:r>
         <w:rPr>
@@ -2902,29 +7946,509 @@
         </w:rPr>
         <w:br/>
       </w:r>
-      <w:r>
-        <w:rPr>
-          <w:spacing w:val="4"/>
-          <w:sz w:val="28"/>
-          <w:szCs w:val="28"/>
-        </w:rPr>
-        <w:t xml:space="preserve">các phương tiện thông tin đại chúng cho mục đích truyền thông </w:t>
-      </w:r>
-      <w:r>
-        <w:rPr>
-          <w:spacing w:val="4"/>
-          <w:sz w:val="28"/>
-          <w:szCs w:val="28"/>
-        </w:rPr>
-        <w:t xml:space="preserve">nhằm </w:t>
-      </w:r>
-      <w:r>
-        <w:rPr>
-          <w:spacing w:val="4"/>
-          <w:sz w:val="28"/>
-          <w:szCs w:val="28"/>
-        </w:rPr>
-        <w:t xml:space="preserve">cổ động, khuyến khích tinh thần khởi nghiệp mà không phải trả bất kỳ chi phí nào. </w:t>
+      <w:proofErr w:type="spellStart"/>
+      <w:r>
+        <w:rPr>
+          <w:spacing w:val="4"/>
+          <w:sz w:val="28"/>
+          <w:szCs w:val="28"/>
+        </w:rPr>
+        <w:t>các</w:t>
+      </w:r>
+      <w:proofErr w:type="spellEnd"/>
+      <w:r>
+        <w:rPr>
+          <w:spacing w:val="4"/>
+          <w:sz w:val="28"/>
+          <w:szCs w:val="28"/>
+        </w:rPr>
+        <w:t xml:space="preserve"> </w:t>
+      </w:r>
+      <w:proofErr w:type="spellStart"/>
+      <w:r>
+        <w:rPr>
+          <w:spacing w:val="4"/>
+          <w:sz w:val="28"/>
+          <w:szCs w:val="28"/>
+        </w:rPr>
+        <w:t>phương</w:t>
+      </w:r>
+      <w:proofErr w:type="spellEnd"/>
+      <w:r>
+        <w:rPr>
+          <w:spacing w:val="4"/>
+          <w:sz w:val="28"/>
+          <w:szCs w:val="28"/>
+        </w:rPr>
+        <w:t xml:space="preserve"> </w:t>
+      </w:r>
+      <w:proofErr w:type="spellStart"/>
+      <w:r>
+        <w:rPr>
+          <w:spacing w:val="4"/>
+          <w:sz w:val="28"/>
+          <w:szCs w:val="28"/>
+        </w:rPr>
+        <w:t>tiện</w:t>
+      </w:r>
+      <w:proofErr w:type="spellEnd"/>
+      <w:r>
+        <w:rPr>
+          <w:spacing w:val="4"/>
+          <w:sz w:val="28"/>
+          <w:szCs w:val="28"/>
+        </w:rPr>
+        <w:t xml:space="preserve"> </w:t>
+      </w:r>
+      <w:proofErr w:type="spellStart"/>
+      <w:r>
+        <w:rPr>
+          <w:spacing w:val="4"/>
+          <w:sz w:val="28"/>
+          <w:szCs w:val="28"/>
+        </w:rPr>
+        <w:t>thông</w:t>
+      </w:r>
+      <w:proofErr w:type="spellEnd"/>
+      <w:r>
+        <w:rPr>
+          <w:spacing w:val="4"/>
+          <w:sz w:val="28"/>
+          <w:szCs w:val="28"/>
+        </w:rPr>
+        <w:t xml:space="preserve"> tin </w:t>
+      </w:r>
+      <w:proofErr w:type="spellStart"/>
+      <w:r>
+        <w:rPr>
+          <w:spacing w:val="4"/>
+          <w:sz w:val="28"/>
+          <w:szCs w:val="28"/>
+        </w:rPr>
+        <w:t>đại</w:t>
+      </w:r>
+      <w:proofErr w:type="spellEnd"/>
+      <w:r>
+        <w:rPr>
+          <w:spacing w:val="4"/>
+          <w:sz w:val="28"/>
+          <w:szCs w:val="28"/>
+        </w:rPr>
+        <w:t xml:space="preserve"> </w:t>
+      </w:r>
+      <w:proofErr w:type="spellStart"/>
+      <w:r>
+        <w:rPr>
+          <w:spacing w:val="4"/>
+          <w:sz w:val="28"/>
+          <w:szCs w:val="28"/>
+        </w:rPr>
+        <w:t>chúng</w:t>
+      </w:r>
+      <w:proofErr w:type="spellEnd"/>
+      <w:r>
+        <w:rPr>
+          <w:spacing w:val="4"/>
+          <w:sz w:val="28"/>
+          <w:szCs w:val="28"/>
+        </w:rPr>
+        <w:t xml:space="preserve"> </w:t>
+      </w:r>
+      <w:proofErr w:type="spellStart"/>
+      <w:r>
+        <w:rPr>
+          <w:spacing w:val="4"/>
+          <w:sz w:val="28"/>
+          <w:szCs w:val="28"/>
+        </w:rPr>
+        <w:t>cho</w:t>
+      </w:r>
+      <w:proofErr w:type="spellEnd"/>
+      <w:r>
+        <w:rPr>
+          <w:spacing w:val="4"/>
+          <w:sz w:val="28"/>
+          <w:szCs w:val="28"/>
+        </w:rPr>
+        <w:t xml:space="preserve"> </w:t>
+      </w:r>
+      <w:proofErr w:type="spellStart"/>
+      <w:r>
+        <w:rPr>
+          <w:spacing w:val="4"/>
+          <w:sz w:val="28"/>
+          <w:szCs w:val="28"/>
+        </w:rPr>
+        <w:t>mục</w:t>
+      </w:r>
+      <w:proofErr w:type="spellEnd"/>
+      <w:r>
+        <w:rPr>
+          <w:spacing w:val="4"/>
+          <w:sz w:val="28"/>
+          <w:szCs w:val="28"/>
+        </w:rPr>
+        <w:t xml:space="preserve"> </w:t>
+      </w:r>
+      <w:proofErr w:type="spellStart"/>
+      <w:r>
+        <w:rPr>
+          <w:spacing w:val="4"/>
+          <w:sz w:val="28"/>
+          <w:szCs w:val="28"/>
+        </w:rPr>
+        <w:t>đích</w:t>
+      </w:r>
+      <w:proofErr w:type="spellEnd"/>
+      <w:r>
+        <w:rPr>
+          <w:spacing w:val="4"/>
+          <w:sz w:val="28"/>
+          <w:szCs w:val="28"/>
+        </w:rPr>
+        <w:t xml:space="preserve"> </w:t>
+      </w:r>
+      <w:proofErr w:type="spellStart"/>
+      <w:r>
+        <w:rPr>
+          <w:spacing w:val="4"/>
+          <w:sz w:val="28"/>
+          <w:szCs w:val="28"/>
+        </w:rPr>
+        <w:t>truyền</w:t>
+      </w:r>
+      <w:proofErr w:type="spellEnd"/>
+      <w:r>
+        <w:rPr>
+          <w:spacing w:val="4"/>
+          <w:sz w:val="28"/>
+          <w:szCs w:val="28"/>
+        </w:rPr>
+        <w:t xml:space="preserve"> </w:t>
+      </w:r>
+      <w:proofErr w:type="spellStart"/>
+      <w:r>
+        <w:rPr>
+          <w:spacing w:val="4"/>
+          <w:sz w:val="28"/>
+          <w:szCs w:val="28"/>
+        </w:rPr>
+        <w:t>thông</w:t>
+      </w:r>
+      <w:proofErr w:type="spellEnd"/>
+      <w:r>
+        <w:rPr>
+          <w:spacing w:val="4"/>
+          <w:sz w:val="28"/>
+          <w:szCs w:val="28"/>
+        </w:rPr>
+        <w:t xml:space="preserve"> </w:t>
+      </w:r>
+      <w:proofErr w:type="spellStart"/>
+      <w:r>
+        <w:rPr>
+          <w:spacing w:val="4"/>
+          <w:sz w:val="28"/>
+          <w:szCs w:val="28"/>
+        </w:rPr>
+        <w:t>nhằm</w:t>
+      </w:r>
+      <w:proofErr w:type="spellEnd"/>
+      <w:r>
+        <w:rPr>
+          <w:spacing w:val="4"/>
+          <w:sz w:val="28"/>
+          <w:szCs w:val="28"/>
+        </w:rPr>
+        <w:t xml:space="preserve"> </w:t>
+      </w:r>
+      <w:proofErr w:type="spellStart"/>
+      <w:r>
+        <w:rPr>
+          <w:spacing w:val="4"/>
+          <w:sz w:val="28"/>
+          <w:szCs w:val="28"/>
+        </w:rPr>
+        <w:t>cổ</w:t>
+      </w:r>
+      <w:proofErr w:type="spellEnd"/>
+      <w:r>
+        <w:rPr>
+          <w:spacing w:val="4"/>
+          <w:sz w:val="28"/>
+          <w:szCs w:val="28"/>
+        </w:rPr>
+        <w:t xml:space="preserve"> </w:t>
+      </w:r>
+      <w:proofErr w:type="spellStart"/>
+      <w:r>
+        <w:rPr>
+          <w:spacing w:val="4"/>
+          <w:sz w:val="28"/>
+          <w:szCs w:val="28"/>
+        </w:rPr>
+        <w:t>động</w:t>
+      </w:r>
+      <w:proofErr w:type="spellEnd"/>
+      <w:r>
+        <w:rPr>
+          <w:spacing w:val="4"/>
+          <w:sz w:val="28"/>
+          <w:szCs w:val="28"/>
+        </w:rPr>
+        <w:t xml:space="preserve">, </w:t>
+      </w:r>
+      <w:proofErr w:type="spellStart"/>
+      <w:r>
+        <w:rPr>
+          <w:spacing w:val="4"/>
+          <w:sz w:val="28"/>
+          <w:szCs w:val="28"/>
+        </w:rPr>
+        <w:t>khuyến</w:t>
+      </w:r>
+      <w:proofErr w:type="spellEnd"/>
+      <w:r>
+        <w:rPr>
+          <w:spacing w:val="4"/>
+          <w:sz w:val="28"/>
+          <w:szCs w:val="28"/>
+        </w:rPr>
+        <w:t xml:space="preserve"> </w:t>
+      </w:r>
+      <w:proofErr w:type="spellStart"/>
+      <w:r>
+        <w:rPr>
+          <w:spacing w:val="4"/>
+          <w:sz w:val="28"/>
+          <w:szCs w:val="28"/>
+        </w:rPr>
+        <w:t>khích</w:t>
+      </w:r>
+      <w:proofErr w:type="spellEnd"/>
+      <w:r>
+        <w:rPr>
+          <w:spacing w:val="4"/>
+          <w:sz w:val="28"/>
+          <w:szCs w:val="28"/>
+        </w:rPr>
+        <w:t xml:space="preserve"> </w:t>
+      </w:r>
+      <w:proofErr w:type="spellStart"/>
+      <w:r>
+        <w:rPr>
+          <w:spacing w:val="4"/>
+          <w:sz w:val="28"/>
+          <w:szCs w:val="28"/>
+        </w:rPr>
+        <w:t>tinh</w:t>
+      </w:r>
+      <w:proofErr w:type="spellEnd"/>
+      <w:r>
+        <w:rPr>
+          <w:spacing w:val="4"/>
+          <w:sz w:val="28"/>
+          <w:szCs w:val="28"/>
+        </w:rPr>
+        <w:t xml:space="preserve"> </w:t>
+      </w:r>
+      <w:proofErr w:type="spellStart"/>
+      <w:r>
+        <w:rPr>
+          <w:spacing w:val="4"/>
+          <w:sz w:val="28"/>
+          <w:szCs w:val="28"/>
+        </w:rPr>
+        <w:t>thần</w:t>
+      </w:r>
+      <w:proofErr w:type="spellEnd"/>
+      <w:r>
+        <w:rPr>
+          <w:spacing w:val="4"/>
+          <w:sz w:val="28"/>
+          <w:szCs w:val="28"/>
+        </w:rPr>
+        <w:t xml:space="preserve"> </w:t>
+      </w:r>
+      <w:proofErr w:type="spellStart"/>
+      <w:r>
+        <w:rPr>
+          <w:spacing w:val="4"/>
+          <w:sz w:val="28"/>
+          <w:szCs w:val="28"/>
+        </w:rPr>
+        <w:t>khởi</w:t>
+      </w:r>
+      <w:proofErr w:type="spellEnd"/>
+      <w:r>
+        <w:rPr>
+          <w:spacing w:val="4"/>
+          <w:sz w:val="28"/>
+          <w:szCs w:val="28"/>
+        </w:rPr>
+        <w:t xml:space="preserve"> </w:t>
+      </w:r>
+      <w:proofErr w:type="spellStart"/>
+      <w:r>
+        <w:rPr>
+          <w:spacing w:val="4"/>
+          <w:sz w:val="28"/>
+          <w:szCs w:val="28"/>
+        </w:rPr>
+        <w:t>nghiệp</w:t>
+      </w:r>
+      <w:proofErr w:type="spellEnd"/>
+      <w:r>
+        <w:rPr>
+          <w:spacing w:val="4"/>
+          <w:sz w:val="28"/>
+          <w:szCs w:val="28"/>
+        </w:rPr>
+        <w:t xml:space="preserve"> </w:t>
+      </w:r>
+      <w:proofErr w:type="spellStart"/>
+      <w:r>
+        <w:rPr>
+          <w:spacing w:val="4"/>
+          <w:sz w:val="28"/>
+          <w:szCs w:val="28"/>
+        </w:rPr>
+        <w:t>mà</w:t>
+      </w:r>
+      <w:proofErr w:type="spellEnd"/>
+      <w:r>
+        <w:rPr>
+          <w:spacing w:val="4"/>
+          <w:sz w:val="28"/>
+          <w:szCs w:val="28"/>
+        </w:rPr>
+        <w:t xml:space="preserve"> </w:t>
+      </w:r>
+      <w:proofErr w:type="spellStart"/>
+      <w:r>
+        <w:rPr>
+          <w:spacing w:val="4"/>
+          <w:sz w:val="28"/>
+          <w:szCs w:val="28"/>
+        </w:rPr>
+        <w:t>không</w:t>
+      </w:r>
+      <w:proofErr w:type="spellEnd"/>
+      <w:r>
+        <w:rPr>
+          <w:spacing w:val="4"/>
+          <w:sz w:val="28"/>
+          <w:szCs w:val="28"/>
+        </w:rPr>
+        <w:t xml:space="preserve"> </w:t>
+      </w:r>
+      <w:proofErr w:type="spellStart"/>
+      <w:r>
+        <w:rPr>
+          <w:spacing w:val="4"/>
+          <w:sz w:val="28"/>
+          <w:szCs w:val="28"/>
+        </w:rPr>
+        <w:t>phải</w:t>
+      </w:r>
+      <w:proofErr w:type="spellEnd"/>
+      <w:r>
+        <w:rPr>
+          <w:spacing w:val="4"/>
+          <w:sz w:val="28"/>
+          <w:szCs w:val="28"/>
+        </w:rPr>
+        <w:t xml:space="preserve"> </w:t>
+      </w:r>
+      <w:proofErr w:type="spellStart"/>
+      <w:r>
+        <w:rPr>
+          <w:spacing w:val="4"/>
+          <w:sz w:val="28"/>
+          <w:szCs w:val="28"/>
+        </w:rPr>
+        <w:t>trả</w:t>
+      </w:r>
+      <w:proofErr w:type="spellEnd"/>
+      <w:r>
+        <w:rPr>
+          <w:spacing w:val="4"/>
+          <w:sz w:val="28"/>
+          <w:szCs w:val="28"/>
+        </w:rPr>
+        <w:t xml:space="preserve"> </w:t>
+      </w:r>
+      <w:proofErr w:type="spellStart"/>
+      <w:r>
+        <w:rPr>
+          <w:spacing w:val="4"/>
+          <w:sz w:val="28"/>
+          <w:szCs w:val="28"/>
+        </w:rPr>
+        <w:t>bất</w:t>
+      </w:r>
+      <w:proofErr w:type="spellEnd"/>
+      <w:r>
+        <w:rPr>
+          <w:spacing w:val="4"/>
+          <w:sz w:val="28"/>
+          <w:szCs w:val="28"/>
+        </w:rPr>
+        <w:t xml:space="preserve"> </w:t>
+      </w:r>
+      <w:proofErr w:type="spellStart"/>
+      <w:r>
+        <w:rPr>
+          <w:spacing w:val="4"/>
+          <w:sz w:val="28"/>
+          <w:szCs w:val="28"/>
+        </w:rPr>
+        <w:t>kỳ</w:t>
+      </w:r>
+      <w:proofErr w:type="spellEnd"/>
+      <w:r>
+        <w:rPr>
+          <w:spacing w:val="4"/>
+          <w:sz w:val="28"/>
+          <w:szCs w:val="28"/>
+        </w:rPr>
+        <w:t xml:space="preserve"> chi </w:t>
+      </w:r>
+      <w:proofErr w:type="spellStart"/>
+      <w:r>
+        <w:rPr>
+          <w:spacing w:val="4"/>
+          <w:sz w:val="28"/>
+          <w:szCs w:val="28"/>
+        </w:rPr>
+        <w:t>phí</w:t>
+      </w:r>
+      <w:proofErr w:type="spellEnd"/>
+      <w:r>
+        <w:rPr>
+          <w:spacing w:val="4"/>
+          <w:sz w:val="28"/>
+          <w:szCs w:val="28"/>
+        </w:rPr>
+        <w:t xml:space="preserve"> </w:t>
+      </w:r>
+      <w:proofErr w:type="spellStart"/>
+      <w:r>
+        <w:rPr>
+          <w:spacing w:val="4"/>
+          <w:sz w:val="28"/>
+          <w:szCs w:val="28"/>
+        </w:rPr>
+        <w:t>nào</w:t>
+      </w:r>
+      <w:proofErr w:type="spellEnd"/>
+      <w:r>
+        <w:rPr>
+          <w:spacing w:val="4"/>
+          <w:sz w:val="28"/>
+          <w:szCs w:val="28"/>
+        </w:rPr>
+        <w:t xml:space="preserve">. </w:t>
       </w:r>
     </w:p>
     <w:bookmarkEnd w:id="0"/>
@@ -2947,6 +8471,7 @@
           <w:szCs w:val="28"/>
         </w:rPr>
       </w:pPr>
+      <w:proofErr w:type="spellStart"/>
       <w:r>
         <w:rPr>
           <w:i/>
@@ -2955,6 +8480,7 @@
         </w:rPr>
         <w:t>Ngày</w:t>
       </w:r>
+      <w:proofErr w:type="spellEnd"/>
       <w:r>
         <w:rPr>
           <w:i/>
@@ -2969,6 +8495,40 @@
           <w:sz w:val="28"/>
           <w:szCs w:val="28"/>
         </w:rPr>
+        <w:t xml:space="preserve">18 </w:t>
+      </w:r>
+      <w:r>
+        <w:rPr>
+          <w:i/>
+          <w:sz w:val="28"/>
+          <w:szCs w:val="28"/>
+        </w:rPr>
+        <w:t xml:space="preserve"> </w:t>
+      </w:r>
+      <w:proofErr w:type="spellStart"/>
+      <w:r>
+        <w:rPr>
+          <w:i/>
+          <w:sz w:val="28"/>
+          <w:szCs w:val="28"/>
+        </w:rPr>
+        <w:t>tháng</w:t>
+      </w:r>
+      <w:proofErr w:type="spellEnd"/>
+      <w:r>
+        <w:rPr>
+          <w:i/>
+          <w:sz w:val="28"/>
+          <w:szCs w:val="28"/>
+        </w:rPr>
+        <w:t xml:space="preserve"> </w:t>
+      </w:r>
+      <w:r>
+        <w:rPr>
+          <w:i/>
+          <w:sz w:val="28"/>
+          <w:szCs w:val="28"/>
+        </w:rPr>
         <w:t xml:space="preserve">9 </w:t>
       </w:r>
       <w:r>
@@ -2977,23 +8537,25 @@
           <w:sz w:val="28"/>
           <w:szCs w:val="28"/>
         </w:rPr>
-        <w:t xml:space="preserve">tháng </w:t>
-      </w:r>
+        <w:t xml:space="preserve"> </w:t>
+      </w:r>
+      <w:proofErr w:type="spellStart"/>
       <w:r>
         <w:rPr>
           <w:i/>
           <w:sz w:val="28"/>
           <w:szCs w:val="28"/>
         </w:rPr>
-        <w:t xml:space="preserve">7 </w:t>
-      </w:r>
+        <w:t>năm</w:t>
+      </w:r>
+      <w:proofErr w:type="spellEnd"/>
       <w:r>
         <w:rPr>
           <w:i/>
           <w:sz w:val="28"/>
           <w:szCs w:val="28"/>
         </w:rPr>
-        <w:t xml:space="preserve">năm </w:t>
+        <w:t xml:space="preserve"> </w:t>
       </w:r>
       <w:r>
         <w:rPr>
@@ -3011,6 +8573,17 @@
         </w:rPr>
         <w:t>6</w:t>
       </w:r>
+    </w:p>
+    <w:p>
+      <w:pPr>
+        <w:ind w:left="3600"/>
+        <w:jc w:val="center"/>
+        <w:rPr>
+          <w:i/>
+          <w:sz w:val="28"/>
+          <w:szCs w:val="28"/>
+        </w:rPr>
+      </w:pPr>
     </w:p>
     <w:p>
       <w:pPr>
@@ -3977,7 +9550,6 @@
   <w:style w:type="character" w:default="1" w:styleId="Phngmcinhcuaoanvn">
     <w:name w:val="Default Paragraph Font"/>
     <w:uiPriority w:val="1"/>
-    <w:semiHidden/>
     <w:unhideWhenUsed/>
   </w:style>
   <w:style w:type="table" w:default="1" w:styleId="BangThngthng">
@@ -4070,6 +9642,18 @@
       <w:color w:val="000000"/>
       <w:sz w:val="24"/>
       <w:lang w:val="en-US" w:eastAsia="en-US"/>
+    </w:rPr>
+  </w:style>
+  <w:style w:type="character" w:styleId="cpChagiiquyt">
+    <w:name w:val="Unresolved Mention"/>
+    <w:basedOn w:val="Phngmcinhcuaoanvn"/>
+    <w:uiPriority w:val="99"/>
+    <w:semiHidden/>
+    <w:unhideWhenUsed/>
+    <w:rsid w:val="00713E51"/>
+    <w:rPr>
+      <w:color w:val="605E5C"/>
+      <w:shd w:val="clear" w:color="auto" w:fill="E1DFDD"/>
     </w:rPr>
   </w:style>
 </w:styles>
